--- a/20.05. Кучумова.docx
+++ b/20.05. Кучумова.docx
@@ -2537,6 +2537,8 @@
       <w:r>
         <w:br w:type="page"/>
       </w:r>
+      <w:bookmarkStart w:id="6" w:name="_GoBack"/>
+      <w:bookmarkEnd w:id="6"/>
     </w:p>
     <w:p>
       <w:pPr>
@@ -2603,9 +2605,9 @@
                                 <w:color w:val="000000" w:themeColor="text1"/>
                               </w:rPr>
                             </w:pPr>
-                            <w:bookmarkStart w:id="6" w:name="_Toc230164295"/>
-                            <w:bookmarkStart w:id="7" w:name="_Toc230164415"/>
-                            <w:bookmarkStart w:id="8" w:name="_Toc230164422"/>
+                            <w:bookmarkStart w:id="7" w:name="_Toc230164295"/>
+                            <w:bookmarkStart w:id="8" w:name="_Toc230164415"/>
+                            <w:bookmarkStart w:id="9" w:name="_Toc230164422"/>
                             <w:r>
                               <w:rPr>
                                 <w:rFonts w:ascii="Times New Roman" w:hAnsi="Times New Roman" w:cs="Times New Roman"/>
@@ -2614,9 +2616,9 @@
                               </w:rPr>
                               <w:t>Ход работы</w:t>
                             </w:r>
-                            <w:bookmarkEnd w:id="6"/>
                             <w:bookmarkEnd w:id="7"/>
                             <w:bookmarkEnd w:id="8"/>
+                            <w:bookmarkEnd w:id="9"/>
                           </w:p>
                         </w:txbxContent>
                       </wps:txbx>
@@ -2652,9 +2654,9 @@
                           <w:color w:val="000000" w:themeColor="text1"/>
                         </w:rPr>
                       </w:pPr>
-                      <w:bookmarkStart w:id="9" w:name="_Toc230164295"/>
-                      <w:bookmarkStart w:id="10" w:name="_Toc230164415"/>
-                      <w:bookmarkStart w:id="11" w:name="_Toc230164422"/>
+                      <w:bookmarkStart w:id="10" w:name="_Toc230164295"/>
+                      <w:bookmarkStart w:id="11" w:name="_Toc230164415"/>
+                      <w:bookmarkStart w:id="12" w:name="_Toc230164422"/>
                       <w:r>
                         <w:rPr>
                           <w:rFonts w:ascii="Times New Roman" w:hAnsi="Times New Roman" w:cs="Times New Roman"/>
@@ -2663,9 +2665,9 @@
                         </w:rPr>
                         <w:t>Ход работы</w:t>
                       </w:r>
-                      <w:bookmarkEnd w:id="9"/>
                       <w:bookmarkEnd w:id="10"/>
                       <w:bookmarkEnd w:id="11"/>
+                      <w:bookmarkEnd w:id="12"/>
                     </w:p>
                   </w:txbxContent>
                 </v:textbox>
@@ -2686,7 +2688,7 @@
           <w:color w:val="000000" w:themeColor="text1"/>
         </w:rPr>
       </w:pPr>
-      <w:bookmarkStart w:id="12" w:name="_Toc230164423"/>
+      <w:bookmarkStart w:id="13" w:name="_Toc230164423"/>
       <w:r>
         <w:rPr>
           <w:rFonts w:ascii="Times New Roman" w:hAnsi="Times New Roman" w:cs="Times New Roman"/>
@@ -2695,7 +2697,7 @@
         </w:rPr>
         <w:t>Комбинированный тип данных</w:t>
       </w:r>
-      <w:bookmarkEnd w:id="12"/>
+      <w:bookmarkEnd w:id="13"/>
     </w:p>
     <w:p>
       <w:pPr>
@@ -4535,7 +4537,7 @@
           <w:color w:val="000000" w:themeColor="text1"/>
         </w:rPr>
       </w:pPr>
-      <w:bookmarkStart w:id="13" w:name="_Toc230164424"/>
+      <w:bookmarkStart w:id="14" w:name="_Toc230164424"/>
       <w:r>
         <w:rPr>
           <w:rFonts w:ascii="Times New Roman" w:hAnsi="Times New Roman" w:cs="Times New Roman"/>
@@ -4544,7 +4546,7 @@
         </w:rPr>
         <w:t>Файлы последовательного доступа</w:t>
       </w:r>
-      <w:bookmarkEnd w:id="13"/>
+      <w:bookmarkEnd w:id="14"/>
     </w:p>
     <w:p/>
     <w:p>
@@ -5562,1339 +5564,1339 @@
           <w:color w:val="000000" w:themeColor="text1"/>
         </w:rPr>
       </w:pPr>
-      <w:bookmarkStart w:id="14" w:name="_Toc230164425"/>
+      <w:bookmarkStart w:id="15" w:name="_Toc230164425"/>
       <w:r>
         <w:rPr>
           <w:rFonts w:ascii="Times New Roman" w:hAnsi="Times New Roman" w:cs="Times New Roman"/>
           <w:b/>
           <w:color w:val="000000" w:themeColor="text1"/>
         </w:rPr>
+        <w:t>Файлы прямого доступа</w:t>
+      </w:r>
+      <w:bookmarkEnd w:id="15"/>
+    </w:p>
+    <w:p/>
+    <w:p>
+      <w:pPr>
+        <w:rPr>
+          <w:rFonts w:ascii="Times New Roman" w:hAnsi="Times New Roman" w:cs="Times New Roman"/>
+          <w:sz w:val="28"/>
+          <w:szCs w:val="28"/>
+        </w:rPr>
+      </w:pPr>
+      <w:r>
+        <w:rPr>
+          <w:rFonts w:ascii="Times New Roman" w:hAnsi="Times New Roman" w:cs="Times New Roman"/>
+          <w:sz w:val="28"/>
+          <w:szCs w:val="28"/>
+        </w:rPr>
+        <w:t xml:space="preserve">Прямой доступ в </w:t>
+      </w:r>
+      <w:proofErr w:type="spellStart"/>
+      <w:r>
+        <w:rPr>
+          <w:rFonts w:ascii="Times New Roman" w:hAnsi="Times New Roman" w:cs="Times New Roman"/>
+          <w:sz w:val="28"/>
+          <w:szCs w:val="28"/>
+        </w:rPr>
+        <w:t>Python</w:t>
+      </w:r>
+      <w:proofErr w:type="spellEnd"/>
+      <w:r>
+        <w:rPr>
+          <w:rFonts w:ascii="Times New Roman" w:hAnsi="Times New Roman" w:cs="Times New Roman"/>
+          <w:sz w:val="28"/>
+          <w:szCs w:val="28"/>
+        </w:rPr>
+        <w:t xml:space="preserve"> реализуется через:</w:t>
+      </w:r>
+    </w:p>
+    <w:p>
+      <w:pPr>
+        <w:rPr>
+          <w:rFonts w:ascii="Times New Roman" w:hAnsi="Times New Roman" w:cs="Times New Roman"/>
+          <w:sz w:val="28"/>
+          <w:szCs w:val="28"/>
+        </w:rPr>
+      </w:pPr>
+    </w:p>
+    <w:p>
+      <w:pPr>
+        <w:rPr>
+          <w:rFonts w:ascii="Times New Roman" w:hAnsi="Times New Roman" w:cs="Times New Roman"/>
+          <w:b/>
+          <w:sz w:val="28"/>
+          <w:szCs w:val="28"/>
+        </w:rPr>
+      </w:pPr>
+      <w:r>
+        <w:rPr>
+          <w:rFonts w:ascii="Times New Roman" w:hAnsi="Times New Roman" w:cs="Times New Roman"/>
+          <w:b/>
+          <w:sz w:val="28"/>
+          <w:szCs w:val="28"/>
+        </w:rPr>
+        <w:t xml:space="preserve">Бинарные файлы с </w:t>
+      </w:r>
+      <w:proofErr w:type="spellStart"/>
+      <w:proofErr w:type="gramStart"/>
+      <w:r>
+        <w:rPr>
+          <w:rFonts w:ascii="Times New Roman" w:hAnsi="Times New Roman" w:cs="Times New Roman"/>
+          <w:b/>
+          <w:sz w:val="28"/>
+          <w:szCs w:val="28"/>
+        </w:rPr>
+        <w:t>seek</w:t>
+      </w:r>
+      <w:proofErr w:type="spellEnd"/>
+      <w:r>
+        <w:rPr>
+          <w:rFonts w:ascii="Times New Roman" w:hAnsi="Times New Roman" w:cs="Times New Roman"/>
+          <w:b/>
+          <w:sz w:val="28"/>
+          <w:szCs w:val="28"/>
+        </w:rPr>
+        <w:t>(</w:t>
+      </w:r>
+      <w:proofErr w:type="gramEnd"/>
+      <w:r>
+        <w:rPr>
+          <w:rFonts w:ascii="Times New Roman" w:hAnsi="Times New Roman" w:cs="Times New Roman"/>
+          <w:b/>
+          <w:sz w:val="28"/>
+          <w:szCs w:val="28"/>
+        </w:rPr>
+        <w:t xml:space="preserve">) и </w:t>
+      </w:r>
+      <w:proofErr w:type="spellStart"/>
+      <w:r>
+        <w:rPr>
+          <w:rFonts w:ascii="Times New Roman" w:hAnsi="Times New Roman" w:cs="Times New Roman"/>
+          <w:b/>
+          <w:sz w:val="28"/>
+          <w:szCs w:val="28"/>
+        </w:rPr>
+        <w:t>tell</w:t>
+      </w:r>
+      <w:proofErr w:type="spellEnd"/>
+      <w:r>
+        <w:rPr>
+          <w:rFonts w:ascii="Times New Roman" w:hAnsi="Times New Roman" w:cs="Times New Roman"/>
+          <w:b/>
+          <w:sz w:val="28"/>
+          <w:szCs w:val="28"/>
+        </w:rPr>
+        <w:t>():</w:t>
+      </w:r>
+    </w:p>
+    <w:p>
+      <w:pPr>
+        <w:rPr>
+          <w:rFonts w:ascii="Times New Roman" w:hAnsi="Times New Roman" w:cs="Times New Roman"/>
+          <w:i/>
+          <w:sz w:val="28"/>
+          <w:szCs w:val="28"/>
+          <w:lang w:val="en-US"/>
+        </w:rPr>
+      </w:pPr>
+      <w:r>
+        <w:rPr>
+          <w:rFonts w:ascii="Times New Roman" w:hAnsi="Times New Roman" w:cs="Times New Roman"/>
+          <w:i/>
+          <w:sz w:val="28"/>
+          <w:szCs w:val="28"/>
+          <w:lang w:val="en-US"/>
+        </w:rPr>
+        <w:t xml:space="preserve">import </w:t>
+      </w:r>
+      <w:proofErr w:type="spellStart"/>
+      <w:r>
+        <w:rPr>
+          <w:rFonts w:ascii="Times New Roman" w:hAnsi="Times New Roman" w:cs="Times New Roman"/>
+          <w:i/>
+          <w:sz w:val="28"/>
+          <w:szCs w:val="28"/>
+          <w:lang w:val="en-US"/>
+        </w:rPr>
+        <w:t>struct</w:t>
+      </w:r>
+      <w:proofErr w:type="spellEnd"/>
+    </w:p>
+    <w:p>
+      <w:pPr>
+        <w:rPr>
+          <w:rFonts w:ascii="Times New Roman" w:hAnsi="Times New Roman" w:cs="Times New Roman"/>
+          <w:i/>
+          <w:sz w:val="28"/>
+          <w:szCs w:val="28"/>
+          <w:lang w:val="en-US"/>
+        </w:rPr>
+      </w:pPr>
+    </w:p>
+    <w:p>
+      <w:pPr>
+        <w:rPr>
+          <w:rFonts w:ascii="Times New Roman" w:hAnsi="Times New Roman" w:cs="Times New Roman"/>
+          <w:i/>
+          <w:sz w:val="28"/>
+          <w:szCs w:val="28"/>
+          <w:lang w:val="en-US"/>
+        </w:rPr>
+      </w:pPr>
+      <w:r>
+        <w:rPr>
+          <w:rFonts w:ascii="Times New Roman" w:hAnsi="Times New Roman" w:cs="Times New Roman"/>
+          <w:i/>
+          <w:sz w:val="28"/>
+          <w:szCs w:val="28"/>
+          <w:lang w:val="en-US"/>
+        </w:rPr>
+        <w:t xml:space="preserve">with </w:t>
+      </w:r>
+      <w:proofErr w:type="gramStart"/>
+      <w:r>
+        <w:rPr>
+          <w:rFonts w:ascii="Times New Roman" w:hAnsi="Times New Roman" w:cs="Times New Roman"/>
+          <w:i/>
+          <w:sz w:val="28"/>
+          <w:szCs w:val="28"/>
+          <w:lang w:val="en-US"/>
+        </w:rPr>
+        <w:t>open(</w:t>
+      </w:r>
+      <w:proofErr w:type="gramEnd"/>
+      <w:r>
+        <w:rPr>
+          <w:rFonts w:ascii="Times New Roman" w:hAnsi="Times New Roman" w:cs="Times New Roman"/>
+          <w:i/>
+          <w:sz w:val="28"/>
+          <w:szCs w:val="28"/>
+          <w:lang w:val="en-US"/>
+        </w:rPr>
+        <w:t>'records.dat', '</w:t>
+      </w:r>
+      <w:proofErr w:type="spellStart"/>
+      <w:r>
+        <w:rPr>
+          <w:rFonts w:ascii="Times New Roman" w:hAnsi="Times New Roman" w:cs="Times New Roman"/>
+          <w:i/>
+          <w:sz w:val="28"/>
+          <w:szCs w:val="28"/>
+          <w:lang w:val="en-US"/>
+        </w:rPr>
+        <w:t>wb</w:t>
+      </w:r>
+      <w:proofErr w:type="spellEnd"/>
+      <w:r>
+        <w:rPr>
+          <w:rFonts w:ascii="Times New Roman" w:hAnsi="Times New Roman" w:cs="Times New Roman"/>
+          <w:i/>
+          <w:sz w:val="28"/>
+          <w:szCs w:val="28"/>
+          <w:lang w:val="en-US"/>
+        </w:rPr>
+        <w:t>') as f:</w:t>
+      </w:r>
+    </w:p>
+    <w:p>
+      <w:pPr>
+        <w:rPr>
+          <w:rFonts w:ascii="Times New Roman" w:hAnsi="Times New Roman" w:cs="Times New Roman"/>
+          <w:i/>
+          <w:sz w:val="28"/>
+          <w:szCs w:val="28"/>
+          <w:lang w:val="en-US"/>
+        </w:rPr>
+      </w:pPr>
+      <w:r>
+        <w:rPr>
+          <w:rFonts w:ascii="Times New Roman" w:hAnsi="Times New Roman" w:cs="Times New Roman"/>
+          <w:i/>
+          <w:sz w:val="28"/>
+          <w:szCs w:val="28"/>
+          <w:lang w:val="en-US"/>
+        </w:rPr>
+        <w:t xml:space="preserve">    record1 = </w:t>
+      </w:r>
+      <w:proofErr w:type="spellStart"/>
+      <w:proofErr w:type="gramStart"/>
+      <w:r>
+        <w:rPr>
+          <w:rFonts w:ascii="Times New Roman" w:hAnsi="Times New Roman" w:cs="Times New Roman"/>
+          <w:i/>
+          <w:sz w:val="28"/>
+          <w:szCs w:val="28"/>
+          <w:lang w:val="en-US"/>
+        </w:rPr>
+        <w:t>struct.pack</w:t>
+      </w:r>
+      <w:proofErr w:type="spellEnd"/>
+      <w:proofErr w:type="gramEnd"/>
+      <w:r>
+        <w:rPr>
+          <w:rFonts w:ascii="Times New Roman" w:hAnsi="Times New Roman" w:cs="Times New Roman"/>
+          <w:i/>
+          <w:sz w:val="28"/>
+          <w:szCs w:val="28"/>
+          <w:lang w:val="en-US"/>
+        </w:rPr>
+        <w:t>('20siif', b'</w:t>
+      </w:r>
+      <w:r>
+        <w:rPr>
+          <w:rFonts w:ascii="Times New Roman" w:hAnsi="Times New Roman" w:cs="Times New Roman"/>
+          <w:i/>
+          <w:sz w:val="28"/>
+          <w:szCs w:val="28"/>
+        </w:rPr>
+        <w:t>Иванов</w:t>
+      </w:r>
+      <w:r>
+        <w:rPr>
+          <w:rFonts w:ascii="Times New Roman" w:hAnsi="Times New Roman" w:cs="Times New Roman"/>
+          <w:i/>
+          <w:sz w:val="28"/>
+          <w:szCs w:val="28"/>
+          <w:lang w:val="en-US"/>
+        </w:rPr>
+        <w:t>', 20, 175, 70.5)</w:t>
+      </w:r>
+    </w:p>
+    <w:p>
+      <w:pPr>
+        <w:rPr>
+          <w:rFonts w:ascii="Times New Roman" w:hAnsi="Times New Roman" w:cs="Times New Roman"/>
+          <w:i/>
+          <w:sz w:val="28"/>
+          <w:szCs w:val="28"/>
+          <w:lang w:val="en-US"/>
+        </w:rPr>
+      </w:pPr>
+      <w:r>
+        <w:rPr>
+          <w:rFonts w:ascii="Times New Roman" w:hAnsi="Times New Roman" w:cs="Times New Roman"/>
+          <w:i/>
+          <w:sz w:val="28"/>
+          <w:szCs w:val="28"/>
+          <w:lang w:val="en-US"/>
+        </w:rPr>
+        <w:t xml:space="preserve">    record2 = </w:t>
+      </w:r>
+      <w:proofErr w:type="spellStart"/>
+      <w:proofErr w:type="gramStart"/>
+      <w:r>
+        <w:rPr>
+          <w:rFonts w:ascii="Times New Roman" w:hAnsi="Times New Roman" w:cs="Times New Roman"/>
+          <w:i/>
+          <w:sz w:val="28"/>
+          <w:szCs w:val="28"/>
+          <w:lang w:val="en-US"/>
+        </w:rPr>
+        <w:t>struct.pack</w:t>
+      </w:r>
+      <w:proofErr w:type="spellEnd"/>
+      <w:proofErr w:type="gramEnd"/>
+      <w:r>
+        <w:rPr>
+          <w:rFonts w:ascii="Times New Roman" w:hAnsi="Times New Roman" w:cs="Times New Roman"/>
+          <w:i/>
+          <w:sz w:val="28"/>
+          <w:szCs w:val="28"/>
+          <w:lang w:val="en-US"/>
+        </w:rPr>
+        <w:t>('20siif', b'</w:t>
+      </w:r>
+      <w:r>
+        <w:rPr>
+          <w:rFonts w:ascii="Times New Roman" w:hAnsi="Times New Roman" w:cs="Times New Roman"/>
+          <w:i/>
+          <w:sz w:val="28"/>
+          <w:szCs w:val="28"/>
+        </w:rPr>
+        <w:t>Петров</w:t>
+      </w:r>
+      <w:r>
+        <w:rPr>
+          <w:rFonts w:ascii="Times New Roman" w:hAnsi="Times New Roman" w:cs="Times New Roman"/>
+          <w:i/>
+          <w:sz w:val="28"/>
+          <w:szCs w:val="28"/>
+          <w:lang w:val="en-US"/>
+        </w:rPr>
+        <w:t>', 19, 180, 75.0)</w:t>
+      </w:r>
+    </w:p>
+    <w:p>
+      <w:pPr>
+        <w:rPr>
+          <w:rFonts w:ascii="Times New Roman" w:hAnsi="Times New Roman" w:cs="Times New Roman"/>
+          <w:i/>
+          <w:sz w:val="28"/>
+          <w:szCs w:val="28"/>
+        </w:rPr>
+      </w:pPr>
+      <w:r>
+        <w:rPr>
+          <w:rFonts w:ascii="Times New Roman" w:hAnsi="Times New Roman" w:cs="Times New Roman"/>
+          <w:i/>
+          <w:sz w:val="28"/>
+          <w:szCs w:val="28"/>
+          <w:lang w:val="en-US"/>
+        </w:rPr>
+        <w:t xml:space="preserve">    </w:t>
+      </w:r>
+      <w:proofErr w:type="spellStart"/>
+      <w:proofErr w:type="gramStart"/>
+      <w:r>
+        <w:rPr>
+          <w:rFonts w:ascii="Times New Roman" w:hAnsi="Times New Roman" w:cs="Times New Roman"/>
+          <w:i/>
+          <w:sz w:val="28"/>
+          <w:szCs w:val="28"/>
+        </w:rPr>
+        <w:t>f.write</w:t>
+      </w:r>
+      <w:proofErr w:type="spellEnd"/>
+      <w:proofErr w:type="gramEnd"/>
+      <w:r>
+        <w:rPr>
+          <w:rFonts w:ascii="Times New Roman" w:hAnsi="Times New Roman" w:cs="Times New Roman"/>
+          <w:i/>
+          <w:sz w:val="28"/>
+          <w:szCs w:val="28"/>
+        </w:rPr>
+        <w:t>(record1)</w:t>
+      </w:r>
+    </w:p>
+    <w:p>
+      <w:pPr>
+        <w:rPr>
+          <w:rFonts w:ascii="Times New Roman" w:hAnsi="Times New Roman" w:cs="Times New Roman"/>
+          <w:i/>
+          <w:sz w:val="28"/>
+          <w:szCs w:val="28"/>
+        </w:rPr>
+      </w:pPr>
+      <w:r>
+        <w:rPr>
+          <w:rFonts w:ascii="Times New Roman" w:hAnsi="Times New Roman" w:cs="Times New Roman"/>
+          <w:i/>
+          <w:sz w:val="28"/>
+          <w:szCs w:val="28"/>
+        </w:rPr>
+        <w:t xml:space="preserve">    </w:t>
+      </w:r>
+      <w:proofErr w:type="spellStart"/>
+      <w:proofErr w:type="gramStart"/>
+      <w:r>
+        <w:rPr>
+          <w:rFonts w:ascii="Times New Roman" w:hAnsi="Times New Roman" w:cs="Times New Roman"/>
+          <w:i/>
+          <w:sz w:val="28"/>
+          <w:szCs w:val="28"/>
+        </w:rPr>
+        <w:t>f.write</w:t>
+      </w:r>
+      <w:proofErr w:type="spellEnd"/>
+      <w:proofErr w:type="gramEnd"/>
+      <w:r>
+        <w:rPr>
+          <w:rFonts w:ascii="Times New Roman" w:hAnsi="Times New Roman" w:cs="Times New Roman"/>
+          <w:i/>
+          <w:sz w:val="28"/>
+          <w:szCs w:val="28"/>
+        </w:rPr>
+        <w:t>(record2)</w:t>
+      </w:r>
+    </w:p>
+    <w:p>
+      <w:pPr>
+        <w:rPr>
+          <w:rFonts w:ascii="Times New Roman" w:hAnsi="Times New Roman" w:cs="Times New Roman"/>
+          <w:i/>
+          <w:sz w:val="28"/>
+          <w:szCs w:val="28"/>
+        </w:rPr>
+      </w:pPr>
+    </w:p>
+    <w:p>
+      <w:pPr>
+        <w:rPr>
+          <w:rFonts w:ascii="Times New Roman" w:hAnsi="Times New Roman" w:cs="Times New Roman"/>
+          <w:i/>
+          <w:sz w:val="28"/>
+          <w:szCs w:val="28"/>
+        </w:rPr>
+      </w:pPr>
+      <w:r>
+        <w:rPr>
+          <w:rFonts w:ascii="Times New Roman" w:hAnsi="Times New Roman" w:cs="Times New Roman"/>
+          <w:i/>
+          <w:sz w:val="28"/>
+          <w:szCs w:val="28"/>
+        </w:rPr>
+        <w:t># Прямой доступ к записи №2</w:t>
+      </w:r>
+    </w:p>
+    <w:p>
+      <w:pPr>
+        <w:rPr>
+          <w:rFonts w:ascii="Times New Roman" w:hAnsi="Times New Roman" w:cs="Times New Roman"/>
+          <w:i/>
+          <w:sz w:val="28"/>
+          <w:szCs w:val="28"/>
+          <w:lang w:val="en-US"/>
+        </w:rPr>
+      </w:pPr>
+      <w:r>
+        <w:rPr>
+          <w:rFonts w:ascii="Times New Roman" w:hAnsi="Times New Roman" w:cs="Times New Roman"/>
+          <w:i/>
+          <w:sz w:val="28"/>
+          <w:szCs w:val="28"/>
+          <w:lang w:val="en-US"/>
+        </w:rPr>
+        <w:t xml:space="preserve">with </w:t>
+      </w:r>
+      <w:proofErr w:type="gramStart"/>
+      <w:r>
+        <w:rPr>
+          <w:rFonts w:ascii="Times New Roman" w:hAnsi="Times New Roman" w:cs="Times New Roman"/>
+          <w:i/>
+          <w:sz w:val="28"/>
+          <w:szCs w:val="28"/>
+          <w:lang w:val="en-US"/>
+        </w:rPr>
+        <w:t>open(</w:t>
+      </w:r>
+      <w:proofErr w:type="gramEnd"/>
+      <w:r>
+        <w:rPr>
+          <w:rFonts w:ascii="Times New Roman" w:hAnsi="Times New Roman" w:cs="Times New Roman"/>
+          <w:i/>
+          <w:sz w:val="28"/>
+          <w:szCs w:val="28"/>
+          <w:lang w:val="en-US"/>
+        </w:rPr>
+        <w:t>'records.dat', '</w:t>
+      </w:r>
+      <w:proofErr w:type="spellStart"/>
+      <w:r>
+        <w:rPr>
+          <w:rFonts w:ascii="Times New Roman" w:hAnsi="Times New Roman" w:cs="Times New Roman"/>
+          <w:i/>
+          <w:sz w:val="28"/>
+          <w:szCs w:val="28"/>
+          <w:lang w:val="en-US"/>
+        </w:rPr>
+        <w:t>rb</w:t>
+      </w:r>
+      <w:proofErr w:type="spellEnd"/>
+      <w:r>
+        <w:rPr>
+          <w:rFonts w:ascii="Times New Roman" w:hAnsi="Times New Roman" w:cs="Times New Roman"/>
+          <w:i/>
+          <w:sz w:val="28"/>
+          <w:szCs w:val="28"/>
+          <w:lang w:val="en-US"/>
+        </w:rPr>
+        <w:t>') as f:</w:t>
+      </w:r>
+    </w:p>
+    <w:p>
+      <w:pPr>
+        <w:rPr>
+          <w:rFonts w:ascii="Times New Roman" w:hAnsi="Times New Roman" w:cs="Times New Roman"/>
+          <w:i/>
+          <w:sz w:val="28"/>
+          <w:szCs w:val="28"/>
+          <w:lang w:val="en-US"/>
+        </w:rPr>
+      </w:pPr>
+      <w:r>
+        <w:rPr>
+          <w:rFonts w:ascii="Times New Roman" w:hAnsi="Times New Roman" w:cs="Times New Roman"/>
+          <w:i/>
+          <w:sz w:val="28"/>
+          <w:szCs w:val="28"/>
+          <w:lang w:val="en-US"/>
+        </w:rPr>
+        <w:t xml:space="preserve">    </w:t>
+      </w:r>
+      <w:proofErr w:type="spellStart"/>
+      <w:r>
+        <w:rPr>
+          <w:rFonts w:ascii="Times New Roman" w:hAnsi="Times New Roman" w:cs="Times New Roman"/>
+          <w:i/>
+          <w:sz w:val="28"/>
+          <w:szCs w:val="28"/>
+          <w:lang w:val="en-US"/>
+        </w:rPr>
+        <w:t>record_size</w:t>
+      </w:r>
+      <w:proofErr w:type="spellEnd"/>
+      <w:r>
+        <w:rPr>
+          <w:rFonts w:ascii="Times New Roman" w:hAnsi="Times New Roman" w:cs="Times New Roman"/>
+          <w:i/>
+          <w:sz w:val="28"/>
+          <w:szCs w:val="28"/>
+          <w:lang w:val="en-US"/>
+        </w:rPr>
+        <w:t xml:space="preserve"> = 20 + 4 + 4 + 4   # </w:t>
+      </w:r>
+      <w:r>
+        <w:rPr>
+          <w:rFonts w:ascii="Times New Roman" w:hAnsi="Times New Roman" w:cs="Times New Roman"/>
+          <w:i/>
+          <w:sz w:val="28"/>
+          <w:szCs w:val="28"/>
+        </w:rPr>
+        <w:t>байты</w:t>
+      </w:r>
+      <w:r>
+        <w:rPr>
+          <w:rFonts w:ascii="Times New Roman" w:hAnsi="Times New Roman" w:cs="Times New Roman"/>
+          <w:i/>
+          <w:sz w:val="28"/>
+          <w:szCs w:val="28"/>
+          <w:lang w:val="en-US"/>
+        </w:rPr>
+        <w:t xml:space="preserve">: </w:t>
+      </w:r>
+      <w:r>
+        <w:rPr>
+          <w:rFonts w:ascii="Times New Roman" w:hAnsi="Times New Roman" w:cs="Times New Roman"/>
+          <w:i/>
+          <w:sz w:val="28"/>
+          <w:szCs w:val="28"/>
+        </w:rPr>
+        <w:t>строка</w:t>
+      </w:r>
+      <w:r>
+        <w:rPr>
+          <w:rFonts w:ascii="Times New Roman" w:hAnsi="Times New Roman" w:cs="Times New Roman"/>
+          <w:i/>
+          <w:sz w:val="28"/>
+          <w:szCs w:val="28"/>
+          <w:lang w:val="en-US"/>
+        </w:rPr>
+        <w:t xml:space="preserve"> + </w:t>
+      </w:r>
+      <w:proofErr w:type="spellStart"/>
+      <w:r>
+        <w:rPr>
+          <w:rFonts w:ascii="Times New Roman" w:hAnsi="Times New Roman" w:cs="Times New Roman"/>
+          <w:i/>
+          <w:sz w:val="28"/>
+          <w:szCs w:val="28"/>
+          <w:lang w:val="en-US"/>
+        </w:rPr>
+        <w:t>int</w:t>
+      </w:r>
+      <w:proofErr w:type="spellEnd"/>
+      <w:r>
+        <w:rPr>
+          <w:rFonts w:ascii="Times New Roman" w:hAnsi="Times New Roman" w:cs="Times New Roman"/>
+          <w:i/>
+          <w:sz w:val="28"/>
+          <w:szCs w:val="28"/>
+          <w:lang w:val="en-US"/>
+        </w:rPr>
+        <w:t xml:space="preserve"> + </w:t>
+      </w:r>
+      <w:proofErr w:type="spellStart"/>
+      <w:r>
+        <w:rPr>
+          <w:rFonts w:ascii="Times New Roman" w:hAnsi="Times New Roman" w:cs="Times New Roman"/>
+          <w:i/>
+          <w:sz w:val="28"/>
+          <w:szCs w:val="28"/>
+          <w:lang w:val="en-US"/>
+        </w:rPr>
+        <w:t>int</w:t>
+      </w:r>
+      <w:proofErr w:type="spellEnd"/>
+      <w:r>
+        <w:rPr>
+          <w:rFonts w:ascii="Times New Roman" w:hAnsi="Times New Roman" w:cs="Times New Roman"/>
+          <w:i/>
+          <w:sz w:val="28"/>
+          <w:szCs w:val="28"/>
+          <w:lang w:val="en-US"/>
+        </w:rPr>
+        <w:t xml:space="preserve"> + float</w:t>
+      </w:r>
+    </w:p>
+    <w:p>
+      <w:pPr>
+        <w:rPr>
+          <w:rFonts w:ascii="Times New Roman" w:hAnsi="Times New Roman" w:cs="Times New Roman"/>
+          <w:i/>
+          <w:sz w:val="28"/>
+          <w:szCs w:val="28"/>
+        </w:rPr>
+      </w:pPr>
+      <w:r>
+        <w:rPr>
+          <w:rFonts w:ascii="Times New Roman" w:hAnsi="Times New Roman" w:cs="Times New Roman"/>
+          <w:i/>
+          <w:sz w:val="28"/>
+          <w:szCs w:val="28"/>
+          <w:lang w:val="en-US"/>
+        </w:rPr>
+        <w:t xml:space="preserve">    </w:t>
+      </w:r>
+      <w:proofErr w:type="spellStart"/>
+      <w:proofErr w:type="gramStart"/>
+      <w:r>
+        <w:rPr>
+          <w:rFonts w:ascii="Times New Roman" w:hAnsi="Times New Roman" w:cs="Times New Roman"/>
+          <w:i/>
+          <w:sz w:val="28"/>
+          <w:szCs w:val="28"/>
+        </w:rPr>
+        <w:t>f.seek</w:t>
+      </w:r>
+      <w:proofErr w:type="spellEnd"/>
+      <w:proofErr w:type="gramEnd"/>
+      <w:r>
+        <w:rPr>
+          <w:rFonts w:ascii="Times New Roman" w:hAnsi="Times New Roman" w:cs="Times New Roman"/>
+          <w:i/>
+          <w:sz w:val="28"/>
+          <w:szCs w:val="28"/>
+        </w:rPr>
+        <w:t xml:space="preserve">(1 * </w:t>
+      </w:r>
+      <w:proofErr w:type="spellStart"/>
+      <w:r>
+        <w:rPr>
+          <w:rFonts w:ascii="Times New Roman" w:hAnsi="Times New Roman" w:cs="Times New Roman"/>
+          <w:i/>
+          <w:sz w:val="28"/>
+          <w:szCs w:val="28"/>
+        </w:rPr>
+        <w:t>record_size</w:t>
+      </w:r>
+      <w:proofErr w:type="spellEnd"/>
+      <w:r>
+        <w:rPr>
+          <w:rFonts w:ascii="Times New Roman" w:hAnsi="Times New Roman" w:cs="Times New Roman"/>
+          <w:i/>
+          <w:sz w:val="28"/>
+          <w:szCs w:val="28"/>
+        </w:rPr>
+        <w:t>)        # переход ко второй записи</w:t>
+      </w:r>
+    </w:p>
+    <w:p>
+      <w:pPr>
+        <w:rPr>
+          <w:rFonts w:ascii="Times New Roman" w:hAnsi="Times New Roman" w:cs="Times New Roman"/>
+          <w:i/>
+          <w:sz w:val="28"/>
+          <w:szCs w:val="28"/>
+          <w:lang w:val="en-US"/>
+        </w:rPr>
+      </w:pPr>
+      <w:r>
+        <w:rPr>
+          <w:rFonts w:ascii="Times New Roman" w:hAnsi="Times New Roman" w:cs="Times New Roman"/>
+          <w:i/>
+          <w:sz w:val="28"/>
+          <w:szCs w:val="28"/>
+        </w:rPr>
+        <w:t xml:space="preserve">    </w:t>
+      </w:r>
+      <w:r>
+        <w:rPr>
+          <w:rFonts w:ascii="Times New Roman" w:hAnsi="Times New Roman" w:cs="Times New Roman"/>
+          <w:i/>
+          <w:sz w:val="28"/>
+          <w:szCs w:val="28"/>
+          <w:lang w:val="en-US"/>
+        </w:rPr>
+        <w:t xml:space="preserve">data = </w:t>
+      </w:r>
+      <w:proofErr w:type="spellStart"/>
+      <w:proofErr w:type="gramStart"/>
+      <w:r>
+        <w:rPr>
+          <w:rFonts w:ascii="Times New Roman" w:hAnsi="Times New Roman" w:cs="Times New Roman"/>
+          <w:i/>
+          <w:sz w:val="28"/>
+          <w:szCs w:val="28"/>
+          <w:lang w:val="en-US"/>
+        </w:rPr>
+        <w:t>f.read</w:t>
+      </w:r>
+      <w:proofErr w:type="spellEnd"/>
+      <w:proofErr w:type="gramEnd"/>
+      <w:r>
+        <w:rPr>
+          <w:rFonts w:ascii="Times New Roman" w:hAnsi="Times New Roman" w:cs="Times New Roman"/>
+          <w:i/>
+          <w:sz w:val="28"/>
+          <w:szCs w:val="28"/>
+          <w:lang w:val="en-US"/>
+        </w:rPr>
+        <w:t>(</w:t>
+      </w:r>
+      <w:proofErr w:type="spellStart"/>
+      <w:r>
+        <w:rPr>
+          <w:rFonts w:ascii="Times New Roman" w:hAnsi="Times New Roman" w:cs="Times New Roman"/>
+          <w:i/>
+          <w:sz w:val="28"/>
+          <w:szCs w:val="28"/>
+          <w:lang w:val="en-US"/>
+        </w:rPr>
+        <w:t>record_size</w:t>
+      </w:r>
+      <w:proofErr w:type="spellEnd"/>
+      <w:r>
+        <w:rPr>
+          <w:rFonts w:ascii="Times New Roman" w:hAnsi="Times New Roman" w:cs="Times New Roman"/>
+          <w:i/>
+          <w:sz w:val="28"/>
+          <w:szCs w:val="28"/>
+          <w:lang w:val="en-US"/>
+        </w:rPr>
+        <w:t>)</w:t>
+      </w:r>
+    </w:p>
+    <w:p>
+      <w:pPr>
+        <w:rPr>
+          <w:rFonts w:ascii="Times New Roman" w:hAnsi="Times New Roman" w:cs="Times New Roman"/>
+          <w:i/>
+          <w:sz w:val="28"/>
+          <w:szCs w:val="28"/>
+          <w:lang w:val="en-US"/>
+        </w:rPr>
+      </w:pPr>
+      <w:r>
+        <w:rPr>
+          <w:rFonts w:ascii="Times New Roman" w:hAnsi="Times New Roman" w:cs="Times New Roman"/>
+          <w:i/>
+          <w:sz w:val="28"/>
+          <w:szCs w:val="28"/>
+          <w:lang w:val="en-US"/>
+        </w:rPr>
+        <w:t xml:space="preserve">    name, age, height, weight = </w:t>
+      </w:r>
+      <w:proofErr w:type="spellStart"/>
+      <w:proofErr w:type="gramStart"/>
+      <w:r>
+        <w:rPr>
+          <w:rFonts w:ascii="Times New Roman" w:hAnsi="Times New Roman" w:cs="Times New Roman"/>
+          <w:i/>
+          <w:sz w:val="28"/>
+          <w:szCs w:val="28"/>
+          <w:lang w:val="en-US"/>
+        </w:rPr>
+        <w:t>struct.unpack</w:t>
+      </w:r>
+      <w:proofErr w:type="spellEnd"/>
+      <w:proofErr w:type="gramEnd"/>
+      <w:r>
+        <w:rPr>
+          <w:rFonts w:ascii="Times New Roman" w:hAnsi="Times New Roman" w:cs="Times New Roman"/>
+          <w:i/>
+          <w:sz w:val="28"/>
+          <w:szCs w:val="28"/>
+          <w:lang w:val="en-US"/>
+        </w:rPr>
+        <w:t>('20siif', data)</w:t>
+      </w:r>
+    </w:p>
+    <w:p>
+      <w:pPr>
+        <w:rPr>
+          <w:rFonts w:ascii="Times New Roman" w:hAnsi="Times New Roman" w:cs="Times New Roman"/>
+          <w:i/>
+          <w:sz w:val="28"/>
+          <w:szCs w:val="28"/>
+        </w:rPr>
+      </w:pPr>
+      <w:r>
+        <w:rPr>
+          <w:rFonts w:ascii="Times New Roman" w:hAnsi="Times New Roman" w:cs="Times New Roman"/>
+          <w:i/>
+          <w:sz w:val="28"/>
+          <w:szCs w:val="28"/>
+          <w:lang w:val="en-US"/>
+        </w:rPr>
+        <w:t xml:space="preserve">    </w:t>
+      </w:r>
+      <w:proofErr w:type="spellStart"/>
+      <w:r>
+        <w:rPr>
+          <w:rFonts w:ascii="Times New Roman" w:hAnsi="Times New Roman" w:cs="Times New Roman"/>
+          <w:i/>
+          <w:sz w:val="28"/>
+          <w:szCs w:val="28"/>
+        </w:rPr>
+        <w:t>print</w:t>
+      </w:r>
+      <w:proofErr w:type="spellEnd"/>
+      <w:r>
+        <w:rPr>
+          <w:rFonts w:ascii="Times New Roman" w:hAnsi="Times New Roman" w:cs="Times New Roman"/>
+          <w:i/>
+          <w:sz w:val="28"/>
+          <w:szCs w:val="28"/>
+        </w:rPr>
+        <w:t>(f'{</w:t>
+      </w:r>
+      <w:proofErr w:type="spellStart"/>
+      <w:proofErr w:type="gramStart"/>
+      <w:r>
+        <w:rPr>
+          <w:rFonts w:ascii="Times New Roman" w:hAnsi="Times New Roman" w:cs="Times New Roman"/>
+          <w:i/>
+          <w:sz w:val="28"/>
+          <w:szCs w:val="28"/>
+        </w:rPr>
+        <w:t>name.decode</w:t>
+      </w:r>
+      <w:proofErr w:type="spellEnd"/>
+      <w:proofErr w:type="gramEnd"/>
+      <w:r>
+        <w:rPr>
+          <w:rFonts w:ascii="Times New Roman" w:hAnsi="Times New Roman" w:cs="Times New Roman"/>
+          <w:i/>
+          <w:sz w:val="28"/>
+          <w:szCs w:val="28"/>
+        </w:rPr>
+        <w:t>().</w:t>
+      </w:r>
+      <w:proofErr w:type="spellStart"/>
+      <w:r>
+        <w:rPr>
+          <w:rFonts w:ascii="Times New Roman" w:hAnsi="Times New Roman" w:cs="Times New Roman"/>
+          <w:i/>
+          <w:sz w:val="28"/>
+          <w:szCs w:val="28"/>
+        </w:rPr>
+        <w:t>strip</w:t>
+      </w:r>
+      <w:proofErr w:type="spellEnd"/>
+      <w:r>
+        <w:rPr>
+          <w:rFonts w:ascii="Times New Roman" w:hAnsi="Times New Roman" w:cs="Times New Roman"/>
+          <w:i/>
+          <w:sz w:val="28"/>
+          <w:szCs w:val="28"/>
+        </w:rPr>
+        <w:t>()}, {</w:t>
+      </w:r>
+      <w:proofErr w:type="spellStart"/>
+      <w:r>
+        <w:rPr>
+          <w:rFonts w:ascii="Times New Roman" w:hAnsi="Times New Roman" w:cs="Times New Roman"/>
+          <w:i/>
+          <w:sz w:val="28"/>
+          <w:szCs w:val="28"/>
+        </w:rPr>
+        <w:t>age</w:t>
+      </w:r>
+      <w:proofErr w:type="spellEnd"/>
+      <w:r>
+        <w:rPr>
+          <w:rFonts w:ascii="Times New Roman" w:hAnsi="Times New Roman" w:cs="Times New Roman"/>
+          <w:i/>
+          <w:sz w:val="28"/>
+          <w:szCs w:val="28"/>
+        </w:rPr>
+        <w:t>} лет, {</w:t>
+      </w:r>
+      <w:proofErr w:type="spellStart"/>
+      <w:r>
+        <w:rPr>
+          <w:rFonts w:ascii="Times New Roman" w:hAnsi="Times New Roman" w:cs="Times New Roman"/>
+          <w:i/>
+          <w:sz w:val="28"/>
+          <w:szCs w:val="28"/>
+        </w:rPr>
+        <w:t>height</w:t>
+      </w:r>
+      <w:proofErr w:type="spellEnd"/>
+      <w:r>
+        <w:rPr>
+          <w:rFonts w:ascii="Times New Roman" w:hAnsi="Times New Roman" w:cs="Times New Roman"/>
+          <w:i/>
+          <w:sz w:val="28"/>
+          <w:szCs w:val="28"/>
+        </w:rPr>
+        <w:t>} см, {</w:t>
+      </w:r>
+      <w:proofErr w:type="spellStart"/>
+      <w:r>
+        <w:rPr>
+          <w:rFonts w:ascii="Times New Roman" w:hAnsi="Times New Roman" w:cs="Times New Roman"/>
+          <w:i/>
+          <w:sz w:val="28"/>
+          <w:szCs w:val="28"/>
+        </w:rPr>
+        <w:t>weight</w:t>
+      </w:r>
+      <w:proofErr w:type="spellEnd"/>
+      <w:r>
+        <w:rPr>
+          <w:rFonts w:ascii="Times New Roman" w:hAnsi="Times New Roman" w:cs="Times New Roman"/>
+          <w:i/>
+          <w:sz w:val="28"/>
+          <w:szCs w:val="28"/>
+        </w:rPr>
+        <w:t>} кг')</w:t>
+      </w:r>
+    </w:p>
+    <w:p>
+      <w:pPr>
+        <w:rPr>
+          <w:rFonts w:ascii="Times New Roman" w:hAnsi="Times New Roman" w:cs="Times New Roman"/>
+          <w:i/>
+          <w:sz w:val="28"/>
+          <w:szCs w:val="28"/>
+        </w:rPr>
+      </w:pPr>
+    </w:p>
+    <w:p>
+      <w:pPr>
+        <w:rPr>
+          <w:rFonts w:ascii="Times New Roman" w:hAnsi="Times New Roman" w:cs="Times New Roman"/>
+          <w:b/>
+          <w:sz w:val="28"/>
+          <w:szCs w:val="28"/>
+        </w:rPr>
+      </w:pPr>
+      <w:r>
+        <w:rPr>
+          <w:rFonts w:ascii="Times New Roman" w:hAnsi="Times New Roman" w:cs="Times New Roman"/>
+          <w:b/>
+          <w:sz w:val="28"/>
+          <w:szCs w:val="28"/>
+        </w:rPr>
+        <w:t xml:space="preserve">Модуль </w:t>
+      </w:r>
+      <w:proofErr w:type="spellStart"/>
+      <w:r>
+        <w:rPr>
+          <w:rFonts w:ascii="Times New Roman" w:hAnsi="Times New Roman" w:cs="Times New Roman"/>
+          <w:b/>
+          <w:sz w:val="28"/>
+          <w:szCs w:val="28"/>
+        </w:rPr>
+        <w:t>mmap</w:t>
+      </w:r>
+      <w:proofErr w:type="spellEnd"/>
+      <w:r>
+        <w:rPr>
+          <w:rFonts w:ascii="Times New Roman" w:hAnsi="Times New Roman" w:cs="Times New Roman"/>
+          <w:b/>
+          <w:sz w:val="28"/>
+          <w:szCs w:val="28"/>
+        </w:rPr>
+        <w:t xml:space="preserve"> для больших файлов:</w:t>
+      </w:r>
+    </w:p>
+    <w:p>
+      <w:pPr>
+        <w:rPr>
+          <w:rFonts w:ascii="Times New Roman" w:hAnsi="Times New Roman" w:cs="Times New Roman"/>
+          <w:b/>
+          <w:sz w:val="28"/>
+          <w:szCs w:val="28"/>
+        </w:rPr>
+      </w:pPr>
+    </w:p>
+    <w:p>
+      <w:pPr>
+        <w:rPr>
+          <w:rFonts w:ascii="Times New Roman" w:hAnsi="Times New Roman" w:cs="Times New Roman"/>
+          <w:i/>
+          <w:sz w:val="28"/>
+          <w:szCs w:val="28"/>
+          <w:lang w:val="en-US"/>
+        </w:rPr>
+      </w:pPr>
+      <w:r>
+        <w:rPr>
+          <w:rFonts w:ascii="Times New Roman" w:hAnsi="Times New Roman" w:cs="Times New Roman"/>
+          <w:i/>
+          <w:sz w:val="28"/>
+          <w:szCs w:val="28"/>
+          <w:lang w:val="en-US"/>
+        </w:rPr>
+        <w:t xml:space="preserve">import </w:t>
+      </w:r>
+      <w:proofErr w:type="spellStart"/>
+      <w:r>
+        <w:rPr>
+          <w:rFonts w:ascii="Times New Roman" w:hAnsi="Times New Roman" w:cs="Times New Roman"/>
+          <w:i/>
+          <w:sz w:val="28"/>
+          <w:szCs w:val="28"/>
+          <w:lang w:val="en-US"/>
+        </w:rPr>
+        <w:t>mmap</w:t>
+      </w:r>
+      <w:proofErr w:type="spellEnd"/>
+    </w:p>
+    <w:p>
+      <w:pPr>
+        <w:rPr>
+          <w:rFonts w:ascii="Times New Roman" w:hAnsi="Times New Roman" w:cs="Times New Roman"/>
+          <w:i/>
+          <w:sz w:val="28"/>
+          <w:szCs w:val="28"/>
+          <w:lang w:val="en-US"/>
+        </w:rPr>
+      </w:pPr>
+    </w:p>
+    <w:p>
+      <w:pPr>
+        <w:rPr>
+          <w:rFonts w:ascii="Times New Roman" w:hAnsi="Times New Roman" w:cs="Times New Roman"/>
+          <w:i/>
+          <w:sz w:val="28"/>
+          <w:szCs w:val="28"/>
+          <w:lang w:val="en-US"/>
+        </w:rPr>
+      </w:pPr>
+      <w:r>
+        <w:rPr>
+          <w:rFonts w:ascii="Times New Roman" w:hAnsi="Times New Roman" w:cs="Times New Roman"/>
+          <w:i/>
+          <w:sz w:val="28"/>
+          <w:szCs w:val="28"/>
+          <w:lang w:val="en-US"/>
+        </w:rPr>
+        <w:t xml:space="preserve">with </w:t>
+      </w:r>
+      <w:proofErr w:type="gramStart"/>
+      <w:r>
+        <w:rPr>
+          <w:rFonts w:ascii="Times New Roman" w:hAnsi="Times New Roman" w:cs="Times New Roman"/>
+          <w:i/>
+          <w:sz w:val="28"/>
+          <w:szCs w:val="28"/>
+          <w:lang w:val="en-US"/>
+        </w:rPr>
+        <w:t>open(</w:t>
+      </w:r>
+      <w:proofErr w:type="gramEnd"/>
+      <w:r>
+        <w:rPr>
+          <w:rFonts w:ascii="Times New Roman" w:hAnsi="Times New Roman" w:cs="Times New Roman"/>
+          <w:i/>
+          <w:sz w:val="28"/>
+          <w:szCs w:val="28"/>
+          <w:lang w:val="en-US"/>
+        </w:rPr>
+        <w:t>'large_file.dat', '</w:t>
+      </w:r>
+      <w:proofErr w:type="spellStart"/>
+      <w:r>
+        <w:rPr>
+          <w:rFonts w:ascii="Times New Roman" w:hAnsi="Times New Roman" w:cs="Times New Roman"/>
+          <w:i/>
+          <w:sz w:val="28"/>
+          <w:szCs w:val="28"/>
+          <w:lang w:val="en-US"/>
+        </w:rPr>
+        <w:t>r+b</w:t>
+      </w:r>
+      <w:proofErr w:type="spellEnd"/>
+      <w:r>
+        <w:rPr>
+          <w:rFonts w:ascii="Times New Roman" w:hAnsi="Times New Roman" w:cs="Times New Roman"/>
+          <w:i/>
+          <w:sz w:val="28"/>
+          <w:szCs w:val="28"/>
+          <w:lang w:val="en-US"/>
+        </w:rPr>
+        <w:t>') as f:</w:t>
+      </w:r>
+    </w:p>
+    <w:p>
+      <w:pPr>
+        <w:rPr>
+          <w:rFonts w:ascii="Times New Roman" w:hAnsi="Times New Roman" w:cs="Times New Roman"/>
+          <w:i/>
+          <w:sz w:val="28"/>
+          <w:szCs w:val="28"/>
+          <w:lang w:val="en-US"/>
+        </w:rPr>
+      </w:pPr>
+      <w:r>
+        <w:rPr>
+          <w:rFonts w:ascii="Times New Roman" w:hAnsi="Times New Roman" w:cs="Times New Roman"/>
+          <w:i/>
+          <w:sz w:val="28"/>
+          <w:szCs w:val="28"/>
+          <w:lang w:val="en-US"/>
+        </w:rPr>
+        <w:t xml:space="preserve">    mm = </w:t>
+      </w:r>
+      <w:proofErr w:type="spellStart"/>
+      <w:proofErr w:type="gramStart"/>
+      <w:r>
+        <w:rPr>
+          <w:rFonts w:ascii="Times New Roman" w:hAnsi="Times New Roman" w:cs="Times New Roman"/>
+          <w:i/>
+          <w:sz w:val="28"/>
+          <w:szCs w:val="28"/>
+          <w:lang w:val="en-US"/>
+        </w:rPr>
+        <w:t>mmap.mmap</w:t>
+      </w:r>
+      <w:proofErr w:type="spellEnd"/>
+      <w:proofErr w:type="gramEnd"/>
+      <w:r>
+        <w:rPr>
+          <w:rFonts w:ascii="Times New Roman" w:hAnsi="Times New Roman" w:cs="Times New Roman"/>
+          <w:i/>
+          <w:sz w:val="28"/>
+          <w:szCs w:val="28"/>
+          <w:lang w:val="en-US"/>
+        </w:rPr>
+        <w:t>(</w:t>
+      </w:r>
+      <w:proofErr w:type="spellStart"/>
+      <w:r>
+        <w:rPr>
+          <w:rFonts w:ascii="Times New Roman" w:hAnsi="Times New Roman" w:cs="Times New Roman"/>
+          <w:i/>
+          <w:sz w:val="28"/>
+          <w:szCs w:val="28"/>
+          <w:lang w:val="en-US"/>
+        </w:rPr>
+        <w:t>f.fileno</w:t>
+      </w:r>
+      <w:proofErr w:type="spellEnd"/>
+      <w:r>
+        <w:rPr>
+          <w:rFonts w:ascii="Times New Roman" w:hAnsi="Times New Roman" w:cs="Times New Roman"/>
+          <w:i/>
+          <w:sz w:val="28"/>
+          <w:szCs w:val="28"/>
+          <w:lang w:val="en-US"/>
+        </w:rPr>
+        <w:t>(), 0)</w:t>
+      </w:r>
+    </w:p>
+    <w:p>
+      <w:pPr>
+        <w:rPr>
+          <w:rFonts w:ascii="Times New Roman" w:hAnsi="Times New Roman" w:cs="Times New Roman"/>
+          <w:i/>
+          <w:sz w:val="28"/>
+          <w:szCs w:val="28"/>
+        </w:rPr>
+      </w:pPr>
+      <w:r>
+        <w:rPr>
+          <w:rFonts w:ascii="Times New Roman" w:hAnsi="Times New Roman" w:cs="Times New Roman"/>
+          <w:i/>
+          <w:sz w:val="28"/>
+          <w:szCs w:val="28"/>
+          <w:lang w:val="en-US"/>
+        </w:rPr>
+        <w:t xml:space="preserve">    </w:t>
+      </w:r>
+      <w:proofErr w:type="spellStart"/>
+      <w:proofErr w:type="gramStart"/>
+      <w:r>
+        <w:rPr>
+          <w:rFonts w:ascii="Times New Roman" w:hAnsi="Times New Roman" w:cs="Times New Roman"/>
+          <w:i/>
+          <w:sz w:val="28"/>
+          <w:szCs w:val="28"/>
+        </w:rPr>
+        <w:t>mm</w:t>
+      </w:r>
+      <w:proofErr w:type="spellEnd"/>
+      <w:r>
+        <w:rPr>
+          <w:rFonts w:ascii="Times New Roman" w:hAnsi="Times New Roman" w:cs="Times New Roman"/>
+          <w:i/>
+          <w:sz w:val="28"/>
+          <w:szCs w:val="28"/>
+        </w:rPr>
+        <w:t>[</w:t>
+      </w:r>
+      <w:proofErr w:type="gramEnd"/>
+      <w:r>
+        <w:rPr>
+          <w:rFonts w:ascii="Times New Roman" w:hAnsi="Times New Roman" w:cs="Times New Roman"/>
+          <w:i/>
+          <w:sz w:val="28"/>
+          <w:szCs w:val="28"/>
+        </w:rPr>
+        <w:t xml:space="preserve">100:110] = </w:t>
+      </w:r>
+      <w:proofErr w:type="spellStart"/>
+      <w:r>
+        <w:rPr>
+          <w:rFonts w:ascii="Times New Roman" w:hAnsi="Times New Roman" w:cs="Times New Roman"/>
+          <w:i/>
+          <w:sz w:val="28"/>
+          <w:szCs w:val="28"/>
+        </w:rPr>
+        <w:t>b'new</w:t>
+      </w:r>
+      <w:proofErr w:type="spellEnd"/>
+      <w:r>
+        <w:rPr>
+          <w:rFonts w:ascii="Times New Roman" w:hAnsi="Times New Roman" w:cs="Times New Roman"/>
+          <w:i/>
+          <w:sz w:val="28"/>
+          <w:szCs w:val="28"/>
+        </w:rPr>
+        <w:t xml:space="preserve"> </w:t>
+      </w:r>
+      <w:proofErr w:type="spellStart"/>
+      <w:r>
+        <w:rPr>
+          <w:rFonts w:ascii="Times New Roman" w:hAnsi="Times New Roman" w:cs="Times New Roman"/>
+          <w:i/>
+          <w:sz w:val="28"/>
+          <w:szCs w:val="28"/>
+        </w:rPr>
+        <w:t>data</w:t>
+      </w:r>
+      <w:proofErr w:type="spellEnd"/>
+      <w:r>
+        <w:rPr>
+          <w:rFonts w:ascii="Times New Roman" w:hAnsi="Times New Roman" w:cs="Times New Roman"/>
+          <w:i/>
+          <w:sz w:val="28"/>
+          <w:szCs w:val="28"/>
+        </w:rPr>
+        <w:t>'</w:t>
+      </w:r>
+    </w:p>
+    <w:p>
+      <w:pPr>
+        <w:rPr>
+          <w:rFonts w:ascii="Times New Roman" w:hAnsi="Times New Roman" w:cs="Times New Roman"/>
+          <w:i/>
+          <w:sz w:val="28"/>
+          <w:szCs w:val="28"/>
+        </w:rPr>
+      </w:pPr>
+      <w:r>
+        <w:rPr>
+          <w:rFonts w:ascii="Times New Roman" w:hAnsi="Times New Roman" w:cs="Times New Roman"/>
+          <w:i/>
+          <w:sz w:val="28"/>
+          <w:szCs w:val="28"/>
+        </w:rPr>
         <w:lastRenderedPageBreak/>
-        <w:t>Файлы прямого доступа</w:t>
-      </w:r>
-      <w:bookmarkEnd w:id="14"/>
-    </w:p>
-    <w:p/>
-    <w:p>
-      <w:pPr>
-        <w:rPr>
-          <w:rFonts w:ascii="Times New Roman" w:hAnsi="Times New Roman" w:cs="Times New Roman"/>
-          <w:sz w:val="28"/>
-          <w:szCs w:val="28"/>
-        </w:rPr>
-      </w:pPr>
-      <w:r>
-        <w:rPr>
-          <w:rFonts w:ascii="Times New Roman" w:hAnsi="Times New Roman" w:cs="Times New Roman"/>
-          <w:sz w:val="28"/>
-          <w:szCs w:val="28"/>
-        </w:rPr>
-        <w:t xml:space="preserve">Прямой доступ в </w:t>
-      </w:r>
-      <w:proofErr w:type="spellStart"/>
-      <w:r>
-        <w:rPr>
-          <w:rFonts w:ascii="Times New Roman" w:hAnsi="Times New Roman" w:cs="Times New Roman"/>
-          <w:sz w:val="28"/>
-          <w:szCs w:val="28"/>
-        </w:rPr>
-        <w:t>Python</w:t>
-      </w:r>
-      <w:proofErr w:type="spellEnd"/>
-      <w:r>
-        <w:rPr>
-          <w:rFonts w:ascii="Times New Roman" w:hAnsi="Times New Roman" w:cs="Times New Roman"/>
-          <w:sz w:val="28"/>
-          <w:szCs w:val="28"/>
-        </w:rPr>
-        <w:t xml:space="preserve"> реализуется через:</w:t>
-      </w:r>
-    </w:p>
-    <w:p>
-      <w:pPr>
-        <w:rPr>
-          <w:rFonts w:ascii="Times New Roman" w:hAnsi="Times New Roman" w:cs="Times New Roman"/>
-          <w:sz w:val="28"/>
-          <w:szCs w:val="28"/>
-        </w:rPr>
-      </w:pPr>
-    </w:p>
-    <w:p>
-      <w:pPr>
-        <w:rPr>
-          <w:rFonts w:ascii="Times New Roman" w:hAnsi="Times New Roman" w:cs="Times New Roman"/>
-          <w:b/>
-          <w:sz w:val="28"/>
-          <w:szCs w:val="28"/>
-        </w:rPr>
-      </w:pPr>
-      <w:r>
-        <w:rPr>
-          <w:rFonts w:ascii="Times New Roman" w:hAnsi="Times New Roman" w:cs="Times New Roman"/>
-          <w:b/>
-          <w:sz w:val="28"/>
-          <w:szCs w:val="28"/>
-        </w:rPr>
-        <w:t xml:space="preserve">Бинарные файлы с </w:t>
-      </w:r>
-      <w:proofErr w:type="spellStart"/>
-      <w:proofErr w:type="gramStart"/>
-      <w:r>
-        <w:rPr>
-          <w:rFonts w:ascii="Times New Roman" w:hAnsi="Times New Roman" w:cs="Times New Roman"/>
-          <w:b/>
-          <w:sz w:val="28"/>
-          <w:szCs w:val="28"/>
-        </w:rPr>
-        <w:t>seek</w:t>
-      </w:r>
-      <w:proofErr w:type="spellEnd"/>
-      <w:r>
-        <w:rPr>
-          <w:rFonts w:ascii="Times New Roman" w:hAnsi="Times New Roman" w:cs="Times New Roman"/>
-          <w:b/>
-          <w:sz w:val="28"/>
-          <w:szCs w:val="28"/>
-        </w:rPr>
-        <w:t>(</w:t>
-      </w:r>
-      <w:proofErr w:type="gramEnd"/>
-      <w:r>
-        <w:rPr>
-          <w:rFonts w:ascii="Times New Roman" w:hAnsi="Times New Roman" w:cs="Times New Roman"/>
-          <w:b/>
-          <w:sz w:val="28"/>
-          <w:szCs w:val="28"/>
-        </w:rPr>
-        <w:t xml:space="preserve">) и </w:t>
-      </w:r>
-      <w:proofErr w:type="spellStart"/>
-      <w:r>
-        <w:rPr>
-          <w:rFonts w:ascii="Times New Roman" w:hAnsi="Times New Roman" w:cs="Times New Roman"/>
-          <w:b/>
-          <w:sz w:val="28"/>
-          <w:szCs w:val="28"/>
-        </w:rPr>
-        <w:t>tell</w:t>
-      </w:r>
-      <w:proofErr w:type="spellEnd"/>
-      <w:r>
-        <w:rPr>
-          <w:rFonts w:ascii="Times New Roman" w:hAnsi="Times New Roman" w:cs="Times New Roman"/>
-          <w:b/>
-          <w:sz w:val="28"/>
-          <w:szCs w:val="28"/>
-        </w:rPr>
-        <w:t>():</w:t>
-      </w:r>
-    </w:p>
-    <w:p>
-      <w:pPr>
-        <w:rPr>
-          <w:rFonts w:ascii="Times New Roman" w:hAnsi="Times New Roman" w:cs="Times New Roman"/>
-          <w:i/>
-          <w:sz w:val="28"/>
-          <w:szCs w:val="28"/>
-          <w:lang w:val="en-US"/>
-        </w:rPr>
-      </w:pPr>
-      <w:r>
-        <w:rPr>
-          <w:rFonts w:ascii="Times New Roman" w:hAnsi="Times New Roman" w:cs="Times New Roman"/>
-          <w:i/>
-          <w:sz w:val="28"/>
-          <w:szCs w:val="28"/>
-          <w:lang w:val="en-US"/>
-        </w:rPr>
-        <w:t xml:space="preserve">import </w:t>
-      </w:r>
-      <w:proofErr w:type="spellStart"/>
-      <w:r>
-        <w:rPr>
-          <w:rFonts w:ascii="Times New Roman" w:hAnsi="Times New Roman" w:cs="Times New Roman"/>
-          <w:i/>
-          <w:sz w:val="28"/>
-          <w:szCs w:val="28"/>
-          <w:lang w:val="en-US"/>
-        </w:rPr>
-        <w:t>struct</w:t>
-      </w:r>
-      <w:proofErr w:type="spellEnd"/>
-    </w:p>
-    <w:p>
-      <w:pPr>
-        <w:rPr>
-          <w:rFonts w:ascii="Times New Roman" w:hAnsi="Times New Roman" w:cs="Times New Roman"/>
-          <w:i/>
-          <w:sz w:val="28"/>
-          <w:szCs w:val="28"/>
-          <w:lang w:val="en-US"/>
-        </w:rPr>
-      </w:pPr>
-    </w:p>
-    <w:p>
-      <w:pPr>
-        <w:rPr>
-          <w:rFonts w:ascii="Times New Roman" w:hAnsi="Times New Roman" w:cs="Times New Roman"/>
-          <w:i/>
-          <w:sz w:val="28"/>
-          <w:szCs w:val="28"/>
-          <w:lang w:val="en-US"/>
-        </w:rPr>
-      </w:pPr>
-      <w:r>
-        <w:rPr>
-          <w:rFonts w:ascii="Times New Roman" w:hAnsi="Times New Roman" w:cs="Times New Roman"/>
-          <w:i/>
-          <w:sz w:val="28"/>
-          <w:szCs w:val="28"/>
-          <w:lang w:val="en-US"/>
-        </w:rPr>
-        <w:t xml:space="preserve">with </w:t>
-      </w:r>
-      <w:proofErr w:type="gramStart"/>
-      <w:r>
-        <w:rPr>
-          <w:rFonts w:ascii="Times New Roman" w:hAnsi="Times New Roman" w:cs="Times New Roman"/>
-          <w:i/>
-          <w:sz w:val="28"/>
-          <w:szCs w:val="28"/>
-          <w:lang w:val="en-US"/>
-        </w:rPr>
-        <w:t>open(</w:t>
-      </w:r>
-      <w:proofErr w:type="gramEnd"/>
-      <w:r>
-        <w:rPr>
-          <w:rFonts w:ascii="Times New Roman" w:hAnsi="Times New Roman" w:cs="Times New Roman"/>
-          <w:i/>
-          <w:sz w:val="28"/>
-          <w:szCs w:val="28"/>
-          <w:lang w:val="en-US"/>
-        </w:rPr>
-        <w:t>'records.dat', '</w:t>
-      </w:r>
-      <w:proofErr w:type="spellStart"/>
-      <w:r>
-        <w:rPr>
-          <w:rFonts w:ascii="Times New Roman" w:hAnsi="Times New Roman" w:cs="Times New Roman"/>
-          <w:i/>
-          <w:sz w:val="28"/>
-          <w:szCs w:val="28"/>
-          <w:lang w:val="en-US"/>
-        </w:rPr>
-        <w:t>wb</w:t>
-      </w:r>
-      <w:proofErr w:type="spellEnd"/>
-      <w:r>
-        <w:rPr>
-          <w:rFonts w:ascii="Times New Roman" w:hAnsi="Times New Roman" w:cs="Times New Roman"/>
-          <w:i/>
-          <w:sz w:val="28"/>
-          <w:szCs w:val="28"/>
-          <w:lang w:val="en-US"/>
-        </w:rPr>
-        <w:t>') as f:</w:t>
-      </w:r>
-    </w:p>
-    <w:p>
-      <w:pPr>
-        <w:rPr>
-          <w:rFonts w:ascii="Times New Roman" w:hAnsi="Times New Roman" w:cs="Times New Roman"/>
-          <w:i/>
-          <w:sz w:val="28"/>
-          <w:szCs w:val="28"/>
-          <w:lang w:val="en-US"/>
-        </w:rPr>
-      </w:pPr>
-      <w:r>
-        <w:rPr>
-          <w:rFonts w:ascii="Times New Roman" w:hAnsi="Times New Roman" w:cs="Times New Roman"/>
-          <w:i/>
-          <w:sz w:val="28"/>
-          <w:szCs w:val="28"/>
-          <w:lang w:val="en-US"/>
-        </w:rPr>
-        <w:t xml:space="preserve">    record1 = </w:t>
-      </w:r>
-      <w:proofErr w:type="spellStart"/>
-      <w:proofErr w:type="gramStart"/>
-      <w:r>
-        <w:rPr>
-          <w:rFonts w:ascii="Times New Roman" w:hAnsi="Times New Roman" w:cs="Times New Roman"/>
-          <w:i/>
-          <w:sz w:val="28"/>
-          <w:szCs w:val="28"/>
-          <w:lang w:val="en-US"/>
-        </w:rPr>
-        <w:t>struct.pack</w:t>
-      </w:r>
-      <w:proofErr w:type="spellEnd"/>
-      <w:proofErr w:type="gramEnd"/>
-      <w:r>
-        <w:rPr>
-          <w:rFonts w:ascii="Times New Roman" w:hAnsi="Times New Roman" w:cs="Times New Roman"/>
-          <w:i/>
-          <w:sz w:val="28"/>
-          <w:szCs w:val="28"/>
-          <w:lang w:val="en-US"/>
-        </w:rPr>
-        <w:t>('20siif', b'</w:t>
-      </w:r>
-      <w:r>
-        <w:rPr>
-          <w:rFonts w:ascii="Times New Roman" w:hAnsi="Times New Roman" w:cs="Times New Roman"/>
-          <w:i/>
-          <w:sz w:val="28"/>
-          <w:szCs w:val="28"/>
-        </w:rPr>
-        <w:t>Иванов</w:t>
-      </w:r>
-      <w:r>
-        <w:rPr>
-          <w:rFonts w:ascii="Times New Roman" w:hAnsi="Times New Roman" w:cs="Times New Roman"/>
-          <w:i/>
-          <w:sz w:val="28"/>
-          <w:szCs w:val="28"/>
-          <w:lang w:val="en-US"/>
-        </w:rPr>
-        <w:t>', 20, 175, 70.5)</w:t>
-      </w:r>
-    </w:p>
-    <w:p>
-      <w:pPr>
-        <w:rPr>
-          <w:rFonts w:ascii="Times New Roman" w:hAnsi="Times New Roman" w:cs="Times New Roman"/>
-          <w:i/>
-          <w:sz w:val="28"/>
-          <w:szCs w:val="28"/>
-          <w:lang w:val="en-US"/>
-        </w:rPr>
-      </w:pPr>
-      <w:r>
-        <w:rPr>
-          <w:rFonts w:ascii="Times New Roman" w:hAnsi="Times New Roman" w:cs="Times New Roman"/>
-          <w:i/>
-          <w:sz w:val="28"/>
-          <w:szCs w:val="28"/>
-          <w:lang w:val="en-US"/>
-        </w:rPr>
-        <w:t xml:space="preserve">    record2 = </w:t>
-      </w:r>
-      <w:proofErr w:type="spellStart"/>
-      <w:proofErr w:type="gramStart"/>
-      <w:r>
-        <w:rPr>
-          <w:rFonts w:ascii="Times New Roman" w:hAnsi="Times New Roman" w:cs="Times New Roman"/>
-          <w:i/>
-          <w:sz w:val="28"/>
-          <w:szCs w:val="28"/>
-          <w:lang w:val="en-US"/>
-        </w:rPr>
-        <w:t>struct.pack</w:t>
-      </w:r>
-      <w:proofErr w:type="spellEnd"/>
-      <w:proofErr w:type="gramEnd"/>
-      <w:r>
-        <w:rPr>
-          <w:rFonts w:ascii="Times New Roman" w:hAnsi="Times New Roman" w:cs="Times New Roman"/>
-          <w:i/>
-          <w:sz w:val="28"/>
-          <w:szCs w:val="28"/>
-          <w:lang w:val="en-US"/>
-        </w:rPr>
-        <w:t>('20siif', b'</w:t>
-      </w:r>
-      <w:r>
-        <w:rPr>
-          <w:rFonts w:ascii="Times New Roman" w:hAnsi="Times New Roman" w:cs="Times New Roman"/>
-          <w:i/>
-          <w:sz w:val="28"/>
-          <w:szCs w:val="28"/>
-        </w:rPr>
-        <w:t>Петров</w:t>
-      </w:r>
-      <w:r>
-        <w:rPr>
-          <w:rFonts w:ascii="Times New Roman" w:hAnsi="Times New Roman" w:cs="Times New Roman"/>
-          <w:i/>
-          <w:sz w:val="28"/>
-          <w:szCs w:val="28"/>
-          <w:lang w:val="en-US"/>
-        </w:rPr>
-        <w:t>', 19, 180, 75.0)</w:t>
-      </w:r>
-    </w:p>
-    <w:p>
-      <w:pPr>
-        <w:rPr>
-          <w:rFonts w:ascii="Times New Roman" w:hAnsi="Times New Roman" w:cs="Times New Roman"/>
-          <w:i/>
-          <w:sz w:val="28"/>
-          <w:szCs w:val="28"/>
-        </w:rPr>
-      </w:pPr>
-      <w:r>
-        <w:rPr>
-          <w:rFonts w:ascii="Times New Roman" w:hAnsi="Times New Roman" w:cs="Times New Roman"/>
-          <w:i/>
-          <w:sz w:val="28"/>
-          <w:szCs w:val="28"/>
-          <w:lang w:val="en-US"/>
-        </w:rPr>
-        <w:t xml:space="preserve">    </w:t>
-      </w:r>
-      <w:proofErr w:type="spellStart"/>
-      <w:proofErr w:type="gramStart"/>
-      <w:r>
-        <w:rPr>
-          <w:rFonts w:ascii="Times New Roman" w:hAnsi="Times New Roman" w:cs="Times New Roman"/>
-          <w:i/>
-          <w:sz w:val="28"/>
-          <w:szCs w:val="28"/>
-        </w:rPr>
-        <w:t>f.write</w:t>
-      </w:r>
-      <w:proofErr w:type="spellEnd"/>
-      <w:proofErr w:type="gramEnd"/>
-      <w:r>
-        <w:rPr>
-          <w:rFonts w:ascii="Times New Roman" w:hAnsi="Times New Roman" w:cs="Times New Roman"/>
-          <w:i/>
-          <w:sz w:val="28"/>
-          <w:szCs w:val="28"/>
-        </w:rPr>
-        <w:t>(record1)</w:t>
-      </w:r>
-    </w:p>
-    <w:p>
-      <w:pPr>
-        <w:rPr>
-          <w:rFonts w:ascii="Times New Roman" w:hAnsi="Times New Roman" w:cs="Times New Roman"/>
-          <w:i/>
-          <w:sz w:val="28"/>
-          <w:szCs w:val="28"/>
-        </w:rPr>
-      </w:pPr>
-      <w:r>
-        <w:rPr>
-          <w:rFonts w:ascii="Times New Roman" w:hAnsi="Times New Roman" w:cs="Times New Roman"/>
-          <w:i/>
-          <w:sz w:val="28"/>
-          <w:szCs w:val="28"/>
-        </w:rPr>
-        <w:t xml:space="preserve">    </w:t>
-      </w:r>
-      <w:proofErr w:type="spellStart"/>
-      <w:proofErr w:type="gramStart"/>
-      <w:r>
-        <w:rPr>
-          <w:rFonts w:ascii="Times New Roman" w:hAnsi="Times New Roman" w:cs="Times New Roman"/>
-          <w:i/>
-          <w:sz w:val="28"/>
-          <w:szCs w:val="28"/>
-        </w:rPr>
-        <w:t>f.write</w:t>
-      </w:r>
-      <w:proofErr w:type="spellEnd"/>
-      <w:proofErr w:type="gramEnd"/>
-      <w:r>
-        <w:rPr>
-          <w:rFonts w:ascii="Times New Roman" w:hAnsi="Times New Roman" w:cs="Times New Roman"/>
-          <w:i/>
-          <w:sz w:val="28"/>
-          <w:szCs w:val="28"/>
-        </w:rPr>
-        <w:t>(record2)</w:t>
-      </w:r>
-    </w:p>
-    <w:p>
-      <w:pPr>
-        <w:rPr>
-          <w:rFonts w:ascii="Times New Roman" w:hAnsi="Times New Roman" w:cs="Times New Roman"/>
-          <w:i/>
-          <w:sz w:val="28"/>
-          <w:szCs w:val="28"/>
-        </w:rPr>
-      </w:pPr>
-    </w:p>
-    <w:p>
-      <w:pPr>
-        <w:rPr>
-          <w:rFonts w:ascii="Times New Roman" w:hAnsi="Times New Roman" w:cs="Times New Roman"/>
-          <w:i/>
-          <w:sz w:val="28"/>
-          <w:szCs w:val="28"/>
-        </w:rPr>
-      </w:pPr>
-      <w:r>
-        <w:rPr>
-          <w:rFonts w:ascii="Times New Roman" w:hAnsi="Times New Roman" w:cs="Times New Roman"/>
-          <w:i/>
-          <w:sz w:val="28"/>
-          <w:szCs w:val="28"/>
-        </w:rPr>
-        <w:t># Прямой доступ к записи №2</w:t>
-      </w:r>
-    </w:p>
-    <w:p>
-      <w:pPr>
-        <w:rPr>
-          <w:rFonts w:ascii="Times New Roman" w:hAnsi="Times New Roman" w:cs="Times New Roman"/>
-          <w:i/>
-          <w:sz w:val="28"/>
-          <w:szCs w:val="28"/>
-          <w:lang w:val="en-US"/>
-        </w:rPr>
-      </w:pPr>
-      <w:r>
-        <w:rPr>
-          <w:rFonts w:ascii="Times New Roman" w:hAnsi="Times New Roman" w:cs="Times New Roman"/>
-          <w:i/>
-          <w:sz w:val="28"/>
-          <w:szCs w:val="28"/>
-          <w:lang w:val="en-US"/>
-        </w:rPr>
-        <w:t xml:space="preserve">with </w:t>
-      </w:r>
-      <w:proofErr w:type="gramStart"/>
-      <w:r>
-        <w:rPr>
-          <w:rFonts w:ascii="Times New Roman" w:hAnsi="Times New Roman" w:cs="Times New Roman"/>
-          <w:i/>
-          <w:sz w:val="28"/>
-          <w:szCs w:val="28"/>
-          <w:lang w:val="en-US"/>
-        </w:rPr>
-        <w:t>open(</w:t>
-      </w:r>
-      <w:proofErr w:type="gramEnd"/>
-      <w:r>
-        <w:rPr>
-          <w:rFonts w:ascii="Times New Roman" w:hAnsi="Times New Roman" w:cs="Times New Roman"/>
-          <w:i/>
-          <w:sz w:val="28"/>
-          <w:szCs w:val="28"/>
-          <w:lang w:val="en-US"/>
-        </w:rPr>
-        <w:t>'records.dat', '</w:t>
-      </w:r>
-      <w:proofErr w:type="spellStart"/>
-      <w:r>
-        <w:rPr>
-          <w:rFonts w:ascii="Times New Roman" w:hAnsi="Times New Roman" w:cs="Times New Roman"/>
-          <w:i/>
-          <w:sz w:val="28"/>
-          <w:szCs w:val="28"/>
-          <w:lang w:val="en-US"/>
-        </w:rPr>
-        <w:t>rb</w:t>
-      </w:r>
-      <w:proofErr w:type="spellEnd"/>
-      <w:r>
-        <w:rPr>
-          <w:rFonts w:ascii="Times New Roman" w:hAnsi="Times New Roman" w:cs="Times New Roman"/>
-          <w:i/>
-          <w:sz w:val="28"/>
-          <w:szCs w:val="28"/>
-          <w:lang w:val="en-US"/>
-        </w:rPr>
-        <w:t>') as f:</w:t>
-      </w:r>
-    </w:p>
-    <w:p>
-      <w:pPr>
-        <w:rPr>
-          <w:rFonts w:ascii="Times New Roman" w:hAnsi="Times New Roman" w:cs="Times New Roman"/>
-          <w:i/>
-          <w:sz w:val="28"/>
-          <w:szCs w:val="28"/>
-          <w:lang w:val="en-US"/>
-        </w:rPr>
-      </w:pPr>
-      <w:r>
-        <w:rPr>
-          <w:rFonts w:ascii="Times New Roman" w:hAnsi="Times New Roman" w:cs="Times New Roman"/>
-          <w:i/>
-          <w:sz w:val="28"/>
-          <w:szCs w:val="28"/>
-          <w:lang w:val="en-US"/>
-        </w:rPr>
-        <w:t xml:space="preserve">    </w:t>
-      </w:r>
-      <w:proofErr w:type="spellStart"/>
-      <w:r>
-        <w:rPr>
-          <w:rFonts w:ascii="Times New Roman" w:hAnsi="Times New Roman" w:cs="Times New Roman"/>
-          <w:i/>
-          <w:sz w:val="28"/>
-          <w:szCs w:val="28"/>
-          <w:lang w:val="en-US"/>
-        </w:rPr>
-        <w:t>record_size</w:t>
-      </w:r>
-      <w:proofErr w:type="spellEnd"/>
-      <w:r>
-        <w:rPr>
-          <w:rFonts w:ascii="Times New Roman" w:hAnsi="Times New Roman" w:cs="Times New Roman"/>
-          <w:i/>
-          <w:sz w:val="28"/>
-          <w:szCs w:val="28"/>
-          <w:lang w:val="en-US"/>
-        </w:rPr>
-        <w:t xml:space="preserve"> = 20 + 4 + 4 + 4   # </w:t>
-      </w:r>
-      <w:r>
-        <w:rPr>
-          <w:rFonts w:ascii="Times New Roman" w:hAnsi="Times New Roman" w:cs="Times New Roman"/>
-          <w:i/>
-          <w:sz w:val="28"/>
-          <w:szCs w:val="28"/>
-        </w:rPr>
-        <w:t>байты</w:t>
-      </w:r>
-      <w:r>
-        <w:rPr>
-          <w:rFonts w:ascii="Times New Roman" w:hAnsi="Times New Roman" w:cs="Times New Roman"/>
-          <w:i/>
-          <w:sz w:val="28"/>
-          <w:szCs w:val="28"/>
-          <w:lang w:val="en-US"/>
-        </w:rPr>
-        <w:t xml:space="preserve">: </w:t>
-      </w:r>
-      <w:r>
-        <w:rPr>
-          <w:rFonts w:ascii="Times New Roman" w:hAnsi="Times New Roman" w:cs="Times New Roman"/>
-          <w:i/>
-          <w:sz w:val="28"/>
-          <w:szCs w:val="28"/>
-        </w:rPr>
-        <w:t>строка</w:t>
-      </w:r>
-      <w:r>
-        <w:rPr>
-          <w:rFonts w:ascii="Times New Roman" w:hAnsi="Times New Roman" w:cs="Times New Roman"/>
-          <w:i/>
-          <w:sz w:val="28"/>
-          <w:szCs w:val="28"/>
-          <w:lang w:val="en-US"/>
-        </w:rPr>
-        <w:t xml:space="preserve"> + </w:t>
-      </w:r>
-      <w:proofErr w:type="spellStart"/>
-      <w:r>
-        <w:rPr>
-          <w:rFonts w:ascii="Times New Roman" w:hAnsi="Times New Roman" w:cs="Times New Roman"/>
-          <w:i/>
-          <w:sz w:val="28"/>
-          <w:szCs w:val="28"/>
-          <w:lang w:val="en-US"/>
-        </w:rPr>
-        <w:t>int</w:t>
-      </w:r>
-      <w:proofErr w:type="spellEnd"/>
-      <w:r>
-        <w:rPr>
-          <w:rFonts w:ascii="Times New Roman" w:hAnsi="Times New Roman" w:cs="Times New Roman"/>
-          <w:i/>
-          <w:sz w:val="28"/>
-          <w:szCs w:val="28"/>
-          <w:lang w:val="en-US"/>
-        </w:rPr>
-        <w:t xml:space="preserve"> + </w:t>
-      </w:r>
-      <w:proofErr w:type="spellStart"/>
-      <w:r>
-        <w:rPr>
-          <w:rFonts w:ascii="Times New Roman" w:hAnsi="Times New Roman" w:cs="Times New Roman"/>
-          <w:i/>
-          <w:sz w:val="28"/>
-          <w:szCs w:val="28"/>
-          <w:lang w:val="en-US"/>
-        </w:rPr>
-        <w:t>int</w:t>
-      </w:r>
-      <w:proofErr w:type="spellEnd"/>
-      <w:r>
-        <w:rPr>
-          <w:rFonts w:ascii="Times New Roman" w:hAnsi="Times New Roman" w:cs="Times New Roman"/>
-          <w:i/>
-          <w:sz w:val="28"/>
-          <w:szCs w:val="28"/>
-          <w:lang w:val="en-US"/>
-        </w:rPr>
-        <w:t xml:space="preserve"> + float</w:t>
-      </w:r>
-    </w:p>
-    <w:p>
-      <w:pPr>
-        <w:rPr>
-          <w:rFonts w:ascii="Times New Roman" w:hAnsi="Times New Roman" w:cs="Times New Roman"/>
-          <w:i/>
-          <w:sz w:val="28"/>
-          <w:szCs w:val="28"/>
-        </w:rPr>
-      </w:pPr>
-      <w:r>
-        <w:rPr>
-          <w:rFonts w:ascii="Times New Roman" w:hAnsi="Times New Roman" w:cs="Times New Roman"/>
-          <w:i/>
-          <w:sz w:val="28"/>
-          <w:szCs w:val="28"/>
-          <w:lang w:val="en-US"/>
-        </w:rPr>
-        <w:t xml:space="preserve">    </w:t>
-      </w:r>
-      <w:proofErr w:type="spellStart"/>
-      <w:proofErr w:type="gramStart"/>
-      <w:r>
-        <w:rPr>
-          <w:rFonts w:ascii="Times New Roman" w:hAnsi="Times New Roman" w:cs="Times New Roman"/>
-          <w:i/>
-          <w:sz w:val="28"/>
-          <w:szCs w:val="28"/>
-        </w:rPr>
-        <w:t>f.seek</w:t>
-      </w:r>
-      <w:proofErr w:type="spellEnd"/>
-      <w:proofErr w:type="gramEnd"/>
-      <w:r>
-        <w:rPr>
-          <w:rFonts w:ascii="Times New Roman" w:hAnsi="Times New Roman" w:cs="Times New Roman"/>
-          <w:i/>
-          <w:sz w:val="28"/>
-          <w:szCs w:val="28"/>
-        </w:rPr>
-        <w:t xml:space="preserve">(1 * </w:t>
-      </w:r>
-      <w:proofErr w:type="spellStart"/>
-      <w:r>
-        <w:rPr>
-          <w:rFonts w:ascii="Times New Roman" w:hAnsi="Times New Roman" w:cs="Times New Roman"/>
-          <w:i/>
-          <w:sz w:val="28"/>
-          <w:szCs w:val="28"/>
-        </w:rPr>
-        <w:t>record_size</w:t>
-      </w:r>
-      <w:proofErr w:type="spellEnd"/>
-      <w:r>
-        <w:rPr>
-          <w:rFonts w:ascii="Times New Roman" w:hAnsi="Times New Roman" w:cs="Times New Roman"/>
-          <w:i/>
-          <w:sz w:val="28"/>
-          <w:szCs w:val="28"/>
-        </w:rPr>
-        <w:t>)        # переход ко второй записи</w:t>
-      </w:r>
-    </w:p>
-    <w:p>
-      <w:pPr>
-        <w:rPr>
-          <w:rFonts w:ascii="Times New Roman" w:hAnsi="Times New Roman" w:cs="Times New Roman"/>
-          <w:i/>
-          <w:sz w:val="28"/>
-          <w:szCs w:val="28"/>
-          <w:lang w:val="en-US"/>
-        </w:rPr>
-      </w:pPr>
-      <w:r>
-        <w:rPr>
-          <w:rFonts w:ascii="Times New Roman" w:hAnsi="Times New Roman" w:cs="Times New Roman"/>
-          <w:i/>
-          <w:sz w:val="28"/>
-          <w:szCs w:val="28"/>
-        </w:rPr>
-        <w:t xml:space="preserve">    </w:t>
-      </w:r>
-      <w:r>
-        <w:rPr>
-          <w:rFonts w:ascii="Times New Roman" w:hAnsi="Times New Roman" w:cs="Times New Roman"/>
-          <w:i/>
-          <w:sz w:val="28"/>
-          <w:szCs w:val="28"/>
-          <w:lang w:val="en-US"/>
-        </w:rPr>
-        <w:t xml:space="preserve">data = </w:t>
-      </w:r>
-      <w:proofErr w:type="spellStart"/>
-      <w:proofErr w:type="gramStart"/>
-      <w:r>
-        <w:rPr>
-          <w:rFonts w:ascii="Times New Roman" w:hAnsi="Times New Roman" w:cs="Times New Roman"/>
-          <w:i/>
-          <w:sz w:val="28"/>
-          <w:szCs w:val="28"/>
-          <w:lang w:val="en-US"/>
-        </w:rPr>
-        <w:t>f.read</w:t>
-      </w:r>
-      <w:proofErr w:type="spellEnd"/>
-      <w:proofErr w:type="gramEnd"/>
-      <w:r>
-        <w:rPr>
-          <w:rFonts w:ascii="Times New Roman" w:hAnsi="Times New Roman" w:cs="Times New Roman"/>
-          <w:i/>
-          <w:sz w:val="28"/>
-          <w:szCs w:val="28"/>
-          <w:lang w:val="en-US"/>
-        </w:rPr>
-        <w:t>(</w:t>
-      </w:r>
-      <w:proofErr w:type="spellStart"/>
-      <w:r>
-        <w:rPr>
-          <w:rFonts w:ascii="Times New Roman" w:hAnsi="Times New Roman" w:cs="Times New Roman"/>
-          <w:i/>
-          <w:sz w:val="28"/>
-          <w:szCs w:val="28"/>
-          <w:lang w:val="en-US"/>
-        </w:rPr>
-        <w:t>record_size</w:t>
-      </w:r>
-      <w:proofErr w:type="spellEnd"/>
-      <w:r>
-        <w:rPr>
-          <w:rFonts w:ascii="Times New Roman" w:hAnsi="Times New Roman" w:cs="Times New Roman"/>
-          <w:i/>
-          <w:sz w:val="28"/>
-          <w:szCs w:val="28"/>
-          <w:lang w:val="en-US"/>
-        </w:rPr>
-        <w:t>)</w:t>
-      </w:r>
-    </w:p>
-    <w:p>
-      <w:pPr>
-        <w:rPr>
-          <w:rFonts w:ascii="Times New Roman" w:hAnsi="Times New Roman" w:cs="Times New Roman"/>
-          <w:i/>
-          <w:sz w:val="28"/>
-          <w:szCs w:val="28"/>
-          <w:lang w:val="en-US"/>
-        </w:rPr>
-      </w:pPr>
-      <w:r>
-        <w:rPr>
-          <w:rFonts w:ascii="Times New Roman" w:hAnsi="Times New Roman" w:cs="Times New Roman"/>
-          <w:i/>
-          <w:sz w:val="28"/>
-          <w:szCs w:val="28"/>
-          <w:lang w:val="en-US"/>
-        </w:rPr>
-        <w:t xml:space="preserve">    name, age, height, weight = </w:t>
-      </w:r>
-      <w:proofErr w:type="spellStart"/>
-      <w:proofErr w:type="gramStart"/>
-      <w:r>
-        <w:rPr>
-          <w:rFonts w:ascii="Times New Roman" w:hAnsi="Times New Roman" w:cs="Times New Roman"/>
-          <w:i/>
-          <w:sz w:val="28"/>
-          <w:szCs w:val="28"/>
-          <w:lang w:val="en-US"/>
-        </w:rPr>
-        <w:t>struct.unpack</w:t>
-      </w:r>
-      <w:proofErr w:type="spellEnd"/>
-      <w:proofErr w:type="gramEnd"/>
-      <w:r>
-        <w:rPr>
-          <w:rFonts w:ascii="Times New Roman" w:hAnsi="Times New Roman" w:cs="Times New Roman"/>
-          <w:i/>
-          <w:sz w:val="28"/>
-          <w:szCs w:val="28"/>
-          <w:lang w:val="en-US"/>
-        </w:rPr>
-        <w:t>('20siif', data)</w:t>
-      </w:r>
-    </w:p>
-    <w:p>
-      <w:pPr>
-        <w:rPr>
-          <w:rFonts w:ascii="Times New Roman" w:hAnsi="Times New Roman" w:cs="Times New Roman"/>
-          <w:i/>
-          <w:sz w:val="28"/>
-          <w:szCs w:val="28"/>
-        </w:rPr>
-      </w:pPr>
-      <w:r>
-        <w:rPr>
-          <w:rFonts w:ascii="Times New Roman" w:hAnsi="Times New Roman" w:cs="Times New Roman"/>
-          <w:i/>
-          <w:sz w:val="28"/>
-          <w:szCs w:val="28"/>
-          <w:lang w:val="en-US"/>
-        </w:rPr>
-        <w:t xml:space="preserve">    </w:t>
-      </w:r>
-      <w:proofErr w:type="spellStart"/>
-      <w:r>
-        <w:rPr>
-          <w:rFonts w:ascii="Times New Roman" w:hAnsi="Times New Roman" w:cs="Times New Roman"/>
-          <w:i/>
-          <w:sz w:val="28"/>
-          <w:szCs w:val="28"/>
-        </w:rPr>
-        <w:t>print</w:t>
-      </w:r>
-      <w:proofErr w:type="spellEnd"/>
-      <w:r>
-        <w:rPr>
-          <w:rFonts w:ascii="Times New Roman" w:hAnsi="Times New Roman" w:cs="Times New Roman"/>
-          <w:i/>
-          <w:sz w:val="28"/>
-          <w:szCs w:val="28"/>
-        </w:rPr>
-        <w:t>(f'{</w:t>
-      </w:r>
-      <w:proofErr w:type="spellStart"/>
-      <w:proofErr w:type="gramStart"/>
-      <w:r>
-        <w:rPr>
-          <w:rFonts w:ascii="Times New Roman" w:hAnsi="Times New Roman" w:cs="Times New Roman"/>
-          <w:i/>
-          <w:sz w:val="28"/>
-          <w:szCs w:val="28"/>
-        </w:rPr>
-        <w:t>name.decode</w:t>
-      </w:r>
-      <w:proofErr w:type="spellEnd"/>
-      <w:proofErr w:type="gramEnd"/>
-      <w:r>
-        <w:rPr>
-          <w:rFonts w:ascii="Times New Roman" w:hAnsi="Times New Roman" w:cs="Times New Roman"/>
-          <w:i/>
-          <w:sz w:val="28"/>
-          <w:szCs w:val="28"/>
-        </w:rPr>
-        <w:t>().</w:t>
-      </w:r>
-      <w:proofErr w:type="spellStart"/>
-      <w:r>
-        <w:rPr>
-          <w:rFonts w:ascii="Times New Roman" w:hAnsi="Times New Roman" w:cs="Times New Roman"/>
-          <w:i/>
-          <w:sz w:val="28"/>
-          <w:szCs w:val="28"/>
-        </w:rPr>
-        <w:t>strip</w:t>
-      </w:r>
-      <w:proofErr w:type="spellEnd"/>
-      <w:r>
-        <w:rPr>
-          <w:rFonts w:ascii="Times New Roman" w:hAnsi="Times New Roman" w:cs="Times New Roman"/>
-          <w:i/>
-          <w:sz w:val="28"/>
-          <w:szCs w:val="28"/>
-        </w:rPr>
-        <w:t>()}, {</w:t>
-      </w:r>
-      <w:proofErr w:type="spellStart"/>
-      <w:r>
-        <w:rPr>
-          <w:rFonts w:ascii="Times New Roman" w:hAnsi="Times New Roman" w:cs="Times New Roman"/>
-          <w:i/>
-          <w:sz w:val="28"/>
-          <w:szCs w:val="28"/>
-        </w:rPr>
-        <w:t>age</w:t>
-      </w:r>
-      <w:proofErr w:type="spellEnd"/>
-      <w:r>
-        <w:rPr>
-          <w:rFonts w:ascii="Times New Roman" w:hAnsi="Times New Roman" w:cs="Times New Roman"/>
-          <w:i/>
-          <w:sz w:val="28"/>
-          <w:szCs w:val="28"/>
-        </w:rPr>
-        <w:t>} лет, {</w:t>
-      </w:r>
-      <w:proofErr w:type="spellStart"/>
-      <w:r>
-        <w:rPr>
-          <w:rFonts w:ascii="Times New Roman" w:hAnsi="Times New Roman" w:cs="Times New Roman"/>
-          <w:i/>
-          <w:sz w:val="28"/>
-          <w:szCs w:val="28"/>
-        </w:rPr>
-        <w:t>height</w:t>
-      </w:r>
-      <w:proofErr w:type="spellEnd"/>
-      <w:r>
-        <w:rPr>
-          <w:rFonts w:ascii="Times New Roman" w:hAnsi="Times New Roman" w:cs="Times New Roman"/>
-          <w:i/>
-          <w:sz w:val="28"/>
-          <w:szCs w:val="28"/>
-        </w:rPr>
-        <w:t>} см, {</w:t>
-      </w:r>
-      <w:proofErr w:type="spellStart"/>
-      <w:r>
-        <w:rPr>
-          <w:rFonts w:ascii="Times New Roman" w:hAnsi="Times New Roman" w:cs="Times New Roman"/>
-          <w:i/>
-          <w:sz w:val="28"/>
-          <w:szCs w:val="28"/>
-        </w:rPr>
-        <w:t>weight</w:t>
-      </w:r>
-      <w:proofErr w:type="spellEnd"/>
-      <w:r>
-        <w:rPr>
-          <w:rFonts w:ascii="Times New Roman" w:hAnsi="Times New Roman" w:cs="Times New Roman"/>
-          <w:i/>
-          <w:sz w:val="28"/>
-          <w:szCs w:val="28"/>
-        </w:rPr>
-        <w:t>} кг')</w:t>
-      </w:r>
-    </w:p>
-    <w:p>
-      <w:pPr>
-        <w:rPr>
-          <w:rFonts w:ascii="Times New Roman" w:hAnsi="Times New Roman" w:cs="Times New Roman"/>
-          <w:i/>
-          <w:sz w:val="28"/>
-          <w:szCs w:val="28"/>
-        </w:rPr>
-      </w:pPr>
-    </w:p>
-    <w:p>
-      <w:pPr>
-        <w:rPr>
-          <w:rFonts w:ascii="Times New Roman" w:hAnsi="Times New Roman" w:cs="Times New Roman"/>
-          <w:b/>
-          <w:sz w:val="28"/>
-          <w:szCs w:val="28"/>
-        </w:rPr>
-      </w:pPr>
-      <w:r>
-        <w:rPr>
-          <w:rFonts w:ascii="Times New Roman" w:hAnsi="Times New Roman" w:cs="Times New Roman"/>
-          <w:b/>
-          <w:sz w:val="28"/>
-          <w:szCs w:val="28"/>
-        </w:rPr>
-        <w:t xml:space="preserve">Модуль </w:t>
-      </w:r>
-      <w:proofErr w:type="spellStart"/>
-      <w:r>
-        <w:rPr>
-          <w:rFonts w:ascii="Times New Roman" w:hAnsi="Times New Roman" w:cs="Times New Roman"/>
-          <w:b/>
-          <w:sz w:val="28"/>
-          <w:szCs w:val="28"/>
-        </w:rPr>
-        <w:t>mmap</w:t>
-      </w:r>
-      <w:proofErr w:type="spellEnd"/>
-      <w:r>
-        <w:rPr>
-          <w:rFonts w:ascii="Times New Roman" w:hAnsi="Times New Roman" w:cs="Times New Roman"/>
-          <w:b/>
-          <w:sz w:val="28"/>
-          <w:szCs w:val="28"/>
-        </w:rPr>
-        <w:t xml:space="preserve"> для больших файлов:</w:t>
-      </w:r>
-    </w:p>
-    <w:p>
-      <w:pPr>
-        <w:rPr>
-          <w:rFonts w:ascii="Times New Roman" w:hAnsi="Times New Roman" w:cs="Times New Roman"/>
-          <w:b/>
-          <w:sz w:val="28"/>
-          <w:szCs w:val="28"/>
-        </w:rPr>
-      </w:pPr>
-    </w:p>
-    <w:p>
-      <w:pPr>
-        <w:rPr>
-          <w:rFonts w:ascii="Times New Roman" w:hAnsi="Times New Roman" w:cs="Times New Roman"/>
-          <w:i/>
-          <w:sz w:val="28"/>
-          <w:szCs w:val="28"/>
-          <w:lang w:val="en-US"/>
-        </w:rPr>
-      </w:pPr>
-      <w:r>
-        <w:rPr>
-          <w:rFonts w:ascii="Times New Roman" w:hAnsi="Times New Roman" w:cs="Times New Roman"/>
-          <w:i/>
-          <w:sz w:val="28"/>
-          <w:szCs w:val="28"/>
-          <w:lang w:val="en-US"/>
-        </w:rPr>
-        <w:t xml:space="preserve">import </w:t>
-      </w:r>
-      <w:proofErr w:type="spellStart"/>
-      <w:r>
-        <w:rPr>
-          <w:rFonts w:ascii="Times New Roman" w:hAnsi="Times New Roman" w:cs="Times New Roman"/>
-          <w:i/>
-          <w:sz w:val="28"/>
-          <w:szCs w:val="28"/>
-          <w:lang w:val="en-US"/>
-        </w:rPr>
-        <w:t>mmap</w:t>
-      </w:r>
-      <w:proofErr w:type="spellEnd"/>
-    </w:p>
-    <w:p>
-      <w:pPr>
-        <w:rPr>
-          <w:rFonts w:ascii="Times New Roman" w:hAnsi="Times New Roman" w:cs="Times New Roman"/>
-          <w:i/>
-          <w:sz w:val="28"/>
-          <w:szCs w:val="28"/>
-          <w:lang w:val="en-US"/>
-        </w:rPr>
-      </w:pPr>
-    </w:p>
-    <w:p>
-      <w:pPr>
-        <w:rPr>
-          <w:rFonts w:ascii="Times New Roman" w:hAnsi="Times New Roman" w:cs="Times New Roman"/>
-          <w:i/>
-          <w:sz w:val="28"/>
-          <w:szCs w:val="28"/>
-          <w:lang w:val="en-US"/>
-        </w:rPr>
-      </w:pPr>
-      <w:r>
-        <w:rPr>
-          <w:rFonts w:ascii="Times New Roman" w:hAnsi="Times New Roman" w:cs="Times New Roman"/>
-          <w:i/>
-          <w:sz w:val="28"/>
-          <w:szCs w:val="28"/>
-          <w:lang w:val="en-US"/>
-        </w:rPr>
-        <w:t xml:space="preserve">with </w:t>
-      </w:r>
-      <w:proofErr w:type="gramStart"/>
-      <w:r>
-        <w:rPr>
-          <w:rFonts w:ascii="Times New Roman" w:hAnsi="Times New Roman" w:cs="Times New Roman"/>
-          <w:i/>
-          <w:sz w:val="28"/>
-          <w:szCs w:val="28"/>
-          <w:lang w:val="en-US"/>
-        </w:rPr>
-        <w:t>open(</w:t>
-      </w:r>
-      <w:proofErr w:type="gramEnd"/>
-      <w:r>
-        <w:rPr>
-          <w:rFonts w:ascii="Times New Roman" w:hAnsi="Times New Roman" w:cs="Times New Roman"/>
-          <w:i/>
-          <w:sz w:val="28"/>
-          <w:szCs w:val="28"/>
-          <w:lang w:val="en-US"/>
-        </w:rPr>
-        <w:t>'large_file.dat', '</w:t>
-      </w:r>
-      <w:proofErr w:type="spellStart"/>
-      <w:r>
-        <w:rPr>
-          <w:rFonts w:ascii="Times New Roman" w:hAnsi="Times New Roman" w:cs="Times New Roman"/>
-          <w:i/>
-          <w:sz w:val="28"/>
-          <w:szCs w:val="28"/>
-          <w:lang w:val="en-US"/>
-        </w:rPr>
-        <w:t>r+b</w:t>
-      </w:r>
-      <w:proofErr w:type="spellEnd"/>
-      <w:r>
-        <w:rPr>
-          <w:rFonts w:ascii="Times New Roman" w:hAnsi="Times New Roman" w:cs="Times New Roman"/>
-          <w:i/>
-          <w:sz w:val="28"/>
-          <w:szCs w:val="28"/>
-          <w:lang w:val="en-US"/>
-        </w:rPr>
-        <w:t>') as f:</w:t>
-      </w:r>
-    </w:p>
-    <w:p>
-      <w:pPr>
-        <w:rPr>
-          <w:rFonts w:ascii="Times New Roman" w:hAnsi="Times New Roman" w:cs="Times New Roman"/>
-          <w:i/>
-          <w:sz w:val="28"/>
-          <w:szCs w:val="28"/>
-          <w:lang w:val="en-US"/>
-        </w:rPr>
-      </w:pPr>
-      <w:r>
-        <w:rPr>
-          <w:rFonts w:ascii="Times New Roman" w:hAnsi="Times New Roman" w:cs="Times New Roman"/>
-          <w:i/>
-          <w:sz w:val="28"/>
-          <w:szCs w:val="28"/>
-          <w:lang w:val="en-US"/>
-        </w:rPr>
-        <w:t xml:space="preserve">    mm = </w:t>
-      </w:r>
-      <w:proofErr w:type="spellStart"/>
-      <w:proofErr w:type="gramStart"/>
-      <w:r>
-        <w:rPr>
-          <w:rFonts w:ascii="Times New Roman" w:hAnsi="Times New Roman" w:cs="Times New Roman"/>
-          <w:i/>
-          <w:sz w:val="28"/>
-          <w:szCs w:val="28"/>
-          <w:lang w:val="en-US"/>
-        </w:rPr>
-        <w:t>mmap.mmap</w:t>
-      </w:r>
-      <w:proofErr w:type="spellEnd"/>
-      <w:proofErr w:type="gramEnd"/>
-      <w:r>
-        <w:rPr>
-          <w:rFonts w:ascii="Times New Roman" w:hAnsi="Times New Roman" w:cs="Times New Roman"/>
-          <w:i/>
-          <w:sz w:val="28"/>
-          <w:szCs w:val="28"/>
-          <w:lang w:val="en-US"/>
-        </w:rPr>
-        <w:t>(</w:t>
-      </w:r>
-      <w:proofErr w:type="spellStart"/>
-      <w:r>
-        <w:rPr>
-          <w:rFonts w:ascii="Times New Roman" w:hAnsi="Times New Roman" w:cs="Times New Roman"/>
-          <w:i/>
-          <w:sz w:val="28"/>
-          <w:szCs w:val="28"/>
-          <w:lang w:val="en-US"/>
-        </w:rPr>
-        <w:t>f.fileno</w:t>
-      </w:r>
-      <w:proofErr w:type="spellEnd"/>
-      <w:r>
-        <w:rPr>
-          <w:rFonts w:ascii="Times New Roman" w:hAnsi="Times New Roman" w:cs="Times New Roman"/>
-          <w:i/>
-          <w:sz w:val="28"/>
-          <w:szCs w:val="28"/>
-          <w:lang w:val="en-US"/>
-        </w:rPr>
-        <w:t>(), 0)</w:t>
-      </w:r>
-    </w:p>
-    <w:p>
-      <w:pPr>
-        <w:rPr>
-          <w:rFonts w:ascii="Times New Roman" w:hAnsi="Times New Roman" w:cs="Times New Roman"/>
-          <w:i/>
-          <w:sz w:val="28"/>
-          <w:szCs w:val="28"/>
-        </w:rPr>
-      </w:pPr>
-      <w:r>
-        <w:rPr>
-          <w:rFonts w:ascii="Times New Roman" w:hAnsi="Times New Roman" w:cs="Times New Roman"/>
-          <w:i/>
-          <w:sz w:val="28"/>
-          <w:szCs w:val="28"/>
-          <w:lang w:val="en-US"/>
-        </w:rPr>
-        <w:t xml:space="preserve">    </w:t>
-      </w:r>
-      <w:proofErr w:type="spellStart"/>
-      <w:proofErr w:type="gramStart"/>
-      <w:r>
-        <w:rPr>
-          <w:rFonts w:ascii="Times New Roman" w:hAnsi="Times New Roman" w:cs="Times New Roman"/>
-          <w:i/>
-          <w:sz w:val="28"/>
-          <w:szCs w:val="28"/>
-        </w:rPr>
-        <w:t>mm</w:t>
-      </w:r>
-      <w:proofErr w:type="spellEnd"/>
-      <w:r>
-        <w:rPr>
-          <w:rFonts w:ascii="Times New Roman" w:hAnsi="Times New Roman" w:cs="Times New Roman"/>
-          <w:i/>
-          <w:sz w:val="28"/>
-          <w:szCs w:val="28"/>
-        </w:rPr>
-        <w:t>[</w:t>
-      </w:r>
-      <w:proofErr w:type="gramEnd"/>
-      <w:r>
-        <w:rPr>
-          <w:rFonts w:ascii="Times New Roman" w:hAnsi="Times New Roman" w:cs="Times New Roman"/>
-          <w:i/>
-          <w:sz w:val="28"/>
-          <w:szCs w:val="28"/>
-        </w:rPr>
-        <w:t xml:space="preserve">100:110] = </w:t>
-      </w:r>
-      <w:proofErr w:type="spellStart"/>
-      <w:r>
-        <w:rPr>
-          <w:rFonts w:ascii="Times New Roman" w:hAnsi="Times New Roman" w:cs="Times New Roman"/>
-          <w:i/>
-          <w:sz w:val="28"/>
-          <w:szCs w:val="28"/>
-        </w:rPr>
-        <w:t>b'new</w:t>
-      </w:r>
-      <w:proofErr w:type="spellEnd"/>
-      <w:r>
-        <w:rPr>
-          <w:rFonts w:ascii="Times New Roman" w:hAnsi="Times New Roman" w:cs="Times New Roman"/>
-          <w:i/>
-          <w:sz w:val="28"/>
-          <w:szCs w:val="28"/>
-        </w:rPr>
-        <w:t xml:space="preserve"> </w:t>
-      </w:r>
-      <w:proofErr w:type="spellStart"/>
-      <w:r>
-        <w:rPr>
-          <w:rFonts w:ascii="Times New Roman" w:hAnsi="Times New Roman" w:cs="Times New Roman"/>
-          <w:i/>
-          <w:sz w:val="28"/>
-          <w:szCs w:val="28"/>
-        </w:rPr>
-        <w:t>data</w:t>
-      </w:r>
-      <w:proofErr w:type="spellEnd"/>
-      <w:r>
-        <w:rPr>
-          <w:rFonts w:ascii="Times New Roman" w:hAnsi="Times New Roman" w:cs="Times New Roman"/>
-          <w:i/>
-          <w:sz w:val="28"/>
-          <w:szCs w:val="28"/>
-        </w:rPr>
-        <w:t>'</w:t>
-      </w:r>
-    </w:p>
-    <w:p>
-      <w:pPr>
-        <w:rPr>
-          <w:rFonts w:ascii="Times New Roman" w:hAnsi="Times New Roman" w:cs="Times New Roman"/>
-          <w:i/>
-          <w:sz w:val="28"/>
-          <w:szCs w:val="28"/>
-        </w:rPr>
-      </w:pPr>
-      <w:r>
-        <w:rPr>
-          <w:rFonts w:ascii="Times New Roman" w:hAnsi="Times New Roman" w:cs="Times New Roman"/>
-          <w:i/>
-          <w:sz w:val="28"/>
-          <w:szCs w:val="28"/>
-        </w:rPr>
         <w:t xml:space="preserve">    </w:t>
       </w:r>
       <w:proofErr w:type="spellStart"/>
@@ -7596,9 +7598,7 @@
           <w:color w:val="000000" w:themeColor="text1"/>
         </w:rPr>
       </w:pPr>
-      <w:bookmarkStart w:id="15" w:name="_Toc230164426"/>
-      <w:bookmarkStart w:id="16" w:name="_GoBack"/>
-      <w:bookmarkEnd w:id="16"/>
+      <w:bookmarkStart w:id="16" w:name="_Toc230164426"/>
       <w:r>
         <w:rPr>
           <w:rFonts w:ascii="Times New Roman" w:hAnsi="Times New Roman" w:cs="Times New Roman"/>
@@ -7616,7 +7616,7 @@
         </w:rPr>
         <w:t>Python</w:t>
       </w:r>
-      <w:bookmarkEnd w:id="15"/>
+      <w:bookmarkEnd w:id="16"/>
       <w:proofErr w:type="spellEnd"/>
     </w:p>
     <w:p>
@@ -7933,6 +7933,7 @@
           <w:szCs w:val="28"/>
           <w:lang w:val="en-US"/>
         </w:rPr>
+        <w:lastRenderedPageBreak/>
         <w:t>print(</w:t>
       </w:r>
       <w:proofErr w:type="gramEnd"/>
@@ -8880,6 +8881,7 @@
           <w:sz w:val="28"/>
           <w:szCs w:val="28"/>
         </w:rPr>
+        <w:lastRenderedPageBreak/>
         <w:t>c = {1, 2}</w:t>
       </w:r>
     </w:p>
@@ -8981,7 +8983,6 @@
           <w:sz w:val="28"/>
           <w:szCs w:val="28"/>
         </w:rPr>
-        <w:lastRenderedPageBreak/>
         <w:t>print</w:t>
       </w:r>
       <w:proofErr w:type="spellEnd"/>
@@ -9684,6 +9685,7 @@
           <w:sz w:val="28"/>
           <w:szCs w:val="28"/>
         </w:rPr>
+        <w:lastRenderedPageBreak/>
         <w:t xml:space="preserve">Файлы прямого доступа: реализуются через бинарные файлы с фиксированной структурой и методами </w:t>
       </w:r>
       <w:proofErr w:type="spellStart"/>
@@ -9745,7 +9747,6 @@
           <w:sz w:val="28"/>
           <w:szCs w:val="28"/>
         </w:rPr>
-        <w:lastRenderedPageBreak/>
         <w:t>Множества: поддерживают все основные операции (объединение, пересечение, разность, проверка вхожд</w:t>
       </w:r>
       <w:r>
@@ -9758,7 +9759,7 @@
       </w:r>
     </w:p>
     <w:sectPr>
-      <w:footerReference w:type="default" r:id="rId10"/>
+      <w:headerReference w:type="default" r:id="rId10"/>
       <w:pgSz w:w="11906" w:h="16838"/>
       <w:pgMar w:top="1134" w:right="850" w:bottom="1134" w:left="1701" w:header="708" w:footer="708" w:gutter="0"/>
       <w:cols w:space="708"/>
@@ -9793,16 +9794,6 @@
 </w:endnotes>
 </file>
 
-<file path=word/footer1.xml><?xml version="1.0" encoding="utf-8"?>
-<w:ftr xmlns:wpc="http://schemas.microsoft.com/office/word/2010/wordprocessingCanvas" xmlns:cx="http://schemas.microsoft.com/office/drawing/2014/chartex" xmlns:mc="http://schemas.openxmlformats.org/markup-compatibility/2006" xmlns:o="urn:schemas-microsoft-com:office:office" xmlns:r="http://schemas.openxmlformats.org/officeDocument/2006/relationships" xmlns:m="http://schemas.openxmlformats.org/officeDocument/2006/math" xmlns:v="urn:schemas-microsoft-com:vml" xmlns:wp14="http://schemas.microsoft.com/office/word/2010/wordprocessingDrawing" xmlns:wp="http://schemas.openxmlformats.org/drawingml/2006/wordprocessingDrawing" xmlns:w10="urn:schemas-microsoft-com:office:word" xmlns:w="http://schemas.openxmlformats.org/wordprocessingml/2006/main" xmlns:w14="http://schemas.microsoft.com/office/word/2010/wordml" xmlns:w15="http://schemas.microsoft.com/office/word/2012/wordml" xmlns:w16se="http://schemas.microsoft.com/office/word/2015/wordml/symex" xmlns:wpg="http://schemas.microsoft.com/office/word/2010/wordprocessingGroup" xmlns:wpi="http://schemas.microsoft.com/office/word/2010/wordprocessingInk" xmlns:wne="http://schemas.microsoft.com/office/word/2006/wordml" xmlns:wps="http://schemas.microsoft.com/office/word/2010/wordprocessingShape" mc:Ignorable="w14 w15 w16se wp14">
-  <w:p>
-    <w:pPr>
-      <w:pStyle w:val="aa"/>
-    </w:pPr>
-  </w:p>
-</w:ftr>
-</file>
-
 <file path=word/footnotes.xml><?xml version="1.0" encoding="utf-8"?>
 <w:footnotes xmlns:wpc="http://schemas.microsoft.com/office/word/2010/wordprocessingCanvas" xmlns:cx="http://schemas.microsoft.com/office/drawing/2014/chartex" xmlns:mc="http://schemas.openxmlformats.org/markup-compatibility/2006" xmlns:o="urn:schemas-microsoft-com:office:office" xmlns:r="http://schemas.openxmlformats.org/officeDocument/2006/relationships" xmlns:m="http://schemas.openxmlformats.org/officeDocument/2006/math" xmlns:v="urn:schemas-microsoft-com:vml" xmlns:wp14="http://schemas.microsoft.com/office/word/2010/wordprocessingDrawing" xmlns:wp="http://schemas.openxmlformats.org/drawingml/2006/wordprocessingDrawing" xmlns:w10="urn:schemas-microsoft-com:office:word" xmlns:w="http://schemas.openxmlformats.org/wordprocessingml/2006/main" xmlns:w14="http://schemas.microsoft.com/office/word/2010/wordml" xmlns:w15="http://schemas.microsoft.com/office/word/2012/wordml" xmlns:w16se="http://schemas.microsoft.com/office/word/2015/wordml/symex" xmlns:wpg="http://schemas.microsoft.com/office/word/2010/wordprocessingGroup" xmlns:wpi="http://schemas.microsoft.com/office/word/2010/wordprocessingInk" xmlns:wne="http://schemas.microsoft.com/office/word/2006/wordml" xmlns:wps="http://schemas.microsoft.com/office/word/2010/wordprocessingShape" mc:Ignorable="w14 w15 w16se wp14">
   <w:footnote w:type="separator" w:id="-1">
@@ -9826,6 +9817,50 @@
     </w:p>
   </w:footnote>
 </w:footnotes>
+</file>
+
+<file path=word/header1.xml><?xml version="1.0" encoding="utf-8"?>
+<w:hdr xmlns:wpc="http://schemas.microsoft.com/office/word/2010/wordprocessingCanvas" xmlns:cx="http://schemas.microsoft.com/office/drawing/2014/chartex" xmlns:mc="http://schemas.openxmlformats.org/markup-compatibility/2006" xmlns:o="urn:schemas-microsoft-com:office:office" xmlns:r="http://schemas.openxmlformats.org/officeDocument/2006/relationships" xmlns:m="http://schemas.openxmlformats.org/officeDocument/2006/math" xmlns:v="urn:schemas-microsoft-com:vml" xmlns:wp14="http://schemas.microsoft.com/office/word/2010/wordprocessingDrawing" xmlns:wp="http://schemas.openxmlformats.org/drawingml/2006/wordprocessingDrawing" xmlns:w10="urn:schemas-microsoft-com:office:word" xmlns:w="http://schemas.openxmlformats.org/wordprocessingml/2006/main" xmlns:w14="http://schemas.microsoft.com/office/word/2010/wordml" xmlns:w15="http://schemas.microsoft.com/office/word/2012/wordml" xmlns:w16se="http://schemas.microsoft.com/office/word/2015/wordml/symex" xmlns:wpg="http://schemas.microsoft.com/office/word/2010/wordprocessingGroup" xmlns:wpi="http://schemas.microsoft.com/office/word/2010/wordprocessingInk" xmlns:wne="http://schemas.microsoft.com/office/word/2006/wordml" xmlns:wps="http://schemas.microsoft.com/office/word/2010/wordprocessingShape" mc:Ignorable="w14 w15 w16se wp14">
+  <w:sdt>
+    <w:sdtPr>
+      <w:id w:val="-1345698299"/>
+      <w:docPartObj>
+        <w:docPartGallery w:val="Page Numbers (Top of Page)"/>
+        <w:docPartUnique/>
+      </w:docPartObj>
+    </w:sdtPr>
+    <w:sdtContent>
+      <w:p>
+        <w:pPr>
+          <w:pStyle w:val="a8"/>
+        </w:pPr>
+        <w:r>
+          <w:fldChar w:fldCharType="begin"/>
+        </w:r>
+        <w:r>
+          <w:instrText>PAGE   \* MERGEFORMAT</w:instrText>
+        </w:r>
+        <w:r>
+          <w:fldChar w:fldCharType="separate"/>
+        </w:r>
+        <w:r>
+          <w:rPr>
+            <w:noProof/>
+          </w:rPr>
+          <w:t>11</w:t>
+        </w:r>
+        <w:r>
+          <w:fldChar w:fldCharType="end"/>
+        </w:r>
+      </w:p>
+    </w:sdtContent>
+  </w:sdt>
+  <w:p>
+    <w:pPr>
+      <w:pStyle w:val="a8"/>
+    </w:pPr>
+  </w:p>
+</w:hdr>
 </file>
 
 <file path=word/numbering.xml><?xml version="1.0" encoding="utf-8"?>
@@ -9851,7 +9886,7 @@
         <v:path o:extrusionok="f" gradientshapeok="t" o:connecttype="rect"/>
         <o:lock v:ext="edit" aspectratio="t"/>
       </v:shapetype>
-      <v:shape id="_x0000_i1278" type="#_x0000_t75" style="width:10.85pt;height:10.85pt" o:bullet="t">
+      <v:shape id="_x0000_i1280" type="#_x0000_t75" style="width:10.85pt;height:10.85pt" o:bullet="t">
         <v:imagedata r:id="rId1" o:title="mso9924"/>
       </v:shape>
     </w:pict>
@@ -11566,7 +11601,7 @@
   </w:compat>
   <w:rsids>
     <w:rsidRoot w:val="009F0E62"/>
-    <w:rsid w:val="00596F4B"/>
+    <w:rsid w:val="003F7F82"/>
     <w:rsid w:val="009F0E62"/>
   </w:rsids>
   <m:mathPr>
@@ -12335,7 +12370,7 @@
 </file>
 
 <file path=customXml/itemProps1.xml><?xml version="1.0" encoding="utf-8"?>
-<ds:datastoreItem xmlns:ds="http://schemas.openxmlformats.org/officeDocument/2006/customXml" ds:itemID="{EAEAA488-1D3B-4C40-9E2E-BB78FCA1DEA8}">
+<ds:datastoreItem xmlns:ds="http://schemas.openxmlformats.org/officeDocument/2006/customXml" ds:itemID="{6245C82E-2547-48C0-A28D-AF5203000278}">
   <ds:schemaRefs>
     <ds:schemaRef ds:uri="http://schemas.openxmlformats.org/officeDocument/2006/bibliography"/>
   </ds:schemaRefs>

--- a/20.05. Кучумова.docx
+++ b/20.05. Кучумова.docx
@@ -4,6 +4,10 @@
   <w:body>
     <w:p>
       <w:r>
+        <w:rPr>
+          <w:noProof/>
+          <w:lang w:eastAsia="ru-RU"/>
+        </w:rPr>
         <mc:AlternateContent>
           <mc:Choice Requires="wps">
             <w:drawing>
@@ -179,7 +183,12 @@
       </w:r>
     </w:p>
     <w:p>
-      <w:r>
+      <w:bookmarkStart w:id="0" w:name="_GoBack"/>
+      <w:r>
+        <w:rPr>
+          <w:noProof/>
+          <w:lang w:eastAsia="ru-RU"/>
+        </w:rPr>
         <mc:AlternateContent>
           <mc:Choice Requires="wps">
             <w:drawing>
@@ -499,6 +508,10 @@
         </mc:AlternateContent>
       </w:r>
       <w:r>
+        <w:rPr>
+          <w:noProof/>
+          <w:lang w:eastAsia="ru-RU"/>
+        </w:rPr>
         <mc:AlternateContent>
           <mc:Choice Requires="wps">
             <w:drawing>
@@ -688,6 +701,10 @@
         </mc:AlternateContent>
       </w:r>
       <w:r>
+        <w:rPr>
+          <w:noProof/>
+          <w:lang w:eastAsia="ru-RU"/>
+        </w:rPr>
         <mc:AlternateContent>
           <mc:Choice Requires="wps">
             <w:drawing>
@@ -915,6 +932,10 @@
         </mc:AlternateContent>
       </w:r>
       <w:r>
+        <w:rPr>
+          <w:noProof/>
+          <w:lang w:eastAsia="ru-RU"/>
+        </w:rPr>
         <mc:AlternateContent>
           <mc:Choice Requires="wps">
             <w:drawing>
@@ -1425,6 +1446,7 @@
         <w:br w:type="page"/>
       </w:r>
     </w:p>
+    <w:bookmarkEnd w:id="0"/>
     <w:p>
       <w:r>
         <w:rPr>
@@ -1713,6 +1735,13 @@
     </w:p>
     <w:sdt>
       <w:sdtPr>
+        <w:rPr>
+          <w:rFonts w:asciiTheme="minorHAnsi" w:eastAsiaTheme="minorHAnsi" w:hAnsiTheme="minorHAnsi" w:cstheme="minorBidi"/>
+          <w:color w:val="auto"/>
+          <w:sz w:val="22"/>
+          <w:szCs w:val="22"/>
+          <w:lang w:eastAsia="en-US"/>
+        </w:rPr>
         <w:id w:val="-1697000512"/>
         <w:docPartObj>
           <w:docPartGallery w:val="Table of Contents"/>
@@ -1721,21 +1750,24 @@
       </w:sdtPr>
       <w:sdtEndPr>
         <w:rPr>
-          <w:rFonts w:asciiTheme="minorHAnsi" w:eastAsiaTheme="minorHAnsi" w:hAnsiTheme="minorHAnsi" w:cstheme="minorBidi"/>
           <w:b/>
           <w:bCs/>
-          <w:color w:val="auto"/>
-          <w:sz w:val="22"/>
-          <w:szCs w:val="22"/>
-          <w:lang w:eastAsia="en-US"/>
         </w:rPr>
       </w:sdtEndPr>
       <w:sdtContent>
         <w:p>
           <w:pPr>
             <w:pStyle w:val="a3"/>
+            <w:rPr>
+              <w:rFonts w:ascii="Times New Roman" w:hAnsi="Times New Roman" w:cs="Times New Roman"/>
+              <w:color w:val="000000" w:themeColor="text1"/>
+            </w:rPr>
           </w:pPr>
           <w:r>
+            <w:rPr>
+              <w:rFonts w:ascii="Times New Roman" w:hAnsi="Times New Roman" w:cs="Times New Roman"/>
+              <w:color w:val="000000" w:themeColor="text1"/>
+            </w:rPr>
             <w:t>Оглавление</w:t>
           </w:r>
         </w:p>
@@ -1838,7 +1870,25 @@
                 <w:b/>
                 <w:noProof/>
               </w:rPr>
-              <w:t>Ход работы</w:t>
+              <w:t>Хо</w:t>
+            </w:r>
+            <w:r>
+              <w:rPr>
+                <w:rStyle w:val="a7"/>
+                <w:rFonts w:ascii="Times New Roman" w:hAnsi="Times New Roman"/>
+                <w:b/>
+                <w:noProof/>
+              </w:rPr>
+              <w:t>д</w:t>
+            </w:r>
+            <w:r>
+              <w:rPr>
+                <w:rStyle w:val="a7"/>
+                <w:rFonts w:ascii="Times New Roman" w:hAnsi="Times New Roman"/>
+                <w:b/>
+                <w:noProof/>
+              </w:rPr>
+              <w:t xml:space="preserve"> работы</w:t>
             </w:r>
             <w:r>
               <w:rPr>
@@ -2051,25 +2101,7 @@
                 <w:b/>
                 <w:noProof/>
               </w:rPr>
-              <w:t>Файлы п</w:t>
-            </w:r>
-            <w:r>
-              <w:rPr>
-                <w:rStyle w:val="a7"/>
-                <w:rFonts w:ascii="Times New Roman" w:hAnsi="Times New Roman"/>
-                <w:b/>
-                <w:noProof/>
-              </w:rPr>
-              <w:t>р</w:t>
-            </w:r>
-            <w:r>
-              <w:rPr>
-                <w:rStyle w:val="a7"/>
-                <w:rFonts w:ascii="Times New Roman" w:hAnsi="Times New Roman"/>
-                <w:b/>
-                <w:noProof/>
-              </w:rPr>
-              <w:t>ямого доступа</w:t>
+              <w:t>Файлы прямого доступа</w:t>
             </w:r>
             <w:r>
               <w:rPr>
@@ -2140,7 +2172,7 @@
                 <w:b/>
                 <w:noProof/>
               </w:rPr>
-              <w:t>Опер</w:t>
+              <w:t>Операц</w:t>
             </w:r>
             <w:r>
               <w:rPr>
@@ -2149,7 +2181,7 @@
                 <w:b/>
                 <w:noProof/>
               </w:rPr>
-              <w:t>а</w:t>
+              <w:t>и</w:t>
             </w:r>
             <w:r>
               <w:rPr>
@@ -2158,25 +2190,7 @@
                 <w:b/>
                 <w:noProof/>
               </w:rPr>
-              <w:t>ции над множе</w:t>
-            </w:r>
-            <w:r>
-              <w:rPr>
-                <w:rStyle w:val="a7"/>
-                <w:rFonts w:ascii="Times New Roman" w:hAnsi="Times New Roman"/>
-                <w:b/>
-                <w:noProof/>
-              </w:rPr>
-              <w:t>с</w:t>
-            </w:r>
-            <w:r>
-              <w:rPr>
-                <w:rStyle w:val="a7"/>
-                <w:rFonts w:ascii="Times New Roman" w:hAnsi="Times New Roman"/>
-                <w:b/>
-                <w:noProof/>
-              </w:rPr>
-              <w:t>твами в Python</w:t>
+              <w:t>и над множествами в Python</w:t>
             </w:r>
             <w:r>
               <w:rPr>
@@ -2247,25 +2261,7 @@
                 <w:b/>
                 <w:noProof/>
               </w:rPr>
-              <w:t>Закл</w:t>
-            </w:r>
-            <w:r>
-              <w:rPr>
-                <w:rStyle w:val="a7"/>
-                <w:rFonts w:ascii="Times New Roman" w:hAnsi="Times New Roman"/>
-                <w:b/>
-                <w:noProof/>
-              </w:rPr>
-              <w:t>ю</w:t>
-            </w:r>
-            <w:r>
-              <w:rPr>
-                <w:rStyle w:val="a7"/>
-                <w:rFonts w:ascii="Times New Roman" w:hAnsi="Times New Roman"/>
-                <w:b/>
-                <w:noProof/>
-              </w:rPr>
-              <w:t>чение</w:t>
+              <w:t>Заключение</w:t>
             </w:r>
             <w:r>
               <w:rPr>
@@ -2394,9 +2390,9 @@
                                 <w:szCs w:val="40"/>
                               </w:rPr>
                             </w:pPr>
-                            <w:bookmarkStart w:id="0" w:name="_Toc230164294"/>
-                            <w:bookmarkStart w:id="1" w:name="_Toc230164414"/>
-                            <w:bookmarkStart w:id="2" w:name="_Toc230164421"/>
+                            <w:bookmarkStart w:id="1" w:name="_Toc230164294"/>
+                            <w:bookmarkStart w:id="2" w:name="_Toc230164414"/>
+                            <w:bookmarkStart w:id="3" w:name="_Toc230164421"/>
                             <w:r>
                               <w:rPr>
                                 <w:rFonts w:ascii="Times New Roman" w:hAnsi="Times New Roman" w:cs="Times New Roman"/>
@@ -2407,9 +2403,9 @@
                               </w:rPr>
                               <w:t>Цель работы</w:t>
                             </w:r>
-                            <w:bookmarkEnd w:id="0"/>
                             <w:bookmarkEnd w:id="1"/>
                             <w:bookmarkEnd w:id="2"/>
+                            <w:bookmarkEnd w:id="3"/>
                           </w:p>
                         </w:txbxContent>
                       </wps:txbx>
@@ -2447,9 +2443,9 @@
                           <w:szCs w:val="40"/>
                         </w:rPr>
                       </w:pPr>
-                      <w:bookmarkStart w:id="3" w:name="_Toc230164294"/>
-                      <w:bookmarkStart w:id="4" w:name="_Toc230164414"/>
-                      <w:bookmarkStart w:id="5" w:name="_Toc230164421"/>
+                      <w:bookmarkStart w:id="4" w:name="_Toc230164294"/>
+                      <w:bookmarkStart w:id="5" w:name="_Toc230164414"/>
+                      <w:bookmarkStart w:id="6" w:name="_Toc230164421"/>
                       <w:r>
                         <w:rPr>
                           <w:rFonts w:ascii="Times New Roman" w:hAnsi="Times New Roman" w:cs="Times New Roman"/>
@@ -2460,9 +2456,9 @@
                         </w:rPr>
                         <w:t>Цель работы</w:t>
                       </w:r>
-                      <w:bookmarkEnd w:id="3"/>
                       <w:bookmarkEnd w:id="4"/>
                       <w:bookmarkEnd w:id="5"/>
+                      <w:bookmarkEnd w:id="6"/>
                     </w:p>
                   </w:txbxContent>
                 </v:textbox>
@@ -2537,8 +2533,6 @@
       <w:r>
         <w:br w:type="page"/>
       </w:r>
-      <w:bookmarkStart w:id="6" w:name="_GoBack"/>
-      <w:bookmarkEnd w:id="6"/>
     </w:p>
     <w:p>
       <w:pPr>
@@ -3036,14 +3030,16 @@
           <w:i/>
           <w:sz w:val="28"/>
           <w:szCs w:val="28"/>
-        </w:rPr>
-      </w:pPr>
-      <w:r>
-        <w:rPr>
-          <w:rFonts w:ascii="Times New Roman" w:hAnsi="Times New Roman" w:cs="Times New Roman"/>
-          <w:i/>
-          <w:sz w:val="28"/>
-          <w:szCs w:val="28"/>
+          <w:lang w:val="en-US"/>
+        </w:rPr>
+      </w:pPr>
+      <w:r>
+        <w:rPr>
+          <w:rFonts w:ascii="Times New Roman" w:hAnsi="Times New Roman" w:cs="Times New Roman"/>
+          <w:i/>
+          <w:sz w:val="28"/>
+          <w:szCs w:val="28"/>
+          <w:lang w:val="en-US"/>
         </w:rPr>
         <w:t>}</w:t>
       </w:r>
@@ -3055,77 +3051,29 @@
           <w:i/>
           <w:sz w:val="28"/>
           <w:szCs w:val="28"/>
-        </w:rPr>
-      </w:pPr>
-    </w:p>
-    <w:p>
-      <w:pPr>
-        <w:rPr>
-          <w:rFonts w:ascii="Times New Roman" w:hAnsi="Times New Roman" w:cs="Times New Roman"/>
-          <w:i/>
-          <w:sz w:val="28"/>
-          <w:szCs w:val="28"/>
-        </w:rPr>
-      </w:pPr>
-      <w:proofErr w:type="spellStart"/>
-      <w:r>
-        <w:rPr>
-          <w:rFonts w:ascii="Times New Roman" w:hAnsi="Times New Roman" w:cs="Times New Roman"/>
-          <w:i/>
-          <w:sz w:val="28"/>
-          <w:szCs w:val="28"/>
-        </w:rPr>
-        <w:t>print</w:t>
-      </w:r>
-      <w:proofErr w:type="spellEnd"/>
-      <w:r>
-        <w:rPr>
-          <w:rFonts w:ascii="Times New Roman" w:hAnsi="Times New Roman" w:cs="Times New Roman"/>
-          <w:i/>
-          <w:sz w:val="28"/>
-          <w:szCs w:val="28"/>
-        </w:rPr>
-        <w:t>(</w:t>
-      </w:r>
-      <w:proofErr w:type="spellStart"/>
-      <w:r>
-        <w:rPr>
-          <w:rFonts w:ascii="Times New Roman" w:hAnsi="Times New Roman" w:cs="Times New Roman"/>
-          <w:i/>
-          <w:sz w:val="28"/>
-          <w:szCs w:val="28"/>
-        </w:rPr>
-        <w:t>student</w:t>
-      </w:r>
-      <w:proofErr w:type="spellEnd"/>
-      <w:r>
-        <w:rPr>
-          <w:rFonts w:ascii="Times New Roman" w:hAnsi="Times New Roman" w:cs="Times New Roman"/>
-          <w:i/>
-          <w:sz w:val="28"/>
-          <w:szCs w:val="28"/>
-        </w:rPr>
-        <w:t>['</w:t>
-      </w:r>
-      <w:proofErr w:type="spellStart"/>
-      <w:r>
-        <w:rPr>
-          <w:rFonts w:ascii="Times New Roman" w:hAnsi="Times New Roman" w:cs="Times New Roman"/>
-          <w:i/>
-          <w:sz w:val="28"/>
-          <w:szCs w:val="28"/>
-        </w:rPr>
-        <w:t>name</w:t>
-      </w:r>
-      <w:proofErr w:type="spellEnd"/>
-      <w:r>
-        <w:rPr>
-          <w:rFonts w:ascii="Times New Roman" w:hAnsi="Times New Roman" w:cs="Times New Roman"/>
-          <w:i/>
-          <w:sz w:val="28"/>
-          <w:szCs w:val="28"/>
-        </w:rPr>
-        <w:t>'</w:t>
+          <w:lang w:val="en-US"/>
+        </w:rPr>
+      </w:pPr>
+    </w:p>
+    <w:p>
+      <w:pPr>
+        <w:rPr>
+          <w:rFonts w:ascii="Times New Roman" w:hAnsi="Times New Roman" w:cs="Times New Roman"/>
+          <w:i/>
+          <w:sz w:val="28"/>
+          <w:szCs w:val="28"/>
+          <w:lang w:val="en-US"/>
+        </w:rPr>
+      </w:pPr>
+      <w:r>
+        <w:rPr>
+          <w:rFonts w:ascii="Times New Roman" w:hAnsi="Times New Roman" w:cs="Times New Roman"/>
+          <w:i/>
+          <w:sz w:val="28"/>
+          <w:szCs w:val="28"/>
+          <w:lang w:val="en-US"/>
+        </w:rPr>
+        <w:t>print(student['name'</w:t>
       </w:r>
       <w:proofErr w:type="gramStart"/>
       <w:r>
@@ -3134,6 +3082,7 @@
           <w:i/>
           <w:sz w:val="28"/>
           <w:szCs w:val="28"/>
+          <w:lang w:val="en-US"/>
         </w:rPr>
         <w:t>])  #</w:t>
       </w:r>
@@ -3144,66 +3093,67 @@
           <w:i/>
           <w:sz w:val="28"/>
           <w:szCs w:val="28"/>
-        </w:rPr>
-        <w:t xml:space="preserve"> Иванов Иван</w:t>
-      </w:r>
-    </w:p>
-    <w:p>
-      <w:pPr>
-        <w:rPr>
-          <w:rFonts w:ascii="Times New Roman" w:hAnsi="Times New Roman" w:cs="Times New Roman"/>
-          <w:i/>
-          <w:sz w:val="28"/>
-          <w:szCs w:val="28"/>
-        </w:rPr>
-      </w:pPr>
-      <w:proofErr w:type="spellStart"/>
-      <w:r>
-        <w:rPr>
-          <w:rFonts w:ascii="Times New Roman" w:hAnsi="Times New Roman" w:cs="Times New Roman"/>
-          <w:i/>
-          <w:sz w:val="28"/>
-          <w:szCs w:val="28"/>
-        </w:rPr>
-        <w:t>student</w:t>
-      </w:r>
-      <w:proofErr w:type="spellEnd"/>
-      <w:r>
-        <w:rPr>
-          <w:rFonts w:ascii="Times New Roman" w:hAnsi="Times New Roman" w:cs="Times New Roman"/>
-          <w:i/>
-          <w:sz w:val="28"/>
-          <w:szCs w:val="28"/>
-        </w:rPr>
-        <w:t>['</w:t>
-      </w:r>
-      <w:proofErr w:type="spellStart"/>
-      <w:r>
-        <w:rPr>
-          <w:rFonts w:ascii="Times New Roman" w:hAnsi="Times New Roman" w:cs="Times New Roman"/>
-          <w:i/>
-          <w:sz w:val="28"/>
-          <w:szCs w:val="28"/>
-        </w:rPr>
-        <w:t>age</w:t>
-      </w:r>
-      <w:proofErr w:type="spellEnd"/>
-      <w:r>
-        <w:rPr>
-          <w:rFonts w:ascii="Times New Roman" w:hAnsi="Times New Roman" w:cs="Times New Roman"/>
-          <w:i/>
-          <w:sz w:val="28"/>
-          <w:szCs w:val="28"/>
-        </w:rPr>
-        <w:t>'] = 21</w:t>
-      </w:r>
-    </w:p>
-    <w:p>
-      <w:pPr>
-        <w:rPr>
-          <w:rFonts w:ascii="Times New Roman" w:hAnsi="Times New Roman" w:cs="Times New Roman"/>
-          <w:sz w:val="28"/>
-          <w:szCs w:val="28"/>
+          <w:lang w:val="en-US"/>
+        </w:rPr>
+        <w:t xml:space="preserve"> </w:t>
+      </w:r>
+      <w:r>
+        <w:rPr>
+          <w:rFonts w:ascii="Times New Roman" w:hAnsi="Times New Roman" w:cs="Times New Roman"/>
+          <w:i/>
+          <w:sz w:val="28"/>
+          <w:szCs w:val="28"/>
+        </w:rPr>
+        <w:t>Иванов</w:t>
+      </w:r>
+      <w:r>
+        <w:rPr>
+          <w:rFonts w:ascii="Times New Roman" w:hAnsi="Times New Roman" w:cs="Times New Roman"/>
+          <w:i/>
+          <w:sz w:val="28"/>
+          <w:szCs w:val="28"/>
+          <w:lang w:val="en-US"/>
+        </w:rPr>
+        <w:t xml:space="preserve"> </w:t>
+      </w:r>
+      <w:r>
+        <w:rPr>
+          <w:rFonts w:ascii="Times New Roman" w:hAnsi="Times New Roman" w:cs="Times New Roman"/>
+          <w:i/>
+          <w:sz w:val="28"/>
+          <w:szCs w:val="28"/>
+        </w:rPr>
+        <w:t>Иван</w:t>
+      </w:r>
+    </w:p>
+    <w:p>
+      <w:pPr>
+        <w:rPr>
+          <w:rFonts w:ascii="Times New Roman" w:hAnsi="Times New Roman" w:cs="Times New Roman"/>
+          <w:i/>
+          <w:sz w:val="28"/>
+          <w:szCs w:val="28"/>
+          <w:lang w:val="en-US"/>
+        </w:rPr>
+      </w:pPr>
+      <w:r>
+        <w:rPr>
+          <w:rFonts w:ascii="Times New Roman" w:hAnsi="Times New Roman" w:cs="Times New Roman"/>
+          <w:i/>
+          <w:sz w:val="28"/>
+          <w:szCs w:val="28"/>
+          <w:lang w:val="en-US"/>
+        </w:rPr>
+        <w:t>student['age'] = 21</w:t>
+      </w:r>
+    </w:p>
+    <w:p>
+      <w:pPr>
+        <w:rPr>
+          <w:rFonts w:ascii="Times New Roman" w:hAnsi="Times New Roman" w:cs="Times New Roman"/>
+          <w:sz w:val="28"/>
+          <w:szCs w:val="28"/>
+          <w:lang w:val="en-US"/>
         </w:rPr>
       </w:pPr>
     </w:p>
@@ -3238,15 +3188,7 @@
           <w:sz w:val="28"/>
           <w:szCs w:val="28"/>
         </w:rPr>
-        <w:t>для строгой типизации и методов</w:t>
-      </w:r>
-      <w:r>
-        <w:rPr>
-          <w:rFonts w:ascii="Times New Roman" w:hAnsi="Times New Roman" w:cs="Times New Roman"/>
-          <w:sz w:val="28"/>
-          <w:szCs w:val="28"/>
-        </w:rPr>
-        <w:t>.</w:t>
+        <w:t>для строгой типизации и методов.</w:t>
       </w:r>
     </w:p>
     <w:p>
@@ -3695,8 +3637,206 @@
           <w:i/>
           <w:sz w:val="28"/>
           <w:szCs w:val="28"/>
-        </w:rPr>
-      </w:pPr>
+          <w:lang w:val="en-US"/>
+        </w:rPr>
+      </w:pPr>
+      <w:proofErr w:type="gramStart"/>
+      <w:r>
+        <w:rPr>
+          <w:rFonts w:ascii="Times New Roman" w:hAnsi="Times New Roman" w:cs="Times New Roman"/>
+          <w:i/>
+          <w:sz w:val="28"/>
+          <w:szCs w:val="28"/>
+          <w:lang w:val="en-US"/>
+        </w:rPr>
+        <w:t>print(student1.name)  #</w:t>
+      </w:r>
+      <w:proofErr w:type="gramEnd"/>
+      <w:r>
+        <w:rPr>
+          <w:rFonts w:ascii="Times New Roman" w:hAnsi="Times New Roman" w:cs="Times New Roman"/>
+          <w:i/>
+          <w:sz w:val="28"/>
+          <w:szCs w:val="28"/>
+          <w:lang w:val="en-US"/>
+        </w:rPr>
+        <w:t xml:space="preserve"> </w:t>
+      </w:r>
+      <w:r>
+        <w:rPr>
+          <w:rFonts w:ascii="Times New Roman" w:hAnsi="Times New Roman" w:cs="Times New Roman"/>
+          <w:i/>
+          <w:sz w:val="28"/>
+          <w:szCs w:val="28"/>
+        </w:rPr>
+        <w:t>Петров</w:t>
+      </w:r>
+      <w:r>
+        <w:rPr>
+          <w:rFonts w:ascii="Times New Roman" w:hAnsi="Times New Roman" w:cs="Times New Roman"/>
+          <w:i/>
+          <w:sz w:val="28"/>
+          <w:szCs w:val="28"/>
+          <w:lang w:val="en-US"/>
+        </w:rPr>
+        <w:t xml:space="preserve"> </w:t>
+      </w:r>
+      <w:r>
+        <w:rPr>
+          <w:rFonts w:ascii="Times New Roman" w:hAnsi="Times New Roman" w:cs="Times New Roman"/>
+          <w:i/>
+          <w:sz w:val="28"/>
+          <w:szCs w:val="28"/>
+        </w:rPr>
+        <w:t>Пётр</w:t>
+      </w:r>
+    </w:p>
+    <w:p>
+      <w:pPr>
+        <w:rPr>
+          <w:rFonts w:ascii="Times New Roman" w:hAnsi="Times New Roman" w:cs="Times New Roman"/>
+          <w:sz w:val="28"/>
+          <w:szCs w:val="28"/>
+          <w:lang w:val="en-US"/>
+        </w:rPr>
+      </w:pPr>
+    </w:p>
+    <w:p>
+      <w:pPr>
+        <w:rPr>
+          <w:rFonts w:ascii="Times New Roman" w:hAnsi="Times New Roman" w:cs="Times New Roman"/>
+          <w:sz w:val="28"/>
+          <w:szCs w:val="28"/>
+          <w:lang w:val="en-US"/>
+        </w:rPr>
+      </w:pPr>
+      <w:proofErr w:type="spellStart"/>
+      <w:r>
+        <w:rPr>
+          <w:rFonts w:ascii="Times New Roman" w:hAnsi="Times New Roman" w:cs="Times New Roman"/>
+          <w:b/>
+          <w:sz w:val="28"/>
+          <w:szCs w:val="28"/>
+          <w:lang w:val="en-US"/>
+        </w:rPr>
+        <w:lastRenderedPageBreak/>
+        <w:t>NamedTuple</w:t>
+      </w:r>
+      <w:proofErr w:type="spellEnd"/>
+      <w:r>
+        <w:rPr>
+          <w:rFonts w:ascii="Times New Roman" w:hAnsi="Times New Roman" w:cs="Times New Roman"/>
+          <w:sz w:val="28"/>
+          <w:szCs w:val="28"/>
+          <w:lang w:val="en-US"/>
+        </w:rPr>
+        <w:t xml:space="preserve"> - </w:t>
+      </w:r>
+      <w:r>
+        <w:rPr>
+          <w:rFonts w:ascii="Times New Roman" w:hAnsi="Times New Roman" w:cs="Times New Roman"/>
+          <w:sz w:val="28"/>
+          <w:szCs w:val="28"/>
+        </w:rPr>
+        <w:t>неизменяемая</w:t>
+      </w:r>
+      <w:r>
+        <w:rPr>
+          <w:rFonts w:ascii="Times New Roman" w:hAnsi="Times New Roman" w:cs="Times New Roman"/>
+          <w:sz w:val="28"/>
+          <w:szCs w:val="28"/>
+          <w:lang w:val="en-US"/>
+        </w:rPr>
+        <w:t xml:space="preserve"> </w:t>
+      </w:r>
+      <w:r>
+        <w:rPr>
+          <w:rFonts w:ascii="Times New Roman" w:hAnsi="Times New Roman" w:cs="Times New Roman"/>
+          <w:sz w:val="28"/>
+          <w:szCs w:val="28"/>
+        </w:rPr>
+        <w:t>запись</w:t>
+      </w:r>
+      <w:r>
+        <w:rPr>
+          <w:rFonts w:ascii="Times New Roman" w:hAnsi="Times New Roman" w:cs="Times New Roman"/>
+          <w:sz w:val="28"/>
+          <w:szCs w:val="28"/>
+          <w:lang w:val="en-US"/>
+        </w:rPr>
+        <w:t>.</w:t>
+      </w:r>
+    </w:p>
+    <w:p>
+      <w:pPr>
+        <w:rPr>
+          <w:rFonts w:ascii="Times New Roman" w:hAnsi="Times New Roman" w:cs="Times New Roman"/>
+          <w:sz w:val="28"/>
+          <w:szCs w:val="28"/>
+          <w:lang w:val="en-US"/>
+        </w:rPr>
+      </w:pPr>
+    </w:p>
+    <w:p>
+      <w:pPr>
+        <w:rPr>
+          <w:rFonts w:ascii="Times New Roman" w:hAnsi="Times New Roman" w:cs="Times New Roman"/>
+          <w:sz w:val="28"/>
+          <w:szCs w:val="28"/>
+          <w:lang w:val="en-US"/>
+        </w:rPr>
+      </w:pPr>
+      <w:r>
+        <w:rPr>
+          <w:rFonts w:ascii="Times New Roman" w:hAnsi="Times New Roman" w:cs="Times New Roman"/>
+          <w:sz w:val="28"/>
+          <w:szCs w:val="28"/>
+          <w:lang w:val="en-US"/>
+        </w:rPr>
+        <w:t xml:space="preserve">from collections import </w:t>
+      </w:r>
+      <w:proofErr w:type="spellStart"/>
+      <w:r>
+        <w:rPr>
+          <w:rFonts w:ascii="Times New Roman" w:hAnsi="Times New Roman" w:cs="Times New Roman"/>
+          <w:sz w:val="28"/>
+          <w:szCs w:val="28"/>
+          <w:lang w:val="en-US"/>
+        </w:rPr>
+        <w:t>namedtuple</w:t>
+      </w:r>
+      <w:proofErr w:type="spellEnd"/>
+    </w:p>
+    <w:p>
+      <w:pPr>
+        <w:rPr>
+          <w:rFonts w:ascii="Times New Roman" w:hAnsi="Times New Roman" w:cs="Times New Roman"/>
+          <w:sz w:val="28"/>
+          <w:szCs w:val="28"/>
+          <w:lang w:val="en-US"/>
+        </w:rPr>
+      </w:pPr>
+    </w:p>
+    <w:p>
+      <w:pPr>
+        <w:rPr>
+          <w:rFonts w:ascii="Times New Roman" w:hAnsi="Times New Roman" w:cs="Times New Roman"/>
+          <w:i/>
+          <w:sz w:val="28"/>
+          <w:szCs w:val="28"/>
+          <w:lang w:val="en-US"/>
+        </w:rPr>
+      </w:pPr>
+      <w:r>
+        <w:rPr>
+          <w:rFonts w:ascii="Times New Roman" w:hAnsi="Times New Roman" w:cs="Times New Roman"/>
+          <w:i/>
+          <w:sz w:val="28"/>
+          <w:szCs w:val="28"/>
+          <w:lang w:val="en-US"/>
+        </w:rPr>
+        <w:t xml:space="preserve">Student = </w:t>
+      </w:r>
       <w:proofErr w:type="spellStart"/>
       <w:proofErr w:type="gramStart"/>
       <w:r>
@@ -3705,8 +3845,9 @@
           <w:i/>
           <w:sz w:val="28"/>
           <w:szCs w:val="28"/>
-        </w:rPr>
-        <w:t>print</w:t>
+          <w:lang w:val="en-US"/>
+        </w:rPr>
+        <w:t>namedtuple</w:t>
       </w:r>
       <w:proofErr w:type="spellEnd"/>
       <w:r>
@@ -3715,8 +3856,9 @@
           <w:i/>
           <w:sz w:val="28"/>
           <w:szCs w:val="28"/>
-        </w:rPr>
-        <w:t>(student1.name)  #</w:t>
+          <w:lang w:val="en-US"/>
+        </w:rPr>
+        <w:t>(</w:t>
       </w:r>
       <w:proofErr w:type="gramEnd"/>
       <w:r>
@@ -3725,124 +3867,1004 @@
           <w:i/>
           <w:sz w:val="28"/>
           <w:szCs w:val="28"/>
-        </w:rPr>
-        <w:t xml:space="preserve"> Петров Пётр</w:t>
-      </w:r>
-    </w:p>
-    <w:p>
-      <w:pPr>
-        <w:rPr>
-          <w:rFonts w:ascii="Times New Roman" w:hAnsi="Times New Roman" w:cs="Times New Roman"/>
-          <w:sz w:val="28"/>
-          <w:szCs w:val="28"/>
-        </w:rPr>
-      </w:pPr>
-    </w:p>
-    <w:p>
-      <w:pPr>
-        <w:rPr>
-          <w:rFonts w:ascii="Times New Roman" w:hAnsi="Times New Roman" w:cs="Times New Roman"/>
-          <w:sz w:val="28"/>
-          <w:szCs w:val="28"/>
-        </w:rPr>
-      </w:pPr>
+          <w:lang w:val="en-US"/>
+        </w:rPr>
+        <w:t>'Student', ['name', 'age', '</w:t>
+      </w:r>
       <w:proofErr w:type="spellStart"/>
       <w:r>
         <w:rPr>
           <w:rFonts w:ascii="Times New Roman" w:hAnsi="Times New Roman" w:cs="Times New Roman"/>
+          <w:i/>
+          <w:sz w:val="28"/>
+          <w:szCs w:val="28"/>
+          <w:lang w:val="en-US"/>
+        </w:rPr>
+        <w:t>gpa</w:t>
+      </w:r>
+      <w:proofErr w:type="spellEnd"/>
+      <w:r>
+        <w:rPr>
+          <w:rFonts w:ascii="Times New Roman" w:hAnsi="Times New Roman" w:cs="Times New Roman"/>
+          <w:i/>
+          <w:sz w:val="28"/>
+          <w:szCs w:val="28"/>
+          <w:lang w:val="en-US"/>
+        </w:rPr>
+        <w:t>', '</w:t>
+      </w:r>
+      <w:proofErr w:type="spellStart"/>
+      <w:r>
+        <w:rPr>
+          <w:rFonts w:ascii="Times New Roman" w:hAnsi="Times New Roman" w:cs="Times New Roman"/>
+          <w:i/>
+          <w:sz w:val="28"/>
+          <w:szCs w:val="28"/>
+          <w:lang w:val="en-US"/>
+        </w:rPr>
+        <w:t>birth_date</w:t>
+      </w:r>
+      <w:proofErr w:type="spellEnd"/>
+      <w:r>
+        <w:rPr>
+          <w:rFonts w:ascii="Times New Roman" w:hAnsi="Times New Roman" w:cs="Times New Roman"/>
+          <w:i/>
+          <w:sz w:val="28"/>
+          <w:szCs w:val="28"/>
+          <w:lang w:val="en-US"/>
+        </w:rPr>
+        <w:t>'])</w:t>
+      </w:r>
+    </w:p>
+    <w:p>
+      <w:pPr>
+        <w:rPr>
+          <w:rFonts w:ascii="Times New Roman" w:hAnsi="Times New Roman" w:cs="Times New Roman"/>
+          <w:i/>
+          <w:sz w:val="28"/>
+          <w:szCs w:val="28"/>
+          <w:lang w:val="en-US"/>
+        </w:rPr>
+      </w:pPr>
+      <w:r>
+        <w:rPr>
+          <w:rFonts w:ascii="Times New Roman" w:hAnsi="Times New Roman" w:cs="Times New Roman"/>
+          <w:i/>
+          <w:sz w:val="28"/>
+          <w:szCs w:val="28"/>
+          <w:lang w:val="en-US"/>
+        </w:rPr>
+        <w:t xml:space="preserve">student2 = </w:t>
+      </w:r>
+      <w:proofErr w:type="gramStart"/>
+      <w:r>
+        <w:rPr>
+          <w:rFonts w:ascii="Times New Roman" w:hAnsi="Times New Roman" w:cs="Times New Roman"/>
+          <w:i/>
+          <w:sz w:val="28"/>
+          <w:szCs w:val="28"/>
+          <w:lang w:val="en-US"/>
+        </w:rPr>
+        <w:t>Student(</w:t>
+      </w:r>
+      <w:proofErr w:type="gramEnd"/>
+      <w:r>
+        <w:rPr>
+          <w:rFonts w:ascii="Times New Roman" w:hAnsi="Times New Roman" w:cs="Times New Roman"/>
+          <w:i/>
+          <w:sz w:val="28"/>
+          <w:szCs w:val="28"/>
+          <w:lang w:val="en-US"/>
+        </w:rPr>
+        <w:t>'</w:t>
+      </w:r>
+      <w:r>
+        <w:rPr>
+          <w:rFonts w:ascii="Times New Roman" w:hAnsi="Times New Roman" w:cs="Times New Roman"/>
+          <w:i/>
+          <w:sz w:val="28"/>
+          <w:szCs w:val="28"/>
+        </w:rPr>
+        <w:t>Сидоров</w:t>
+      </w:r>
+      <w:r>
+        <w:rPr>
+          <w:rFonts w:ascii="Times New Roman" w:hAnsi="Times New Roman" w:cs="Times New Roman"/>
+          <w:i/>
+          <w:sz w:val="28"/>
+          <w:szCs w:val="28"/>
+          <w:lang w:val="en-US"/>
+        </w:rPr>
+        <w:t xml:space="preserve"> </w:t>
+      </w:r>
+      <w:r>
+        <w:rPr>
+          <w:rFonts w:ascii="Times New Roman" w:hAnsi="Times New Roman" w:cs="Times New Roman"/>
+          <w:i/>
+          <w:sz w:val="28"/>
+          <w:szCs w:val="28"/>
+        </w:rPr>
+        <w:t>Сидор</w:t>
+      </w:r>
+      <w:r>
+        <w:rPr>
+          <w:rFonts w:ascii="Times New Roman" w:hAnsi="Times New Roman" w:cs="Times New Roman"/>
+          <w:i/>
+          <w:sz w:val="28"/>
+          <w:szCs w:val="28"/>
+          <w:lang w:val="en-US"/>
+        </w:rPr>
+        <w:t>', 20, 3.8, {'day': 25, 'month': 7, 'year': 2002})</w:t>
+      </w:r>
+    </w:p>
+    <w:p>
+      <w:pPr>
+        <w:rPr>
+          <w:rFonts w:ascii="Times New Roman" w:hAnsi="Times New Roman" w:cs="Times New Roman"/>
+          <w:i/>
+          <w:sz w:val="28"/>
+          <w:szCs w:val="28"/>
+          <w:lang w:val="en-US"/>
+        </w:rPr>
+      </w:pPr>
+      <w:proofErr w:type="gramStart"/>
+      <w:r>
+        <w:rPr>
+          <w:rFonts w:ascii="Times New Roman" w:hAnsi="Times New Roman" w:cs="Times New Roman"/>
+          <w:i/>
+          <w:sz w:val="28"/>
+          <w:szCs w:val="28"/>
+          <w:lang w:val="en-US"/>
+        </w:rPr>
+        <w:t>print(student2.name)  #</w:t>
+      </w:r>
+      <w:proofErr w:type="gramEnd"/>
+      <w:r>
+        <w:rPr>
+          <w:rFonts w:ascii="Times New Roman" w:hAnsi="Times New Roman" w:cs="Times New Roman"/>
+          <w:i/>
+          <w:sz w:val="28"/>
+          <w:szCs w:val="28"/>
+          <w:lang w:val="en-US"/>
+        </w:rPr>
+        <w:t xml:space="preserve"> </w:t>
+      </w:r>
+      <w:r>
+        <w:rPr>
+          <w:rFonts w:ascii="Times New Roman" w:hAnsi="Times New Roman" w:cs="Times New Roman"/>
+          <w:i/>
+          <w:sz w:val="28"/>
+          <w:szCs w:val="28"/>
+        </w:rPr>
+        <w:t>Сидоров</w:t>
+      </w:r>
+      <w:r>
+        <w:rPr>
+          <w:rFonts w:ascii="Times New Roman" w:hAnsi="Times New Roman" w:cs="Times New Roman"/>
+          <w:i/>
+          <w:sz w:val="28"/>
+          <w:szCs w:val="28"/>
+          <w:lang w:val="en-US"/>
+        </w:rPr>
+        <w:t xml:space="preserve"> </w:t>
+      </w:r>
+      <w:r>
+        <w:rPr>
+          <w:rFonts w:ascii="Times New Roman" w:hAnsi="Times New Roman" w:cs="Times New Roman"/>
+          <w:i/>
+          <w:sz w:val="28"/>
+          <w:szCs w:val="28"/>
+        </w:rPr>
+        <w:t>Сидор</w:t>
+      </w:r>
+    </w:p>
+    <w:p>
+      <w:pPr>
+        <w:rPr>
+          <w:rFonts w:ascii="Times New Roman" w:hAnsi="Times New Roman" w:cs="Times New Roman"/>
+          <w:sz w:val="28"/>
+          <w:szCs w:val="28"/>
+          <w:lang w:val="en-US"/>
+        </w:rPr>
+      </w:pPr>
+    </w:p>
+    <w:p>
+      <w:pPr>
+        <w:rPr>
+          <w:rFonts w:ascii="Times New Roman" w:hAnsi="Times New Roman" w:cs="Times New Roman"/>
+          <w:sz w:val="28"/>
+          <w:szCs w:val="28"/>
+          <w:lang w:val="en-US"/>
+        </w:rPr>
+      </w:pPr>
+      <w:proofErr w:type="spellStart"/>
+      <w:r>
+        <w:rPr>
+          <w:rFonts w:ascii="Times New Roman" w:hAnsi="Times New Roman" w:cs="Times New Roman"/>
           <w:b/>
           <w:sz w:val="28"/>
           <w:szCs w:val="28"/>
+          <w:lang w:val="en-US"/>
+        </w:rPr>
+        <w:t>Dataclass</w:t>
+      </w:r>
+      <w:proofErr w:type="spellEnd"/>
+      <w:r>
+        <w:rPr>
+          <w:rFonts w:ascii="Times New Roman" w:hAnsi="Times New Roman" w:cs="Times New Roman"/>
+          <w:sz w:val="28"/>
+          <w:szCs w:val="28"/>
+          <w:lang w:val="en-US"/>
+        </w:rPr>
+        <w:t> </w:t>
+      </w:r>
+      <w:r>
+        <w:rPr>
+          <w:rFonts w:ascii="Times New Roman" w:hAnsi="Times New Roman" w:cs="Times New Roman"/>
+          <w:sz w:val="28"/>
+          <w:szCs w:val="28"/>
+          <w:lang w:val="en-US"/>
+        </w:rPr>
+        <w:t xml:space="preserve">-  </w:t>
+      </w:r>
+      <w:r>
+        <w:rPr>
+          <w:rFonts w:ascii="Times New Roman" w:hAnsi="Times New Roman" w:cs="Times New Roman"/>
+          <w:sz w:val="28"/>
+          <w:szCs w:val="28"/>
+        </w:rPr>
+        <w:t>современный</w:t>
+      </w:r>
+      <w:r>
+        <w:rPr>
+          <w:rFonts w:ascii="Times New Roman" w:hAnsi="Times New Roman" w:cs="Times New Roman"/>
+          <w:sz w:val="28"/>
+          <w:szCs w:val="28"/>
+          <w:lang w:val="en-US"/>
+        </w:rPr>
+        <w:t xml:space="preserve"> </w:t>
+      </w:r>
+      <w:r>
+        <w:rPr>
+          <w:rFonts w:ascii="Times New Roman" w:hAnsi="Times New Roman" w:cs="Times New Roman"/>
+          <w:sz w:val="28"/>
+          <w:szCs w:val="28"/>
+        </w:rPr>
+        <w:t>подход</w:t>
+      </w:r>
+      <w:r>
+        <w:rPr>
+          <w:rFonts w:ascii="Times New Roman" w:hAnsi="Times New Roman" w:cs="Times New Roman"/>
+          <w:sz w:val="28"/>
+          <w:szCs w:val="28"/>
+          <w:lang w:val="en-US"/>
+        </w:rPr>
+        <w:t xml:space="preserve"> (</w:t>
+      </w:r>
+      <w:r>
+        <w:rPr>
+          <w:rFonts w:ascii="Times New Roman" w:hAnsi="Times New Roman" w:cs="Times New Roman"/>
+          <w:sz w:val="28"/>
+          <w:szCs w:val="28"/>
+          <w:lang w:val="en-US"/>
+        </w:rPr>
+        <w:t>Python</w:t>
+      </w:r>
+      <w:r>
+        <w:rPr>
+          <w:rFonts w:ascii="Times New Roman" w:hAnsi="Times New Roman" w:cs="Times New Roman"/>
+          <w:sz w:val="28"/>
+          <w:szCs w:val="28"/>
+          <w:lang w:val="en-US"/>
+        </w:rPr>
+        <w:t xml:space="preserve"> 3.7+)</w:t>
+      </w:r>
+    </w:p>
+    <w:p>
+      <w:pPr>
+        <w:rPr>
+          <w:rFonts w:ascii="Times New Roman" w:hAnsi="Times New Roman" w:cs="Times New Roman"/>
+          <w:sz w:val="28"/>
+          <w:szCs w:val="28"/>
+          <w:lang w:val="en-US"/>
+        </w:rPr>
+      </w:pPr>
+    </w:p>
+    <w:p>
+      <w:pPr>
+        <w:rPr>
+          <w:rFonts w:ascii="Times New Roman" w:hAnsi="Times New Roman" w:cs="Times New Roman"/>
+          <w:i/>
+          <w:sz w:val="28"/>
+          <w:szCs w:val="28"/>
+          <w:lang w:val="en-US"/>
+        </w:rPr>
+      </w:pPr>
+      <w:r>
+        <w:rPr>
+          <w:rFonts w:ascii="Times New Roman" w:hAnsi="Times New Roman" w:cs="Times New Roman"/>
+          <w:i/>
+          <w:sz w:val="28"/>
+          <w:szCs w:val="28"/>
+          <w:lang w:val="en-US"/>
+        </w:rPr>
+        <w:t xml:space="preserve">from </w:t>
+      </w:r>
+      <w:proofErr w:type="spellStart"/>
+      <w:r>
+        <w:rPr>
+          <w:rFonts w:ascii="Times New Roman" w:hAnsi="Times New Roman" w:cs="Times New Roman"/>
+          <w:i/>
+          <w:sz w:val="28"/>
+          <w:szCs w:val="28"/>
+          <w:lang w:val="en-US"/>
+        </w:rPr>
+        <w:t>dataclasses</w:t>
+      </w:r>
+      <w:proofErr w:type="spellEnd"/>
+      <w:r>
+        <w:rPr>
+          <w:rFonts w:ascii="Times New Roman" w:hAnsi="Times New Roman" w:cs="Times New Roman"/>
+          <w:i/>
+          <w:sz w:val="28"/>
+          <w:szCs w:val="28"/>
+          <w:lang w:val="en-US"/>
+        </w:rPr>
+        <w:t xml:space="preserve"> import </w:t>
+      </w:r>
+      <w:proofErr w:type="spellStart"/>
+      <w:r>
+        <w:rPr>
+          <w:rFonts w:ascii="Times New Roman" w:hAnsi="Times New Roman" w:cs="Times New Roman"/>
+          <w:i/>
+          <w:sz w:val="28"/>
+          <w:szCs w:val="28"/>
+          <w:lang w:val="en-US"/>
+        </w:rPr>
+        <w:t>dataclass</w:t>
+      </w:r>
+      <w:proofErr w:type="spellEnd"/>
+    </w:p>
+    <w:p>
+      <w:pPr>
+        <w:rPr>
+          <w:rFonts w:ascii="Times New Roman" w:hAnsi="Times New Roman" w:cs="Times New Roman"/>
+          <w:i/>
+          <w:sz w:val="28"/>
+          <w:szCs w:val="28"/>
+          <w:lang w:val="en-US"/>
+        </w:rPr>
+      </w:pPr>
+    </w:p>
+    <w:p>
+      <w:pPr>
+        <w:rPr>
+          <w:rFonts w:ascii="Times New Roman" w:hAnsi="Times New Roman" w:cs="Times New Roman"/>
+          <w:i/>
+          <w:sz w:val="28"/>
+          <w:szCs w:val="28"/>
+          <w:lang w:val="en-US"/>
+        </w:rPr>
+      </w:pPr>
+      <w:r>
+        <w:rPr>
+          <w:rFonts w:ascii="Times New Roman" w:hAnsi="Times New Roman" w:cs="Times New Roman"/>
+          <w:i/>
+          <w:sz w:val="28"/>
+          <w:szCs w:val="28"/>
+          <w:lang w:val="en-US"/>
+        </w:rPr>
+        <w:t>@</w:t>
+      </w:r>
+      <w:proofErr w:type="spellStart"/>
+      <w:r>
+        <w:rPr>
+          <w:rFonts w:ascii="Times New Roman" w:hAnsi="Times New Roman" w:cs="Times New Roman"/>
+          <w:i/>
+          <w:sz w:val="28"/>
+          <w:szCs w:val="28"/>
+          <w:lang w:val="en-US"/>
+        </w:rPr>
+        <w:t>dataclass</w:t>
+      </w:r>
+      <w:proofErr w:type="spellEnd"/>
+    </w:p>
+    <w:p>
+      <w:pPr>
+        <w:rPr>
+          <w:rFonts w:ascii="Times New Roman" w:hAnsi="Times New Roman" w:cs="Times New Roman"/>
+          <w:i/>
+          <w:sz w:val="28"/>
+          <w:szCs w:val="28"/>
+          <w:lang w:val="en-US"/>
+        </w:rPr>
+      </w:pPr>
+      <w:r>
+        <w:rPr>
+          <w:rFonts w:ascii="Times New Roman" w:hAnsi="Times New Roman" w:cs="Times New Roman"/>
+          <w:i/>
+          <w:sz w:val="28"/>
+          <w:szCs w:val="28"/>
+          <w:lang w:val="en-US"/>
+        </w:rPr>
+        <w:t>class Student:</w:t>
+      </w:r>
+    </w:p>
+    <w:p>
+      <w:pPr>
+        <w:rPr>
+          <w:rFonts w:ascii="Times New Roman" w:hAnsi="Times New Roman" w:cs="Times New Roman"/>
+          <w:i/>
+          <w:sz w:val="28"/>
+          <w:szCs w:val="28"/>
+          <w:lang w:val="en-US"/>
+        </w:rPr>
+      </w:pPr>
+      <w:r>
+        <w:rPr>
+          <w:rFonts w:ascii="Times New Roman" w:hAnsi="Times New Roman" w:cs="Times New Roman"/>
+          <w:i/>
+          <w:sz w:val="28"/>
+          <w:szCs w:val="28"/>
+          <w:lang w:val="en-US"/>
+        </w:rPr>
+        <w:t xml:space="preserve">    name: </w:t>
+      </w:r>
+      <w:proofErr w:type="spellStart"/>
+      <w:r>
+        <w:rPr>
+          <w:rFonts w:ascii="Times New Roman" w:hAnsi="Times New Roman" w:cs="Times New Roman"/>
+          <w:i/>
+          <w:sz w:val="28"/>
+          <w:szCs w:val="28"/>
+          <w:lang w:val="en-US"/>
+        </w:rPr>
+        <w:t>str</w:t>
+      </w:r>
+      <w:proofErr w:type="spellEnd"/>
+    </w:p>
+    <w:p>
+      <w:pPr>
+        <w:rPr>
+          <w:rFonts w:ascii="Times New Roman" w:hAnsi="Times New Roman" w:cs="Times New Roman"/>
+          <w:i/>
+          <w:sz w:val="28"/>
+          <w:szCs w:val="28"/>
+          <w:lang w:val="en-US"/>
+        </w:rPr>
+      </w:pPr>
+      <w:r>
+        <w:rPr>
+          <w:rFonts w:ascii="Times New Roman" w:hAnsi="Times New Roman" w:cs="Times New Roman"/>
+          <w:i/>
+          <w:sz w:val="28"/>
+          <w:szCs w:val="28"/>
+          <w:lang w:val="en-US"/>
+        </w:rPr>
+        <w:t xml:space="preserve">    age: </w:t>
+      </w:r>
+      <w:proofErr w:type="spellStart"/>
+      <w:r>
+        <w:rPr>
+          <w:rFonts w:ascii="Times New Roman" w:hAnsi="Times New Roman" w:cs="Times New Roman"/>
+          <w:i/>
+          <w:sz w:val="28"/>
+          <w:szCs w:val="28"/>
+          <w:lang w:val="en-US"/>
+        </w:rPr>
+        <w:t>int</w:t>
+      </w:r>
+      <w:proofErr w:type="spellEnd"/>
+    </w:p>
+    <w:p>
+      <w:pPr>
+        <w:rPr>
+          <w:rFonts w:ascii="Times New Roman" w:hAnsi="Times New Roman" w:cs="Times New Roman"/>
+          <w:i/>
+          <w:sz w:val="28"/>
+          <w:szCs w:val="28"/>
+          <w:lang w:val="en-US"/>
+        </w:rPr>
+      </w:pPr>
+      <w:r>
+        <w:rPr>
+          <w:rFonts w:ascii="Times New Roman" w:hAnsi="Times New Roman" w:cs="Times New Roman"/>
+          <w:i/>
+          <w:sz w:val="28"/>
+          <w:szCs w:val="28"/>
+          <w:lang w:val="en-US"/>
+        </w:rPr>
+        <w:t xml:space="preserve">    </w:t>
+      </w:r>
+      <w:proofErr w:type="spellStart"/>
+      <w:r>
+        <w:rPr>
+          <w:rFonts w:ascii="Times New Roman" w:hAnsi="Times New Roman" w:cs="Times New Roman"/>
+          <w:i/>
+          <w:sz w:val="28"/>
+          <w:szCs w:val="28"/>
+          <w:lang w:val="en-US"/>
+        </w:rPr>
+        <w:t>gpa</w:t>
+      </w:r>
+      <w:proofErr w:type="spellEnd"/>
+      <w:r>
+        <w:rPr>
+          <w:rFonts w:ascii="Times New Roman" w:hAnsi="Times New Roman" w:cs="Times New Roman"/>
+          <w:i/>
+          <w:sz w:val="28"/>
+          <w:szCs w:val="28"/>
+          <w:lang w:val="en-US"/>
+        </w:rPr>
+        <w:t>: float</w:t>
+      </w:r>
+    </w:p>
+    <w:p>
+      <w:pPr>
+        <w:rPr>
+          <w:rFonts w:ascii="Times New Roman" w:hAnsi="Times New Roman" w:cs="Times New Roman"/>
+          <w:i/>
+          <w:sz w:val="28"/>
+          <w:szCs w:val="28"/>
+          <w:lang w:val="en-US"/>
+        </w:rPr>
+      </w:pPr>
+      <w:r>
+        <w:rPr>
+          <w:rFonts w:ascii="Times New Roman" w:hAnsi="Times New Roman" w:cs="Times New Roman"/>
+          <w:i/>
+          <w:sz w:val="28"/>
+          <w:szCs w:val="28"/>
+          <w:lang w:val="en-US"/>
+        </w:rPr>
+        <w:t xml:space="preserve">    </w:t>
+      </w:r>
+      <w:proofErr w:type="spellStart"/>
+      <w:r>
+        <w:rPr>
+          <w:rFonts w:ascii="Times New Roman" w:hAnsi="Times New Roman" w:cs="Times New Roman"/>
+          <w:i/>
+          <w:sz w:val="28"/>
+          <w:szCs w:val="28"/>
+          <w:lang w:val="en-US"/>
+        </w:rPr>
+        <w:t>birth_date</w:t>
+      </w:r>
+      <w:proofErr w:type="spellEnd"/>
+      <w:r>
+        <w:rPr>
+          <w:rFonts w:ascii="Times New Roman" w:hAnsi="Times New Roman" w:cs="Times New Roman"/>
+          <w:i/>
+          <w:sz w:val="28"/>
+          <w:szCs w:val="28"/>
+          <w:lang w:val="en-US"/>
+        </w:rPr>
+        <w:t xml:space="preserve">: </w:t>
+      </w:r>
+      <w:proofErr w:type="spellStart"/>
+      <w:r>
+        <w:rPr>
+          <w:rFonts w:ascii="Times New Roman" w:hAnsi="Times New Roman" w:cs="Times New Roman"/>
+          <w:i/>
+          <w:sz w:val="28"/>
+          <w:szCs w:val="28"/>
+          <w:lang w:val="en-US"/>
+        </w:rPr>
+        <w:t>dict</w:t>
+      </w:r>
+      <w:proofErr w:type="spellEnd"/>
+    </w:p>
+    <w:p>
+      <w:pPr>
+        <w:rPr>
+          <w:rFonts w:ascii="Times New Roman" w:hAnsi="Times New Roman" w:cs="Times New Roman"/>
+          <w:i/>
+          <w:sz w:val="28"/>
+          <w:szCs w:val="28"/>
+          <w:lang w:val="en-US"/>
+        </w:rPr>
+      </w:pPr>
+    </w:p>
+    <w:p>
+      <w:pPr>
+        <w:rPr>
+          <w:rFonts w:ascii="Times New Roman" w:hAnsi="Times New Roman" w:cs="Times New Roman"/>
+          <w:i/>
+          <w:sz w:val="28"/>
+          <w:szCs w:val="28"/>
+          <w:lang w:val="en-US"/>
+        </w:rPr>
+      </w:pPr>
+      <w:r>
+        <w:rPr>
+          <w:rFonts w:ascii="Times New Roman" w:hAnsi="Times New Roman" w:cs="Times New Roman"/>
+          <w:i/>
+          <w:sz w:val="28"/>
+          <w:szCs w:val="28"/>
+          <w:lang w:val="en-US"/>
+        </w:rPr>
+        <w:t xml:space="preserve">student3 = </w:t>
+      </w:r>
+      <w:proofErr w:type="gramStart"/>
+      <w:r>
+        <w:rPr>
+          <w:rFonts w:ascii="Times New Roman" w:hAnsi="Times New Roman" w:cs="Times New Roman"/>
+          <w:i/>
+          <w:sz w:val="28"/>
+          <w:szCs w:val="28"/>
+          <w:lang w:val="en-US"/>
+        </w:rPr>
+        <w:t>Student(</w:t>
+      </w:r>
+      <w:proofErr w:type="gramEnd"/>
+      <w:r>
+        <w:rPr>
+          <w:rFonts w:ascii="Times New Roman" w:hAnsi="Times New Roman" w:cs="Times New Roman"/>
+          <w:i/>
+          <w:sz w:val="28"/>
+          <w:szCs w:val="28"/>
+          <w:lang w:val="en-US"/>
+        </w:rPr>
+        <w:t>'</w:t>
+      </w:r>
+      <w:r>
+        <w:rPr>
+          <w:rFonts w:ascii="Times New Roman" w:hAnsi="Times New Roman" w:cs="Times New Roman"/>
+          <w:i/>
+          <w:sz w:val="28"/>
+          <w:szCs w:val="28"/>
+        </w:rPr>
+        <w:t>Кузнецов</w:t>
+      </w:r>
+      <w:r>
+        <w:rPr>
+          <w:rFonts w:ascii="Times New Roman" w:hAnsi="Times New Roman" w:cs="Times New Roman"/>
+          <w:i/>
+          <w:sz w:val="28"/>
+          <w:szCs w:val="28"/>
+          <w:lang w:val="en-US"/>
+        </w:rPr>
+        <w:t xml:space="preserve"> </w:t>
+      </w:r>
+      <w:r>
+        <w:rPr>
+          <w:rFonts w:ascii="Times New Roman" w:hAnsi="Times New Roman" w:cs="Times New Roman"/>
+          <w:i/>
+          <w:sz w:val="28"/>
+          <w:szCs w:val="28"/>
+        </w:rPr>
+        <w:t>Алексей</w:t>
+      </w:r>
+      <w:r>
+        <w:rPr>
+          <w:rFonts w:ascii="Times New Roman" w:hAnsi="Times New Roman" w:cs="Times New Roman"/>
+          <w:i/>
+          <w:sz w:val="28"/>
+          <w:szCs w:val="28"/>
+          <w:lang w:val="en-US"/>
+        </w:rPr>
+        <w:t>', 21, 4.0, {'day': 5, 'month': 12, 'year': 2001})</w:t>
+      </w:r>
+    </w:p>
+    <w:p>
+      <w:pPr>
+        <w:rPr>
+          <w:rFonts w:ascii="Times New Roman" w:hAnsi="Times New Roman" w:cs="Times New Roman"/>
+          <w:sz w:val="28"/>
+          <w:szCs w:val="28"/>
+          <w:lang w:val="en-US"/>
+        </w:rPr>
+      </w:pPr>
+    </w:p>
+    <w:p>
+      <w:pPr>
+        <w:pStyle w:val="1"/>
+        <w:jc w:val="center"/>
+        <w:rPr>
+          <w:rFonts w:ascii="Times New Roman" w:hAnsi="Times New Roman" w:cs="Times New Roman"/>
+          <w:b/>
+          <w:color w:val="000000" w:themeColor="text1"/>
+        </w:rPr>
+      </w:pPr>
+      <w:bookmarkStart w:id="14" w:name="_Toc230164424"/>
+      <w:r>
+        <w:rPr>
+          <w:rFonts w:ascii="Times New Roman" w:hAnsi="Times New Roman" w:cs="Times New Roman"/>
+          <w:b/>
+          <w:color w:val="000000" w:themeColor="text1"/>
+        </w:rPr>
+        <w:t>Файлы последовательного доступа</w:t>
+      </w:r>
+      <w:bookmarkEnd w:id="14"/>
+    </w:p>
+    <w:p/>
+    <w:p>
+      <w:pPr>
+        <w:rPr>
+          <w:rFonts w:ascii="Times New Roman" w:hAnsi="Times New Roman" w:cs="Times New Roman"/>
+          <w:sz w:val="28"/>
+          <w:szCs w:val="28"/>
+        </w:rPr>
+      </w:pPr>
+      <w:r>
+        <w:rPr>
+          <w:rFonts w:ascii="Times New Roman" w:hAnsi="Times New Roman" w:cs="Times New Roman"/>
+          <w:sz w:val="28"/>
+          <w:szCs w:val="28"/>
+        </w:rPr>
+        <w:t xml:space="preserve">Файлы последовательного доступа в </w:t>
+      </w:r>
+      <w:proofErr w:type="spellStart"/>
+      <w:r>
+        <w:rPr>
+          <w:rFonts w:ascii="Times New Roman" w:hAnsi="Times New Roman" w:cs="Times New Roman"/>
+          <w:sz w:val="28"/>
+          <w:szCs w:val="28"/>
+        </w:rPr>
+        <w:t>Python</w:t>
+      </w:r>
+      <w:proofErr w:type="spellEnd"/>
+      <w:r>
+        <w:rPr>
+          <w:rFonts w:ascii="Times New Roman" w:hAnsi="Times New Roman" w:cs="Times New Roman"/>
+          <w:sz w:val="28"/>
+          <w:szCs w:val="28"/>
+        </w:rPr>
+        <w:t xml:space="preserve"> обрабатываются построчно или </w:t>
+      </w:r>
+    </w:p>
+    <w:p>
+      <w:pPr>
+        <w:rPr>
+          <w:rFonts w:ascii="Times New Roman" w:hAnsi="Times New Roman" w:cs="Times New Roman"/>
+          <w:sz w:val="28"/>
+          <w:szCs w:val="28"/>
+        </w:rPr>
+      </w:pPr>
+      <w:proofErr w:type="spellStart"/>
+      <w:r>
+        <w:rPr>
+          <w:rFonts w:ascii="Times New Roman" w:hAnsi="Times New Roman" w:cs="Times New Roman"/>
+          <w:sz w:val="28"/>
+          <w:szCs w:val="28"/>
+        </w:rPr>
+        <w:t>поблочно</w:t>
+      </w:r>
+      <w:proofErr w:type="spellEnd"/>
+      <w:r>
+        <w:rPr>
+          <w:rFonts w:ascii="Times New Roman" w:hAnsi="Times New Roman" w:cs="Times New Roman"/>
+          <w:sz w:val="28"/>
+          <w:szCs w:val="28"/>
+        </w:rPr>
+        <w:t>.</w:t>
+      </w:r>
+    </w:p>
+    <w:p>
+      <w:pPr>
+        <w:rPr>
+          <w:rFonts w:ascii="Times New Roman" w:hAnsi="Times New Roman" w:cs="Times New Roman"/>
+          <w:sz w:val="28"/>
+          <w:szCs w:val="28"/>
+        </w:rPr>
+      </w:pPr>
+    </w:p>
+    <w:p>
+      <w:pPr>
+        <w:rPr>
+          <w:rFonts w:ascii="Times New Roman" w:hAnsi="Times New Roman" w:cs="Times New Roman"/>
+          <w:b/>
+          <w:sz w:val="28"/>
+          <w:szCs w:val="28"/>
+        </w:rPr>
+      </w:pPr>
+      <w:r>
+        <w:rPr>
+          <w:rFonts w:ascii="Times New Roman" w:hAnsi="Times New Roman" w:cs="Times New Roman"/>
+          <w:b/>
+          <w:sz w:val="28"/>
+          <w:szCs w:val="28"/>
+        </w:rPr>
+        <w:t xml:space="preserve">Основные режимы открытия файлов: </w:t>
+      </w:r>
+    </w:p>
+    <w:p>
+      <w:pPr>
+        <w:rPr>
+          <w:rFonts w:ascii="Times New Roman" w:hAnsi="Times New Roman" w:cs="Times New Roman"/>
+          <w:sz w:val="28"/>
+          <w:szCs w:val="28"/>
+        </w:rPr>
+      </w:pPr>
+      <w:r>
+        <w:rPr>
+          <w:rFonts w:ascii="Times New Roman" w:hAnsi="Times New Roman" w:cs="Times New Roman"/>
+          <w:sz w:val="28"/>
+          <w:szCs w:val="28"/>
+        </w:rPr>
+        <w:t xml:space="preserve">• 'r' — чтение; </w:t>
+      </w:r>
+    </w:p>
+    <w:p>
+      <w:pPr>
+        <w:rPr>
+          <w:rFonts w:ascii="Times New Roman" w:hAnsi="Times New Roman" w:cs="Times New Roman"/>
+          <w:sz w:val="28"/>
+          <w:szCs w:val="28"/>
+        </w:rPr>
+      </w:pPr>
+      <w:r>
+        <w:rPr>
+          <w:rFonts w:ascii="Times New Roman" w:hAnsi="Times New Roman" w:cs="Times New Roman"/>
+          <w:sz w:val="28"/>
+          <w:szCs w:val="28"/>
         </w:rPr>
         <w:lastRenderedPageBreak/>
-        <w:t>NamedTuple</w:t>
-      </w:r>
-      <w:proofErr w:type="spellEnd"/>
-      <w:r>
-        <w:rPr>
-          <w:rFonts w:ascii="Times New Roman" w:hAnsi="Times New Roman" w:cs="Times New Roman"/>
-          <w:sz w:val="28"/>
-          <w:szCs w:val="28"/>
-        </w:rPr>
-        <w:t> -</w:t>
-      </w:r>
-      <w:r>
-        <w:rPr>
-          <w:rFonts w:ascii="Times New Roman" w:hAnsi="Times New Roman" w:cs="Times New Roman"/>
-          <w:sz w:val="28"/>
-          <w:szCs w:val="28"/>
-        </w:rPr>
-        <w:t xml:space="preserve"> неизменяемая запись.</w:t>
-      </w:r>
-    </w:p>
-    <w:p>
-      <w:pPr>
-        <w:rPr>
-          <w:rFonts w:ascii="Times New Roman" w:hAnsi="Times New Roman" w:cs="Times New Roman"/>
-          <w:sz w:val="28"/>
-          <w:szCs w:val="28"/>
-        </w:rPr>
-      </w:pPr>
-    </w:p>
-    <w:p>
-      <w:pPr>
-        <w:rPr>
-          <w:rFonts w:ascii="Times New Roman" w:hAnsi="Times New Roman" w:cs="Times New Roman"/>
-          <w:sz w:val="28"/>
-          <w:szCs w:val="28"/>
-          <w:lang w:val="en-US"/>
-        </w:rPr>
-      </w:pPr>
-      <w:r>
-        <w:rPr>
-          <w:rFonts w:ascii="Times New Roman" w:hAnsi="Times New Roman" w:cs="Times New Roman"/>
-          <w:sz w:val="28"/>
-          <w:szCs w:val="28"/>
-          <w:lang w:val="en-US"/>
-        </w:rPr>
-        <w:t xml:space="preserve">from collections import </w:t>
-      </w:r>
-      <w:proofErr w:type="spellStart"/>
-      <w:r>
-        <w:rPr>
-          <w:rFonts w:ascii="Times New Roman" w:hAnsi="Times New Roman" w:cs="Times New Roman"/>
-          <w:sz w:val="28"/>
-          <w:szCs w:val="28"/>
-          <w:lang w:val="en-US"/>
-        </w:rPr>
-        <w:t>namedtuple</w:t>
-      </w:r>
-      <w:proofErr w:type="spellEnd"/>
-    </w:p>
-    <w:p>
-      <w:pPr>
-        <w:rPr>
-          <w:rFonts w:ascii="Times New Roman" w:hAnsi="Times New Roman" w:cs="Times New Roman"/>
-          <w:sz w:val="28"/>
-          <w:szCs w:val="28"/>
-          <w:lang w:val="en-US"/>
-        </w:rPr>
-      </w:pPr>
-    </w:p>
-    <w:p>
-      <w:pPr>
-        <w:rPr>
-          <w:rFonts w:ascii="Times New Roman" w:hAnsi="Times New Roman" w:cs="Times New Roman"/>
-          <w:i/>
-          <w:sz w:val="28"/>
-          <w:szCs w:val="28"/>
-          <w:lang w:val="en-US"/>
-        </w:rPr>
-      </w:pPr>
-      <w:r>
-        <w:rPr>
-          <w:rFonts w:ascii="Times New Roman" w:hAnsi="Times New Roman" w:cs="Times New Roman"/>
-          <w:i/>
-          <w:sz w:val="28"/>
-          <w:szCs w:val="28"/>
-          <w:lang w:val="en-US"/>
-        </w:rPr>
-        <w:t xml:space="preserve">Student = </w:t>
+        <w:t xml:space="preserve">• 'w' — запись (перезапись); </w:t>
+      </w:r>
+    </w:p>
+    <w:p>
+      <w:pPr>
+        <w:rPr>
+          <w:rFonts w:ascii="Times New Roman" w:hAnsi="Times New Roman" w:cs="Times New Roman"/>
+          <w:sz w:val="28"/>
+          <w:szCs w:val="28"/>
+        </w:rPr>
+      </w:pPr>
+      <w:r>
+        <w:rPr>
+          <w:rFonts w:ascii="Times New Roman" w:hAnsi="Times New Roman" w:cs="Times New Roman"/>
+          <w:sz w:val="28"/>
+          <w:szCs w:val="28"/>
+        </w:rPr>
+        <w:t xml:space="preserve">• 'a' — добавление в конец; </w:t>
+      </w:r>
+    </w:p>
+    <w:p>
+      <w:pPr>
+        <w:rPr>
+          <w:rFonts w:ascii="Times New Roman" w:hAnsi="Times New Roman" w:cs="Times New Roman"/>
+          <w:sz w:val="28"/>
+          <w:szCs w:val="28"/>
+        </w:rPr>
+      </w:pPr>
+      <w:r>
+        <w:rPr>
+          <w:rFonts w:ascii="Times New Roman" w:hAnsi="Times New Roman" w:cs="Times New Roman"/>
+          <w:sz w:val="28"/>
+          <w:szCs w:val="28"/>
+        </w:rPr>
+        <w:t>• 'r+' — чтение и запись</w:t>
+      </w:r>
+    </w:p>
+    <w:p>
+      <w:pPr>
+        <w:rPr>
+          <w:rFonts w:ascii="Times New Roman" w:hAnsi="Times New Roman" w:cs="Times New Roman"/>
+          <w:b/>
+          <w:sz w:val="28"/>
+          <w:szCs w:val="28"/>
+        </w:rPr>
+      </w:pPr>
+    </w:p>
+    <w:p>
+      <w:pPr>
+        <w:rPr>
+          <w:rFonts w:ascii="Times New Roman" w:hAnsi="Times New Roman" w:cs="Times New Roman"/>
+          <w:b/>
+          <w:sz w:val="28"/>
+          <w:szCs w:val="28"/>
+          <w:lang w:val="en-US"/>
+        </w:rPr>
+      </w:pPr>
+      <w:r>
+        <w:rPr>
+          <w:rFonts w:ascii="Times New Roman" w:hAnsi="Times New Roman" w:cs="Times New Roman"/>
+          <w:b/>
+          <w:sz w:val="28"/>
+          <w:szCs w:val="28"/>
+        </w:rPr>
+        <w:t>Пример</w:t>
+      </w:r>
+    </w:p>
+    <w:p>
+      <w:pPr>
+        <w:rPr>
+          <w:lang w:val="en-US"/>
+        </w:rPr>
+      </w:pPr>
+    </w:p>
+    <w:p>
+      <w:pPr>
+        <w:rPr>
+          <w:rFonts w:ascii="Times New Roman" w:hAnsi="Times New Roman" w:cs="Times New Roman"/>
+          <w:i/>
+          <w:sz w:val="28"/>
+          <w:szCs w:val="28"/>
+          <w:lang w:val="en-US"/>
+        </w:rPr>
+      </w:pPr>
+      <w:r>
+        <w:rPr>
+          <w:rFonts w:ascii="Times New Roman" w:hAnsi="Times New Roman" w:cs="Times New Roman"/>
+          <w:i/>
+          <w:sz w:val="28"/>
+          <w:szCs w:val="28"/>
+          <w:lang w:val="en-US"/>
+        </w:rPr>
+        <w:t xml:space="preserve"># </w:t>
+      </w:r>
+      <w:r>
+        <w:rPr>
+          <w:rFonts w:ascii="Times New Roman" w:hAnsi="Times New Roman" w:cs="Times New Roman"/>
+          <w:i/>
+          <w:sz w:val="28"/>
+          <w:szCs w:val="28"/>
+        </w:rPr>
+        <w:t>Запись</w:t>
+      </w:r>
+    </w:p>
+    <w:p>
+      <w:pPr>
+        <w:rPr>
+          <w:rFonts w:ascii="Times New Roman" w:hAnsi="Times New Roman" w:cs="Times New Roman"/>
+          <w:i/>
+          <w:sz w:val="28"/>
+          <w:szCs w:val="28"/>
+          <w:lang w:val="en-US"/>
+        </w:rPr>
+      </w:pPr>
+      <w:r>
+        <w:rPr>
+          <w:rFonts w:ascii="Times New Roman" w:hAnsi="Times New Roman" w:cs="Times New Roman"/>
+          <w:i/>
+          <w:sz w:val="28"/>
+          <w:szCs w:val="28"/>
+          <w:lang w:val="en-US"/>
+        </w:rPr>
+        <w:t xml:space="preserve">with </w:t>
+      </w:r>
+      <w:proofErr w:type="gramStart"/>
+      <w:r>
+        <w:rPr>
+          <w:rFonts w:ascii="Times New Roman" w:hAnsi="Times New Roman" w:cs="Times New Roman"/>
+          <w:i/>
+          <w:sz w:val="28"/>
+          <w:szCs w:val="28"/>
+          <w:lang w:val="en-US"/>
+        </w:rPr>
+        <w:t>open(</w:t>
+      </w:r>
+      <w:proofErr w:type="gramEnd"/>
+      <w:r>
+        <w:rPr>
+          <w:rFonts w:ascii="Times New Roman" w:hAnsi="Times New Roman" w:cs="Times New Roman"/>
+          <w:i/>
+          <w:sz w:val="28"/>
+          <w:szCs w:val="28"/>
+          <w:lang w:val="en-US"/>
+        </w:rPr>
+        <w:t>'students.txt', 'w', encoding='utf-8') as f:</w:t>
+      </w:r>
+    </w:p>
+    <w:p>
+      <w:pPr>
+        <w:rPr>
+          <w:rFonts w:ascii="Times New Roman" w:hAnsi="Times New Roman" w:cs="Times New Roman"/>
+          <w:i/>
+          <w:sz w:val="28"/>
+          <w:szCs w:val="28"/>
+        </w:rPr>
+      </w:pPr>
+      <w:r>
+        <w:rPr>
+          <w:rFonts w:ascii="Times New Roman" w:hAnsi="Times New Roman" w:cs="Times New Roman"/>
+          <w:i/>
+          <w:sz w:val="28"/>
+          <w:szCs w:val="28"/>
+          <w:lang w:val="en-US"/>
+        </w:rPr>
+        <w:t xml:space="preserve">    </w:t>
       </w:r>
       <w:proofErr w:type="spellStart"/>
       <w:proofErr w:type="gramStart"/>
@@ -3852,21 +4874,10 @@
           <w:i/>
           <w:sz w:val="28"/>
           <w:szCs w:val="28"/>
-          <w:lang w:val="en-US"/>
-        </w:rPr>
-        <w:t>namedtuple</w:t>
+        </w:rPr>
+        <w:t>f.write</w:t>
       </w:r>
       <w:proofErr w:type="spellEnd"/>
-      <w:r>
-        <w:rPr>
-          <w:rFonts w:ascii="Times New Roman" w:hAnsi="Times New Roman" w:cs="Times New Roman"/>
-          <w:i/>
-          <w:sz w:val="28"/>
-          <w:szCs w:val="28"/>
-          <w:lang w:val="en-US"/>
-        </w:rPr>
-        <w:t>(</w:t>
-      </w:r>
       <w:proofErr w:type="gramEnd"/>
       <w:r>
         <w:rPr>
@@ -3874,959 +4885,25 @@
           <w:i/>
           <w:sz w:val="28"/>
           <w:szCs w:val="28"/>
-          <w:lang w:val="en-US"/>
-        </w:rPr>
-        <w:t>'Student', ['name', 'age', '</w:t>
-      </w:r>
-      <w:proofErr w:type="spellStart"/>
-      <w:r>
-        <w:rPr>
-          <w:rFonts w:ascii="Times New Roman" w:hAnsi="Times New Roman" w:cs="Times New Roman"/>
-          <w:i/>
-          <w:sz w:val="28"/>
-          <w:szCs w:val="28"/>
-          <w:lang w:val="en-US"/>
-        </w:rPr>
-        <w:t>gpa</w:t>
-      </w:r>
-      <w:proofErr w:type="spellEnd"/>
-      <w:r>
-        <w:rPr>
-          <w:rFonts w:ascii="Times New Roman" w:hAnsi="Times New Roman" w:cs="Times New Roman"/>
-          <w:i/>
-          <w:sz w:val="28"/>
-          <w:szCs w:val="28"/>
-          <w:lang w:val="en-US"/>
-        </w:rPr>
-        <w:t>', '</w:t>
-      </w:r>
-      <w:proofErr w:type="spellStart"/>
-      <w:r>
-        <w:rPr>
-          <w:rFonts w:ascii="Times New Roman" w:hAnsi="Times New Roman" w:cs="Times New Roman"/>
-          <w:i/>
-          <w:sz w:val="28"/>
-          <w:szCs w:val="28"/>
-          <w:lang w:val="en-US"/>
-        </w:rPr>
-        <w:t>birth_date</w:t>
-      </w:r>
-      <w:proofErr w:type="spellEnd"/>
-      <w:r>
-        <w:rPr>
-          <w:rFonts w:ascii="Times New Roman" w:hAnsi="Times New Roman" w:cs="Times New Roman"/>
-          <w:i/>
-          <w:sz w:val="28"/>
-          <w:szCs w:val="28"/>
-          <w:lang w:val="en-US"/>
-        </w:rPr>
-        <w:t>'])</w:t>
-      </w:r>
-    </w:p>
-    <w:p>
-      <w:pPr>
-        <w:rPr>
-          <w:rFonts w:ascii="Times New Roman" w:hAnsi="Times New Roman" w:cs="Times New Roman"/>
-          <w:i/>
-          <w:sz w:val="28"/>
-          <w:szCs w:val="28"/>
-          <w:lang w:val="en-US"/>
-        </w:rPr>
-      </w:pPr>
-      <w:r>
-        <w:rPr>
-          <w:rFonts w:ascii="Times New Roman" w:hAnsi="Times New Roman" w:cs="Times New Roman"/>
-          <w:i/>
-          <w:sz w:val="28"/>
-          <w:szCs w:val="28"/>
-          <w:lang w:val="en-US"/>
-        </w:rPr>
-        <w:t xml:space="preserve">student2 = </w:t>
-      </w:r>
-      <w:proofErr w:type="gramStart"/>
-      <w:r>
-        <w:rPr>
-          <w:rFonts w:ascii="Times New Roman" w:hAnsi="Times New Roman" w:cs="Times New Roman"/>
-          <w:i/>
-          <w:sz w:val="28"/>
-          <w:szCs w:val="28"/>
-          <w:lang w:val="en-US"/>
-        </w:rPr>
-        <w:t>Student(</w:t>
-      </w:r>
-      <w:proofErr w:type="gramEnd"/>
-      <w:r>
-        <w:rPr>
-          <w:rFonts w:ascii="Times New Roman" w:hAnsi="Times New Roman" w:cs="Times New Roman"/>
-          <w:i/>
-          <w:sz w:val="28"/>
-          <w:szCs w:val="28"/>
-          <w:lang w:val="en-US"/>
-        </w:rPr>
-        <w:t>'</w:t>
-      </w:r>
-      <w:r>
-        <w:rPr>
-          <w:rFonts w:ascii="Times New Roman" w:hAnsi="Times New Roman" w:cs="Times New Roman"/>
-          <w:i/>
-          <w:sz w:val="28"/>
-          <w:szCs w:val="28"/>
-        </w:rPr>
-        <w:t>Сидоров</w:t>
-      </w:r>
-      <w:r>
-        <w:rPr>
-          <w:rFonts w:ascii="Times New Roman" w:hAnsi="Times New Roman" w:cs="Times New Roman"/>
-          <w:i/>
-          <w:sz w:val="28"/>
-          <w:szCs w:val="28"/>
-          <w:lang w:val="en-US"/>
-        </w:rPr>
-        <w:t xml:space="preserve"> </w:t>
-      </w:r>
-      <w:r>
-        <w:rPr>
-          <w:rFonts w:ascii="Times New Roman" w:hAnsi="Times New Roman" w:cs="Times New Roman"/>
-          <w:i/>
-          <w:sz w:val="28"/>
-          <w:szCs w:val="28"/>
-        </w:rPr>
-        <w:t>Сидор</w:t>
-      </w:r>
-      <w:r>
-        <w:rPr>
-          <w:rFonts w:ascii="Times New Roman" w:hAnsi="Times New Roman" w:cs="Times New Roman"/>
-          <w:i/>
-          <w:sz w:val="28"/>
-          <w:szCs w:val="28"/>
-          <w:lang w:val="en-US"/>
-        </w:rPr>
-        <w:t>', 20, 3.8, {'day': 25, 'month': 7, 'year': 2002})</w:t>
-      </w:r>
-    </w:p>
-    <w:p>
-      <w:pPr>
-        <w:rPr>
-          <w:rFonts w:ascii="Times New Roman" w:hAnsi="Times New Roman" w:cs="Times New Roman"/>
-          <w:i/>
-          <w:sz w:val="28"/>
-          <w:szCs w:val="28"/>
-        </w:rPr>
-      </w:pPr>
-      <w:proofErr w:type="gramStart"/>
-      <w:r>
-        <w:rPr>
-          <w:rFonts w:ascii="Times New Roman" w:hAnsi="Times New Roman" w:cs="Times New Roman"/>
-          <w:i/>
-          <w:sz w:val="28"/>
-          <w:szCs w:val="28"/>
-          <w:lang w:val="en-US"/>
-        </w:rPr>
-        <w:t>print(student2.name)  #</w:t>
-      </w:r>
-      <w:proofErr w:type="gramEnd"/>
-      <w:r>
-        <w:rPr>
-          <w:rFonts w:ascii="Times New Roman" w:hAnsi="Times New Roman" w:cs="Times New Roman"/>
-          <w:i/>
-          <w:sz w:val="28"/>
-          <w:szCs w:val="28"/>
-          <w:lang w:val="en-US"/>
-        </w:rPr>
-        <w:t xml:space="preserve"> </w:t>
-      </w:r>
-      <w:r>
-        <w:rPr>
-          <w:rFonts w:ascii="Times New Roman" w:hAnsi="Times New Roman" w:cs="Times New Roman"/>
-          <w:i/>
-          <w:sz w:val="28"/>
-          <w:szCs w:val="28"/>
-        </w:rPr>
-        <w:t>Сидоров</w:t>
-      </w:r>
-      <w:r>
-        <w:rPr>
-          <w:rFonts w:ascii="Times New Roman" w:hAnsi="Times New Roman" w:cs="Times New Roman"/>
-          <w:i/>
-          <w:sz w:val="28"/>
-          <w:szCs w:val="28"/>
-          <w:lang w:val="en-US"/>
-        </w:rPr>
-        <w:t xml:space="preserve"> </w:t>
-      </w:r>
-      <w:r>
-        <w:rPr>
-          <w:rFonts w:ascii="Times New Roman" w:hAnsi="Times New Roman" w:cs="Times New Roman"/>
-          <w:i/>
-          <w:sz w:val="28"/>
-          <w:szCs w:val="28"/>
-        </w:rPr>
-        <w:t>Сидор</w:t>
-      </w:r>
-    </w:p>
-    <w:p>
-      <w:pPr>
-        <w:rPr>
-          <w:rFonts w:ascii="Times New Roman" w:hAnsi="Times New Roman" w:cs="Times New Roman"/>
-          <w:sz w:val="28"/>
-          <w:szCs w:val="28"/>
-          <w:lang w:val="en-US"/>
-        </w:rPr>
-      </w:pPr>
-    </w:p>
-    <w:p>
-      <w:pPr>
-        <w:rPr>
-          <w:rFonts w:ascii="Times New Roman" w:hAnsi="Times New Roman" w:cs="Times New Roman"/>
-          <w:sz w:val="28"/>
-          <w:szCs w:val="28"/>
-        </w:rPr>
-      </w:pPr>
-      <w:proofErr w:type="spellStart"/>
-      <w:r>
-        <w:rPr>
-          <w:rFonts w:ascii="Times New Roman" w:hAnsi="Times New Roman" w:cs="Times New Roman"/>
-          <w:b/>
-          <w:sz w:val="28"/>
-          <w:szCs w:val="28"/>
-          <w:lang w:val="en-US"/>
-        </w:rPr>
-        <w:t>Dataclass</w:t>
-      </w:r>
-      <w:proofErr w:type="spellEnd"/>
-      <w:r>
-        <w:rPr>
-          <w:rFonts w:ascii="Times New Roman" w:hAnsi="Times New Roman" w:cs="Times New Roman"/>
-          <w:sz w:val="28"/>
-          <w:szCs w:val="28"/>
-          <w:lang w:val="en-US"/>
-        </w:rPr>
-        <w:t> </w:t>
-      </w:r>
-      <w:r>
-        <w:rPr>
-          <w:rFonts w:ascii="Times New Roman" w:hAnsi="Times New Roman" w:cs="Times New Roman"/>
-          <w:sz w:val="28"/>
-          <w:szCs w:val="28"/>
-        </w:rPr>
-        <w:t>-</w:t>
-      </w:r>
-      <w:r>
-        <w:rPr>
-          <w:rFonts w:ascii="Times New Roman" w:hAnsi="Times New Roman" w:cs="Times New Roman"/>
-          <w:sz w:val="28"/>
-          <w:szCs w:val="28"/>
-        </w:rPr>
-        <w:t xml:space="preserve">  современный подход (</w:t>
-      </w:r>
-      <w:r>
-        <w:rPr>
-          <w:rFonts w:ascii="Times New Roman" w:hAnsi="Times New Roman" w:cs="Times New Roman"/>
-          <w:sz w:val="28"/>
-          <w:szCs w:val="28"/>
-          <w:lang w:val="en-US"/>
-        </w:rPr>
-        <w:t>Python</w:t>
-      </w:r>
-      <w:r>
-        <w:rPr>
-          <w:rFonts w:ascii="Times New Roman" w:hAnsi="Times New Roman" w:cs="Times New Roman"/>
-          <w:sz w:val="28"/>
-          <w:szCs w:val="28"/>
-        </w:rPr>
-        <w:t xml:space="preserve"> 3.7+)</w:t>
-      </w:r>
-    </w:p>
-    <w:p>
-      <w:pPr>
-        <w:rPr>
-          <w:rFonts w:ascii="Times New Roman" w:hAnsi="Times New Roman" w:cs="Times New Roman"/>
-          <w:sz w:val="28"/>
-          <w:szCs w:val="28"/>
-        </w:rPr>
-      </w:pPr>
-    </w:p>
-    <w:p>
-      <w:pPr>
-        <w:rPr>
-          <w:rFonts w:ascii="Times New Roman" w:hAnsi="Times New Roman" w:cs="Times New Roman"/>
-          <w:i/>
-          <w:sz w:val="28"/>
-          <w:szCs w:val="28"/>
-          <w:lang w:val="en-US"/>
-        </w:rPr>
-      </w:pPr>
-      <w:r>
-        <w:rPr>
-          <w:rFonts w:ascii="Times New Roman" w:hAnsi="Times New Roman" w:cs="Times New Roman"/>
-          <w:i/>
-          <w:sz w:val="28"/>
-          <w:szCs w:val="28"/>
-          <w:lang w:val="en-US"/>
-        </w:rPr>
-        <w:t xml:space="preserve">from </w:t>
-      </w:r>
-      <w:proofErr w:type="spellStart"/>
-      <w:r>
-        <w:rPr>
-          <w:rFonts w:ascii="Times New Roman" w:hAnsi="Times New Roman" w:cs="Times New Roman"/>
-          <w:i/>
-          <w:sz w:val="28"/>
-          <w:szCs w:val="28"/>
-          <w:lang w:val="en-US"/>
-        </w:rPr>
-        <w:t>dataclasses</w:t>
-      </w:r>
-      <w:proofErr w:type="spellEnd"/>
-      <w:r>
-        <w:rPr>
-          <w:rFonts w:ascii="Times New Roman" w:hAnsi="Times New Roman" w:cs="Times New Roman"/>
-          <w:i/>
-          <w:sz w:val="28"/>
-          <w:szCs w:val="28"/>
-          <w:lang w:val="en-US"/>
-        </w:rPr>
-        <w:t xml:space="preserve"> import </w:t>
-      </w:r>
-      <w:proofErr w:type="spellStart"/>
-      <w:r>
-        <w:rPr>
-          <w:rFonts w:ascii="Times New Roman" w:hAnsi="Times New Roman" w:cs="Times New Roman"/>
-          <w:i/>
-          <w:sz w:val="28"/>
-          <w:szCs w:val="28"/>
-          <w:lang w:val="en-US"/>
-        </w:rPr>
-        <w:t>dataclass</w:t>
-      </w:r>
-      <w:proofErr w:type="spellEnd"/>
-    </w:p>
-    <w:p>
-      <w:pPr>
-        <w:rPr>
-          <w:rFonts w:ascii="Times New Roman" w:hAnsi="Times New Roman" w:cs="Times New Roman"/>
-          <w:i/>
-          <w:sz w:val="28"/>
-          <w:szCs w:val="28"/>
-          <w:lang w:val="en-US"/>
-        </w:rPr>
-      </w:pPr>
-    </w:p>
-    <w:p>
-      <w:pPr>
-        <w:rPr>
-          <w:rFonts w:ascii="Times New Roman" w:hAnsi="Times New Roman" w:cs="Times New Roman"/>
-          <w:i/>
-          <w:sz w:val="28"/>
-          <w:szCs w:val="28"/>
-          <w:lang w:val="en-US"/>
-        </w:rPr>
-      </w:pPr>
-      <w:r>
-        <w:rPr>
-          <w:rFonts w:ascii="Times New Roman" w:hAnsi="Times New Roman" w:cs="Times New Roman"/>
-          <w:i/>
-          <w:sz w:val="28"/>
-          <w:szCs w:val="28"/>
-          <w:lang w:val="en-US"/>
-        </w:rPr>
-        <w:t>@</w:t>
-      </w:r>
-      <w:proofErr w:type="spellStart"/>
-      <w:r>
-        <w:rPr>
-          <w:rFonts w:ascii="Times New Roman" w:hAnsi="Times New Roman" w:cs="Times New Roman"/>
-          <w:i/>
-          <w:sz w:val="28"/>
-          <w:szCs w:val="28"/>
-          <w:lang w:val="en-US"/>
-        </w:rPr>
-        <w:t>dataclass</w:t>
-      </w:r>
-      <w:proofErr w:type="spellEnd"/>
-    </w:p>
-    <w:p>
-      <w:pPr>
-        <w:rPr>
-          <w:rFonts w:ascii="Times New Roman" w:hAnsi="Times New Roman" w:cs="Times New Roman"/>
-          <w:i/>
-          <w:sz w:val="28"/>
-          <w:szCs w:val="28"/>
-          <w:lang w:val="en-US"/>
-        </w:rPr>
-      </w:pPr>
-      <w:r>
-        <w:rPr>
-          <w:rFonts w:ascii="Times New Roman" w:hAnsi="Times New Roman" w:cs="Times New Roman"/>
-          <w:i/>
-          <w:sz w:val="28"/>
-          <w:szCs w:val="28"/>
-          <w:lang w:val="en-US"/>
-        </w:rPr>
-        <w:t>class Student:</w:t>
-      </w:r>
-    </w:p>
-    <w:p>
-      <w:pPr>
-        <w:rPr>
-          <w:rFonts w:ascii="Times New Roman" w:hAnsi="Times New Roman" w:cs="Times New Roman"/>
-          <w:i/>
-          <w:sz w:val="28"/>
-          <w:szCs w:val="28"/>
-          <w:lang w:val="en-US"/>
-        </w:rPr>
-      </w:pPr>
-      <w:r>
-        <w:rPr>
-          <w:rFonts w:ascii="Times New Roman" w:hAnsi="Times New Roman" w:cs="Times New Roman"/>
-          <w:i/>
-          <w:sz w:val="28"/>
-          <w:szCs w:val="28"/>
-          <w:lang w:val="en-US"/>
-        </w:rPr>
-        <w:t xml:space="preserve">    name: </w:t>
-      </w:r>
-      <w:proofErr w:type="spellStart"/>
-      <w:r>
-        <w:rPr>
-          <w:rFonts w:ascii="Times New Roman" w:hAnsi="Times New Roman" w:cs="Times New Roman"/>
-          <w:i/>
-          <w:sz w:val="28"/>
-          <w:szCs w:val="28"/>
-          <w:lang w:val="en-US"/>
-        </w:rPr>
-        <w:t>str</w:t>
-      </w:r>
-      <w:proofErr w:type="spellEnd"/>
-    </w:p>
-    <w:p>
-      <w:pPr>
-        <w:rPr>
-          <w:rFonts w:ascii="Times New Roman" w:hAnsi="Times New Roman" w:cs="Times New Roman"/>
-          <w:i/>
-          <w:sz w:val="28"/>
-          <w:szCs w:val="28"/>
-          <w:lang w:val="en-US"/>
-        </w:rPr>
-      </w:pPr>
-      <w:r>
-        <w:rPr>
-          <w:rFonts w:ascii="Times New Roman" w:hAnsi="Times New Roman" w:cs="Times New Roman"/>
-          <w:i/>
-          <w:sz w:val="28"/>
-          <w:szCs w:val="28"/>
-          <w:lang w:val="en-US"/>
-        </w:rPr>
-        <w:t xml:space="preserve">    age: </w:t>
-      </w:r>
-      <w:proofErr w:type="spellStart"/>
-      <w:r>
-        <w:rPr>
-          <w:rFonts w:ascii="Times New Roman" w:hAnsi="Times New Roman" w:cs="Times New Roman"/>
-          <w:i/>
-          <w:sz w:val="28"/>
-          <w:szCs w:val="28"/>
-          <w:lang w:val="en-US"/>
-        </w:rPr>
-        <w:t>int</w:t>
-      </w:r>
-      <w:proofErr w:type="spellEnd"/>
-    </w:p>
-    <w:p>
-      <w:pPr>
-        <w:rPr>
-          <w:rFonts w:ascii="Times New Roman" w:hAnsi="Times New Roman" w:cs="Times New Roman"/>
-          <w:i/>
-          <w:sz w:val="28"/>
-          <w:szCs w:val="28"/>
-          <w:lang w:val="en-US"/>
-        </w:rPr>
-      </w:pPr>
-      <w:r>
-        <w:rPr>
-          <w:rFonts w:ascii="Times New Roman" w:hAnsi="Times New Roman" w:cs="Times New Roman"/>
-          <w:i/>
-          <w:sz w:val="28"/>
-          <w:szCs w:val="28"/>
-          <w:lang w:val="en-US"/>
-        </w:rPr>
-        <w:t xml:space="preserve">    </w:t>
-      </w:r>
-      <w:proofErr w:type="spellStart"/>
-      <w:r>
-        <w:rPr>
-          <w:rFonts w:ascii="Times New Roman" w:hAnsi="Times New Roman" w:cs="Times New Roman"/>
-          <w:i/>
-          <w:sz w:val="28"/>
-          <w:szCs w:val="28"/>
-          <w:lang w:val="en-US"/>
-        </w:rPr>
-        <w:t>gpa</w:t>
-      </w:r>
-      <w:proofErr w:type="spellEnd"/>
-      <w:r>
-        <w:rPr>
-          <w:rFonts w:ascii="Times New Roman" w:hAnsi="Times New Roman" w:cs="Times New Roman"/>
-          <w:i/>
-          <w:sz w:val="28"/>
-          <w:szCs w:val="28"/>
-          <w:lang w:val="en-US"/>
-        </w:rPr>
-        <w:t>: float</w:t>
-      </w:r>
-    </w:p>
-    <w:p>
-      <w:pPr>
-        <w:rPr>
-          <w:rFonts w:ascii="Times New Roman" w:hAnsi="Times New Roman" w:cs="Times New Roman"/>
-          <w:i/>
-          <w:sz w:val="28"/>
-          <w:szCs w:val="28"/>
-        </w:rPr>
-      </w:pPr>
-      <w:r>
-        <w:rPr>
-          <w:rFonts w:ascii="Times New Roman" w:hAnsi="Times New Roman" w:cs="Times New Roman"/>
-          <w:i/>
-          <w:sz w:val="28"/>
-          <w:szCs w:val="28"/>
-          <w:lang w:val="en-US"/>
-        </w:rPr>
-        <w:t xml:space="preserve">    </w:t>
-      </w:r>
-      <w:proofErr w:type="spellStart"/>
-      <w:r>
-        <w:rPr>
-          <w:rFonts w:ascii="Times New Roman" w:hAnsi="Times New Roman" w:cs="Times New Roman"/>
-          <w:i/>
-          <w:sz w:val="28"/>
-          <w:szCs w:val="28"/>
-        </w:rPr>
-        <w:t>birth_date</w:t>
-      </w:r>
-      <w:proofErr w:type="spellEnd"/>
-      <w:r>
-        <w:rPr>
-          <w:rFonts w:ascii="Times New Roman" w:hAnsi="Times New Roman" w:cs="Times New Roman"/>
-          <w:i/>
-          <w:sz w:val="28"/>
-          <w:szCs w:val="28"/>
-        </w:rPr>
-        <w:t xml:space="preserve">: </w:t>
-      </w:r>
-      <w:proofErr w:type="spellStart"/>
-      <w:r>
-        <w:rPr>
-          <w:rFonts w:ascii="Times New Roman" w:hAnsi="Times New Roman" w:cs="Times New Roman"/>
-          <w:i/>
-          <w:sz w:val="28"/>
-          <w:szCs w:val="28"/>
-        </w:rPr>
-        <w:t>dict</w:t>
-      </w:r>
-      <w:proofErr w:type="spellEnd"/>
-    </w:p>
-    <w:p>
-      <w:pPr>
-        <w:rPr>
-          <w:rFonts w:ascii="Times New Roman" w:hAnsi="Times New Roman" w:cs="Times New Roman"/>
-          <w:i/>
-          <w:sz w:val="28"/>
-          <w:szCs w:val="28"/>
-        </w:rPr>
-      </w:pPr>
-    </w:p>
-    <w:p>
-      <w:pPr>
-        <w:rPr>
-          <w:rFonts w:ascii="Times New Roman" w:hAnsi="Times New Roman" w:cs="Times New Roman"/>
-          <w:i/>
-          <w:sz w:val="28"/>
-          <w:szCs w:val="28"/>
-          <w:lang w:val="en-US"/>
-        </w:rPr>
-      </w:pPr>
-      <w:r>
-        <w:rPr>
-          <w:rFonts w:ascii="Times New Roman" w:hAnsi="Times New Roman" w:cs="Times New Roman"/>
-          <w:i/>
-          <w:sz w:val="28"/>
-          <w:szCs w:val="28"/>
-          <w:lang w:val="en-US"/>
-        </w:rPr>
-        <w:t xml:space="preserve">student3 = </w:t>
-      </w:r>
-      <w:proofErr w:type="gramStart"/>
-      <w:r>
-        <w:rPr>
-          <w:rFonts w:ascii="Times New Roman" w:hAnsi="Times New Roman" w:cs="Times New Roman"/>
-          <w:i/>
-          <w:sz w:val="28"/>
-          <w:szCs w:val="28"/>
-          <w:lang w:val="en-US"/>
-        </w:rPr>
-        <w:t>Student(</w:t>
-      </w:r>
-      <w:proofErr w:type="gramEnd"/>
-      <w:r>
-        <w:rPr>
-          <w:rFonts w:ascii="Times New Roman" w:hAnsi="Times New Roman" w:cs="Times New Roman"/>
-          <w:i/>
-          <w:sz w:val="28"/>
-          <w:szCs w:val="28"/>
-          <w:lang w:val="en-US"/>
-        </w:rPr>
-        <w:t>'</w:t>
-      </w:r>
-      <w:r>
-        <w:rPr>
-          <w:rFonts w:ascii="Times New Roman" w:hAnsi="Times New Roman" w:cs="Times New Roman"/>
-          <w:i/>
-          <w:sz w:val="28"/>
-          <w:szCs w:val="28"/>
-        </w:rPr>
-        <w:t>Кузнецов</w:t>
-      </w:r>
-      <w:r>
-        <w:rPr>
-          <w:rFonts w:ascii="Times New Roman" w:hAnsi="Times New Roman" w:cs="Times New Roman"/>
-          <w:i/>
-          <w:sz w:val="28"/>
-          <w:szCs w:val="28"/>
-          <w:lang w:val="en-US"/>
-        </w:rPr>
-        <w:t xml:space="preserve"> </w:t>
-      </w:r>
-      <w:r>
-        <w:rPr>
-          <w:rFonts w:ascii="Times New Roman" w:hAnsi="Times New Roman" w:cs="Times New Roman"/>
-          <w:i/>
-          <w:sz w:val="28"/>
-          <w:szCs w:val="28"/>
-        </w:rPr>
-        <w:t>Алексей</w:t>
-      </w:r>
-      <w:r>
-        <w:rPr>
-          <w:rFonts w:ascii="Times New Roman" w:hAnsi="Times New Roman" w:cs="Times New Roman"/>
-          <w:i/>
-          <w:sz w:val="28"/>
-          <w:szCs w:val="28"/>
-          <w:lang w:val="en-US"/>
-        </w:rPr>
-        <w:t>', 21, 4.0, {'day': 5, 'month': 12, 'year': 2001})</w:t>
-      </w:r>
-    </w:p>
-    <w:p>
-      <w:pPr>
-        <w:rPr>
-          <w:rFonts w:ascii="Times New Roman" w:hAnsi="Times New Roman" w:cs="Times New Roman"/>
-          <w:sz w:val="28"/>
-          <w:szCs w:val="28"/>
-          <w:lang w:val="en-US"/>
-        </w:rPr>
-      </w:pPr>
-    </w:p>
-    <w:p>
-      <w:pPr>
-        <w:pStyle w:val="1"/>
-        <w:jc w:val="center"/>
-        <w:rPr>
-          <w:rFonts w:ascii="Times New Roman" w:hAnsi="Times New Roman" w:cs="Times New Roman"/>
-          <w:b/>
-          <w:color w:val="000000" w:themeColor="text1"/>
-        </w:rPr>
-      </w:pPr>
-      <w:bookmarkStart w:id="14" w:name="_Toc230164424"/>
-      <w:r>
-        <w:rPr>
-          <w:rFonts w:ascii="Times New Roman" w:hAnsi="Times New Roman" w:cs="Times New Roman"/>
-          <w:b/>
-          <w:color w:val="000000" w:themeColor="text1"/>
-        </w:rPr>
-        <w:t>Файлы последовательного доступа</w:t>
-      </w:r>
-      <w:bookmarkEnd w:id="14"/>
-    </w:p>
-    <w:p/>
-    <w:p>
-      <w:pPr>
-        <w:rPr>
-          <w:rFonts w:ascii="Times New Roman" w:hAnsi="Times New Roman" w:cs="Times New Roman"/>
-          <w:sz w:val="28"/>
-          <w:szCs w:val="28"/>
-        </w:rPr>
-      </w:pPr>
-      <w:r>
-        <w:rPr>
-          <w:rFonts w:ascii="Times New Roman" w:hAnsi="Times New Roman" w:cs="Times New Roman"/>
-          <w:sz w:val="28"/>
-          <w:szCs w:val="28"/>
-        </w:rPr>
-        <w:t xml:space="preserve">Файлы последовательного доступа в </w:t>
-      </w:r>
-      <w:proofErr w:type="spellStart"/>
-      <w:r>
-        <w:rPr>
-          <w:rFonts w:ascii="Times New Roman" w:hAnsi="Times New Roman" w:cs="Times New Roman"/>
-          <w:sz w:val="28"/>
-          <w:szCs w:val="28"/>
-        </w:rPr>
-        <w:t>Python</w:t>
-      </w:r>
-      <w:proofErr w:type="spellEnd"/>
-      <w:r>
-        <w:rPr>
-          <w:rFonts w:ascii="Times New Roman" w:hAnsi="Times New Roman" w:cs="Times New Roman"/>
-          <w:sz w:val="28"/>
-          <w:szCs w:val="28"/>
-        </w:rPr>
-        <w:t xml:space="preserve"> обрабатываются построчно или </w:t>
-      </w:r>
-    </w:p>
-    <w:p>
-      <w:pPr>
-        <w:rPr>
-          <w:rFonts w:ascii="Times New Roman" w:hAnsi="Times New Roman" w:cs="Times New Roman"/>
-          <w:sz w:val="28"/>
-          <w:szCs w:val="28"/>
-        </w:rPr>
-      </w:pPr>
-      <w:proofErr w:type="spellStart"/>
-      <w:r>
-        <w:rPr>
-          <w:rFonts w:ascii="Times New Roman" w:hAnsi="Times New Roman" w:cs="Times New Roman"/>
-          <w:sz w:val="28"/>
-          <w:szCs w:val="28"/>
-        </w:rPr>
-        <w:t>поблочно</w:t>
-      </w:r>
-      <w:proofErr w:type="spellEnd"/>
-      <w:r>
-        <w:rPr>
-          <w:rFonts w:ascii="Times New Roman" w:hAnsi="Times New Roman" w:cs="Times New Roman"/>
-          <w:sz w:val="28"/>
-          <w:szCs w:val="28"/>
-        </w:rPr>
-        <w:t>.</w:t>
-      </w:r>
-    </w:p>
-    <w:p>
-      <w:pPr>
-        <w:rPr>
-          <w:rFonts w:ascii="Times New Roman" w:hAnsi="Times New Roman" w:cs="Times New Roman"/>
-          <w:sz w:val="28"/>
-          <w:szCs w:val="28"/>
-        </w:rPr>
-      </w:pPr>
-    </w:p>
-    <w:p>
-      <w:pPr>
-        <w:rPr>
-          <w:rFonts w:ascii="Times New Roman" w:hAnsi="Times New Roman" w:cs="Times New Roman"/>
-          <w:b/>
-          <w:sz w:val="28"/>
-          <w:szCs w:val="28"/>
-        </w:rPr>
-      </w:pPr>
-      <w:r>
-        <w:rPr>
-          <w:rFonts w:ascii="Times New Roman" w:hAnsi="Times New Roman" w:cs="Times New Roman"/>
-          <w:b/>
-          <w:sz w:val="28"/>
-          <w:szCs w:val="28"/>
-        </w:rPr>
-        <w:t xml:space="preserve">Основные режимы открытия файлов: </w:t>
-      </w:r>
-    </w:p>
-    <w:p>
-      <w:pPr>
-        <w:rPr>
-          <w:rFonts w:ascii="Times New Roman" w:hAnsi="Times New Roman" w:cs="Times New Roman"/>
-          <w:sz w:val="28"/>
-          <w:szCs w:val="28"/>
-        </w:rPr>
-      </w:pPr>
-      <w:r>
-        <w:rPr>
-          <w:rFonts w:ascii="Times New Roman" w:hAnsi="Times New Roman" w:cs="Times New Roman"/>
-          <w:sz w:val="28"/>
-          <w:szCs w:val="28"/>
-        </w:rPr>
-        <w:t xml:space="preserve">• 'r' — чтение; </w:t>
-      </w:r>
-    </w:p>
-    <w:p>
-      <w:pPr>
-        <w:rPr>
-          <w:rFonts w:ascii="Times New Roman" w:hAnsi="Times New Roman" w:cs="Times New Roman"/>
-          <w:sz w:val="28"/>
-          <w:szCs w:val="28"/>
-        </w:rPr>
-      </w:pPr>
-      <w:r>
-        <w:rPr>
-          <w:rFonts w:ascii="Times New Roman" w:hAnsi="Times New Roman" w:cs="Times New Roman"/>
-          <w:sz w:val="28"/>
-          <w:szCs w:val="28"/>
-        </w:rPr>
-        <w:lastRenderedPageBreak/>
-        <w:t xml:space="preserve">• 'w' — запись (перезапись); </w:t>
-      </w:r>
-    </w:p>
-    <w:p>
-      <w:pPr>
-        <w:rPr>
-          <w:rFonts w:ascii="Times New Roman" w:hAnsi="Times New Roman" w:cs="Times New Roman"/>
-          <w:sz w:val="28"/>
-          <w:szCs w:val="28"/>
-        </w:rPr>
-      </w:pPr>
-      <w:r>
-        <w:rPr>
-          <w:rFonts w:ascii="Times New Roman" w:hAnsi="Times New Roman" w:cs="Times New Roman"/>
-          <w:sz w:val="28"/>
-          <w:szCs w:val="28"/>
-        </w:rPr>
-        <w:t xml:space="preserve">• 'a' — добавление в конец; </w:t>
-      </w:r>
-    </w:p>
-    <w:p>
-      <w:pPr>
-        <w:rPr>
-          <w:rFonts w:ascii="Times New Roman" w:hAnsi="Times New Roman" w:cs="Times New Roman"/>
-          <w:sz w:val="28"/>
-          <w:szCs w:val="28"/>
-        </w:rPr>
-      </w:pPr>
-      <w:r>
-        <w:rPr>
-          <w:rFonts w:ascii="Times New Roman" w:hAnsi="Times New Roman" w:cs="Times New Roman"/>
-          <w:sz w:val="28"/>
-          <w:szCs w:val="28"/>
-        </w:rPr>
-        <w:t>• 'r+' — чтение и запись</w:t>
-      </w:r>
-    </w:p>
-    <w:p>
-      <w:pPr>
-        <w:rPr>
-          <w:rFonts w:ascii="Times New Roman" w:hAnsi="Times New Roman" w:cs="Times New Roman"/>
-          <w:b/>
-          <w:sz w:val="28"/>
-          <w:szCs w:val="28"/>
-        </w:rPr>
-      </w:pPr>
-    </w:p>
-    <w:p>
-      <w:pPr>
-        <w:rPr>
-          <w:rFonts w:ascii="Times New Roman" w:hAnsi="Times New Roman" w:cs="Times New Roman"/>
-          <w:b/>
-          <w:sz w:val="28"/>
-          <w:szCs w:val="28"/>
-        </w:rPr>
-      </w:pPr>
-      <w:r>
-        <w:rPr>
-          <w:rFonts w:ascii="Times New Roman" w:hAnsi="Times New Roman" w:cs="Times New Roman"/>
-          <w:b/>
-          <w:sz w:val="28"/>
-          <w:szCs w:val="28"/>
-        </w:rPr>
-        <w:t>Пример</w:t>
-      </w:r>
-    </w:p>
-    <w:p/>
-    <w:p>
-      <w:pPr>
-        <w:rPr>
-          <w:rFonts w:ascii="Times New Roman" w:hAnsi="Times New Roman" w:cs="Times New Roman"/>
-          <w:i/>
-          <w:sz w:val="28"/>
-          <w:szCs w:val="28"/>
-          <w:lang w:val="en-US"/>
-        </w:rPr>
-      </w:pPr>
-      <w:r>
-        <w:rPr>
-          <w:rFonts w:ascii="Times New Roman" w:hAnsi="Times New Roman" w:cs="Times New Roman"/>
-          <w:i/>
-          <w:sz w:val="28"/>
-          <w:szCs w:val="28"/>
-          <w:lang w:val="en-US"/>
-        </w:rPr>
-        <w:t xml:space="preserve"># </w:t>
-      </w:r>
-      <w:r>
-        <w:rPr>
-          <w:rFonts w:ascii="Times New Roman" w:hAnsi="Times New Roman" w:cs="Times New Roman"/>
-          <w:i/>
-          <w:sz w:val="28"/>
-          <w:szCs w:val="28"/>
-        </w:rPr>
-        <w:t>Запись</w:t>
-      </w:r>
-    </w:p>
-    <w:p>
-      <w:pPr>
-        <w:rPr>
-          <w:rFonts w:ascii="Times New Roman" w:hAnsi="Times New Roman" w:cs="Times New Roman"/>
-          <w:i/>
-          <w:sz w:val="28"/>
-          <w:szCs w:val="28"/>
-          <w:lang w:val="en-US"/>
-        </w:rPr>
-      </w:pPr>
-      <w:r>
-        <w:rPr>
-          <w:rFonts w:ascii="Times New Roman" w:hAnsi="Times New Roman" w:cs="Times New Roman"/>
-          <w:i/>
-          <w:sz w:val="28"/>
-          <w:szCs w:val="28"/>
-          <w:lang w:val="en-US"/>
-        </w:rPr>
-        <w:t xml:space="preserve">with </w:t>
-      </w:r>
-      <w:proofErr w:type="gramStart"/>
-      <w:r>
-        <w:rPr>
-          <w:rFonts w:ascii="Times New Roman" w:hAnsi="Times New Roman" w:cs="Times New Roman"/>
-          <w:i/>
-          <w:sz w:val="28"/>
-          <w:szCs w:val="28"/>
-          <w:lang w:val="en-US"/>
-        </w:rPr>
-        <w:t>open(</w:t>
-      </w:r>
-      <w:proofErr w:type="gramEnd"/>
-      <w:r>
-        <w:rPr>
-          <w:rFonts w:ascii="Times New Roman" w:hAnsi="Times New Roman" w:cs="Times New Roman"/>
-          <w:i/>
-          <w:sz w:val="28"/>
-          <w:szCs w:val="28"/>
-          <w:lang w:val="en-US"/>
-        </w:rPr>
-        <w:t>'students.txt', 'w', encoding='utf-8') as f:</w:t>
-      </w:r>
-    </w:p>
-    <w:p>
-      <w:pPr>
-        <w:rPr>
-          <w:rFonts w:ascii="Times New Roman" w:hAnsi="Times New Roman" w:cs="Times New Roman"/>
-          <w:i/>
-          <w:sz w:val="28"/>
-          <w:szCs w:val="28"/>
-        </w:rPr>
-      </w:pPr>
-      <w:r>
-        <w:rPr>
-          <w:rFonts w:ascii="Times New Roman" w:hAnsi="Times New Roman" w:cs="Times New Roman"/>
-          <w:i/>
-          <w:sz w:val="28"/>
-          <w:szCs w:val="28"/>
-          <w:lang w:val="en-US"/>
+        </w:rPr>
+        <w:t>('Иванов Иван, 20, 4.5\n')</w:t>
+      </w:r>
+    </w:p>
+    <w:p>
+      <w:pPr>
+        <w:rPr>
+          <w:rFonts w:ascii="Times New Roman" w:hAnsi="Times New Roman" w:cs="Times New Roman"/>
+          <w:i/>
+          <w:sz w:val="28"/>
+          <w:szCs w:val="28"/>
+        </w:rPr>
+      </w:pPr>
+      <w:r>
+        <w:rPr>
+          <w:rFonts w:ascii="Times New Roman" w:hAnsi="Times New Roman" w:cs="Times New Roman"/>
+          <w:i/>
+          <w:sz w:val="28"/>
+          <w:szCs w:val="28"/>
         </w:rPr>
         <w:t xml:space="preserve">    </w:t>
       </w:r>
@@ -4850,26 +4927,183 @@
           <w:sz w:val="28"/>
           <w:szCs w:val="28"/>
         </w:rPr>
-        <w:t>('Иванов Иван, 20, 4.5\n')</w:t>
-      </w:r>
-    </w:p>
-    <w:p>
-      <w:pPr>
-        <w:rPr>
-          <w:rFonts w:ascii="Times New Roman" w:hAnsi="Times New Roman" w:cs="Times New Roman"/>
-          <w:i/>
-          <w:sz w:val="28"/>
-          <w:szCs w:val="28"/>
-        </w:rPr>
-      </w:pPr>
-      <w:r>
-        <w:rPr>
-          <w:rFonts w:ascii="Times New Roman" w:hAnsi="Times New Roman" w:cs="Times New Roman"/>
-          <w:i/>
-          <w:sz w:val="28"/>
-          <w:szCs w:val="28"/>
-        </w:rPr>
-        <w:t xml:space="preserve">    </w:t>
+        <w:t>('Петров Пётр, 19, 4.2\n')</w:t>
+      </w:r>
+    </w:p>
+    <w:p>
+      <w:pPr>
+        <w:rPr>
+          <w:rFonts w:ascii="Times New Roman" w:hAnsi="Times New Roman" w:cs="Times New Roman"/>
+          <w:i/>
+          <w:sz w:val="28"/>
+          <w:szCs w:val="28"/>
+        </w:rPr>
+      </w:pPr>
+    </w:p>
+    <w:p>
+      <w:pPr>
+        <w:rPr>
+          <w:rFonts w:ascii="Times New Roman" w:hAnsi="Times New Roman" w:cs="Times New Roman"/>
+          <w:i/>
+          <w:sz w:val="28"/>
+          <w:szCs w:val="28"/>
+        </w:rPr>
+      </w:pPr>
+    </w:p>
+    <w:p>
+      <w:pPr>
+        <w:rPr>
+          <w:rFonts w:ascii="Times New Roman" w:hAnsi="Times New Roman" w:cs="Times New Roman"/>
+          <w:i/>
+          <w:sz w:val="28"/>
+          <w:szCs w:val="28"/>
+          <w:lang w:val="en-US"/>
+        </w:rPr>
+      </w:pPr>
+      <w:r>
+        <w:rPr>
+          <w:rFonts w:ascii="Times New Roman" w:hAnsi="Times New Roman" w:cs="Times New Roman"/>
+          <w:i/>
+          <w:sz w:val="28"/>
+          <w:szCs w:val="28"/>
+          <w:lang w:val="en-US"/>
+        </w:rPr>
+        <w:t xml:space="preserve"># </w:t>
+      </w:r>
+      <w:r>
+        <w:rPr>
+          <w:rFonts w:ascii="Times New Roman" w:hAnsi="Times New Roman" w:cs="Times New Roman"/>
+          <w:i/>
+          <w:sz w:val="28"/>
+          <w:szCs w:val="28"/>
+        </w:rPr>
+        <w:t>Последовательное</w:t>
+      </w:r>
+      <w:r>
+        <w:rPr>
+          <w:rFonts w:ascii="Times New Roman" w:hAnsi="Times New Roman" w:cs="Times New Roman"/>
+          <w:i/>
+          <w:sz w:val="28"/>
+          <w:szCs w:val="28"/>
+          <w:lang w:val="en-US"/>
+        </w:rPr>
+        <w:t xml:space="preserve"> </w:t>
+      </w:r>
+      <w:r>
+        <w:rPr>
+          <w:rFonts w:ascii="Times New Roman" w:hAnsi="Times New Roman" w:cs="Times New Roman"/>
+          <w:i/>
+          <w:sz w:val="28"/>
+          <w:szCs w:val="28"/>
+        </w:rPr>
+        <w:t>чтение</w:t>
+      </w:r>
+    </w:p>
+    <w:p>
+      <w:pPr>
+        <w:rPr>
+          <w:rFonts w:ascii="Times New Roman" w:hAnsi="Times New Roman" w:cs="Times New Roman"/>
+          <w:i/>
+          <w:sz w:val="28"/>
+          <w:szCs w:val="28"/>
+          <w:lang w:val="en-US"/>
+        </w:rPr>
+      </w:pPr>
+      <w:r>
+        <w:rPr>
+          <w:rFonts w:ascii="Times New Roman" w:hAnsi="Times New Roman" w:cs="Times New Roman"/>
+          <w:i/>
+          <w:sz w:val="28"/>
+          <w:szCs w:val="28"/>
+          <w:lang w:val="en-US"/>
+        </w:rPr>
+        <w:t xml:space="preserve">with </w:t>
+      </w:r>
+      <w:proofErr w:type="gramStart"/>
+      <w:r>
+        <w:rPr>
+          <w:rFonts w:ascii="Times New Roman" w:hAnsi="Times New Roman" w:cs="Times New Roman"/>
+          <w:i/>
+          <w:sz w:val="28"/>
+          <w:szCs w:val="28"/>
+          <w:lang w:val="en-US"/>
+        </w:rPr>
+        <w:t>open(</w:t>
+      </w:r>
+      <w:proofErr w:type="gramEnd"/>
+      <w:r>
+        <w:rPr>
+          <w:rFonts w:ascii="Times New Roman" w:hAnsi="Times New Roman" w:cs="Times New Roman"/>
+          <w:i/>
+          <w:sz w:val="28"/>
+          <w:szCs w:val="28"/>
+          <w:lang w:val="en-US"/>
+        </w:rPr>
+        <w:t>'students.txt', 'r', encoding='utf-8') as f:</w:t>
+      </w:r>
+    </w:p>
+    <w:p>
+      <w:pPr>
+        <w:rPr>
+          <w:rFonts w:ascii="Times New Roman" w:hAnsi="Times New Roman" w:cs="Times New Roman"/>
+          <w:i/>
+          <w:sz w:val="28"/>
+          <w:szCs w:val="28"/>
+          <w:lang w:val="en-US"/>
+        </w:rPr>
+      </w:pPr>
+      <w:r>
+        <w:rPr>
+          <w:rFonts w:ascii="Times New Roman" w:hAnsi="Times New Roman" w:cs="Times New Roman"/>
+          <w:i/>
+          <w:sz w:val="28"/>
+          <w:szCs w:val="28"/>
+          <w:lang w:val="en-US"/>
+        </w:rPr>
+        <w:t xml:space="preserve">    for line in f:</w:t>
+      </w:r>
+    </w:p>
+    <w:p>
+      <w:pPr>
+        <w:rPr>
+          <w:rFonts w:ascii="Times New Roman" w:hAnsi="Times New Roman" w:cs="Times New Roman"/>
+          <w:i/>
+          <w:sz w:val="28"/>
+          <w:szCs w:val="28"/>
+          <w:lang w:val="en-US"/>
+        </w:rPr>
+      </w:pPr>
+      <w:r>
+        <w:rPr>
+          <w:rFonts w:ascii="Times New Roman" w:hAnsi="Times New Roman" w:cs="Times New Roman"/>
+          <w:i/>
+          <w:sz w:val="28"/>
+          <w:szCs w:val="28"/>
+          <w:lang w:val="en-US"/>
+        </w:rPr>
+        <w:t xml:space="preserve">        name, age, </w:t>
+      </w:r>
+      <w:proofErr w:type="spellStart"/>
+      <w:r>
+        <w:rPr>
+          <w:rFonts w:ascii="Times New Roman" w:hAnsi="Times New Roman" w:cs="Times New Roman"/>
+          <w:i/>
+          <w:sz w:val="28"/>
+          <w:szCs w:val="28"/>
+          <w:lang w:val="en-US"/>
+        </w:rPr>
+        <w:t>gpa</w:t>
+      </w:r>
+      <w:proofErr w:type="spellEnd"/>
+      <w:r>
+        <w:rPr>
+          <w:rFonts w:ascii="Times New Roman" w:hAnsi="Times New Roman" w:cs="Times New Roman"/>
+          <w:i/>
+          <w:sz w:val="28"/>
+          <w:szCs w:val="28"/>
+          <w:lang w:val="en-US"/>
+        </w:rPr>
+        <w:t xml:space="preserve"> = </w:t>
       </w:r>
       <w:proofErr w:type="spellStart"/>
       <w:proofErr w:type="gramStart"/>
@@ -4879,8 +5113,9 @@
           <w:i/>
           <w:sz w:val="28"/>
           <w:szCs w:val="28"/>
-        </w:rPr>
-        <w:t>f.write</w:t>
+          <w:lang w:val="en-US"/>
+        </w:rPr>
+        <w:t>line.strip</w:t>
       </w:r>
       <w:proofErr w:type="spellEnd"/>
       <w:proofErr w:type="gramEnd"/>
@@ -4890,58 +5125,162 @@
           <w:i/>
           <w:sz w:val="28"/>
           <w:szCs w:val="28"/>
-        </w:rPr>
-        <w:t>('Петров Пётр, 19, 4.2\n')</w:t>
-      </w:r>
-    </w:p>
-    <w:p>
-      <w:pPr>
-        <w:rPr>
-          <w:rFonts w:ascii="Times New Roman" w:hAnsi="Times New Roman" w:cs="Times New Roman"/>
-          <w:i/>
-          <w:sz w:val="28"/>
-          <w:szCs w:val="28"/>
-        </w:rPr>
-      </w:pPr>
-    </w:p>
-    <w:p>
-      <w:pPr>
-        <w:rPr>
-          <w:rFonts w:ascii="Times New Roman" w:hAnsi="Times New Roman" w:cs="Times New Roman"/>
-          <w:i/>
-          <w:sz w:val="28"/>
-          <w:szCs w:val="28"/>
-        </w:rPr>
-      </w:pPr>
-    </w:p>
-    <w:p>
-      <w:pPr>
-        <w:rPr>
-          <w:rFonts w:ascii="Times New Roman" w:hAnsi="Times New Roman" w:cs="Times New Roman"/>
-          <w:i/>
-          <w:sz w:val="28"/>
-          <w:szCs w:val="28"/>
-          <w:lang w:val="en-US"/>
-        </w:rPr>
-      </w:pPr>
-      <w:r>
-        <w:rPr>
-          <w:rFonts w:ascii="Times New Roman" w:hAnsi="Times New Roman" w:cs="Times New Roman"/>
-          <w:i/>
-          <w:sz w:val="28"/>
-          <w:szCs w:val="28"/>
-          <w:lang w:val="en-US"/>
-        </w:rPr>
-        <w:t xml:space="preserve"># </w:t>
-      </w:r>
-      <w:r>
-        <w:rPr>
-          <w:rFonts w:ascii="Times New Roman" w:hAnsi="Times New Roman" w:cs="Times New Roman"/>
-          <w:i/>
-          <w:sz w:val="28"/>
-          <w:szCs w:val="28"/>
-        </w:rPr>
-        <w:t>Последовательное</w:t>
+          <w:lang w:val="en-US"/>
+        </w:rPr>
+        <w:t>().split(', ')</w:t>
+      </w:r>
+    </w:p>
+    <w:p>
+      <w:pPr>
+        <w:rPr>
+          <w:rFonts w:ascii="Times New Roman" w:hAnsi="Times New Roman" w:cs="Times New Roman"/>
+          <w:i/>
+          <w:sz w:val="28"/>
+          <w:szCs w:val="28"/>
+          <w:lang w:val="en-US"/>
+        </w:rPr>
+      </w:pPr>
+      <w:r>
+        <w:rPr>
+          <w:rFonts w:ascii="Times New Roman" w:hAnsi="Times New Roman" w:cs="Times New Roman"/>
+          <w:i/>
+          <w:sz w:val="28"/>
+          <w:szCs w:val="28"/>
+          <w:lang w:val="en-US"/>
+        </w:rPr>
+        <w:t xml:space="preserve">        </w:t>
+      </w:r>
+      <w:proofErr w:type="gramStart"/>
+      <w:r>
+        <w:rPr>
+          <w:rFonts w:ascii="Times New Roman" w:hAnsi="Times New Roman" w:cs="Times New Roman"/>
+          <w:i/>
+          <w:sz w:val="28"/>
+          <w:szCs w:val="28"/>
+          <w:lang w:val="en-US"/>
+        </w:rPr>
+        <w:t>print(</w:t>
+      </w:r>
+      <w:proofErr w:type="gramEnd"/>
+      <w:r>
+        <w:rPr>
+          <w:rFonts w:ascii="Times New Roman" w:hAnsi="Times New Roman" w:cs="Times New Roman"/>
+          <w:i/>
+          <w:sz w:val="28"/>
+          <w:szCs w:val="28"/>
+          <w:lang w:val="en-US"/>
+        </w:rPr>
+        <w:t>f'</w:t>
+      </w:r>
+      <w:r>
+        <w:rPr>
+          <w:rFonts w:ascii="Times New Roman" w:hAnsi="Times New Roman" w:cs="Times New Roman"/>
+          <w:i/>
+          <w:sz w:val="28"/>
+          <w:szCs w:val="28"/>
+        </w:rPr>
+        <w:t>Студент</w:t>
+      </w:r>
+      <w:r>
+        <w:rPr>
+          <w:rFonts w:ascii="Times New Roman" w:hAnsi="Times New Roman" w:cs="Times New Roman"/>
+          <w:i/>
+          <w:sz w:val="28"/>
+          <w:szCs w:val="28"/>
+          <w:lang w:val="en-US"/>
+        </w:rPr>
+        <w:t xml:space="preserve">: {name}, </w:t>
+      </w:r>
+      <w:r>
+        <w:rPr>
+          <w:rFonts w:ascii="Times New Roman" w:hAnsi="Times New Roman" w:cs="Times New Roman"/>
+          <w:i/>
+          <w:sz w:val="28"/>
+          <w:szCs w:val="28"/>
+        </w:rPr>
+        <w:t>возраст</w:t>
+      </w:r>
+      <w:r>
+        <w:rPr>
+          <w:rFonts w:ascii="Times New Roman" w:hAnsi="Times New Roman" w:cs="Times New Roman"/>
+          <w:i/>
+          <w:sz w:val="28"/>
+          <w:szCs w:val="28"/>
+          <w:lang w:val="en-US"/>
+        </w:rPr>
+        <w:t>: {age}, GPA: {</w:t>
+      </w:r>
+      <w:proofErr w:type="spellStart"/>
+      <w:r>
+        <w:rPr>
+          <w:rFonts w:ascii="Times New Roman" w:hAnsi="Times New Roman" w:cs="Times New Roman"/>
+          <w:i/>
+          <w:sz w:val="28"/>
+          <w:szCs w:val="28"/>
+          <w:lang w:val="en-US"/>
+        </w:rPr>
+        <w:t>gpa</w:t>
+      </w:r>
+      <w:proofErr w:type="spellEnd"/>
+      <w:r>
+        <w:rPr>
+          <w:rFonts w:ascii="Times New Roman" w:hAnsi="Times New Roman" w:cs="Times New Roman"/>
+          <w:i/>
+          <w:sz w:val="28"/>
+          <w:szCs w:val="28"/>
+          <w:lang w:val="en-US"/>
+        </w:rPr>
+        <w:t>}')</w:t>
+      </w:r>
+    </w:p>
+    <w:p>
+      <w:pPr>
+        <w:rPr>
+          <w:rFonts w:ascii="Times New Roman" w:hAnsi="Times New Roman" w:cs="Times New Roman"/>
+          <w:sz w:val="28"/>
+          <w:szCs w:val="28"/>
+          <w:lang w:val="en-US"/>
+        </w:rPr>
+      </w:pPr>
+    </w:p>
+    <w:p>
+      <w:pPr>
+        <w:rPr>
+          <w:rFonts w:ascii="Times New Roman" w:hAnsi="Times New Roman" w:cs="Times New Roman"/>
+          <w:sz w:val="28"/>
+          <w:szCs w:val="28"/>
+          <w:lang w:val="en-US"/>
+        </w:rPr>
+      </w:pPr>
+    </w:p>
+    <w:p>
+      <w:pPr>
+        <w:rPr>
+          <w:rFonts w:ascii="Times New Roman" w:hAnsi="Times New Roman" w:cs="Times New Roman"/>
+          <w:i/>
+          <w:sz w:val="28"/>
+          <w:szCs w:val="28"/>
+          <w:lang w:val="en-US"/>
+        </w:rPr>
+      </w:pPr>
+      <w:r>
+        <w:rPr>
+          <w:rFonts w:ascii="Times New Roman" w:hAnsi="Times New Roman" w:cs="Times New Roman"/>
+          <w:i/>
+          <w:sz w:val="28"/>
+          <w:szCs w:val="28"/>
+          <w:lang w:val="en-US"/>
+        </w:rPr>
+        <w:t>#</w:t>
+      </w:r>
+      <w:r>
+        <w:rPr>
+          <w:rFonts w:ascii="Times New Roman" w:hAnsi="Times New Roman" w:cs="Times New Roman"/>
+          <w:i/>
+          <w:sz w:val="28"/>
+          <w:szCs w:val="28"/>
+        </w:rPr>
+        <w:t>Чтение</w:t>
       </w:r>
       <w:r>
         <w:rPr>
@@ -4960,308 +5299,26 @@
           <w:sz w:val="28"/>
           <w:szCs w:val="28"/>
         </w:rPr>
-        <w:t>чтение</w:t>
-      </w:r>
-    </w:p>
-    <w:p>
-      <w:pPr>
-        <w:rPr>
-          <w:rFonts w:ascii="Times New Roman" w:hAnsi="Times New Roman" w:cs="Times New Roman"/>
-          <w:i/>
-          <w:sz w:val="28"/>
-          <w:szCs w:val="28"/>
-          <w:lang w:val="en-US"/>
-        </w:rPr>
-      </w:pPr>
-      <w:r>
-        <w:rPr>
-          <w:rFonts w:ascii="Times New Roman" w:hAnsi="Times New Roman" w:cs="Times New Roman"/>
-          <w:i/>
-          <w:sz w:val="28"/>
-          <w:szCs w:val="28"/>
-          <w:lang w:val="en-US"/>
-        </w:rPr>
-        <w:t xml:space="preserve">with </w:t>
-      </w:r>
-      <w:proofErr w:type="gramStart"/>
-      <w:r>
-        <w:rPr>
-          <w:rFonts w:ascii="Times New Roman" w:hAnsi="Times New Roman" w:cs="Times New Roman"/>
-          <w:i/>
-          <w:sz w:val="28"/>
-          <w:szCs w:val="28"/>
-          <w:lang w:val="en-US"/>
-        </w:rPr>
-        <w:t>open(</w:t>
-      </w:r>
-      <w:proofErr w:type="gramEnd"/>
-      <w:r>
-        <w:rPr>
-          <w:rFonts w:ascii="Times New Roman" w:hAnsi="Times New Roman" w:cs="Times New Roman"/>
-          <w:i/>
-          <w:sz w:val="28"/>
-          <w:szCs w:val="28"/>
-          <w:lang w:val="en-US"/>
-        </w:rPr>
-        <w:t>'students.txt', 'r', encoding='utf-8') as f:</w:t>
-      </w:r>
-    </w:p>
-    <w:p>
-      <w:pPr>
-        <w:rPr>
-          <w:rFonts w:ascii="Times New Roman" w:hAnsi="Times New Roman" w:cs="Times New Roman"/>
-          <w:i/>
-          <w:sz w:val="28"/>
-          <w:szCs w:val="28"/>
-          <w:lang w:val="en-US"/>
-        </w:rPr>
-      </w:pPr>
-      <w:r>
-        <w:rPr>
-          <w:rFonts w:ascii="Times New Roman" w:hAnsi="Times New Roman" w:cs="Times New Roman"/>
-          <w:i/>
-          <w:sz w:val="28"/>
-          <w:szCs w:val="28"/>
-          <w:lang w:val="en-US"/>
-        </w:rPr>
-        <w:t xml:space="preserve">    for line in f:</w:t>
-      </w:r>
-    </w:p>
-    <w:p>
-      <w:pPr>
-        <w:rPr>
-          <w:rFonts w:ascii="Times New Roman" w:hAnsi="Times New Roman" w:cs="Times New Roman"/>
-          <w:i/>
-          <w:sz w:val="28"/>
-          <w:szCs w:val="28"/>
-          <w:lang w:val="en-US"/>
-        </w:rPr>
-      </w:pPr>
-      <w:r>
-        <w:rPr>
-          <w:rFonts w:ascii="Times New Roman" w:hAnsi="Times New Roman" w:cs="Times New Roman"/>
-          <w:i/>
-          <w:sz w:val="28"/>
-          <w:szCs w:val="28"/>
-          <w:lang w:val="en-US"/>
-        </w:rPr>
-        <w:t xml:space="preserve">        name, age, </w:t>
-      </w:r>
-      <w:proofErr w:type="spellStart"/>
-      <w:r>
-        <w:rPr>
-          <w:rFonts w:ascii="Times New Roman" w:hAnsi="Times New Roman" w:cs="Times New Roman"/>
-          <w:i/>
-          <w:sz w:val="28"/>
-          <w:szCs w:val="28"/>
-          <w:lang w:val="en-US"/>
-        </w:rPr>
-        <w:t>gpa</w:t>
-      </w:r>
-      <w:proofErr w:type="spellEnd"/>
-      <w:r>
-        <w:rPr>
-          <w:rFonts w:ascii="Times New Roman" w:hAnsi="Times New Roman" w:cs="Times New Roman"/>
-          <w:i/>
-          <w:sz w:val="28"/>
-          <w:szCs w:val="28"/>
-          <w:lang w:val="en-US"/>
-        </w:rPr>
-        <w:t xml:space="preserve"> = </w:t>
-      </w:r>
-      <w:proofErr w:type="spellStart"/>
-      <w:proofErr w:type="gramStart"/>
-      <w:r>
-        <w:rPr>
-          <w:rFonts w:ascii="Times New Roman" w:hAnsi="Times New Roman" w:cs="Times New Roman"/>
-          <w:i/>
-          <w:sz w:val="28"/>
-          <w:szCs w:val="28"/>
-          <w:lang w:val="en-US"/>
-        </w:rPr>
-        <w:t>line.strip</w:t>
-      </w:r>
-      <w:proofErr w:type="spellEnd"/>
-      <w:proofErr w:type="gramEnd"/>
-      <w:r>
-        <w:rPr>
-          <w:rFonts w:ascii="Times New Roman" w:hAnsi="Times New Roman" w:cs="Times New Roman"/>
-          <w:i/>
-          <w:sz w:val="28"/>
-          <w:szCs w:val="28"/>
-          <w:lang w:val="en-US"/>
-        </w:rPr>
-        <w:t>().split(', ')</w:t>
-      </w:r>
-    </w:p>
-    <w:p>
-      <w:pPr>
-        <w:rPr>
-          <w:rFonts w:ascii="Times New Roman" w:hAnsi="Times New Roman" w:cs="Times New Roman"/>
-          <w:i/>
-          <w:sz w:val="28"/>
-          <w:szCs w:val="28"/>
-        </w:rPr>
-      </w:pPr>
-      <w:r>
-        <w:rPr>
-          <w:rFonts w:ascii="Times New Roman" w:hAnsi="Times New Roman" w:cs="Times New Roman"/>
-          <w:i/>
-          <w:sz w:val="28"/>
-          <w:szCs w:val="28"/>
-          <w:lang w:val="en-US"/>
-        </w:rPr>
-        <w:t xml:space="preserve">        </w:t>
-      </w:r>
-      <w:proofErr w:type="spellStart"/>
-      <w:proofErr w:type="gramStart"/>
-      <w:r>
-        <w:rPr>
-          <w:rFonts w:ascii="Times New Roman" w:hAnsi="Times New Roman" w:cs="Times New Roman"/>
-          <w:i/>
-          <w:sz w:val="28"/>
-          <w:szCs w:val="28"/>
-        </w:rPr>
-        <w:t>print</w:t>
-      </w:r>
-      <w:proofErr w:type="spellEnd"/>
-      <w:r>
-        <w:rPr>
-          <w:rFonts w:ascii="Times New Roman" w:hAnsi="Times New Roman" w:cs="Times New Roman"/>
-          <w:i/>
-          <w:sz w:val="28"/>
-          <w:szCs w:val="28"/>
-        </w:rPr>
-        <w:t>(</w:t>
-      </w:r>
-      <w:proofErr w:type="spellStart"/>
-      <w:proofErr w:type="gramEnd"/>
-      <w:r>
-        <w:rPr>
-          <w:rFonts w:ascii="Times New Roman" w:hAnsi="Times New Roman" w:cs="Times New Roman"/>
-          <w:i/>
-          <w:sz w:val="28"/>
-          <w:szCs w:val="28"/>
-        </w:rPr>
-        <w:t>f'Студент</w:t>
-      </w:r>
-      <w:proofErr w:type="spellEnd"/>
-      <w:r>
-        <w:rPr>
-          <w:rFonts w:ascii="Times New Roman" w:hAnsi="Times New Roman" w:cs="Times New Roman"/>
-          <w:i/>
-          <w:sz w:val="28"/>
-          <w:szCs w:val="28"/>
-        </w:rPr>
-        <w:t>: {</w:t>
-      </w:r>
-      <w:proofErr w:type="spellStart"/>
-      <w:r>
-        <w:rPr>
-          <w:rFonts w:ascii="Times New Roman" w:hAnsi="Times New Roman" w:cs="Times New Roman"/>
-          <w:i/>
-          <w:sz w:val="28"/>
-          <w:szCs w:val="28"/>
-        </w:rPr>
-        <w:t>name</w:t>
-      </w:r>
-      <w:proofErr w:type="spellEnd"/>
-      <w:r>
-        <w:rPr>
-          <w:rFonts w:ascii="Times New Roman" w:hAnsi="Times New Roman" w:cs="Times New Roman"/>
-          <w:i/>
-          <w:sz w:val="28"/>
-          <w:szCs w:val="28"/>
-        </w:rPr>
-        <w:t>}, возраст: {</w:t>
-      </w:r>
-      <w:proofErr w:type="spellStart"/>
-      <w:r>
-        <w:rPr>
-          <w:rFonts w:ascii="Times New Roman" w:hAnsi="Times New Roman" w:cs="Times New Roman"/>
-          <w:i/>
-          <w:sz w:val="28"/>
-          <w:szCs w:val="28"/>
-        </w:rPr>
-        <w:t>age</w:t>
-      </w:r>
-      <w:proofErr w:type="spellEnd"/>
-      <w:r>
-        <w:rPr>
-          <w:rFonts w:ascii="Times New Roman" w:hAnsi="Times New Roman" w:cs="Times New Roman"/>
-          <w:i/>
-          <w:sz w:val="28"/>
-          <w:szCs w:val="28"/>
-        </w:rPr>
-        <w:t>}, GPA: {</w:t>
-      </w:r>
-      <w:proofErr w:type="spellStart"/>
-      <w:r>
-        <w:rPr>
-          <w:rFonts w:ascii="Times New Roman" w:hAnsi="Times New Roman" w:cs="Times New Roman"/>
-          <w:i/>
-          <w:sz w:val="28"/>
-          <w:szCs w:val="28"/>
-        </w:rPr>
-        <w:t>gpa</w:t>
-      </w:r>
-      <w:proofErr w:type="spellEnd"/>
-      <w:r>
-        <w:rPr>
-          <w:rFonts w:ascii="Times New Roman" w:hAnsi="Times New Roman" w:cs="Times New Roman"/>
-          <w:i/>
-          <w:sz w:val="28"/>
-          <w:szCs w:val="28"/>
-        </w:rPr>
-        <w:t>}')</w:t>
-      </w:r>
-    </w:p>
-    <w:p>
-      <w:pPr>
-        <w:rPr>
-          <w:rFonts w:ascii="Times New Roman" w:hAnsi="Times New Roman" w:cs="Times New Roman"/>
-          <w:sz w:val="28"/>
-          <w:szCs w:val="28"/>
-        </w:rPr>
-      </w:pPr>
-    </w:p>
-    <w:p>
-      <w:pPr>
-        <w:rPr>
-          <w:rFonts w:ascii="Times New Roman" w:hAnsi="Times New Roman" w:cs="Times New Roman"/>
-          <w:sz w:val="28"/>
-          <w:szCs w:val="28"/>
-        </w:rPr>
-      </w:pPr>
-    </w:p>
-    <w:p>
-      <w:pPr>
-        <w:rPr>
-          <w:rFonts w:ascii="Times New Roman" w:hAnsi="Times New Roman" w:cs="Times New Roman"/>
-          <w:i/>
-          <w:sz w:val="28"/>
-          <w:szCs w:val="28"/>
-          <w:lang w:val="en-US"/>
-        </w:rPr>
-      </w:pPr>
-      <w:r>
-        <w:rPr>
-          <w:rFonts w:ascii="Times New Roman" w:hAnsi="Times New Roman" w:cs="Times New Roman"/>
-          <w:i/>
-          <w:sz w:val="28"/>
-          <w:szCs w:val="28"/>
-          <w:lang w:val="en-US"/>
-        </w:rPr>
-        <w:t>#</w:t>
-      </w:r>
-      <w:r>
-        <w:rPr>
-          <w:rFonts w:ascii="Times New Roman" w:hAnsi="Times New Roman" w:cs="Times New Roman"/>
-          <w:i/>
-          <w:sz w:val="28"/>
-          <w:szCs w:val="28"/>
-        </w:rPr>
-        <w:t>Чтение всего файла</w:t>
+        <w:t>всего</w:t>
+      </w:r>
+      <w:r>
+        <w:rPr>
+          <w:rFonts w:ascii="Times New Roman" w:hAnsi="Times New Roman" w:cs="Times New Roman"/>
+          <w:i/>
+          <w:sz w:val="28"/>
+          <w:szCs w:val="28"/>
+          <w:lang w:val="en-US"/>
+        </w:rPr>
+        <w:t xml:space="preserve"> </w:t>
+      </w:r>
+      <w:r>
+        <w:rPr>
+          <w:rFonts w:ascii="Times New Roman" w:hAnsi="Times New Roman" w:cs="Times New Roman"/>
+          <w:i/>
+          <w:sz w:val="28"/>
+          <w:szCs w:val="28"/>
+        </w:rPr>
+        <w:t>файла</w:t>
       </w:r>
     </w:p>
     <w:p>
@@ -5934,6 +5991,7 @@
           <w:i/>
           <w:sz w:val="28"/>
           <w:szCs w:val="28"/>
+          <w:lang w:val="en-US"/>
         </w:rPr>
       </w:pPr>
       <w:r>
@@ -5954,6 +6012,7 @@
           <w:i/>
           <w:sz w:val="28"/>
           <w:szCs w:val="28"/>
+          <w:lang w:val="en-US"/>
         </w:rPr>
         <w:t>f.write</w:t>
       </w:r>
@@ -5965,6 +6024,7 @@
           <w:i/>
           <w:sz w:val="28"/>
           <w:szCs w:val="28"/>
+          <w:lang w:val="en-US"/>
         </w:rPr>
         <w:t>(record1)</w:t>
       </w:r>
@@ -5976,14 +6036,16 @@
           <w:i/>
           <w:sz w:val="28"/>
           <w:szCs w:val="28"/>
-        </w:rPr>
-      </w:pPr>
-      <w:r>
-        <w:rPr>
-          <w:rFonts w:ascii="Times New Roman" w:hAnsi="Times New Roman" w:cs="Times New Roman"/>
-          <w:i/>
-          <w:sz w:val="28"/>
-          <w:szCs w:val="28"/>
+          <w:lang w:val="en-US"/>
+        </w:rPr>
+      </w:pPr>
+      <w:r>
+        <w:rPr>
+          <w:rFonts w:ascii="Times New Roman" w:hAnsi="Times New Roman" w:cs="Times New Roman"/>
+          <w:i/>
+          <w:sz w:val="28"/>
+          <w:szCs w:val="28"/>
+          <w:lang w:val="en-US"/>
         </w:rPr>
         <w:t xml:space="preserve">    </w:t>
       </w:r>
@@ -5995,6 +6057,7 @@
           <w:i/>
           <w:sz w:val="28"/>
           <w:szCs w:val="28"/>
+          <w:lang w:val="en-US"/>
         </w:rPr>
         <w:t>f.write</w:t>
       </w:r>
@@ -6006,6 +6069,7 @@
           <w:i/>
           <w:sz w:val="28"/>
           <w:szCs w:val="28"/>
+          <w:lang w:val="en-US"/>
         </w:rPr>
         <w:t>(record2)</w:t>
       </w:r>
@@ -6017,26 +6081,105 @@
           <w:i/>
           <w:sz w:val="28"/>
           <w:szCs w:val="28"/>
-        </w:rPr>
-      </w:pPr>
-    </w:p>
-    <w:p>
-      <w:pPr>
-        <w:rPr>
-          <w:rFonts w:ascii="Times New Roman" w:hAnsi="Times New Roman" w:cs="Times New Roman"/>
-          <w:i/>
-          <w:sz w:val="28"/>
-          <w:szCs w:val="28"/>
-        </w:rPr>
-      </w:pPr>
-      <w:r>
-        <w:rPr>
-          <w:rFonts w:ascii="Times New Roman" w:hAnsi="Times New Roman" w:cs="Times New Roman"/>
-          <w:i/>
-          <w:sz w:val="28"/>
-          <w:szCs w:val="28"/>
-        </w:rPr>
-        <w:t># Прямой доступ к записи №2</w:t>
+          <w:lang w:val="en-US"/>
+        </w:rPr>
+      </w:pPr>
+    </w:p>
+    <w:p>
+      <w:pPr>
+        <w:rPr>
+          <w:rFonts w:ascii="Times New Roman" w:hAnsi="Times New Roman" w:cs="Times New Roman"/>
+          <w:i/>
+          <w:sz w:val="28"/>
+          <w:szCs w:val="28"/>
+          <w:lang w:val="en-US"/>
+        </w:rPr>
+      </w:pPr>
+      <w:r>
+        <w:rPr>
+          <w:rFonts w:ascii="Times New Roman" w:hAnsi="Times New Roman" w:cs="Times New Roman"/>
+          <w:i/>
+          <w:sz w:val="28"/>
+          <w:szCs w:val="28"/>
+          <w:lang w:val="en-US"/>
+        </w:rPr>
+        <w:t xml:space="preserve"># </w:t>
+      </w:r>
+      <w:r>
+        <w:rPr>
+          <w:rFonts w:ascii="Times New Roman" w:hAnsi="Times New Roman" w:cs="Times New Roman"/>
+          <w:i/>
+          <w:sz w:val="28"/>
+          <w:szCs w:val="28"/>
+        </w:rPr>
+        <w:t>Прямой</w:t>
+      </w:r>
+      <w:r>
+        <w:rPr>
+          <w:rFonts w:ascii="Times New Roman" w:hAnsi="Times New Roman" w:cs="Times New Roman"/>
+          <w:i/>
+          <w:sz w:val="28"/>
+          <w:szCs w:val="28"/>
+          <w:lang w:val="en-US"/>
+        </w:rPr>
+        <w:t xml:space="preserve"> </w:t>
+      </w:r>
+      <w:r>
+        <w:rPr>
+          <w:rFonts w:ascii="Times New Roman" w:hAnsi="Times New Roman" w:cs="Times New Roman"/>
+          <w:i/>
+          <w:sz w:val="28"/>
+          <w:szCs w:val="28"/>
+        </w:rPr>
+        <w:t>доступ</w:t>
+      </w:r>
+      <w:r>
+        <w:rPr>
+          <w:rFonts w:ascii="Times New Roman" w:hAnsi="Times New Roman" w:cs="Times New Roman"/>
+          <w:i/>
+          <w:sz w:val="28"/>
+          <w:szCs w:val="28"/>
+          <w:lang w:val="en-US"/>
+        </w:rPr>
+        <w:t xml:space="preserve"> </w:t>
+      </w:r>
+      <w:r>
+        <w:rPr>
+          <w:rFonts w:ascii="Times New Roman" w:hAnsi="Times New Roman" w:cs="Times New Roman"/>
+          <w:i/>
+          <w:sz w:val="28"/>
+          <w:szCs w:val="28"/>
+        </w:rPr>
+        <w:t>к</w:t>
+      </w:r>
+      <w:r>
+        <w:rPr>
+          <w:rFonts w:ascii="Times New Roman" w:hAnsi="Times New Roman" w:cs="Times New Roman"/>
+          <w:i/>
+          <w:sz w:val="28"/>
+          <w:szCs w:val="28"/>
+          <w:lang w:val="en-US"/>
+        </w:rPr>
+        <w:t xml:space="preserve"> </w:t>
+      </w:r>
+      <w:r>
+        <w:rPr>
+          <w:rFonts w:ascii="Times New Roman" w:hAnsi="Times New Roman" w:cs="Times New Roman"/>
+          <w:i/>
+          <w:sz w:val="28"/>
+          <w:szCs w:val="28"/>
+        </w:rPr>
+        <w:t>записи</w:t>
+      </w:r>
+      <w:r>
+        <w:rPr>
+          <w:rFonts w:ascii="Times New Roman" w:hAnsi="Times New Roman" w:cs="Times New Roman"/>
+          <w:i/>
+          <w:sz w:val="28"/>
+          <w:szCs w:val="28"/>
+          <w:lang w:val="en-US"/>
+        </w:rPr>
+        <w:t xml:space="preserve"> №2</w:t>
       </w:r>
     </w:p>
     <w:p>
@@ -6419,6 +6562,7 @@
           <w:i/>
           <w:sz w:val="28"/>
           <w:szCs w:val="28"/>
+          <w:lang w:val="en-US"/>
         </w:rPr>
       </w:pPr>
       <w:r>
@@ -6431,25 +6575,15 @@
         </w:rPr>
         <w:t xml:space="preserve">    </w:t>
       </w:r>
-      <w:proofErr w:type="spellStart"/>
-      <w:r>
-        <w:rPr>
-          <w:rFonts w:ascii="Times New Roman" w:hAnsi="Times New Roman" w:cs="Times New Roman"/>
-          <w:i/>
-          <w:sz w:val="28"/>
-          <w:szCs w:val="28"/>
-        </w:rPr>
-        <w:t>print</w:t>
-      </w:r>
-      <w:proofErr w:type="spellEnd"/>
-      <w:r>
-        <w:rPr>
-          <w:rFonts w:ascii="Times New Roman" w:hAnsi="Times New Roman" w:cs="Times New Roman"/>
-          <w:i/>
-          <w:sz w:val="28"/>
-          <w:szCs w:val="28"/>
-        </w:rPr>
-        <w:t>(f'{</w:t>
+      <w:r>
+        <w:rPr>
+          <w:rFonts w:ascii="Times New Roman" w:hAnsi="Times New Roman" w:cs="Times New Roman"/>
+          <w:i/>
+          <w:sz w:val="28"/>
+          <w:szCs w:val="28"/>
+          <w:lang w:val="en-US"/>
+        </w:rPr>
+        <w:t>print(f'{</w:t>
       </w:r>
       <w:proofErr w:type="spellStart"/>
       <w:proofErr w:type="gramStart"/>
@@ -6459,6 +6593,7 @@
           <w:i/>
           <w:sz w:val="28"/>
           <w:szCs w:val="28"/>
+          <w:lang w:val="en-US"/>
         </w:rPr>
         <w:t>name.decode</w:t>
       </w:r>
@@ -6470,97 +6605,76 @@
           <w:i/>
           <w:sz w:val="28"/>
           <w:szCs w:val="28"/>
-        </w:rPr>
-        <w:t>().</w:t>
-      </w:r>
-      <w:proofErr w:type="spellStart"/>
-      <w:r>
-        <w:rPr>
-          <w:rFonts w:ascii="Times New Roman" w:hAnsi="Times New Roman" w:cs="Times New Roman"/>
-          <w:i/>
-          <w:sz w:val="28"/>
-          <w:szCs w:val="28"/>
-        </w:rPr>
-        <w:t>strip</w:t>
-      </w:r>
-      <w:proofErr w:type="spellEnd"/>
-      <w:r>
-        <w:rPr>
-          <w:rFonts w:ascii="Times New Roman" w:hAnsi="Times New Roman" w:cs="Times New Roman"/>
-          <w:i/>
-          <w:sz w:val="28"/>
-          <w:szCs w:val="28"/>
-        </w:rPr>
-        <w:t>()}, {</w:t>
-      </w:r>
-      <w:proofErr w:type="spellStart"/>
-      <w:r>
-        <w:rPr>
-          <w:rFonts w:ascii="Times New Roman" w:hAnsi="Times New Roman" w:cs="Times New Roman"/>
-          <w:i/>
-          <w:sz w:val="28"/>
-          <w:szCs w:val="28"/>
-        </w:rPr>
-        <w:t>age</w:t>
-      </w:r>
-      <w:proofErr w:type="spellEnd"/>
-      <w:r>
-        <w:rPr>
-          <w:rFonts w:ascii="Times New Roman" w:hAnsi="Times New Roman" w:cs="Times New Roman"/>
-          <w:i/>
-          <w:sz w:val="28"/>
-          <w:szCs w:val="28"/>
-        </w:rPr>
-        <w:t>} лет, {</w:t>
-      </w:r>
-      <w:proofErr w:type="spellStart"/>
-      <w:r>
-        <w:rPr>
-          <w:rFonts w:ascii="Times New Roman" w:hAnsi="Times New Roman" w:cs="Times New Roman"/>
-          <w:i/>
-          <w:sz w:val="28"/>
-          <w:szCs w:val="28"/>
-        </w:rPr>
-        <w:t>height</w:t>
-      </w:r>
-      <w:proofErr w:type="spellEnd"/>
-      <w:r>
-        <w:rPr>
-          <w:rFonts w:ascii="Times New Roman" w:hAnsi="Times New Roman" w:cs="Times New Roman"/>
-          <w:i/>
-          <w:sz w:val="28"/>
-          <w:szCs w:val="28"/>
-        </w:rPr>
-        <w:t>} см, {</w:t>
-      </w:r>
-      <w:proofErr w:type="spellStart"/>
-      <w:r>
-        <w:rPr>
-          <w:rFonts w:ascii="Times New Roman" w:hAnsi="Times New Roman" w:cs="Times New Roman"/>
-          <w:i/>
-          <w:sz w:val="28"/>
-          <w:szCs w:val="28"/>
-        </w:rPr>
-        <w:t>weight</w:t>
-      </w:r>
-      <w:proofErr w:type="spellEnd"/>
-      <w:r>
-        <w:rPr>
-          <w:rFonts w:ascii="Times New Roman" w:hAnsi="Times New Roman" w:cs="Times New Roman"/>
-          <w:i/>
-          <w:sz w:val="28"/>
-          <w:szCs w:val="28"/>
-        </w:rPr>
-        <w:t>} кг')</w:t>
-      </w:r>
-    </w:p>
-    <w:p>
-      <w:pPr>
-        <w:rPr>
-          <w:rFonts w:ascii="Times New Roman" w:hAnsi="Times New Roman" w:cs="Times New Roman"/>
-          <w:i/>
-          <w:sz w:val="28"/>
-          <w:szCs w:val="28"/>
+          <w:lang w:val="en-US"/>
+        </w:rPr>
+        <w:t xml:space="preserve">().strip()}, {age} </w:t>
+      </w:r>
+      <w:r>
+        <w:rPr>
+          <w:rFonts w:ascii="Times New Roman" w:hAnsi="Times New Roman" w:cs="Times New Roman"/>
+          <w:i/>
+          <w:sz w:val="28"/>
+          <w:szCs w:val="28"/>
+        </w:rPr>
+        <w:t>лет</w:t>
+      </w:r>
+      <w:r>
+        <w:rPr>
+          <w:rFonts w:ascii="Times New Roman" w:hAnsi="Times New Roman" w:cs="Times New Roman"/>
+          <w:i/>
+          <w:sz w:val="28"/>
+          <w:szCs w:val="28"/>
+          <w:lang w:val="en-US"/>
+        </w:rPr>
+        <w:t xml:space="preserve">, {height} </w:t>
+      </w:r>
+      <w:r>
+        <w:rPr>
+          <w:rFonts w:ascii="Times New Roman" w:hAnsi="Times New Roman" w:cs="Times New Roman"/>
+          <w:i/>
+          <w:sz w:val="28"/>
+          <w:szCs w:val="28"/>
+        </w:rPr>
+        <w:t>см</w:t>
+      </w:r>
+      <w:r>
+        <w:rPr>
+          <w:rFonts w:ascii="Times New Roman" w:hAnsi="Times New Roman" w:cs="Times New Roman"/>
+          <w:i/>
+          <w:sz w:val="28"/>
+          <w:szCs w:val="28"/>
+          <w:lang w:val="en-US"/>
+        </w:rPr>
+        <w:t xml:space="preserve">, {weight} </w:t>
+      </w:r>
+      <w:r>
+        <w:rPr>
+          <w:rFonts w:ascii="Times New Roman" w:hAnsi="Times New Roman" w:cs="Times New Roman"/>
+          <w:i/>
+          <w:sz w:val="28"/>
+          <w:szCs w:val="28"/>
+        </w:rPr>
+        <w:t>кг</w:t>
+      </w:r>
+      <w:r>
+        <w:rPr>
+          <w:rFonts w:ascii="Times New Roman" w:hAnsi="Times New Roman" w:cs="Times New Roman"/>
+          <w:i/>
+          <w:sz w:val="28"/>
+          <w:szCs w:val="28"/>
+          <w:lang w:val="en-US"/>
+        </w:rPr>
+        <w:t>')</w:t>
+      </w:r>
+    </w:p>
+    <w:p>
+      <w:pPr>
+        <w:rPr>
+          <w:rFonts w:ascii="Times New Roman" w:hAnsi="Times New Roman" w:cs="Times New Roman"/>
+          <w:i/>
+          <w:sz w:val="28"/>
+          <w:szCs w:val="28"/>
+          <w:lang w:val="en-US"/>
         </w:rPr>
       </w:pPr>
     </w:p>
@@ -6796,6 +6910,7 @@
           <w:i/>
           <w:sz w:val="28"/>
           <w:szCs w:val="28"/>
+          <w:lang w:val="en-US"/>
         </w:rPr>
       </w:pPr>
       <w:r>
@@ -6808,16 +6923,38 @@
         </w:rPr>
         <w:t xml:space="preserve">    </w:t>
       </w:r>
+      <w:proofErr w:type="gramStart"/>
+      <w:r>
+        <w:rPr>
+          <w:rFonts w:ascii="Times New Roman" w:hAnsi="Times New Roman" w:cs="Times New Roman"/>
+          <w:i/>
+          <w:sz w:val="28"/>
+          <w:szCs w:val="28"/>
+          <w:lang w:val="en-US"/>
+        </w:rPr>
+        <w:t>mm[</w:t>
+      </w:r>
+      <w:proofErr w:type="gramEnd"/>
+      <w:r>
+        <w:rPr>
+          <w:rFonts w:ascii="Times New Roman" w:hAnsi="Times New Roman" w:cs="Times New Roman"/>
+          <w:i/>
+          <w:sz w:val="28"/>
+          <w:szCs w:val="28"/>
+          <w:lang w:val="en-US"/>
+        </w:rPr>
+        <w:t xml:space="preserve">100:110] = </w:t>
+      </w:r>
       <w:proofErr w:type="spellStart"/>
-      <w:proofErr w:type="gramStart"/>
-      <w:r>
-        <w:rPr>
-          <w:rFonts w:ascii="Times New Roman" w:hAnsi="Times New Roman" w:cs="Times New Roman"/>
-          <w:i/>
-          <w:sz w:val="28"/>
-          <w:szCs w:val="28"/>
-        </w:rPr>
-        <w:t>mm</w:t>
+      <w:r>
+        <w:rPr>
+          <w:rFonts w:ascii="Times New Roman" w:hAnsi="Times New Roman" w:cs="Times New Roman"/>
+          <w:i/>
+          <w:sz w:val="28"/>
+          <w:szCs w:val="28"/>
+          <w:lang w:val="en-US"/>
+        </w:rPr>
+        <w:t>b'new</w:t>
       </w:r>
       <w:proofErr w:type="spellEnd"/>
       <w:r>
@@ -6826,75 +6963,28 @@
           <w:i/>
           <w:sz w:val="28"/>
           <w:szCs w:val="28"/>
-        </w:rPr>
-        <w:t>[</w:t>
-      </w:r>
-      <w:proofErr w:type="gramEnd"/>
-      <w:r>
-        <w:rPr>
-          <w:rFonts w:ascii="Times New Roman" w:hAnsi="Times New Roman" w:cs="Times New Roman"/>
-          <w:i/>
-          <w:sz w:val="28"/>
-          <w:szCs w:val="28"/>
-        </w:rPr>
-        <w:t xml:space="preserve">100:110] = </w:t>
-      </w:r>
-      <w:proofErr w:type="spellStart"/>
-      <w:r>
-        <w:rPr>
-          <w:rFonts w:ascii="Times New Roman" w:hAnsi="Times New Roman" w:cs="Times New Roman"/>
-          <w:i/>
-          <w:sz w:val="28"/>
-          <w:szCs w:val="28"/>
-        </w:rPr>
-        <w:t>b'new</w:t>
-      </w:r>
-      <w:proofErr w:type="spellEnd"/>
-      <w:r>
-        <w:rPr>
-          <w:rFonts w:ascii="Times New Roman" w:hAnsi="Times New Roman" w:cs="Times New Roman"/>
-          <w:i/>
-          <w:sz w:val="28"/>
-          <w:szCs w:val="28"/>
-        </w:rPr>
-        <w:t xml:space="preserve"> </w:t>
-      </w:r>
-      <w:proofErr w:type="spellStart"/>
-      <w:r>
-        <w:rPr>
-          <w:rFonts w:ascii="Times New Roman" w:hAnsi="Times New Roman" w:cs="Times New Roman"/>
-          <w:i/>
-          <w:sz w:val="28"/>
-          <w:szCs w:val="28"/>
-        </w:rPr>
-        <w:t>data</w:t>
-      </w:r>
-      <w:proofErr w:type="spellEnd"/>
-      <w:r>
-        <w:rPr>
-          <w:rFonts w:ascii="Times New Roman" w:hAnsi="Times New Roman" w:cs="Times New Roman"/>
-          <w:i/>
-          <w:sz w:val="28"/>
-          <w:szCs w:val="28"/>
-        </w:rPr>
-        <w:t>'</w:t>
-      </w:r>
-    </w:p>
-    <w:p>
-      <w:pPr>
-        <w:rPr>
-          <w:rFonts w:ascii="Times New Roman" w:hAnsi="Times New Roman" w:cs="Times New Roman"/>
-          <w:i/>
-          <w:sz w:val="28"/>
-          <w:szCs w:val="28"/>
-        </w:rPr>
-      </w:pPr>
-      <w:r>
-        <w:rPr>
-          <w:rFonts w:ascii="Times New Roman" w:hAnsi="Times New Roman" w:cs="Times New Roman"/>
-          <w:i/>
-          <w:sz w:val="28"/>
-          <w:szCs w:val="28"/>
+          <w:lang w:val="en-US"/>
+        </w:rPr>
+        <w:t xml:space="preserve"> data'</w:t>
+      </w:r>
+    </w:p>
+    <w:p>
+      <w:pPr>
+        <w:rPr>
+          <w:rFonts w:ascii="Times New Roman" w:hAnsi="Times New Roman" w:cs="Times New Roman"/>
+          <w:i/>
+          <w:sz w:val="28"/>
+          <w:szCs w:val="28"/>
+          <w:lang w:val="en-US"/>
+        </w:rPr>
+      </w:pPr>
+      <w:r>
+        <w:rPr>
+          <w:rFonts w:ascii="Times New Roman" w:hAnsi="Times New Roman" w:cs="Times New Roman"/>
+          <w:i/>
+          <w:sz w:val="28"/>
+          <w:szCs w:val="28"/>
+          <w:lang w:val="en-US"/>
         </w:rPr>
         <w:lastRenderedPageBreak/>
         <w:t xml:space="preserve">    </w:t>
@@ -6906,6 +6996,7 @@
           <w:i/>
           <w:sz w:val="28"/>
           <w:szCs w:val="28"/>
+          <w:lang w:val="en-US"/>
         </w:rPr>
         <w:t>mm.</w:t>
       </w:r>
@@ -6916,6 +7007,7 @@
           <w:i/>
           <w:sz w:val="28"/>
           <w:szCs w:val="28"/>
+          <w:lang w:val="en-US"/>
         </w:rPr>
         <w:t>close</w:t>
       </w:r>
@@ -6926,6 +7018,7 @@
           <w:i/>
           <w:sz w:val="28"/>
           <w:szCs w:val="28"/>
+          <w:lang w:val="en-US"/>
         </w:rPr>
         <w:t>(</w:t>
       </w:r>
@@ -6936,6 +7029,7 @@
           <w:i/>
           <w:sz w:val="28"/>
           <w:szCs w:val="28"/>
+          <w:lang w:val="en-US"/>
         </w:rPr>
         <w:t>)</w:t>
       </w:r>
@@ -6947,15 +7041,17 @@
           <w:i/>
           <w:sz w:val="28"/>
           <w:szCs w:val="28"/>
-        </w:rPr>
-      </w:pPr>
-    </w:p>
-    <w:p>
-      <w:pPr>
-        <w:rPr>
-          <w:rFonts w:ascii="Times New Roman" w:hAnsi="Times New Roman" w:cs="Times New Roman"/>
-          <w:sz w:val="28"/>
-          <w:szCs w:val="28"/>
+          <w:lang w:val="en-US"/>
+        </w:rPr>
+      </w:pPr>
+    </w:p>
+    <w:p>
+      <w:pPr>
+        <w:rPr>
+          <w:rFonts w:ascii="Times New Roman" w:hAnsi="Times New Roman" w:cs="Times New Roman"/>
+          <w:sz w:val="28"/>
+          <w:szCs w:val="28"/>
+          <w:lang w:val="en-US"/>
         </w:rPr>
       </w:pPr>
     </w:p>
@@ -8411,8 +8507,52 @@
           <w:i/>
           <w:sz w:val="28"/>
           <w:szCs w:val="28"/>
-        </w:rPr>
-      </w:pPr>
+          <w:lang w:val="en-US"/>
+        </w:rPr>
+      </w:pPr>
+      <w:proofErr w:type="gramStart"/>
+      <w:r>
+        <w:rPr>
+          <w:rFonts w:ascii="Times New Roman" w:hAnsi="Times New Roman" w:cs="Times New Roman"/>
+          <w:i/>
+          <w:sz w:val="28"/>
+          <w:szCs w:val="28"/>
+          <w:lang w:val="en-US"/>
+        </w:rPr>
+        <w:t>print(</w:t>
+      </w:r>
+      <w:proofErr w:type="gramEnd"/>
+      <w:r>
+        <w:rPr>
+          <w:rFonts w:ascii="Times New Roman" w:hAnsi="Times New Roman" w:cs="Times New Roman"/>
+          <w:i/>
+          <w:sz w:val="28"/>
+          <w:szCs w:val="28"/>
+          <w:lang w:val="en-US"/>
+        </w:rPr>
+        <w:t>a ^ b)                         # {1, 2, 4, 5}</w:t>
+      </w:r>
+    </w:p>
+    <w:p>
+      <w:pPr>
+        <w:rPr>
+          <w:rFonts w:ascii="Times New Roman" w:hAnsi="Times New Roman" w:cs="Times New Roman"/>
+          <w:i/>
+          <w:sz w:val="28"/>
+          <w:szCs w:val="28"/>
+          <w:lang w:val="en-US"/>
+        </w:rPr>
+      </w:pPr>
+      <w:r>
+        <w:rPr>
+          <w:rFonts w:ascii="Times New Roman" w:hAnsi="Times New Roman" w:cs="Times New Roman"/>
+          <w:i/>
+          <w:sz w:val="28"/>
+          <w:szCs w:val="28"/>
+          <w:lang w:val="en-US"/>
+        </w:rPr>
+        <w:t>print(</w:t>
+      </w:r>
       <w:proofErr w:type="spellStart"/>
       <w:proofErr w:type="gramStart"/>
       <w:r>
@@ -8421,10 +8561,131 @@
           <w:i/>
           <w:sz w:val="28"/>
           <w:szCs w:val="28"/>
+          <w:lang w:val="en-US"/>
+        </w:rPr>
+        <w:t>a.symmetric</w:t>
+      </w:r>
+      <w:proofErr w:type="gramEnd"/>
+      <w:r>
+        <w:rPr>
+          <w:rFonts w:ascii="Times New Roman" w:hAnsi="Times New Roman" w:cs="Times New Roman"/>
+          <w:i/>
+          <w:sz w:val="28"/>
+          <w:szCs w:val="28"/>
+          <w:lang w:val="en-US"/>
+        </w:rPr>
+        <w:t>_difference</w:t>
+      </w:r>
+      <w:proofErr w:type="spellEnd"/>
+      <w:r>
+        <w:rPr>
+          <w:rFonts w:ascii="Times New Roman" w:hAnsi="Times New Roman" w:cs="Times New Roman"/>
+          <w:i/>
+          <w:sz w:val="28"/>
+          <w:szCs w:val="28"/>
+          <w:lang w:val="en-US"/>
+        </w:rPr>
+        <w:t>(b))     # {1, 2, 4, 5}</w:t>
+      </w:r>
+    </w:p>
+    <w:p>
+      <w:pPr>
+        <w:rPr>
+          <w:rFonts w:ascii="Times New Roman" w:hAnsi="Times New Roman" w:cs="Times New Roman"/>
+          <w:b/>
+          <w:sz w:val="28"/>
+          <w:szCs w:val="28"/>
+          <w:lang w:val="en-US"/>
+        </w:rPr>
+      </w:pPr>
+    </w:p>
+    <w:p>
+      <w:pPr>
+        <w:rPr>
+          <w:rFonts w:ascii="Times New Roman" w:hAnsi="Times New Roman" w:cs="Times New Roman"/>
+          <w:b/>
+          <w:sz w:val="28"/>
+          <w:szCs w:val="28"/>
+        </w:rPr>
+      </w:pPr>
+      <w:r>
+        <w:rPr>
+          <w:rFonts w:ascii="Times New Roman" w:hAnsi="Times New Roman" w:cs="Times New Roman"/>
+          <w:b/>
+          <w:sz w:val="28"/>
+          <w:szCs w:val="28"/>
+        </w:rPr>
+        <w:t>Проверка отношений:</w:t>
+      </w:r>
+    </w:p>
+    <w:p>
+      <w:pPr>
+        <w:rPr>
+          <w:rFonts w:ascii="Times New Roman" w:hAnsi="Times New Roman" w:cs="Times New Roman"/>
+          <w:b/>
+          <w:sz w:val="28"/>
+          <w:szCs w:val="28"/>
+        </w:rPr>
+      </w:pPr>
+    </w:p>
+    <w:p>
+      <w:pPr>
+        <w:rPr>
+          <w:rFonts w:ascii="Times New Roman" w:hAnsi="Times New Roman" w:cs="Times New Roman"/>
+          <w:i/>
+          <w:sz w:val="28"/>
+          <w:szCs w:val="28"/>
+        </w:rPr>
+      </w:pPr>
+      <w:r>
+        <w:rPr>
+          <w:rFonts w:ascii="Times New Roman" w:hAnsi="Times New Roman" w:cs="Times New Roman"/>
+          <w:i/>
+          <w:sz w:val="28"/>
+          <w:szCs w:val="28"/>
+        </w:rPr>
+        <w:t>c = {1, 2}</w:t>
+      </w:r>
+    </w:p>
+    <w:p>
+      <w:pPr>
+        <w:rPr>
+          <w:rFonts w:ascii="Times New Roman" w:hAnsi="Times New Roman" w:cs="Times New Roman"/>
+          <w:i/>
+          <w:sz w:val="28"/>
+          <w:szCs w:val="28"/>
+        </w:rPr>
+      </w:pPr>
+      <w:r>
+        <w:rPr>
+          <w:rFonts w:ascii="Times New Roman" w:hAnsi="Times New Roman" w:cs="Times New Roman"/>
+          <w:i/>
+          <w:sz w:val="28"/>
+          <w:szCs w:val="28"/>
+        </w:rPr>
+        <w:t>d = {1, 2, 3, 4}</w:t>
+      </w:r>
+    </w:p>
+    <w:p>
+      <w:pPr>
+        <w:rPr>
+          <w:rFonts w:ascii="Times New Roman" w:hAnsi="Times New Roman" w:cs="Times New Roman"/>
+          <w:i/>
+          <w:sz w:val="28"/>
+          <w:szCs w:val="28"/>
+        </w:rPr>
+      </w:pPr>
+      <w:proofErr w:type="gramStart"/>
+      <w:r>
+        <w:rPr>
+          <w:rFonts w:ascii="Times New Roman" w:hAnsi="Times New Roman" w:cs="Times New Roman"/>
+          <w:i/>
+          <w:sz w:val="28"/>
+          <w:szCs w:val="28"/>
+          <w:lang w:val="en-US"/>
         </w:rPr>
         <w:t>print</w:t>
       </w:r>
-      <w:proofErr w:type="spellEnd"/>
       <w:r>
         <w:rPr>
           <w:rFonts w:ascii="Times New Roman" w:hAnsi="Times New Roman" w:cs="Times New Roman"/>
@@ -8441,8 +8702,126 @@
           <w:i/>
           <w:sz w:val="28"/>
           <w:szCs w:val="28"/>
-        </w:rPr>
-        <w:t>a ^ b)                         # {1, 2, 4, 5}</w:t>
+          <w:lang w:val="en-US"/>
+        </w:rPr>
+        <w:t>c</w:t>
+      </w:r>
+      <w:r>
+        <w:rPr>
+          <w:rFonts w:ascii="Times New Roman" w:hAnsi="Times New Roman" w:cs="Times New Roman"/>
+          <w:i/>
+          <w:sz w:val="28"/>
+          <w:szCs w:val="28"/>
+        </w:rPr>
+        <w:t xml:space="preserve"> &lt;= </w:t>
+      </w:r>
+      <w:r>
+        <w:rPr>
+          <w:rFonts w:ascii="Times New Roman" w:hAnsi="Times New Roman" w:cs="Times New Roman"/>
+          <w:i/>
+          <w:sz w:val="28"/>
+          <w:szCs w:val="28"/>
+          <w:lang w:val="en-US"/>
+        </w:rPr>
+        <w:t>d</w:t>
+      </w:r>
+      <w:r>
+        <w:rPr>
+          <w:rFonts w:ascii="Times New Roman" w:hAnsi="Times New Roman" w:cs="Times New Roman"/>
+          <w:i/>
+          <w:sz w:val="28"/>
+          <w:szCs w:val="28"/>
+        </w:rPr>
+        <w:t xml:space="preserve">)        # </w:t>
+      </w:r>
+      <w:r>
+        <w:rPr>
+          <w:rFonts w:ascii="Times New Roman" w:hAnsi="Times New Roman" w:cs="Times New Roman"/>
+          <w:i/>
+          <w:sz w:val="28"/>
+          <w:szCs w:val="28"/>
+          <w:lang w:val="en-US"/>
+        </w:rPr>
+        <w:t>True</w:t>
+      </w:r>
+      <w:r>
+        <w:rPr>
+          <w:rFonts w:ascii="Times New Roman" w:hAnsi="Times New Roman" w:cs="Times New Roman"/>
+          <w:i/>
+          <w:sz w:val="28"/>
+          <w:szCs w:val="28"/>
+        </w:rPr>
+        <w:t xml:space="preserve"> (</w:t>
+      </w:r>
+      <w:r>
+        <w:rPr>
+          <w:rFonts w:ascii="Times New Roman" w:hAnsi="Times New Roman" w:cs="Times New Roman"/>
+          <w:i/>
+          <w:sz w:val="28"/>
+          <w:szCs w:val="28"/>
+        </w:rPr>
+        <w:t>подмножество</w:t>
+      </w:r>
+      <w:r>
+        <w:rPr>
+          <w:rFonts w:ascii="Times New Roman" w:hAnsi="Times New Roman" w:cs="Times New Roman"/>
+          <w:i/>
+          <w:sz w:val="28"/>
+          <w:szCs w:val="28"/>
+        </w:rPr>
+        <w:t>)</w:t>
+      </w:r>
+    </w:p>
+    <w:p>
+      <w:pPr>
+        <w:rPr>
+          <w:rFonts w:ascii="Times New Roman" w:hAnsi="Times New Roman" w:cs="Times New Roman"/>
+          <w:i/>
+          <w:sz w:val="28"/>
+          <w:szCs w:val="28"/>
+          <w:lang w:val="en-US"/>
+        </w:rPr>
+      </w:pPr>
+      <w:proofErr w:type="gramStart"/>
+      <w:r>
+        <w:rPr>
+          <w:rFonts w:ascii="Times New Roman" w:hAnsi="Times New Roman" w:cs="Times New Roman"/>
+          <w:i/>
+          <w:sz w:val="28"/>
+          <w:szCs w:val="28"/>
+          <w:lang w:val="en-US"/>
+        </w:rPr>
+        <w:t>print(</w:t>
+      </w:r>
+      <w:proofErr w:type="gramEnd"/>
+      <w:r>
+        <w:rPr>
+          <w:rFonts w:ascii="Times New Roman" w:hAnsi="Times New Roman" w:cs="Times New Roman"/>
+          <w:i/>
+          <w:sz w:val="28"/>
+          <w:szCs w:val="28"/>
+          <w:lang w:val="en-US"/>
+        </w:rPr>
+        <w:t>d &gt;= c)        # True (</w:t>
+      </w:r>
+      <w:r>
+        <w:rPr>
+          <w:rFonts w:ascii="Times New Roman" w:hAnsi="Times New Roman" w:cs="Times New Roman"/>
+          <w:i/>
+          <w:sz w:val="28"/>
+          <w:szCs w:val="28"/>
+        </w:rPr>
+        <w:t>надмножество</w:t>
+      </w:r>
+      <w:r>
+        <w:rPr>
+          <w:rFonts w:ascii="Times New Roman" w:hAnsi="Times New Roman" w:cs="Times New Roman"/>
+          <w:i/>
+          <w:sz w:val="28"/>
+          <w:szCs w:val="28"/>
+          <w:lang w:val="en-US"/>
+        </w:rPr>
+        <w:t>)</w:t>
       </w:r>
     </w:p>
     <w:p>
@@ -8475,8 +8854,9 @@
           <w:szCs w:val="28"/>
           <w:lang w:val="en-US"/>
         </w:rPr>
-        <w:t>a.symmetric</w:t>
-      </w:r>
+        <w:t>c.issubset</w:t>
+      </w:r>
+      <w:proofErr w:type="spellEnd"/>
       <w:proofErr w:type="gramEnd"/>
       <w:r>
         <w:rPr>
@@ -8486,7 +8866,27 @@
           <w:szCs w:val="28"/>
           <w:lang w:val="en-US"/>
         </w:rPr>
-        <w:t>_difference</w:t>
+        <w:t>(d)) # True</w:t>
+      </w:r>
+    </w:p>
+    <w:p>
+      <w:pPr>
+        <w:rPr>
+          <w:rFonts w:ascii="Times New Roman" w:hAnsi="Times New Roman" w:cs="Times New Roman"/>
+          <w:i/>
+          <w:sz w:val="28"/>
+          <w:szCs w:val="28"/>
+        </w:rPr>
+      </w:pPr>
+      <w:proofErr w:type="spellStart"/>
+      <w:r>
+        <w:rPr>
+          <w:rFonts w:ascii="Times New Roman" w:hAnsi="Times New Roman" w:cs="Times New Roman"/>
+          <w:i/>
+          <w:sz w:val="28"/>
+          <w:szCs w:val="28"/>
+        </w:rPr>
+        <w:t>print</w:t>
       </w:r>
       <w:proofErr w:type="spellEnd"/>
       <w:r>
@@ -8495,98 +8895,9 @@
           <w:i/>
           <w:sz w:val="28"/>
           <w:szCs w:val="28"/>
-          <w:lang w:val="en-US"/>
-        </w:rPr>
-        <w:t>(b))     # {1, 2, 4, 5}</w:t>
-      </w:r>
-    </w:p>
-    <w:p>
-      <w:pPr>
-        <w:rPr>
-          <w:rFonts w:ascii="Times New Roman" w:hAnsi="Times New Roman" w:cs="Times New Roman"/>
-          <w:b/>
-          <w:sz w:val="28"/>
-          <w:szCs w:val="28"/>
-          <w:lang w:val="en-US"/>
-        </w:rPr>
-      </w:pPr>
-    </w:p>
-    <w:p>
-      <w:pPr>
-        <w:rPr>
-          <w:rFonts w:ascii="Times New Roman" w:hAnsi="Times New Roman" w:cs="Times New Roman"/>
-          <w:b/>
-          <w:sz w:val="28"/>
-          <w:szCs w:val="28"/>
-        </w:rPr>
-      </w:pPr>
-      <w:r>
-        <w:rPr>
-          <w:rFonts w:ascii="Times New Roman" w:hAnsi="Times New Roman" w:cs="Times New Roman"/>
-          <w:b/>
-          <w:sz w:val="28"/>
-          <w:szCs w:val="28"/>
-        </w:rPr>
-        <w:t>Проверка отношений:</w:t>
-      </w:r>
-    </w:p>
-    <w:p>
-      <w:pPr>
-        <w:rPr>
-          <w:rFonts w:ascii="Times New Roman" w:hAnsi="Times New Roman" w:cs="Times New Roman"/>
-          <w:b/>
-          <w:sz w:val="28"/>
-          <w:szCs w:val="28"/>
-        </w:rPr>
-      </w:pPr>
-    </w:p>
-    <w:p>
-      <w:pPr>
-        <w:rPr>
-          <w:rFonts w:ascii="Times New Roman" w:hAnsi="Times New Roman" w:cs="Times New Roman"/>
-          <w:i/>
-          <w:sz w:val="28"/>
-          <w:szCs w:val="28"/>
-        </w:rPr>
-      </w:pPr>
-      <w:r>
-        <w:rPr>
-          <w:rFonts w:ascii="Times New Roman" w:hAnsi="Times New Roman" w:cs="Times New Roman"/>
-          <w:i/>
-          <w:sz w:val="28"/>
-          <w:szCs w:val="28"/>
-        </w:rPr>
-        <w:t>c = {1, 2}</w:t>
-      </w:r>
-    </w:p>
-    <w:p>
-      <w:pPr>
-        <w:rPr>
-          <w:rFonts w:ascii="Times New Roman" w:hAnsi="Times New Roman" w:cs="Times New Roman"/>
-          <w:i/>
-          <w:sz w:val="28"/>
-          <w:szCs w:val="28"/>
-        </w:rPr>
-      </w:pPr>
-      <w:r>
-        <w:rPr>
-          <w:rFonts w:ascii="Times New Roman" w:hAnsi="Times New Roman" w:cs="Times New Roman"/>
-          <w:i/>
-          <w:sz w:val="28"/>
-          <w:szCs w:val="28"/>
-        </w:rPr>
-        <w:t>d = {1, 2, 3, 4}</w:t>
-      </w:r>
-    </w:p>
-    <w:p>
-      <w:pPr>
-        <w:rPr>
-          <w:rFonts w:ascii="Times New Roman" w:hAnsi="Times New Roman" w:cs="Times New Roman"/>
-          <w:i/>
-          <w:sz w:val="28"/>
-          <w:szCs w:val="28"/>
-        </w:rPr>
-      </w:pPr>
+        </w:rPr>
+        <w:t>(</w:t>
+      </w:r>
       <w:proofErr w:type="spellStart"/>
       <w:proofErr w:type="gramStart"/>
       <w:r>
@@ -8596,9 +8907,129 @@
           <w:sz w:val="28"/>
           <w:szCs w:val="28"/>
         </w:rPr>
+        <w:t>d.issuperset</w:t>
+      </w:r>
+      <w:proofErr w:type="spellEnd"/>
+      <w:proofErr w:type="gramEnd"/>
+      <w:r>
+        <w:rPr>
+          <w:rFonts w:ascii="Times New Roman" w:hAnsi="Times New Roman" w:cs="Times New Roman"/>
+          <w:i/>
+          <w:sz w:val="28"/>
+          <w:szCs w:val="28"/>
+        </w:rPr>
+        <w:t xml:space="preserve">(c)) # </w:t>
+      </w:r>
+      <w:proofErr w:type="spellStart"/>
+      <w:r>
+        <w:rPr>
+          <w:rFonts w:ascii="Times New Roman" w:hAnsi="Times New Roman" w:cs="Times New Roman"/>
+          <w:i/>
+          <w:sz w:val="28"/>
+          <w:szCs w:val="28"/>
+        </w:rPr>
+        <w:t>True</w:t>
+      </w:r>
+      <w:proofErr w:type="spellEnd"/>
+    </w:p>
+    <w:p>
+      <w:pPr>
+        <w:rPr>
+          <w:rFonts w:ascii="Times New Roman" w:hAnsi="Times New Roman" w:cs="Times New Roman"/>
+          <w:b/>
+          <w:sz w:val="28"/>
+          <w:szCs w:val="28"/>
+        </w:rPr>
+      </w:pPr>
+    </w:p>
+    <w:p>
+      <w:pPr>
+        <w:rPr>
+          <w:rFonts w:ascii="Times New Roman" w:hAnsi="Times New Roman" w:cs="Times New Roman"/>
+          <w:b/>
+          <w:sz w:val="28"/>
+          <w:szCs w:val="28"/>
+        </w:rPr>
+      </w:pPr>
+      <w:r>
+        <w:rPr>
+          <w:rFonts w:ascii="Times New Roman" w:hAnsi="Times New Roman" w:cs="Times New Roman"/>
+          <w:b/>
+          <w:sz w:val="28"/>
+          <w:szCs w:val="28"/>
+        </w:rPr>
+        <w:t>Проверка принадлежности:</w:t>
+      </w:r>
+    </w:p>
+    <w:p>
+      <w:pPr>
+        <w:rPr>
+          <w:rFonts w:ascii="Times New Roman" w:hAnsi="Times New Roman" w:cs="Times New Roman"/>
+          <w:b/>
+          <w:sz w:val="28"/>
+          <w:szCs w:val="28"/>
+        </w:rPr>
+      </w:pPr>
+    </w:p>
+    <w:p>
+      <w:pPr>
+        <w:rPr>
+          <w:rFonts w:ascii="Times New Roman" w:hAnsi="Times New Roman" w:cs="Times New Roman"/>
+          <w:i/>
+          <w:sz w:val="28"/>
+          <w:szCs w:val="28"/>
+        </w:rPr>
+      </w:pPr>
+      <w:r>
+        <w:rPr>
+          <w:rFonts w:ascii="Times New Roman" w:hAnsi="Times New Roman" w:cs="Times New Roman"/>
+          <w:i/>
+          <w:sz w:val="28"/>
+          <w:szCs w:val="28"/>
+        </w:rPr>
+        <w:lastRenderedPageBreak/>
+        <w:t>c = {1, 2}</w:t>
+      </w:r>
+    </w:p>
+    <w:p>
+      <w:pPr>
+        <w:rPr>
+          <w:rFonts w:ascii="Times New Roman" w:hAnsi="Times New Roman" w:cs="Times New Roman"/>
+          <w:i/>
+          <w:sz w:val="28"/>
+          <w:szCs w:val="28"/>
+        </w:rPr>
+      </w:pPr>
+      <w:r>
+        <w:rPr>
+          <w:rFonts w:ascii="Times New Roman" w:hAnsi="Times New Roman" w:cs="Times New Roman"/>
+          <w:i/>
+          <w:sz w:val="28"/>
+          <w:szCs w:val="28"/>
+        </w:rPr>
+        <w:t>d = {1, 2, 3, 4}</w:t>
+      </w:r>
+    </w:p>
+    <w:p>
+      <w:pPr>
+        <w:rPr>
+          <w:rFonts w:ascii="Times New Roman" w:hAnsi="Times New Roman" w:cs="Times New Roman"/>
+          <w:i/>
+          <w:sz w:val="28"/>
+          <w:szCs w:val="28"/>
+        </w:rPr>
+      </w:pPr>
+      <w:proofErr w:type="gramStart"/>
+      <w:r>
+        <w:rPr>
+          <w:rFonts w:ascii="Times New Roman" w:hAnsi="Times New Roman" w:cs="Times New Roman"/>
+          <w:i/>
+          <w:sz w:val="28"/>
+          <w:szCs w:val="28"/>
+          <w:lang w:val="en-US"/>
+        </w:rPr>
         <w:t>print</w:t>
       </w:r>
-      <w:proofErr w:type="spellEnd"/>
       <w:r>
         <w:rPr>
           <w:rFonts w:ascii="Times New Roman" w:hAnsi="Times New Roman" w:cs="Times New Roman"/>
@@ -8615,39 +9046,202 @@
           <w:i/>
           <w:sz w:val="28"/>
           <w:szCs w:val="28"/>
-        </w:rPr>
-        <w:t xml:space="preserve">c &lt;= d)        # </w:t>
-      </w:r>
-      <w:proofErr w:type="spellStart"/>
-      <w:r>
-        <w:rPr>
-          <w:rFonts w:ascii="Times New Roman" w:hAnsi="Times New Roman" w:cs="Times New Roman"/>
-          <w:i/>
-          <w:sz w:val="28"/>
-          <w:szCs w:val="28"/>
+          <w:lang w:val="en-US"/>
+        </w:rPr>
+        <w:t>c</w:t>
+      </w:r>
+      <w:r>
+        <w:rPr>
+          <w:rFonts w:ascii="Times New Roman" w:hAnsi="Times New Roman" w:cs="Times New Roman"/>
+          <w:i/>
+          <w:sz w:val="28"/>
+          <w:szCs w:val="28"/>
+        </w:rPr>
+        <w:t xml:space="preserve"> &lt;= </w:t>
+      </w:r>
+      <w:r>
+        <w:rPr>
+          <w:rFonts w:ascii="Times New Roman" w:hAnsi="Times New Roman" w:cs="Times New Roman"/>
+          <w:i/>
+          <w:sz w:val="28"/>
+          <w:szCs w:val="28"/>
+          <w:lang w:val="en-US"/>
+        </w:rPr>
+        <w:t>d</w:t>
+      </w:r>
+      <w:r>
+        <w:rPr>
+          <w:rFonts w:ascii="Times New Roman" w:hAnsi="Times New Roman" w:cs="Times New Roman"/>
+          <w:i/>
+          <w:sz w:val="28"/>
+          <w:szCs w:val="28"/>
+        </w:rPr>
+        <w:t xml:space="preserve">)        # </w:t>
+      </w:r>
+      <w:r>
+        <w:rPr>
+          <w:rFonts w:ascii="Times New Roman" w:hAnsi="Times New Roman" w:cs="Times New Roman"/>
+          <w:i/>
+          <w:sz w:val="28"/>
+          <w:szCs w:val="28"/>
+          <w:lang w:val="en-US"/>
         </w:rPr>
         <w:t>True</w:t>
       </w:r>
-      <w:proofErr w:type="spellEnd"/>
-      <w:r>
-        <w:rPr>
-          <w:rFonts w:ascii="Times New Roman" w:hAnsi="Times New Roman" w:cs="Times New Roman"/>
-          <w:i/>
-          <w:sz w:val="28"/>
-          <w:szCs w:val="28"/>
-        </w:rPr>
-        <w:t xml:space="preserve"> (подмножество)</w:t>
-      </w:r>
-    </w:p>
-    <w:p>
-      <w:pPr>
-        <w:rPr>
-          <w:rFonts w:ascii="Times New Roman" w:hAnsi="Times New Roman" w:cs="Times New Roman"/>
-          <w:i/>
-          <w:sz w:val="28"/>
-          <w:szCs w:val="28"/>
-        </w:rPr>
-      </w:pPr>
+      <w:r>
+        <w:rPr>
+          <w:rFonts w:ascii="Times New Roman" w:hAnsi="Times New Roman" w:cs="Times New Roman"/>
+          <w:i/>
+          <w:sz w:val="28"/>
+          <w:szCs w:val="28"/>
+        </w:rPr>
+        <w:t xml:space="preserve"> (</w:t>
+      </w:r>
+      <w:r>
+        <w:rPr>
+          <w:rFonts w:ascii="Times New Roman" w:hAnsi="Times New Roman" w:cs="Times New Roman"/>
+          <w:i/>
+          <w:sz w:val="28"/>
+          <w:szCs w:val="28"/>
+        </w:rPr>
+        <w:t>подмножество</w:t>
+      </w:r>
+      <w:r>
+        <w:rPr>
+          <w:rFonts w:ascii="Times New Roman" w:hAnsi="Times New Roman" w:cs="Times New Roman"/>
+          <w:i/>
+          <w:sz w:val="28"/>
+          <w:szCs w:val="28"/>
+        </w:rPr>
+        <w:t>)</w:t>
+      </w:r>
+    </w:p>
+    <w:p>
+      <w:pPr>
+        <w:rPr>
+          <w:rFonts w:ascii="Times New Roman" w:hAnsi="Times New Roman" w:cs="Times New Roman"/>
+          <w:i/>
+          <w:sz w:val="28"/>
+          <w:szCs w:val="28"/>
+        </w:rPr>
+      </w:pPr>
+      <w:proofErr w:type="gramStart"/>
+      <w:r>
+        <w:rPr>
+          <w:rFonts w:ascii="Times New Roman" w:hAnsi="Times New Roman" w:cs="Times New Roman"/>
+          <w:i/>
+          <w:sz w:val="28"/>
+          <w:szCs w:val="28"/>
+          <w:lang w:val="en-US"/>
+        </w:rPr>
+        <w:t>print</w:t>
+      </w:r>
+      <w:r>
+        <w:rPr>
+          <w:rFonts w:ascii="Times New Roman" w:hAnsi="Times New Roman" w:cs="Times New Roman"/>
+          <w:i/>
+          <w:sz w:val="28"/>
+          <w:szCs w:val="28"/>
+        </w:rPr>
+        <w:t>(</w:t>
+      </w:r>
+      <w:proofErr w:type="gramEnd"/>
+      <w:r>
+        <w:rPr>
+          <w:rFonts w:ascii="Times New Roman" w:hAnsi="Times New Roman" w:cs="Times New Roman"/>
+          <w:i/>
+          <w:sz w:val="28"/>
+          <w:szCs w:val="28"/>
+          <w:lang w:val="en-US"/>
+        </w:rPr>
+        <w:t>d</w:t>
+      </w:r>
+      <w:r>
+        <w:rPr>
+          <w:rFonts w:ascii="Times New Roman" w:hAnsi="Times New Roman" w:cs="Times New Roman"/>
+          <w:i/>
+          <w:sz w:val="28"/>
+          <w:szCs w:val="28"/>
+        </w:rPr>
+        <w:t xml:space="preserve"> &gt;= </w:t>
+      </w:r>
+      <w:r>
+        <w:rPr>
+          <w:rFonts w:ascii="Times New Roman" w:hAnsi="Times New Roman" w:cs="Times New Roman"/>
+          <w:i/>
+          <w:sz w:val="28"/>
+          <w:szCs w:val="28"/>
+          <w:lang w:val="en-US"/>
+        </w:rPr>
+        <w:t>c</w:t>
+      </w:r>
+      <w:r>
+        <w:rPr>
+          <w:rFonts w:ascii="Times New Roman" w:hAnsi="Times New Roman" w:cs="Times New Roman"/>
+          <w:i/>
+          <w:sz w:val="28"/>
+          <w:szCs w:val="28"/>
+        </w:rPr>
+        <w:t xml:space="preserve">)        # </w:t>
+      </w:r>
+      <w:r>
+        <w:rPr>
+          <w:rFonts w:ascii="Times New Roman" w:hAnsi="Times New Roman" w:cs="Times New Roman"/>
+          <w:i/>
+          <w:sz w:val="28"/>
+          <w:szCs w:val="28"/>
+          <w:lang w:val="en-US"/>
+        </w:rPr>
+        <w:t>True</w:t>
+      </w:r>
+      <w:r>
+        <w:rPr>
+          <w:rFonts w:ascii="Times New Roman" w:hAnsi="Times New Roman" w:cs="Times New Roman"/>
+          <w:i/>
+          <w:sz w:val="28"/>
+          <w:szCs w:val="28"/>
+        </w:rPr>
+        <w:t xml:space="preserve"> (</w:t>
+      </w:r>
+      <w:r>
+        <w:rPr>
+          <w:rFonts w:ascii="Times New Roman" w:hAnsi="Times New Roman" w:cs="Times New Roman"/>
+          <w:i/>
+          <w:sz w:val="28"/>
+          <w:szCs w:val="28"/>
+        </w:rPr>
+        <w:t>надмножество</w:t>
+      </w:r>
+      <w:r>
+        <w:rPr>
+          <w:rFonts w:ascii="Times New Roman" w:hAnsi="Times New Roman" w:cs="Times New Roman"/>
+          <w:i/>
+          <w:sz w:val="28"/>
+          <w:szCs w:val="28"/>
+        </w:rPr>
+        <w:t>)</w:t>
+      </w:r>
+    </w:p>
+    <w:p>
+      <w:pPr>
+        <w:rPr>
+          <w:rFonts w:ascii="Times New Roman" w:hAnsi="Times New Roman" w:cs="Times New Roman"/>
+          <w:i/>
+          <w:sz w:val="28"/>
+          <w:szCs w:val="28"/>
+          <w:lang w:val="en-US"/>
+        </w:rPr>
+      </w:pPr>
+      <w:r>
+        <w:rPr>
+          <w:rFonts w:ascii="Times New Roman" w:hAnsi="Times New Roman" w:cs="Times New Roman"/>
+          <w:i/>
+          <w:sz w:val="28"/>
+          <w:szCs w:val="28"/>
+          <w:lang w:val="en-US"/>
+        </w:rPr>
+        <w:t>print(</w:t>
+      </w:r>
       <w:proofErr w:type="spellStart"/>
       <w:proofErr w:type="gramStart"/>
       <w:r>
@@ -8656,19 +9250,11 @@
           <w:i/>
           <w:sz w:val="28"/>
           <w:szCs w:val="28"/>
-        </w:rPr>
-        <w:t>print</w:t>
+          <w:lang w:val="en-US"/>
+        </w:rPr>
+        <w:t>c.issubset</w:t>
       </w:r>
       <w:proofErr w:type="spellEnd"/>
-      <w:r>
-        <w:rPr>
-          <w:rFonts w:ascii="Times New Roman" w:hAnsi="Times New Roman" w:cs="Times New Roman"/>
-          <w:i/>
-          <w:sz w:val="28"/>
-          <w:szCs w:val="28"/>
-        </w:rPr>
-        <w:t>(</w:t>
-      </w:r>
       <w:proofErr w:type="gramEnd"/>
       <w:r>
         <w:rPr>
@@ -8676,58 +9262,30 @@
           <w:i/>
           <w:sz w:val="28"/>
           <w:szCs w:val="28"/>
-        </w:rPr>
-        <w:t xml:space="preserve">d &gt;= c)        # </w:t>
-      </w:r>
-      <w:proofErr w:type="spellStart"/>
-      <w:r>
-        <w:rPr>
-          <w:rFonts w:ascii="Times New Roman" w:hAnsi="Times New Roman" w:cs="Times New Roman"/>
-          <w:i/>
-          <w:sz w:val="28"/>
-          <w:szCs w:val="28"/>
-        </w:rPr>
-        <w:t>True</w:t>
-      </w:r>
-      <w:proofErr w:type="spellEnd"/>
-      <w:r>
-        <w:rPr>
-          <w:rFonts w:ascii="Times New Roman" w:hAnsi="Times New Roman" w:cs="Times New Roman"/>
-          <w:i/>
-          <w:sz w:val="28"/>
-          <w:szCs w:val="28"/>
-        </w:rPr>
-        <w:t xml:space="preserve"> (надмножество)</w:t>
-      </w:r>
-    </w:p>
-    <w:p>
-      <w:pPr>
-        <w:rPr>
-          <w:rFonts w:ascii="Times New Roman" w:hAnsi="Times New Roman" w:cs="Times New Roman"/>
-          <w:i/>
-          <w:sz w:val="28"/>
-          <w:szCs w:val="28"/>
-        </w:rPr>
-      </w:pPr>
-      <w:proofErr w:type="spellStart"/>
-      <w:r>
-        <w:rPr>
-          <w:rFonts w:ascii="Times New Roman" w:hAnsi="Times New Roman" w:cs="Times New Roman"/>
-          <w:i/>
-          <w:sz w:val="28"/>
-          <w:szCs w:val="28"/>
-        </w:rPr>
-        <w:t>print</w:t>
-      </w:r>
-      <w:proofErr w:type="spellEnd"/>
-      <w:r>
-        <w:rPr>
-          <w:rFonts w:ascii="Times New Roman" w:hAnsi="Times New Roman" w:cs="Times New Roman"/>
-          <w:i/>
-          <w:sz w:val="28"/>
-          <w:szCs w:val="28"/>
-        </w:rPr>
-        <w:t>(</w:t>
+          <w:lang w:val="en-US"/>
+        </w:rPr>
+        <w:t>(d)) # True</w:t>
+      </w:r>
+    </w:p>
+    <w:p>
+      <w:pPr>
+        <w:rPr>
+          <w:rFonts w:ascii="Times New Roman" w:hAnsi="Times New Roman" w:cs="Times New Roman"/>
+          <w:i/>
+          <w:sz w:val="28"/>
+          <w:szCs w:val="28"/>
+          <w:lang w:val="en-US"/>
+        </w:rPr>
+      </w:pPr>
+      <w:r>
+        <w:rPr>
+          <w:rFonts w:ascii="Times New Roman" w:hAnsi="Times New Roman" w:cs="Times New Roman"/>
+          <w:i/>
+          <w:sz w:val="28"/>
+          <w:szCs w:val="28"/>
+          <w:lang w:val="en-US"/>
+        </w:rPr>
+        <w:t>print(</w:t>
       </w:r>
       <w:proofErr w:type="spellStart"/>
       <w:proofErr w:type="gramStart"/>
@@ -8737,8 +9295,9 @@
           <w:i/>
           <w:sz w:val="28"/>
           <w:szCs w:val="28"/>
-        </w:rPr>
-        <w:t>c.issubset</w:t>
+          <w:lang w:val="en-US"/>
+        </w:rPr>
+        <w:t>d.issuperset</w:t>
       </w:r>
       <w:proofErr w:type="spellEnd"/>
       <w:proofErr w:type="gramEnd"/>
@@ -8748,49 +9307,205 @@
           <w:i/>
           <w:sz w:val="28"/>
           <w:szCs w:val="28"/>
-        </w:rPr>
-        <w:t xml:space="preserve">(d)) # </w:t>
+          <w:lang w:val="en-US"/>
+        </w:rPr>
+        <w:t>(c)) # True</w:t>
+      </w:r>
+    </w:p>
+    <w:p>
+      <w:pPr>
+        <w:rPr>
+          <w:rFonts w:ascii="Times New Roman" w:hAnsi="Times New Roman" w:cs="Times New Roman"/>
+          <w:i/>
+          <w:sz w:val="28"/>
+          <w:szCs w:val="28"/>
+          <w:lang w:val="en-US"/>
+        </w:rPr>
+      </w:pPr>
+    </w:p>
+    <w:p>
+      <w:pPr>
+        <w:rPr>
+          <w:rFonts w:ascii="Times New Roman" w:hAnsi="Times New Roman" w:cs="Times New Roman"/>
+          <w:b/>
+          <w:sz w:val="28"/>
+          <w:szCs w:val="28"/>
+        </w:rPr>
+      </w:pPr>
+      <w:r>
+        <w:rPr>
+          <w:rFonts w:ascii="Times New Roman" w:hAnsi="Times New Roman" w:cs="Times New Roman"/>
+          <w:b/>
+          <w:sz w:val="28"/>
+          <w:szCs w:val="28"/>
+        </w:rPr>
+        <w:t>Изменяемые операции (модифицируют исходное множество):</w:t>
+      </w:r>
+    </w:p>
+    <w:p>
+      <w:pPr>
+        <w:rPr>
+          <w:rFonts w:ascii="Times New Roman" w:hAnsi="Times New Roman" w:cs="Times New Roman"/>
+          <w:i/>
+          <w:sz w:val="28"/>
+          <w:szCs w:val="28"/>
+        </w:rPr>
+      </w:pPr>
+    </w:p>
+    <w:p>
+      <w:pPr>
+        <w:rPr>
+          <w:rFonts w:ascii="Times New Roman" w:hAnsi="Times New Roman" w:cs="Times New Roman"/>
+          <w:i/>
+          <w:sz w:val="28"/>
+          <w:szCs w:val="28"/>
+        </w:rPr>
+      </w:pPr>
+      <w:r>
+        <w:rPr>
+          <w:rFonts w:ascii="Times New Roman" w:hAnsi="Times New Roman" w:cs="Times New Roman"/>
+          <w:i/>
+          <w:sz w:val="28"/>
+          <w:szCs w:val="28"/>
+        </w:rPr>
+        <w:t>a |= b   # объединение</w:t>
+      </w:r>
+    </w:p>
+    <w:p>
+      <w:pPr>
+        <w:rPr>
+          <w:rFonts w:ascii="Times New Roman" w:hAnsi="Times New Roman" w:cs="Times New Roman"/>
+          <w:i/>
+          <w:sz w:val="28"/>
+          <w:szCs w:val="28"/>
+        </w:rPr>
+      </w:pPr>
+      <w:r>
+        <w:rPr>
+          <w:rFonts w:ascii="Times New Roman" w:hAnsi="Times New Roman" w:cs="Times New Roman"/>
+          <w:i/>
+          <w:sz w:val="28"/>
+          <w:szCs w:val="28"/>
+        </w:rPr>
+        <w:t>a &amp;= b   # пересечение</w:t>
+      </w:r>
+    </w:p>
+    <w:p>
+      <w:pPr>
+        <w:rPr>
+          <w:rFonts w:ascii="Times New Roman" w:hAnsi="Times New Roman" w:cs="Times New Roman"/>
+          <w:i/>
+          <w:sz w:val="28"/>
+          <w:szCs w:val="28"/>
+        </w:rPr>
+      </w:pPr>
+      <w:r>
+        <w:rPr>
+          <w:rFonts w:ascii="Times New Roman" w:hAnsi="Times New Roman" w:cs="Times New Roman"/>
+          <w:i/>
+          <w:sz w:val="28"/>
+          <w:szCs w:val="28"/>
+        </w:rPr>
+        <w:t>a -= b   # разность</w:t>
+      </w:r>
+    </w:p>
+    <w:p>
+      <w:pPr>
+        <w:rPr>
+          <w:rFonts w:ascii="Times New Roman" w:hAnsi="Times New Roman" w:cs="Times New Roman"/>
+          <w:i/>
+          <w:sz w:val="28"/>
+          <w:szCs w:val="28"/>
+        </w:rPr>
+      </w:pPr>
+      <w:r>
+        <w:rPr>
+          <w:rFonts w:ascii="Times New Roman" w:hAnsi="Times New Roman" w:cs="Times New Roman"/>
+          <w:i/>
+          <w:sz w:val="28"/>
+          <w:szCs w:val="28"/>
+        </w:rPr>
+        <w:t>a ^= b   # симметричная разность</w:t>
+      </w:r>
+    </w:p>
+    <w:p>
+      <w:pPr>
+        <w:rPr>
+          <w:rFonts w:ascii="Times New Roman" w:hAnsi="Times New Roman" w:cs="Times New Roman"/>
+          <w:i/>
+          <w:sz w:val="28"/>
+          <w:szCs w:val="28"/>
+        </w:rPr>
+      </w:pPr>
+    </w:p>
+    <w:p>
+      <w:pPr>
+        <w:rPr>
+          <w:rFonts w:ascii="Times New Roman" w:hAnsi="Times New Roman" w:cs="Times New Roman"/>
+          <w:b/>
+          <w:sz w:val="28"/>
+          <w:szCs w:val="28"/>
+        </w:rPr>
+      </w:pPr>
+      <w:r>
+        <w:rPr>
+          <w:rFonts w:ascii="Times New Roman" w:hAnsi="Times New Roman" w:cs="Times New Roman"/>
+          <w:b/>
+          <w:sz w:val="28"/>
+          <w:szCs w:val="28"/>
+        </w:rPr>
+        <w:t>Неизменяемые множества (</w:t>
       </w:r>
       <w:proofErr w:type="spellStart"/>
       <w:r>
         <w:rPr>
           <w:rFonts w:ascii="Times New Roman" w:hAnsi="Times New Roman" w:cs="Times New Roman"/>
-          <w:i/>
-          <w:sz w:val="28"/>
-          <w:szCs w:val="28"/>
-        </w:rPr>
-        <w:t>True</w:t>
+          <w:b/>
+          <w:sz w:val="28"/>
+          <w:szCs w:val="28"/>
+        </w:rPr>
+        <w:t>frozenset</w:t>
       </w:r>
       <w:proofErr w:type="spellEnd"/>
-    </w:p>
-    <w:p>
-      <w:pPr>
-        <w:rPr>
-          <w:rFonts w:ascii="Times New Roman" w:hAnsi="Times New Roman" w:cs="Times New Roman"/>
-          <w:i/>
-          <w:sz w:val="28"/>
-          <w:szCs w:val="28"/>
-        </w:rPr>
-      </w:pPr>
-      <w:proofErr w:type="spellStart"/>
-      <w:r>
-        <w:rPr>
-          <w:rFonts w:ascii="Times New Roman" w:hAnsi="Times New Roman" w:cs="Times New Roman"/>
-          <w:i/>
-          <w:sz w:val="28"/>
-          <w:szCs w:val="28"/>
-        </w:rPr>
-        <w:t>print</w:t>
-      </w:r>
-      <w:proofErr w:type="spellEnd"/>
-      <w:r>
-        <w:rPr>
-          <w:rFonts w:ascii="Times New Roman" w:hAnsi="Times New Roman" w:cs="Times New Roman"/>
-          <w:i/>
-          <w:sz w:val="28"/>
-          <w:szCs w:val="28"/>
-        </w:rPr>
-        <w:t>(</w:t>
+      <w:r>
+        <w:rPr>
+          <w:rFonts w:ascii="Times New Roman" w:hAnsi="Times New Roman" w:cs="Times New Roman"/>
+          <w:b/>
+          <w:sz w:val="28"/>
+          <w:szCs w:val="28"/>
+        </w:rPr>
+        <w:t>):</w:t>
+      </w:r>
+    </w:p>
+    <w:p>
+      <w:pPr>
+        <w:rPr>
+          <w:rFonts w:ascii="Times New Roman" w:hAnsi="Times New Roman" w:cs="Times New Roman"/>
+          <w:i/>
+          <w:sz w:val="28"/>
+          <w:szCs w:val="28"/>
+        </w:rPr>
+      </w:pPr>
+    </w:p>
+    <w:p>
+      <w:pPr>
+        <w:rPr>
+          <w:rFonts w:ascii="Times New Roman" w:hAnsi="Times New Roman" w:cs="Times New Roman"/>
+          <w:i/>
+          <w:sz w:val="28"/>
+          <w:szCs w:val="28"/>
+          <w:lang w:val="en-US"/>
+        </w:rPr>
+      </w:pPr>
+      <w:r>
+        <w:rPr>
+          <w:rFonts w:ascii="Times New Roman" w:hAnsi="Times New Roman" w:cs="Times New Roman"/>
+          <w:i/>
+          <w:sz w:val="28"/>
+          <w:szCs w:val="28"/>
+          <w:lang w:val="en-US"/>
+        </w:rPr>
+        <w:t xml:space="preserve">frozen = </w:t>
       </w:r>
       <w:proofErr w:type="spellStart"/>
       <w:proofErr w:type="gramStart"/>
@@ -8800,10 +9515,21 @@
           <w:i/>
           <w:sz w:val="28"/>
           <w:szCs w:val="28"/>
-        </w:rPr>
-        <w:t>d.issuperset</w:t>
+          <w:lang w:val="en-US"/>
+        </w:rPr>
+        <w:t>frozenset</w:t>
       </w:r>
       <w:proofErr w:type="spellEnd"/>
+      <w:r>
+        <w:rPr>
+          <w:rFonts w:ascii="Times New Roman" w:hAnsi="Times New Roman" w:cs="Times New Roman"/>
+          <w:i/>
+          <w:sz w:val="28"/>
+          <w:szCs w:val="28"/>
+          <w:lang w:val="en-US"/>
+        </w:rPr>
+        <w:t>(</w:t>
+      </w:r>
       <w:proofErr w:type="gramEnd"/>
       <w:r>
         <w:rPr>
@@ -8811,108 +9537,31 @@
           <w:i/>
           <w:sz w:val="28"/>
           <w:szCs w:val="28"/>
-        </w:rPr>
-        <w:t xml:space="preserve">(c)) # </w:t>
-      </w:r>
-      <w:proofErr w:type="spellStart"/>
-      <w:r>
-        <w:rPr>
-          <w:rFonts w:ascii="Times New Roman" w:hAnsi="Times New Roman" w:cs="Times New Roman"/>
-          <w:i/>
-          <w:sz w:val="28"/>
-          <w:szCs w:val="28"/>
-        </w:rPr>
-        <w:t>True</w:t>
-      </w:r>
-      <w:proofErr w:type="spellEnd"/>
-    </w:p>
-    <w:p>
-      <w:pPr>
-        <w:rPr>
-          <w:rFonts w:ascii="Times New Roman" w:hAnsi="Times New Roman" w:cs="Times New Roman"/>
-          <w:b/>
-          <w:sz w:val="28"/>
-          <w:szCs w:val="28"/>
-        </w:rPr>
-      </w:pPr>
-    </w:p>
-    <w:p>
-      <w:pPr>
-        <w:rPr>
-          <w:rFonts w:ascii="Times New Roman" w:hAnsi="Times New Roman" w:cs="Times New Roman"/>
-          <w:b/>
-          <w:sz w:val="28"/>
-          <w:szCs w:val="28"/>
-        </w:rPr>
-      </w:pPr>
-      <w:r>
-        <w:rPr>
-          <w:rFonts w:ascii="Times New Roman" w:hAnsi="Times New Roman" w:cs="Times New Roman"/>
-          <w:b/>
-          <w:sz w:val="28"/>
-          <w:szCs w:val="28"/>
-        </w:rPr>
-        <w:t>Проверка принадлежности:</w:t>
-      </w:r>
-    </w:p>
-    <w:p>
-      <w:pPr>
-        <w:rPr>
-          <w:rFonts w:ascii="Times New Roman" w:hAnsi="Times New Roman" w:cs="Times New Roman"/>
-          <w:b/>
-          <w:sz w:val="28"/>
-          <w:szCs w:val="28"/>
-        </w:rPr>
-      </w:pPr>
-    </w:p>
-    <w:p>
-      <w:pPr>
-        <w:rPr>
-          <w:rFonts w:ascii="Times New Roman" w:hAnsi="Times New Roman" w:cs="Times New Roman"/>
-          <w:i/>
-          <w:sz w:val="28"/>
-          <w:szCs w:val="28"/>
-        </w:rPr>
-      </w:pPr>
-      <w:r>
-        <w:rPr>
-          <w:rFonts w:ascii="Times New Roman" w:hAnsi="Times New Roman" w:cs="Times New Roman"/>
-          <w:i/>
-          <w:sz w:val="28"/>
-          <w:szCs w:val="28"/>
-        </w:rPr>
-        <w:lastRenderedPageBreak/>
-        <w:t>c = {1, 2}</w:t>
-      </w:r>
-    </w:p>
-    <w:p>
-      <w:pPr>
-        <w:rPr>
-          <w:rFonts w:ascii="Times New Roman" w:hAnsi="Times New Roman" w:cs="Times New Roman"/>
-          <w:i/>
-          <w:sz w:val="28"/>
-          <w:szCs w:val="28"/>
-        </w:rPr>
-      </w:pPr>
-      <w:r>
-        <w:rPr>
-          <w:rFonts w:ascii="Times New Roman" w:hAnsi="Times New Roman" w:cs="Times New Roman"/>
-          <w:i/>
-          <w:sz w:val="28"/>
-          <w:szCs w:val="28"/>
-        </w:rPr>
-        <w:t>d = {1, 2, 3, 4}</w:t>
-      </w:r>
-    </w:p>
-    <w:p>
-      <w:pPr>
-        <w:rPr>
-          <w:rFonts w:ascii="Times New Roman" w:hAnsi="Times New Roman" w:cs="Times New Roman"/>
-          <w:i/>
-          <w:sz w:val="28"/>
-          <w:szCs w:val="28"/>
-        </w:rPr>
-      </w:pPr>
+          <w:lang w:val="en-US"/>
+        </w:rPr>
+        <w:t>[1, 2, 3])</w:t>
+      </w:r>
+    </w:p>
+    <w:p>
+      <w:pPr>
+        <w:rPr>
+          <w:rFonts w:ascii="Times New Roman" w:hAnsi="Times New Roman" w:cs="Times New Roman"/>
+          <w:i/>
+          <w:sz w:val="28"/>
+          <w:szCs w:val="28"/>
+          <w:lang w:val="en-US"/>
+        </w:rPr>
+      </w:pPr>
+      <w:r>
+        <w:rPr>
+          <w:rFonts w:ascii="Times New Roman" w:hAnsi="Times New Roman" w:cs="Times New Roman"/>
+          <w:i/>
+          <w:sz w:val="28"/>
+          <w:szCs w:val="28"/>
+          <w:lang w:val="en-US"/>
+        </w:rPr>
+        <w:t xml:space="preserve"># </w:t>
+      </w:r>
       <w:proofErr w:type="spellStart"/>
       <w:proofErr w:type="gramStart"/>
       <w:r>
@@ -8921,8 +9570,9 @@
           <w:i/>
           <w:sz w:val="28"/>
           <w:szCs w:val="28"/>
-        </w:rPr>
-        <w:t>print</w:t>
+          <w:lang w:val="en-US"/>
+        </w:rPr>
+        <w:t>frozen.add</w:t>
       </w:r>
       <w:proofErr w:type="spellEnd"/>
       <w:r>
@@ -8931,6 +9581,7 @@
           <w:i/>
           <w:sz w:val="28"/>
           <w:szCs w:val="28"/>
+          <w:lang w:val="en-US"/>
         </w:rPr>
         <w:t>(</w:t>
       </w:r>
@@ -8941,519 +9592,49 @@
           <w:i/>
           <w:sz w:val="28"/>
           <w:szCs w:val="28"/>
-        </w:rPr>
-        <w:t xml:space="preserve">c &lt;= d)        # </w:t>
-      </w:r>
-      <w:proofErr w:type="spellStart"/>
-      <w:r>
-        <w:rPr>
-          <w:rFonts w:ascii="Times New Roman" w:hAnsi="Times New Roman" w:cs="Times New Roman"/>
-          <w:i/>
-          <w:sz w:val="28"/>
-          <w:szCs w:val="28"/>
-        </w:rPr>
-        <w:t>True</w:t>
-      </w:r>
-      <w:proofErr w:type="spellEnd"/>
-      <w:r>
-        <w:rPr>
-          <w:rFonts w:ascii="Times New Roman" w:hAnsi="Times New Roman" w:cs="Times New Roman"/>
-          <w:i/>
-          <w:sz w:val="28"/>
-          <w:szCs w:val="28"/>
-        </w:rPr>
-        <w:t xml:space="preserve"> (подмножество)</w:t>
-      </w:r>
-    </w:p>
-    <w:p>
-      <w:pPr>
-        <w:rPr>
-          <w:rFonts w:ascii="Times New Roman" w:hAnsi="Times New Roman" w:cs="Times New Roman"/>
-          <w:i/>
-          <w:sz w:val="28"/>
-          <w:szCs w:val="28"/>
-        </w:rPr>
-      </w:pPr>
-      <w:proofErr w:type="spellStart"/>
-      <w:proofErr w:type="gramStart"/>
-      <w:r>
-        <w:rPr>
-          <w:rFonts w:ascii="Times New Roman" w:hAnsi="Times New Roman" w:cs="Times New Roman"/>
-          <w:i/>
-          <w:sz w:val="28"/>
-          <w:szCs w:val="28"/>
-        </w:rPr>
-        <w:t>print</w:t>
-      </w:r>
-      <w:proofErr w:type="spellEnd"/>
-      <w:r>
-        <w:rPr>
-          <w:rFonts w:ascii="Times New Roman" w:hAnsi="Times New Roman" w:cs="Times New Roman"/>
-          <w:i/>
-          <w:sz w:val="28"/>
-          <w:szCs w:val="28"/>
-        </w:rPr>
-        <w:t>(</w:t>
-      </w:r>
-      <w:proofErr w:type="gramEnd"/>
-      <w:r>
-        <w:rPr>
-          <w:rFonts w:ascii="Times New Roman" w:hAnsi="Times New Roman" w:cs="Times New Roman"/>
-          <w:i/>
-          <w:sz w:val="28"/>
-          <w:szCs w:val="28"/>
-        </w:rPr>
-        <w:t xml:space="preserve">d &gt;= c)        # </w:t>
-      </w:r>
-      <w:proofErr w:type="spellStart"/>
-      <w:r>
-        <w:rPr>
-          <w:rFonts w:ascii="Times New Roman" w:hAnsi="Times New Roman" w:cs="Times New Roman"/>
-          <w:i/>
-          <w:sz w:val="28"/>
-          <w:szCs w:val="28"/>
-        </w:rPr>
-        <w:t>True</w:t>
-      </w:r>
-      <w:proofErr w:type="spellEnd"/>
-      <w:r>
-        <w:rPr>
-          <w:rFonts w:ascii="Times New Roman" w:hAnsi="Times New Roman" w:cs="Times New Roman"/>
-          <w:i/>
-          <w:sz w:val="28"/>
-          <w:szCs w:val="28"/>
-        </w:rPr>
-        <w:t xml:space="preserve"> (надмножество)</w:t>
-      </w:r>
-    </w:p>
-    <w:p>
-      <w:pPr>
-        <w:rPr>
-          <w:rFonts w:ascii="Times New Roman" w:hAnsi="Times New Roman" w:cs="Times New Roman"/>
-          <w:i/>
-          <w:sz w:val="28"/>
-          <w:szCs w:val="28"/>
-        </w:rPr>
-      </w:pPr>
-      <w:proofErr w:type="spellStart"/>
-      <w:r>
-        <w:rPr>
-          <w:rFonts w:ascii="Times New Roman" w:hAnsi="Times New Roman" w:cs="Times New Roman"/>
-          <w:i/>
-          <w:sz w:val="28"/>
-          <w:szCs w:val="28"/>
-        </w:rPr>
-        <w:t>print</w:t>
-      </w:r>
-      <w:proofErr w:type="spellEnd"/>
-      <w:r>
-        <w:rPr>
-          <w:rFonts w:ascii="Times New Roman" w:hAnsi="Times New Roman" w:cs="Times New Roman"/>
-          <w:i/>
-          <w:sz w:val="28"/>
-          <w:szCs w:val="28"/>
-        </w:rPr>
-        <w:t>(</w:t>
-      </w:r>
-      <w:proofErr w:type="spellStart"/>
-      <w:proofErr w:type="gramStart"/>
-      <w:r>
-        <w:rPr>
-          <w:rFonts w:ascii="Times New Roman" w:hAnsi="Times New Roman" w:cs="Times New Roman"/>
-          <w:i/>
-          <w:sz w:val="28"/>
-          <w:szCs w:val="28"/>
-        </w:rPr>
-        <w:t>c.issubset</w:t>
-      </w:r>
-      <w:proofErr w:type="spellEnd"/>
-      <w:proofErr w:type="gramEnd"/>
-      <w:r>
-        <w:rPr>
-          <w:rFonts w:ascii="Times New Roman" w:hAnsi="Times New Roman" w:cs="Times New Roman"/>
-          <w:i/>
-          <w:sz w:val="28"/>
-          <w:szCs w:val="28"/>
-        </w:rPr>
-        <w:t xml:space="preserve">(d)) # </w:t>
-      </w:r>
-      <w:proofErr w:type="spellStart"/>
-      <w:r>
-        <w:rPr>
-          <w:rFonts w:ascii="Times New Roman" w:hAnsi="Times New Roman" w:cs="Times New Roman"/>
-          <w:i/>
-          <w:sz w:val="28"/>
-          <w:szCs w:val="28"/>
-        </w:rPr>
-        <w:t>True</w:t>
-      </w:r>
-      <w:proofErr w:type="spellEnd"/>
-    </w:p>
-    <w:p>
-      <w:pPr>
-        <w:rPr>
-          <w:rFonts w:ascii="Times New Roman" w:hAnsi="Times New Roman" w:cs="Times New Roman"/>
-          <w:i/>
-          <w:sz w:val="28"/>
-          <w:szCs w:val="28"/>
-        </w:rPr>
-      </w:pPr>
-      <w:proofErr w:type="spellStart"/>
-      <w:r>
-        <w:rPr>
-          <w:rFonts w:ascii="Times New Roman" w:hAnsi="Times New Roman" w:cs="Times New Roman"/>
-          <w:i/>
-          <w:sz w:val="28"/>
-          <w:szCs w:val="28"/>
-        </w:rPr>
-        <w:t>print</w:t>
-      </w:r>
-      <w:proofErr w:type="spellEnd"/>
-      <w:r>
-        <w:rPr>
-          <w:rFonts w:ascii="Times New Roman" w:hAnsi="Times New Roman" w:cs="Times New Roman"/>
-          <w:i/>
-          <w:sz w:val="28"/>
-          <w:szCs w:val="28"/>
-        </w:rPr>
-        <w:t>(</w:t>
-      </w:r>
-      <w:proofErr w:type="spellStart"/>
-      <w:proofErr w:type="gramStart"/>
-      <w:r>
-        <w:rPr>
-          <w:rFonts w:ascii="Times New Roman" w:hAnsi="Times New Roman" w:cs="Times New Roman"/>
-          <w:i/>
-          <w:sz w:val="28"/>
-          <w:szCs w:val="28"/>
-        </w:rPr>
-        <w:t>d.issuperset</w:t>
-      </w:r>
-      <w:proofErr w:type="spellEnd"/>
-      <w:proofErr w:type="gramEnd"/>
-      <w:r>
-        <w:rPr>
-          <w:rFonts w:ascii="Times New Roman" w:hAnsi="Times New Roman" w:cs="Times New Roman"/>
-          <w:i/>
-          <w:sz w:val="28"/>
-          <w:szCs w:val="28"/>
-        </w:rPr>
-        <w:t xml:space="preserve">(c)) # </w:t>
-      </w:r>
-      <w:proofErr w:type="spellStart"/>
-      <w:r>
-        <w:rPr>
-          <w:rFonts w:ascii="Times New Roman" w:hAnsi="Times New Roman" w:cs="Times New Roman"/>
-          <w:i/>
-          <w:sz w:val="28"/>
-          <w:szCs w:val="28"/>
-        </w:rPr>
-        <w:t>True</w:t>
-      </w:r>
-      <w:proofErr w:type="spellEnd"/>
-    </w:p>
-    <w:p>
-      <w:pPr>
-        <w:rPr>
-          <w:rFonts w:ascii="Times New Roman" w:hAnsi="Times New Roman" w:cs="Times New Roman"/>
-          <w:i/>
-          <w:sz w:val="28"/>
-          <w:szCs w:val="28"/>
-        </w:rPr>
-      </w:pPr>
-    </w:p>
-    <w:p>
-      <w:pPr>
-        <w:rPr>
-          <w:rFonts w:ascii="Times New Roman" w:hAnsi="Times New Roman" w:cs="Times New Roman"/>
-          <w:b/>
-          <w:sz w:val="28"/>
-          <w:szCs w:val="28"/>
-        </w:rPr>
-      </w:pPr>
-      <w:r>
-        <w:rPr>
-          <w:rFonts w:ascii="Times New Roman" w:hAnsi="Times New Roman" w:cs="Times New Roman"/>
-          <w:b/>
-          <w:sz w:val="28"/>
-          <w:szCs w:val="28"/>
-        </w:rPr>
-        <w:t>Изменяемые операции (модифицируют исходное множество):</w:t>
-      </w:r>
-    </w:p>
-    <w:p>
-      <w:pPr>
-        <w:rPr>
-          <w:rFonts w:ascii="Times New Roman" w:hAnsi="Times New Roman" w:cs="Times New Roman"/>
-          <w:i/>
-          <w:sz w:val="28"/>
-          <w:szCs w:val="28"/>
-        </w:rPr>
-      </w:pPr>
-    </w:p>
-    <w:p>
-      <w:pPr>
-        <w:rPr>
-          <w:rFonts w:ascii="Times New Roman" w:hAnsi="Times New Roman" w:cs="Times New Roman"/>
-          <w:i/>
-          <w:sz w:val="28"/>
-          <w:szCs w:val="28"/>
-        </w:rPr>
-      </w:pPr>
-      <w:r>
-        <w:rPr>
-          <w:rFonts w:ascii="Times New Roman" w:hAnsi="Times New Roman" w:cs="Times New Roman"/>
-          <w:i/>
-          <w:sz w:val="28"/>
-          <w:szCs w:val="28"/>
-        </w:rPr>
-        <w:t>a |= b   # объединение</w:t>
-      </w:r>
-    </w:p>
-    <w:p>
-      <w:pPr>
-        <w:rPr>
-          <w:rFonts w:ascii="Times New Roman" w:hAnsi="Times New Roman" w:cs="Times New Roman"/>
-          <w:i/>
-          <w:sz w:val="28"/>
-          <w:szCs w:val="28"/>
-        </w:rPr>
-      </w:pPr>
-      <w:r>
-        <w:rPr>
-          <w:rFonts w:ascii="Times New Roman" w:hAnsi="Times New Roman" w:cs="Times New Roman"/>
-          <w:i/>
-          <w:sz w:val="28"/>
-          <w:szCs w:val="28"/>
-        </w:rPr>
-        <w:t>a &amp;= b   # пересечение</w:t>
-      </w:r>
-    </w:p>
-    <w:p>
-      <w:pPr>
-        <w:rPr>
-          <w:rFonts w:ascii="Times New Roman" w:hAnsi="Times New Roman" w:cs="Times New Roman"/>
-          <w:i/>
-          <w:sz w:val="28"/>
-          <w:szCs w:val="28"/>
-        </w:rPr>
-      </w:pPr>
-      <w:r>
-        <w:rPr>
-          <w:rFonts w:ascii="Times New Roman" w:hAnsi="Times New Roman" w:cs="Times New Roman"/>
-          <w:i/>
-          <w:sz w:val="28"/>
-          <w:szCs w:val="28"/>
-        </w:rPr>
-        <w:t>a -= b   # разность</w:t>
-      </w:r>
-    </w:p>
-    <w:p>
-      <w:pPr>
-        <w:rPr>
-          <w:rFonts w:ascii="Times New Roman" w:hAnsi="Times New Roman" w:cs="Times New Roman"/>
-          <w:i/>
-          <w:sz w:val="28"/>
-          <w:szCs w:val="28"/>
-        </w:rPr>
-      </w:pPr>
-      <w:r>
-        <w:rPr>
-          <w:rFonts w:ascii="Times New Roman" w:hAnsi="Times New Roman" w:cs="Times New Roman"/>
-          <w:i/>
-          <w:sz w:val="28"/>
-          <w:szCs w:val="28"/>
-        </w:rPr>
-        <w:t>a ^= b   # симметричная разность</w:t>
-      </w:r>
-    </w:p>
-    <w:p>
-      <w:pPr>
-        <w:rPr>
-          <w:rFonts w:ascii="Times New Roman" w:hAnsi="Times New Roman" w:cs="Times New Roman"/>
-          <w:i/>
-          <w:sz w:val="28"/>
-          <w:szCs w:val="28"/>
-        </w:rPr>
-      </w:pPr>
-    </w:p>
-    <w:p>
-      <w:pPr>
-        <w:rPr>
-          <w:rFonts w:ascii="Times New Roman" w:hAnsi="Times New Roman" w:cs="Times New Roman"/>
-          <w:b/>
-          <w:sz w:val="28"/>
-          <w:szCs w:val="28"/>
-        </w:rPr>
-      </w:pPr>
-      <w:r>
-        <w:rPr>
-          <w:rFonts w:ascii="Times New Roman" w:hAnsi="Times New Roman" w:cs="Times New Roman"/>
-          <w:b/>
-          <w:sz w:val="28"/>
-          <w:szCs w:val="28"/>
-        </w:rPr>
-        <w:t>Неизменяемые множества (</w:t>
-      </w:r>
-      <w:proofErr w:type="spellStart"/>
-      <w:r>
-        <w:rPr>
-          <w:rFonts w:ascii="Times New Roman" w:hAnsi="Times New Roman" w:cs="Times New Roman"/>
-          <w:b/>
-          <w:sz w:val="28"/>
-          <w:szCs w:val="28"/>
-        </w:rPr>
-        <w:t>frozenset</w:t>
-      </w:r>
-      <w:proofErr w:type="spellEnd"/>
-      <w:r>
-        <w:rPr>
-          <w:rFonts w:ascii="Times New Roman" w:hAnsi="Times New Roman" w:cs="Times New Roman"/>
-          <w:b/>
-          <w:sz w:val="28"/>
-          <w:szCs w:val="28"/>
-        </w:rPr>
-        <w:t>):</w:t>
-      </w:r>
-    </w:p>
-    <w:p>
-      <w:pPr>
-        <w:rPr>
-          <w:rFonts w:ascii="Times New Roman" w:hAnsi="Times New Roman" w:cs="Times New Roman"/>
-          <w:i/>
-          <w:sz w:val="28"/>
-          <w:szCs w:val="28"/>
-        </w:rPr>
-      </w:pPr>
-    </w:p>
-    <w:p>
-      <w:pPr>
-        <w:rPr>
-          <w:rFonts w:ascii="Times New Roman" w:hAnsi="Times New Roman" w:cs="Times New Roman"/>
-          <w:i/>
-          <w:sz w:val="28"/>
-          <w:szCs w:val="28"/>
-        </w:rPr>
-      </w:pPr>
-      <w:proofErr w:type="spellStart"/>
-      <w:r>
-        <w:rPr>
-          <w:rFonts w:ascii="Times New Roman" w:hAnsi="Times New Roman" w:cs="Times New Roman"/>
-          <w:i/>
-          <w:sz w:val="28"/>
-          <w:szCs w:val="28"/>
-        </w:rPr>
-        <w:t>frozen</w:t>
-      </w:r>
-      <w:proofErr w:type="spellEnd"/>
-      <w:r>
-        <w:rPr>
-          <w:rFonts w:ascii="Times New Roman" w:hAnsi="Times New Roman" w:cs="Times New Roman"/>
-          <w:i/>
-          <w:sz w:val="28"/>
-          <w:szCs w:val="28"/>
-        </w:rPr>
-        <w:t xml:space="preserve"> = </w:t>
-      </w:r>
-      <w:proofErr w:type="spellStart"/>
-      <w:proofErr w:type="gramStart"/>
-      <w:r>
-        <w:rPr>
-          <w:rFonts w:ascii="Times New Roman" w:hAnsi="Times New Roman" w:cs="Times New Roman"/>
-          <w:i/>
-          <w:sz w:val="28"/>
-          <w:szCs w:val="28"/>
-        </w:rPr>
-        <w:t>frozenset</w:t>
-      </w:r>
-      <w:proofErr w:type="spellEnd"/>
-      <w:r>
-        <w:rPr>
-          <w:rFonts w:ascii="Times New Roman" w:hAnsi="Times New Roman" w:cs="Times New Roman"/>
-          <w:i/>
-          <w:sz w:val="28"/>
-          <w:szCs w:val="28"/>
-        </w:rPr>
-        <w:t>(</w:t>
-      </w:r>
-      <w:proofErr w:type="gramEnd"/>
-      <w:r>
-        <w:rPr>
-          <w:rFonts w:ascii="Times New Roman" w:hAnsi="Times New Roman" w:cs="Times New Roman"/>
-          <w:i/>
-          <w:sz w:val="28"/>
-          <w:szCs w:val="28"/>
-        </w:rPr>
-        <w:t>[1, 2, 3])</w:t>
-      </w:r>
-    </w:p>
-    <w:p>
-      <w:pPr>
-        <w:rPr>
-          <w:rFonts w:ascii="Times New Roman" w:hAnsi="Times New Roman" w:cs="Times New Roman"/>
-          <w:i/>
-          <w:sz w:val="28"/>
-          <w:szCs w:val="28"/>
-        </w:rPr>
-      </w:pPr>
-      <w:r>
-        <w:rPr>
-          <w:rFonts w:ascii="Times New Roman" w:hAnsi="Times New Roman" w:cs="Times New Roman"/>
-          <w:i/>
-          <w:sz w:val="28"/>
-          <w:szCs w:val="28"/>
-        </w:rPr>
-        <w:t xml:space="preserve"># </w:t>
-      </w:r>
-      <w:proofErr w:type="spellStart"/>
-      <w:proofErr w:type="gramStart"/>
-      <w:r>
-        <w:rPr>
-          <w:rFonts w:ascii="Times New Roman" w:hAnsi="Times New Roman" w:cs="Times New Roman"/>
-          <w:i/>
-          <w:sz w:val="28"/>
-          <w:szCs w:val="28"/>
-        </w:rPr>
-        <w:t>frozen.add</w:t>
-      </w:r>
-      <w:proofErr w:type="spellEnd"/>
-      <w:r>
-        <w:rPr>
-          <w:rFonts w:ascii="Times New Roman" w:hAnsi="Times New Roman" w:cs="Times New Roman"/>
-          <w:i/>
-          <w:sz w:val="28"/>
-          <w:szCs w:val="28"/>
-        </w:rPr>
-        <w:t>(</w:t>
-      </w:r>
-      <w:proofErr w:type="gramEnd"/>
-      <w:r>
-        <w:rPr>
-          <w:rFonts w:ascii="Times New Roman" w:hAnsi="Times New Roman" w:cs="Times New Roman"/>
-          <w:i/>
-          <w:sz w:val="28"/>
-          <w:szCs w:val="28"/>
-        </w:rPr>
-        <w:t>4)   # Ошибка!</w:t>
-      </w:r>
-    </w:p>
-    <w:p>
-      <w:pPr>
-        <w:rPr>
-          <w:rFonts w:ascii="Times New Roman" w:hAnsi="Times New Roman" w:cs="Times New Roman"/>
-          <w:i/>
-          <w:sz w:val="28"/>
-          <w:szCs w:val="28"/>
-        </w:rPr>
-      </w:pPr>
-    </w:p>
-    <w:p>
-      <w:pPr>
-        <w:rPr>
-          <w:rFonts w:ascii="Times New Roman" w:hAnsi="Times New Roman" w:cs="Times New Roman"/>
-          <w:i/>
-          <w:sz w:val="28"/>
-          <w:szCs w:val="28"/>
+          <w:lang w:val="en-US"/>
+        </w:rPr>
+        <w:t xml:space="preserve">4)   # </w:t>
+      </w:r>
+      <w:r>
+        <w:rPr>
+          <w:rFonts w:ascii="Times New Roman" w:hAnsi="Times New Roman" w:cs="Times New Roman"/>
+          <w:i/>
+          <w:sz w:val="28"/>
+          <w:szCs w:val="28"/>
+        </w:rPr>
+        <w:t>Ошибка</w:t>
+      </w:r>
+      <w:r>
+        <w:rPr>
+          <w:rFonts w:ascii="Times New Roman" w:hAnsi="Times New Roman" w:cs="Times New Roman"/>
+          <w:i/>
+          <w:sz w:val="28"/>
+          <w:szCs w:val="28"/>
+          <w:lang w:val="en-US"/>
+        </w:rPr>
+        <w:t>!</w:t>
+      </w:r>
+    </w:p>
+    <w:p>
+      <w:pPr>
+        <w:rPr>
+          <w:rFonts w:ascii="Times New Roman" w:hAnsi="Times New Roman" w:cs="Times New Roman"/>
+          <w:i/>
+          <w:sz w:val="28"/>
+          <w:szCs w:val="28"/>
+          <w:lang w:val="en-US"/>
+        </w:rPr>
+      </w:pPr>
+    </w:p>
+    <w:p>
+      <w:pPr>
+        <w:rPr>
+          <w:rFonts w:ascii="Times New Roman" w:hAnsi="Times New Roman" w:cs="Times New Roman"/>
+          <w:i/>
+          <w:sz w:val="28"/>
+          <w:szCs w:val="28"/>
+          <w:lang w:val="en-US"/>
         </w:rPr>
       </w:pPr>
     </w:p>
@@ -9759,10 +9940,11 @@
       </w:r>
     </w:p>
     <w:sectPr>
-      <w:headerReference w:type="default" r:id="rId10"/>
+      <w:footerReference w:type="default" r:id="rId10"/>
       <w:pgSz w:w="11906" w:h="16838"/>
       <w:pgMar w:top="1134" w:right="850" w:bottom="1134" w:left="1701" w:header="708" w:footer="708" w:gutter="0"/>
       <w:cols w:space="708"/>
+      <w:titlePg/>
       <w:docGrid w:linePitch="360"/>
     </w:sectPr>
   </w:body>
@@ -9794,45 +9976,21 @@
 </w:endnotes>
 </file>
 
-<file path=word/footnotes.xml><?xml version="1.0" encoding="utf-8"?>
-<w:footnotes xmlns:wpc="http://schemas.microsoft.com/office/word/2010/wordprocessingCanvas" xmlns:cx="http://schemas.microsoft.com/office/drawing/2014/chartex" xmlns:mc="http://schemas.openxmlformats.org/markup-compatibility/2006" xmlns:o="urn:schemas-microsoft-com:office:office" xmlns:r="http://schemas.openxmlformats.org/officeDocument/2006/relationships" xmlns:m="http://schemas.openxmlformats.org/officeDocument/2006/math" xmlns:v="urn:schemas-microsoft-com:vml" xmlns:wp14="http://schemas.microsoft.com/office/word/2010/wordprocessingDrawing" xmlns:wp="http://schemas.openxmlformats.org/drawingml/2006/wordprocessingDrawing" xmlns:w10="urn:schemas-microsoft-com:office:word" xmlns:w="http://schemas.openxmlformats.org/wordprocessingml/2006/main" xmlns:w14="http://schemas.microsoft.com/office/word/2010/wordml" xmlns:w15="http://schemas.microsoft.com/office/word/2012/wordml" xmlns:w16se="http://schemas.microsoft.com/office/word/2015/wordml/symex" xmlns:wpg="http://schemas.microsoft.com/office/word/2010/wordprocessingGroup" xmlns:wpi="http://schemas.microsoft.com/office/word/2010/wordprocessingInk" xmlns:wne="http://schemas.microsoft.com/office/word/2006/wordml" xmlns:wps="http://schemas.microsoft.com/office/word/2010/wordprocessingShape" mc:Ignorable="w14 w15 w16se wp14">
-  <w:footnote w:type="separator" w:id="-1">
-    <w:p>
-      <w:pPr>
-        <w:spacing w:after="0" w:line="240" w:lineRule="auto"/>
-      </w:pPr>
-      <w:r>
-        <w:separator/>
-      </w:r>
-    </w:p>
-  </w:footnote>
-  <w:footnote w:type="continuationSeparator" w:id="0">
-    <w:p>
-      <w:pPr>
-        <w:spacing w:after="0" w:line="240" w:lineRule="auto"/>
-      </w:pPr>
-      <w:r>
-        <w:continuationSeparator/>
-      </w:r>
-    </w:p>
-  </w:footnote>
-</w:footnotes>
-</file>
-
-<file path=word/header1.xml><?xml version="1.0" encoding="utf-8"?>
-<w:hdr xmlns:wpc="http://schemas.microsoft.com/office/word/2010/wordprocessingCanvas" xmlns:cx="http://schemas.microsoft.com/office/drawing/2014/chartex" xmlns:mc="http://schemas.openxmlformats.org/markup-compatibility/2006" xmlns:o="urn:schemas-microsoft-com:office:office" xmlns:r="http://schemas.openxmlformats.org/officeDocument/2006/relationships" xmlns:m="http://schemas.openxmlformats.org/officeDocument/2006/math" xmlns:v="urn:schemas-microsoft-com:vml" xmlns:wp14="http://schemas.microsoft.com/office/word/2010/wordprocessingDrawing" xmlns:wp="http://schemas.openxmlformats.org/drawingml/2006/wordprocessingDrawing" xmlns:w10="urn:schemas-microsoft-com:office:word" xmlns:w="http://schemas.openxmlformats.org/wordprocessingml/2006/main" xmlns:w14="http://schemas.microsoft.com/office/word/2010/wordml" xmlns:w15="http://schemas.microsoft.com/office/word/2012/wordml" xmlns:w16se="http://schemas.microsoft.com/office/word/2015/wordml/symex" xmlns:wpg="http://schemas.microsoft.com/office/word/2010/wordprocessingGroup" xmlns:wpi="http://schemas.microsoft.com/office/word/2010/wordprocessingInk" xmlns:wne="http://schemas.microsoft.com/office/word/2006/wordml" xmlns:wps="http://schemas.microsoft.com/office/word/2010/wordprocessingShape" mc:Ignorable="w14 w15 w16se wp14">
+<file path=word/footer1.xml><?xml version="1.0" encoding="utf-8"?>
+<w:ftr xmlns:wpc="http://schemas.microsoft.com/office/word/2010/wordprocessingCanvas" xmlns:cx="http://schemas.microsoft.com/office/drawing/2014/chartex" xmlns:mc="http://schemas.openxmlformats.org/markup-compatibility/2006" xmlns:o="urn:schemas-microsoft-com:office:office" xmlns:r="http://schemas.openxmlformats.org/officeDocument/2006/relationships" xmlns:m="http://schemas.openxmlformats.org/officeDocument/2006/math" xmlns:v="urn:schemas-microsoft-com:vml" xmlns:wp14="http://schemas.microsoft.com/office/word/2010/wordprocessingDrawing" xmlns:wp="http://schemas.openxmlformats.org/drawingml/2006/wordprocessingDrawing" xmlns:w10="urn:schemas-microsoft-com:office:word" xmlns:w="http://schemas.openxmlformats.org/wordprocessingml/2006/main" xmlns:w14="http://schemas.microsoft.com/office/word/2010/wordml" xmlns:w15="http://schemas.microsoft.com/office/word/2012/wordml" xmlns:w16se="http://schemas.microsoft.com/office/word/2015/wordml/symex" xmlns:wpg="http://schemas.microsoft.com/office/word/2010/wordprocessingGroup" xmlns:wpi="http://schemas.microsoft.com/office/word/2010/wordprocessingInk" xmlns:wne="http://schemas.microsoft.com/office/word/2006/wordml" xmlns:wps="http://schemas.microsoft.com/office/word/2010/wordprocessingShape" mc:Ignorable="w14 w15 w16se wp14">
   <w:sdt>
     <w:sdtPr>
-      <w:id w:val="-1345698299"/>
+      <w:id w:val="1868108057"/>
       <w:docPartObj>
-        <w:docPartGallery w:val="Page Numbers (Top of Page)"/>
+        <w:docPartGallery w:val="Page Numbers (Bottom of Page)"/>
         <w:docPartUnique/>
       </w:docPartObj>
     </w:sdtPr>
     <w:sdtContent>
       <w:p>
         <w:pPr>
-          <w:pStyle w:val="a8"/>
+          <w:pStyle w:val="aa"/>
+          <w:jc w:val="center"/>
         </w:pPr>
         <w:r>
           <w:fldChar w:fldCharType="begin"/>
@@ -9847,7 +10005,7 @@
           <w:rPr>
             <w:noProof/>
           </w:rPr>
-          <w:t>11</w:t>
+          <w:t>4</w:t>
         </w:r>
         <w:r>
           <w:fldChar w:fldCharType="end"/>
@@ -9857,17 +10015,42 @@
   </w:sdt>
   <w:p>
     <w:pPr>
-      <w:pStyle w:val="a8"/>
+      <w:pStyle w:val="aa"/>
     </w:pPr>
   </w:p>
-</w:hdr>
+</w:ftr>
+</file>
+
+<file path=word/footnotes.xml><?xml version="1.0" encoding="utf-8"?>
+<w:footnotes xmlns:wpc="http://schemas.microsoft.com/office/word/2010/wordprocessingCanvas" xmlns:cx="http://schemas.microsoft.com/office/drawing/2014/chartex" xmlns:mc="http://schemas.openxmlformats.org/markup-compatibility/2006" xmlns:o="urn:schemas-microsoft-com:office:office" xmlns:r="http://schemas.openxmlformats.org/officeDocument/2006/relationships" xmlns:m="http://schemas.openxmlformats.org/officeDocument/2006/math" xmlns:v="urn:schemas-microsoft-com:vml" xmlns:wp14="http://schemas.microsoft.com/office/word/2010/wordprocessingDrawing" xmlns:wp="http://schemas.openxmlformats.org/drawingml/2006/wordprocessingDrawing" xmlns:w10="urn:schemas-microsoft-com:office:word" xmlns:w="http://schemas.openxmlformats.org/wordprocessingml/2006/main" xmlns:w14="http://schemas.microsoft.com/office/word/2010/wordml" xmlns:w15="http://schemas.microsoft.com/office/word/2012/wordml" xmlns:w16se="http://schemas.microsoft.com/office/word/2015/wordml/symex" xmlns:wpg="http://schemas.microsoft.com/office/word/2010/wordprocessingGroup" xmlns:wpi="http://schemas.microsoft.com/office/word/2010/wordprocessingInk" xmlns:wne="http://schemas.microsoft.com/office/word/2006/wordml" xmlns:wps="http://schemas.microsoft.com/office/word/2010/wordprocessingShape" mc:Ignorable="w14 w15 w16se wp14">
+  <w:footnote w:type="separator" w:id="-1">
+    <w:p>
+      <w:pPr>
+        <w:spacing w:after="0" w:line="240" w:lineRule="auto"/>
+      </w:pPr>
+      <w:r>
+        <w:separator/>
+      </w:r>
+    </w:p>
+  </w:footnote>
+  <w:footnote w:type="continuationSeparator" w:id="0">
+    <w:p>
+      <w:pPr>
+        <w:spacing w:after="0" w:line="240" w:lineRule="auto"/>
+      </w:pPr>
+      <w:r>
+        <w:continuationSeparator/>
+      </w:r>
+    </w:p>
+  </w:footnote>
+</w:footnotes>
 </file>
 
 <file path=word/numbering.xml><?xml version="1.0" encoding="utf-8"?>
 <w:numbering xmlns:wpc="http://schemas.microsoft.com/office/word/2010/wordprocessingCanvas" xmlns:cx="http://schemas.microsoft.com/office/drawing/2014/chartex" xmlns:mc="http://schemas.openxmlformats.org/markup-compatibility/2006" xmlns:o="urn:schemas-microsoft-com:office:office" xmlns:r="http://schemas.openxmlformats.org/officeDocument/2006/relationships" xmlns:m="http://schemas.openxmlformats.org/officeDocument/2006/math" xmlns:v="urn:schemas-microsoft-com:vml" xmlns:wp14="http://schemas.microsoft.com/office/word/2010/wordprocessingDrawing" xmlns:wp="http://schemas.openxmlformats.org/drawingml/2006/wordprocessingDrawing" xmlns:w10="urn:schemas-microsoft-com:office:word" xmlns:w="http://schemas.openxmlformats.org/wordprocessingml/2006/main" xmlns:w14="http://schemas.microsoft.com/office/word/2010/wordml" xmlns:w15="http://schemas.microsoft.com/office/word/2012/wordml" xmlns:w16se="http://schemas.microsoft.com/office/word/2015/wordml/symex" xmlns:wpg="http://schemas.microsoft.com/office/word/2010/wordprocessingGroup" xmlns:wpi="http://schemas.microsoft.com/office/word/2010/wordprocessingInk" xmlns:wne="http://schemas.microsoft.com/office/word/2006/wordml" xmlns:wps="http://schemas.microsoft.com/office/word/2010/wordprocessingShape" mc:Ignorable="w14 w15 w16se wp14">
   <w:numPicBullet w:numPicBulletId="0">
     <w:pict>
-      <v:shapetype w14:anchorId="7F0E49B9" id="_x0000_t75" coordsize="21600,21600" o:spt="75" o:preferrelative="t" path="m@4@5l@4@11@9@11@9@5xe" filled="f" stroked="f">
+      <v:shapetype w14:anchorId="54208A74" id="_x0000_t75" coordsize="21600,21600" o:spt="75" o:preferrelative="t" path="m@4@5l@4@11@9@11@9@5xe" filled="f" stroked="f">
         <v:stroke joinstyle="miter"/>
         <v:formulas>
           <v:f eqn="if lineDrawn pixelLineWidth 0"/>
@@ -9886,7 +10069,7 @@
         <v:path o:extrusionok="f" gradientshapeok="t" o:connecttype="rect"/>
         <o:lock v:ext="edit" aspectratio="t"/>
       </v:shapetype>
-      <v:shape id="_x0000_i1280" type="#_x0000_t75" style="width:10.85pt;height:10.85pt" o:bullet="t">
+      <v:shape id="_x0000_i1087" type="#_x0000_t75" style="width:11.2pt;height:11.2pt" o:bullet="t">
         <v:imagedata r:id="rId1" o:title="mso9924"/>
       </v:shape>
     </w:pict>
@@ -11267,6 +11450,7 @@
   <w:style w:type="character" w:default="1" w:styleId="a0">
     <w:name w:val="Default Paragraph Font"/>
     <w:uiPriority w:val="1"/>
+    <w:semiHidden/>
     <w:unhideWhenUsed/>
   </w:style>
   <w:style w:type="table" w:default="1" w:styleId="a1">
@@ -11525,583 +11709,15 @@
       <w:szCs w:val="18"/>
     </w:rPr>
   </w:style>
-</w:styles>
-</file>
-
-<file path=word/glossary/document.xml><?xml version="1.0" encoding="utf-8"?>
-<w:glossaryDocument xmlns:wpc="http://schemas.microsoft.com/office/word/2010/wordprocessingCanvas" xmlns:cx="http://schemas.microsoft.com/office/drawing/2014/chartex" xmlns:mc="http://schemas.openxmlformats.org/markup-compatibility/2006" xmlns:o="urn:schemas-microsoft-com:office:office" xmlns:r="http://schemas.openxmlformats.org/officeDocument/2006/relationships" xmlns:m="http://schemas.openxmlformats.org/officeDocument/2006/math" xmlns:v="urn:schemas-microsoft-com:vml" xmlns:wp14="http://schemas.microsoft.com/office/word/2010/wordprocessingDrawing" xmlns:wp="http://schemas.openxmlformats.org/drawingml/2006/wordprocessingDrawing" xmlns:w10="urn:schemas-microsoft-com:office:word" xmlns:w="http://schemas.openxmlformats.org/wordprocessingml/2006/main" xmlns:w14="http://schemas.microsoft.com/office/word/2010/wordml" xmlns:w15="http://schemas.microsoft.com/office/word/2012/wordml" xmlns:w16se="http://schemas.microsoft.com/office/word/2015/wordml/symex" xmlns:wpg="http://schemas.microsoft.com/office/word/2010/wordprocessingGroup" xmlns:wpi="http://schemas.microsoft.com/office/word/2010/wordprocessingInk" xmlns:wne="http://schemas.microsoft.com/office/word/2006/wordml" xmlns:wps="http://schemas.microsoft.com/office/word/2010/wordprocessingShape" mc:Ignorable="w14 w15 w16se wp14"/>
-</file>
-
-<file path=word/glossary/fontTable.xml><?xml version="1.0" encoding="utf-8"?>
-<w:fonts xmlns:mc="http://schemas.openxmlformats.org/markup-compatibility/2006" xmlns:r="http://schemas.openxmlformats.org/officeDocument/2006/relationships" xmlns:w="http://schemas.openxmlformats.org/wordprocessingml/2006/main" xmlns:w14="http://schemas.microsoft.com/office/word/2010/wordml" xmlns:w15="http://schemas.microsoft.com/office/word/2012/wordml" xmlns:w16se="http://schemas.microsoft.com/office/word/2015/wordml/symex" mc:Ignorable="w14 w15 w16se">
-  <w:font w:name="Symbol">
-    <w:panose1 w:val="05050102010706020507"/>
-    <w:charset w:val="02"/>
-    <w:family w:val="roman"/>
-    <w:pitch w:val="variable"/>
-    <w:sig w:usb0="00000000" w:usb1="10000000" w:usb2="00000000" w:usb3="00000000" w:csb0="80000000" w:csb1="00000000"/>
-  </w:font>
-  <w:font w:name="Times New Roman">
-    <w:panose1 w:val="02020603050405020304"/>
-    <w:charset w:val="00"/>
-    <w:family w:val="roman"/>
-    <w:pitch w:val="variable"/>
-    <w:sig w:usb0="E0002AFF" w:usb1="C0007843" w:usb2="00000009" w:usb3="00000000" w:csb0="000001FF" w:csb1="00000000"/>
-  </w:font>
-  <w:font w:name="Courier New">
-    <w:panose1 w:val="02070309020205020404"/>
-    <w:charset w:val="CC"/>
-    <w:family w:val="modern"/>
-    <w:pitch w:val="fixed"/>
-    <w:sig w:usb0="E0002EFF" w:usb1="C0007843" w:usb2="00000009" w:usb3="00000000" w:csb0="000001FF" w:csb1="00000000"/>
-  </w:font>
-  <w:font w:name="Wingdings">
-    <w:panose1 w:val="05000000000000000000"/>
-    <w:charset w:val="02"/>
-    <w:family w:val="auto"/>
-    <w:pitch w:val="variable"/>
-    <w:sig w:usb0="00000000" w:usb1="10000000" w:usb2="00000000" w:usb3="00000000" w:csb0="80000000" w:csb1="00000000"/>
-  </w:font>
-  <w:font w:name="Calibri">
-    <w:panose1 w:val="020F0502020204030204"/>
-    <w:charset w:val="00"/>
-    <w:family w:val="swiss"/>
-    <w:pitch w:val="variable"/>
-    <w:sig w:usb0="E00002FF" w:usb1="4000ACFF" w:usb2="00000001" w:usb3="00000000" w:csb0="0000019F" w:csb1="00000000"/>
-  </w:font>
-  <w:font w:name="Calibri Light">
-    <w:panose1 w:val="020F0302020204030204"/>
-    <w:charset w:val="00"/>
-    <w:family w:val="swiss"/>
-    <w:pitch w:val="variable"/>
-    <w:sig w:usb0="A00002EF" w:usb1="4000207B" w:usb2="00000000" w:usb3="00000000" w:csb0="0000009F" w:csb1="00000000"/>
-  </w:font>
-  <w:font w:name="Segoe UI">
-    <w:panose1 w:val="020B0502040204020203"/>
-    <w:charset w:val="CC"/>
-    <w:family w:val="swiss"/>
-    <w:pitch w:val="variable"/>
-    <w:sig w:usb0="E4002EFF" w:usb1="C000E47F" w:usb2="00000009" w:usb3="00000000" w:csb0="000001FF" w:csb1="00000000"/>
-  </w:font>
-</w:fonts>
-</file>
-
-<file path=word/glossary/settings.xml><?xml version="1.0" encoding="utf-8"?>
-<w:settings xmlns:mc="http://schemas.openxmlformats.org/markup-compatibility/2006" xmlns:o="urn:schemas-microsoft-com:office:office" xmlns:r="http://schemas.openxmlformats.org/officeDocument/2006/relationships" xmlns:m="http://schemas.openxmlformats.org/officeDocument/2006/math" xmlns:v="urn:schemas-microsoft-com:vml" xmlns:w10="urn:schemas-microsoft-com:office:word" xmlns:w="http://schemas.openxmlformats.org/wordprocessingml/2006/main" xmlns:w14="http://schemas.microsoft.com/office/word/2010/wordml" xmlns:w15="http://schemas.microsoft.com/office/word/2012/wordml" xmlns:w16se="http://schemas.microsoft.com/office/word/2015/wordml/symex" xmlns:sl="http://schemas.openxmlformats.org/schemaLibrary/2006/main" mc:Ignorable="w14 w15 w16se">
-  <w:view w:val="normal"/>
-  <w:defaultTabStop w:val="708"/>
-  <w:characterSpacingControl w:val="doNotCompress"/>
-  <w:compat>
-    <w:useFELayout/>
-    <w:compatSetting w:name="compatibilityMode" w:uri="http://schemas.microsoft.com/office/word" w:val="15"/>
-    <w:compatSetting w:name="overrideTableStyleFontSizeAndJustification" w:uri="http://schemas.microsoft.com/office/word" w:val="1"/>
-    <w:compatSetting w:name="enableOpenTypeFeatures" w:uri="http://schemas.microsoft.com/office/word" w:val="1"/>
-    <w:compatSetting w:name="doNotFlipMirrorIndents" w:uri="http://schemas.microsoft.com/office/word" w:val="1"/>
-    <w:compatSetting w:name="differentiateMultirowTableHeaders" w:uri="http://schemas.microsoft.com/office/word" w:val="1"/>
-  </w:compat>
-  <w:rsids>
-    <w:rsidRoot w:val="009F0E62"/>
-    <w:rsid w:val="003F7F82"/>
-    <w:rsid w:val="009F0E62"/>
-  </w:rsids>
-  <m:mathPr>
-    <m:mathFont m:val="Cambria Math"/>
-    <m:brkBin m:val="before"/>
-    <m:brkBinSub m:val="--"/>
-    <m:smallFrac m:val="0"/>
-    <m:dispDef/>
-    <m:lMargin m:val="0"/>
-    <m:rMargin m:val="0"/>
-    <m:defJc m:val="centerGroup"/>
-    <m:wrapIndent m:val="1440"/>
-    <m:intLim m:val="subSup"/>
-    <m:naryLim m:val="undOvr"/>
-  </m:mathPr>
-  <w:themeFontLang w:val="ru-RU"/>
-  <w:clrSchemeMapping w:bg1="light1" w:t1="dark1" w:bg2="light2" w:t2="dark2" w:accent1="accent1" w:accent2="accent2" w:accent3="accent3" w:accent4="accent4" w:accent5="accent5" w:accent6="accent6" w:hyperlink="hyperlink" w:followedHyperlink="followedHyperlink"/>
-  <w:decimalSymbol w:val=","/>
-  <w:listSeparator w:val=";"/>
-  <w15:chartTrackingRefBased/>
-</w:settings>
-</file>
-
-<file path=word/glossary/styles.xml><?xml version="1.0" encoding="utf-8"?>
-<w:styles xmlns:mc="http://schemas.openxmlformats.org/markup-compatibility/2006" xmlns:r="http://schemas.openxmlformats.org/officeDocument/2006/relationships" xmlns:w="http://schemas.openxmlformats.org/wordprocessingml/2006/main" xmlns:w14="http://schemas.microsoft.com/office/word/2010/wordml" xmlns:w15="http://schemas.microsoft.com/office/word/2012/wordml" xmlns:w16se="http://schemas.microsoft.com/office/word/2015/wordml/symex" mc:Ignorable="w14 w15 w16se">
-  <w:docDefaults>
-    <w:rPrDefault>
-      <w:rPr>
-        <w:rFonts w:asciiTheme="minorHAnsi" w:eastAsiaTheme="minorEastAsia" w:hAnsiTheme="minorHAnsi" w:cstheme="minorBidi"/>
-        <w:sz w:val="22"/>
-        <w:szCs w:val="22"/>
-        <w:lang w:val="ru-RU" w:eastAsia="ru-RU" w:bidi="ar-SA"/>
-      </w:rPr>
-    </w:rPrDefault>
-    <w:pPrDefault>
-      <w:pPr>
-        <w:spacing w:after="160" w:line="259" w:lineRule="auto"/>
-      </w:pPr>
-    </w:pPrDefault>
-  </w:docDefaults>
-  <w:latentStyles w:defLockedState="0" w:defUIPriority="99" w:defSemiHidden="0" w:defUnhideWhenUsed="0" w:defQFormat="0" w:count="371">
-    <w:lsdException w:name="Normal" w:uiPriority="0" w:qFormat="1"/>
-    <w:lsdException w:name="heading 1" w:uiPriority="9" w:qFormat="1"/>
-    <w:lsdException w:name="heading 2" w:semiHidden="1" w:uiPriority="9" w:unhideWhenUsed="1" w:qFormat="1"/>
-    <w:lsdException w:name="heading 3" w:semiHidden="1" w:uiPriority="9" w:unhideWhenUsed="1" w:qFormat="1"/>
-    <w:lsdException w:name="heading 4" w:semiHidden="1" w:uiPriority="9" w:unhideWhenUsed="1" w:qFormat="1"/>
-    <w:lsdException w:name="heading 5" w:semiHidden="1" w:uiPriority="9" w:unhideWhenUsed="1" w:qFormat="1"/>
-    <w:lsdException w:name="heading 6" w:semiHidden="1" w:uiPriority="9" w:unhideWhenUsed="1" w:qFormat="1"/>
-    <w:lsdException w:name="heading 7" w:semiHidden="1" w:uiPriority="9" w:unhideWhenUsed="1" w:qFormat="1"/>
-    <w:lsdException w:name="heading 8" w:semiHidden="1" w:uiPriority="9" w:unhideWhenUsed="1" w:qFormat="1"/>
-    <w:lsdException w:name="heading 9" w:semiHidden="1" w:uiPriority="9" w:unhideWhenUsed="1" w:qFormat="1"/>
-    <w:lsdException w:name="index 1" w:semiHidden="1" w:unhideWhenUsed="1"/>
-    <w:lsdException w:name="index 2" w:semiHidden="1" w:unhideWhenUsed="1"/>
-    <w:lsdException w:name="index 3" w:semiHidden="1" w:unhideWhenUsed="1"/>
-    <w:lsdException w:name="index 4" w:semiHidden="1" w:unhideWhenUsed="1"/>
-    <w:lsdException w:name="index 5" w:semiHidden="1" w:unhideWhenUsed="1"/>
-    <w:lsdException w:name="index 6" w:semiHidden="1" w:unhideWhenUsed="1"/>
-    <w:lsdException w:name="index 7" w:semiHidden="1" w:unhideWhenUsed="1"/>
-    <w:lsdException w:name="index 8" w:semiHidden="1" w:unhideWhenUsed="1"/>
-    <w:lsdException w:name="index 9" w:semiHidden="1" w:unhideWhenUsed="1"/>
-    <w:lsdException w:name="toc 1" w:semiHidden="1" w:uiPriority="39" w:unhideWhenUsed="1"/>
-    <w:lsdException w:name="toc 2" w:semiHidden="1" w:uiPriority="39" w:unhideWhenUsed="1"/>
-    <w:lsdException w:name="toc 3" w:semiHidden="1" w:uiPriority="39" w:unhideWhenUsed="1"/>
-    <w:lsdException w:name="toc 4" w:semiHidden="1" w:uiPriority="39" w:unhideWhenUsed="1"/>
-    <w:lsdException w:name="toc 5" w:semiHidden="1" w:uiPriority="39" w:unhideWhenUsed="1"/>
-    <w:lsdException w:name="toc 6" w:semiHidden="1" w:uiPriority="39" w:unhideWhenUsed="1"/>
-    <w:lsdException w:name="toc 7" w:semiHidden="1" w:uiPriority="39" w:unhideWhenUsed="1"/>
-    <w:lsdException w:name="toc 8" w:semiHidden="1" w:uiPriority="39" w:unhideWhenUsed="1"/>
-    <w:lsdException w:name="toc 9" w:semiHidden="1" w:uiPriority="39" w:unhideWhenUsed="1"/>
-    <w:lsdException w:name="Normal Indent" w:semiHidden="1" w:unhideWhenUsed="1"/>
-    <w:lsdException w:name="footnote text" w:semiHidden="1" w:unhideWhenUsed="1"/>
-    <w:lsdException w:name="annotation text" w:semiHidden="1" w:unhideWhenUsed="1"/>
-    <w:lsdException w:name="header" w:semiHidden="1" w:unhideWhenUsed="1"/>
-    <w:lsdException w:name="footer" w:semiHidden="1" w:unhideWhenUsed="1"/>
-    <w:lsdException w:name="index heading" w:semiHidden="1" w:unhideWhenUsed="1"/>
-    <w:lsdException w:name="caption" w:semiHidden="1" w:uiPriority="35" w:unhideWhenUsed="1" w:qFormat="1"/>
-    <w:lsdException w:name="table of figures" w:semiHidden="1" w:unhideWhenUsed="1"/>
-    <w:lsdException w:name="envelope address" w:semiHidden="1" w:unhideWhenUsed="1"/>
-    <w:lsdException w:name="envelope return" w:semiHidden="1" w:unhideWhenUsed="1"/>
-    <w:lsdException w:name="footnote reference" w:semiHidden="1" w:unhideWhenUsed="1"/>
-    <w:lsdException w:name="annotation reference" w:semiHidden="1" w:unhideWhenUsed="1"/>
-    <w:lsdException w:name="line number" w:semiHidden="1" w:unhideWhenUsed="1"/>
-    <w:lsdException w:name="page number" w:semiHidden="1" w:unhideWhenUsed="1"/>
-    <w:lsdException w:name="endnote reference" w:semiHidden="1" w:unhideWhenUsed="1"/>
-    <w:lsdException w:name="endnote text" w:semiHidden="1" w:unhideWhenUsed="1"/>
-    <w:lsdException w:name="table of authorities" w:semiHidden="1" w:unhideWhenUsed="1"/>
-    <w:lsdException w:name="macro" w:semiHidden="1" w:unhideWhenUsed="1"/>
-    <w:lsdException w:name="toa heading" w:semiHidden="1" w:unhideWhenUsed="1"/>
-    <w:lsdException w:name="List" w:semiHidden="1" w:unhideWhenUsed="1"/>
-    <w:lsdException w:name="List Bullet" w:semiHidden="1" w:unhideWhenUsed="1"/>
-    <w:lsdException w:name="List Number" w:semiHidden="1" w:unhideWhenUsed="1"/>
-    <w:lsdException w:name="List 2" w:semiHidden="1" w:unhideWhenUsed="1"/>
-    <w:lsdException w:name="List 3" w:semiHidden="1" w:unhideWhenUsed="1"/>
-    <w:lsdException w:name="List 4" w:semiHidden="1" w:unhideWhenUsed="1"/>
-    <w:lsdException w:name="List 5" w:semiHidden="1" w:unhideWhenUsed="1"/>
-    <w:lsdException w:name="List Bullet 2" w:semiHidden="1" w:unhideWhenUsed="1"/>
-    <w:lsdException w:name="List Bullet 3" w:semiHidden="1" w:unhideWhenUsed="1"/>
-    <w:lsdException w:name="List Bullet 4" w:semiHidden="1" w:unhideWhenUsed="1"/>
-    <w:lsdException w:name="List Bullet 5" w:semiHidden="1" w:unhideWhenUsed="1"/>
-    <w:lsdException w:name="List Number 2" w:semiHidden="1" w:unhideWhenUsed="1"/>
-    <w:lsdException w:name="List Number 3" w:semiHidden="1" w:unhideWhenUsed="1"/>
-    <w:lsdException w:name="List Number 4" w:semiHidden="1" w:unhideWhenUsed="1"/>
-    <w:lsdException w:name="List Number 5" w:semiHidden="1" w:unhideWhenUsed="1"/>
-    <w:lsdException w:name="Title" w:uiPriority="10" w:qFormat="1"/>
-    <w:lsdException w:name="Closing" w:semiHidden="1" w:unhideWhenUsed="1"/>
-    <w:lsdException w:name="Signature" w:semiHidden="1" w:unhideWhenUsed="1"/>
-    <w:lsdException w:name="Default Paragraph Font" w:semiHidden="1" w:uiPriority="1" w:unhideWhenUsed="1"/>
-    <w:lsdException w:name="Body Text" w:semiHidden="1" w:unhideWhenUsed="1"/>
-    <w:lsdException w:name="Body Text Indent" w:semiHidden="1" w:unhideWhenUsed="1"/>
-    <w:lsdException w:name="List Continue" w:semiHidden="1" w:unhideWhenUsed="1"/>
-    <w:lsdException w:name="List Continue 2" w:semiHidden="1" w:unhideWhenUsed="1"/>
-    <w:lsdException w:name="List Continue 3" w:semiHidden="1" w:unhideWhenUsed="1"/>
-    <w:lsdException w:name="List Continue 4" w:semiHidden="1" w:unhideWhenUsed="1"/>
-    <w:lsdException w:name="List Continue 5" w:semiHidden="1" w:unhideWhenUsed="1"/>
-    <w:lsdException w:name="Message Header" w:semiHidden="1" w:unhideWhenUsed="1"/>
-    <w:lsdException w:name="Subtitle" w:uiPriority="11" w:qFormat="1"/>
-    <w:lsdException w:name="Salutation" w:semiHidden="1" w:unhideWhenUsed="1"/>
-    <w:lsdException w:name="Date" w:semiHidden="1" w:unhideWhenUsed="1"/>
-    <w:lsdException w:name="Body Text First Indent" w:semiHidden="1" w:unhideWhenUsed="1"/>
-    <w:lsdException w:name="Body Text First Indent 2" w:semiHidden="1" w:unhideWhenUsed="1"/>
-    <w:lsdException w:name="Note Heading" w:semiHidden="1" w:unhideWhenUsed="1"/>
-    <w:lsdException w:name="Body Text 2" w:semiHidden="1" w:unhideWhenUsed="1"/>
-    <w:lsdException w:name="Body Text 3" w:semiHidden="1" w:unhideWhenUsed="1"/>
-    <w:lsdException w:name="Body Text Indent 2" w:semiHidden="1" w:unhideWhenUsed="1"/>
-    <w:lsdException w:name="Body Text Indent 3" w:semiHidden="1" w:unhideWhenUsed="1"/>
-    <w:lsdException w:name="Block Text" w:semiHidden="1" w:unhideWhenUsed="1"/>
-    <w:lsdException w:name="Hyperlink" w:semiHidden="1" w:unhideWhenUsed="1"/>
-    <w:lsdException w:name="FollowedHyperlink" w:semiHidden="1" w:unhideWhenUsed="1"/>
-    <w:lsdException w:name="Strong" w:uiPriority="22" w:qFormat="1"/>
-    <w:lsdException w:name="Emphasis" w:uiPriority="20" w:qFormat="1"/>
-    <w:lsdException w:name="Document Map" w:semiHidden="1" w:unhideWhenUsed="1"/>
-    <w:lsdException w:name="Plain Text" w:semiHidden="1" w:unhideWhenUsed="1"/>
-    <w:lsdException w:name="E-mail Signature" w:semiHidden="1" w:unhideWhenUsed="1"/>
-    <w:lsdException w:name="HTML Top of Form" w:semiHidden="1" w:unhideWhenUsed="1"/>
-    <w:lsdException w:name="HTML Bottom of Form" w:semiHidden="1" w:unhideWhenUsed="1"/>
-    <w:lsdException w:name="Normal (Web)" w:semiHidden="1" w:unhideWhenUsed="1"/>
-    <w:lsdException w:name="HTML Acronym" w:semiHidden="1" w:unhideWhenUsed="1"/>
-    <w:lsdException w:name="HTML Address" w:semiHidden="1" w:unhideWhenUsed="1"/>
-    <w:lsdException w:name="HTML Cite" w:semiHidden="1" w:unhideWhenUsed="1"/>
-    <w:lsdException w:name="HTML Code" w:semiHidden="1" w:unhideWhenUsed="1"/>
-    <w:lsdException w:name="HTML Definition" w:semiHidden="1" w:unhideWhenUsed="1"/>
-    <w:lsdException w:name="HTML Keyboard" w:semiHidden="1" w:unhideWhenUsed="1"/>
-    <w:lsdException w:name="HTML Preformatted" w:semiHidden="1" w:unhideWhenUsed="1"/>
-    <w:lsdException w:name="HTML Sample" w:semiHidden="1" w:unhideWhenUsed="1"/>
-    <w:lsdException w:name="HTML Typewriter" w:semiHidden="1" w:unhideWhenUsed="1"/>
-    <w:lsdException w:name="HTML Variable" w:semiHidden="1" w:unhideWhenUsed="1"/>
-    <w:lsdException w:name="Normal Table" w:semiHidden="1" w:unhideWhenUsed="1"/>
-    <w:lsdException w:name="annotation subject" w:semiHidden="1" w:unhideWhenUsed="1"/>
-    <w:lsdException w:name="No List" w:semiHidden="1" w:unhideWhenUsed="1"/>
-    <w:lsdException w:name="Outline List 1" w:semiHidden="1" w:unhideWhenUsed="1"/>
-    <w:lsdException w:name="Outline List 2" w:semiHidden="1" w:unhideWhenUsed="1"/>
-    <w:lsdException w:name="Outline List 3" w:semiHidden="1" w:unhideWhenUsed="1"/>
-    <w:lsdException w:name="Table Simple 1" w:semiHidden="1" w:unhideWhenUsed="1"/>
-    <w:lsdException w:name="Table Simple 2" w:semiHidden="1" w:unhideWhenUsed="1"/>
-    <w:lsdException w:name="Table Simple 3" w:semiHidden="1" w:unhideWhenUsed="1"/>
-    <w:lsdException w:name="Table Classic 1" w:semiHidden="1" w:unhideWhenUsed="1"/>
-    <w:lsdException w:name="Table Classic 2" w:semiHidden="1" w:unhideWhenUsed="1"/>
-    <w:lsdException w:name="Table Classic 3" w:semiHidden="1" w:unhideWhenUsed="1"/>
-    <w:lsdException w:name="Table Classic 4" w:semiHidden="1" w:unhideWhenUsed="1"/>
-    <w:lsdException w:name="Table Colorful 1" w:semiHidden="1" w:unhideWhenUsed="1"/>
-    <w:lsdException w:name="Table Colorful 2" w:semiHidden="1" w:unhideWhenUsed="1"/>
-    <w:lsdException w:name="Table Colorful 3" w:semiHidden="1" w:unhideWhenUsed="1"/>
-    <w:lsdException w:name="Table Columns 1" w:semiHidden="1" w:unhideWhenUsed="1"/>
-    <w:lsdException w:name="Table Columns 2" w:semiHidden="1" w:unhideWhenUsed="1"/>
-    <w:lsdException w:name="Table Columns 3" w:semiHidden="1" w:unhideWhenUsed="1"/>
-    <w:lsdException w:name="Table Columns 4" w:semiHidden="1" w:unhideWhenUsed="1"/>
-    <w:lsdException w:name="Table Columns 5" w:semiHidden="1" w:unhideWhenUsed="1"/>
-    <w:lsdException w:name="Table Grid 1" w:semiHidden="1" w:unhideWhenUsed="1"/>
-    <w:lsdException w:name="Table Grid 2" w:semiHidden="1" w:unhideWhenUsed="1"/>
-    <w:lsdException w:name="Table Grid 3" w:semiHidden="1" w:unhideWhenUsed="1"/>
-    <w:lsdException w:name="Table Grid 4" w:semiHidden="1" w:unhideWhenUsed="1"/>
-    <w:lsdException w:name="Table Grid 5" w:semiHidden="1" w:unhideWhenUsed="1"/>
-    <w:lsdException w:name="Table Grid 6" w:semiHidden="1" w:unhideWhenUsed="1"/>
-    <w:lsdException w:name="Table Grid 7" w:semiHidden="1" w:unhideWhenUsed="1"/>
-    <w:lsdException w:name="Table Grid 8" w:semiHidden="1" w:unhideWhenUsed="1"/>
-    <w:lsdException w:name="Table List 1" w:semiHidden="1" w:unhideWhenUsed="1"/>
-    <w:lsdException w:name="Table List 2" w:semiHidden="1" w:unhideWhenUsed="1"/>
-    <w:lsdException w:name="Table List 3" w:semiHidden="1" w:unhideWhenUsed="1"/>
-    <w:lsdException w:name="Table List 4" w:semiHidden="1" w:unhideWhenUsed="1"/>
-    <w:lsdException w:name="Table List 5" w:semiHidden="1" w:unhideWhenUsed="1"/>
-    <w:lsdException w:name="Table List 6" w:semiHidden="1" w:unhideWhenUsed="1"/>
-    <w:lsdException w:name="Table List 7" w:semiHidden="1" w:unhideWhenUsed="1"/>
-    <w:lsdException w:name="Table List 8" w:semiHidden="1" w:unhideWhenUsed="1"/>
-    <w:lsdException w:name="Table 3D effects 1" w:semiHidden="1" w:unhideWhenUsed="1"/>
-    <w:lsdException w:name="Table 3D effects 2" w:semiHidden="1" w:unhideWhenUsed="1"/>
-    <w:lsdException w:name="Table 3D effects 3" w:semiHidden="1" w:unhideWhenUsed="1"/>
-    <w:lsdException w:name="Table Contemporary" w:semiHidden="1" w:unhideWhenUsed="1"/>
-    <w:lsdException w:name="Table Elegant" w:semiHidden="1" w:unhideWhenUsed="1"/>
-    <w:lsdException w:name="Table Professional" w:semiHidden="1" w:unhideWhenUsed="1"/>
-    <w:lsdException w:name="Table Subtle 1" w:semiHidden="1" w:unhideWhenUsed="1"/>
-    <w:lsdException w:name="Table Subtle 2" w:semiHidden="1" w:unhideWhenUsed="1"/>
-    <w:lsdException w:name="Table Web 1" w:semiHidden="1" w:unhideWhenUsed="1"/>
-    <w:lsdException w:name="Table Web 2" w:semiHidden="1" w:unhideWhenUsed="1"/>
-    <w:lsdException w:name="Table Web 3" w:semiHidden="1" w:unhideWhenUsed="1"/>
-    <w:lsdException w:name="Balloon Text" w:semiHidden="1" w:unhideWhenUsed="1"/>
-    <w:lsdException w:name="Table Grid" w:uiPriority="39"/>
-    <w:lsdException w:name="Table Theme" w:semiHidden="1" w:unhideWhenUsed="1"/>
-    <w:lsdException w:name="Placeholder Text" w:semiHidden="1"/>
-    <w:lsdException w:name="No Spacing" w:uiPriority="1" w:qFormat="1"/>
-    <w:lsdException w:name="Light Shading" w:uiPriority="60"/>
-    <w:lsdException w:name="Light List" w:uiPriority="61"/>
-    <w:lsdException w:name="Light Grid" w:uiPriority="62"/>
-    <w:lsdException w:name="Medium Shading 1" w:uiPriority="63"/>
-    <w:lsdException w:name="Medium Shading 2" w:uiPriority="64"/>
-    <w:lsdException w:name="Medium List 1" w:uiPriority="65"/>
-    <w:lsdException w:name="Medium List 2" w:uiPriority="66"/>
-    <w:lsdException w:name="Medium Grid 1" w:uiPriority="67"/>
-    <w:lsdException w:name="Medium Grid 2" w:uiPriority="68"/>
-    <w:lsdException w:name="Medium Grid 3" w:uiPriority="69"/>
-    <w:lsdException w:name="Dark List" w:uiPriority="70"/>
-    <w:lsdException w:name="Colorful Shading" w:uiPriority="71"/>
-    <w:lsdException w:name="Colorful List" w:uiPriority="72"/>
-    <w:lsdException w:name="Colorful Grid" w:uiPriority="73"/>
-    <w:lsdException w:name="Light Shading Accent 1" w:uiPriority="60"/>
-    <w:lsdException w:name="Light List Accent 1" w:uiPriority="61"/>
-    <w:lsdException w:name="Light Grid Accent 1" w:uiPriority="62"/>
-    <w:lsdException w:name="Medium Shading 1 Accent 1" w:uiPriority="63"/>
-    <w:lsdException w:name="Medium Shading 2 Accent 1" w:uiPriority="64"/>
-    <w:lsdException w:name="Medium List 1 Accent 1" w:uiPriority="65"/>
-    <w:lsdException w:name="Revision" w:semiHidden="1"/>
-    <w:lsdException w:name="List Paragraph" w:uiPriority="34" w:qFormat="1"/>
-    <w:lsdException w:name="Quote" w:uiPriority="29" w:qFormat="1"/>
-    <w:lsdException w:name="Intense Quote" w:uiPriority="30" w:qFormat="1"/>
-    <w:lsdException w:name="Medium List 2 Accent 1" w:uiPriority="66"/>
-    <w:lsdException w:name="Medium Grid 1 Accent 1" w:uiPriority="67"/>
-    <w:lsdException w:name="Medium Grid 2 Accent 1" w:uiPriority="68"/>
-    <w:lsdException w:name="Medium Grid 3 Accent 1" w:uiPriority="69"/>
-    <w:lsdException w:name="Dark List Accent 1" w:uiPriority="70"/>
-    <w:lsdException w:name="Colorful Shading Accent 1" w:uiPriority="71"/>
-    <w:lsdException w:name="Colorful List Accent 1" w:uiPriority="72"/>
-    <w:lsdException w:name="Colorful Grid Accent 1" w:uiPriority="73"/>
-    <w:lsdException w:name="Light Shading Accent 2" w:uiPriority="60"/>
-    <w:lsdException w:name="Light List Accent 2" w:uiPriority="61"/>
-    <w:lsdException w:name="Light Grid Accent 2" w:uiPriority="62"/>
-    <w:lsdException w:name="Medium Shading 1 Accent 2" w:uiPriority="63"/>
-    <w:lsdException w:name="Medium Shading 2 Accent 2" w:uiPriority="64"/>
-    <w:lsdException w:name="Medium List 1 Accent 2" w:uiPriority="65"/>
-    <w:lsdException w:name="Medium List 2 Accent 2" w:uiPriority="66"/>
-    <w:lsdException w:name="Medium Grid 1 Accent 2" w:uiPriority="67"/>
-    <w:lsdException w:name="Medium Grid 2 Accent 2" w:uiPriority="68"/>
-    <w:lsdException w:name="Medium Grid 3 Accent 2" w:uiPriority="69"/>
-    <w:lsdException w:name="Dark List Accent 2" w:uiPriority="70"/>
-    <w:lsdException w:name="Colorful Shading Accent 2" w:uiPriority="71"/>
-    <w:lsdException w:name="Colorful List Accent 2" w:uiPriority="72"/>
-    <w:lsdException w:name="Colorful Grid Accent 2" w:uiPriority="73"/>
-    <w:lsdException w:name="Light Shading Accent 3" w:uiPriority="60"/>
-    <w:lsdException w:name="Light List Accent 3" w:uiPriority="61"/>
-    <w:lsdException w:name="Light Grid Accent 3" w:uiPriority="62"/>
-    <w:lsdException w:name="Medium Shading 1 Accent 3" w:uiPriority="63"/>
-    <w:lsdException w:name="Medium Shading 2 Accent 3" w:uiPriority="64"/>
-    <w:lsdException w:name="Medium List 1 Accent 3" w:uiPriority="65"/>
-    <w:lsdException w:name="Medium List 2 Accent 3" w:uiPriority="66"/>
-    <w:lsdException w:name="Medium Grid 1 Accent 3" w:uiPriority="67"/>
-    <w:lsdException w:name="Medium Grid 2 Accent 3" w:uiPriority="68"/>
-    <w:lsdException w:name="Medium Grid 3 Accent 3" w:uiPriority="69"/>
-    <w:lsdException w:name="Dark List Accent 3" w:uiPriority="70"/>
-    <w:lsdException w:name="Colorful Shading Accent 3" w:uiPriority="71"/>
-    <w:lsdException w:name="Colorful List Accent 3" w:uiPriority="72"/>
-    <w:lsdException w:name="Colorful Grid Accent 3" w:uiPriority="73"/>
-    <w:lsdException w:name="Light Shading Accent 4" w:uiPriority="60"/>
-    <w:lsdException w:name="Light List Accent 4" w:uiPriority="61"/>
-    <w:lsdException w:name="Light Grid Accent 4" w:uiPriority="62"/>
-    <w:lsdException w:name="Medium Shading 1 Accent 4" w:uiPriority="63"/>
-    <w:lsdException w:name="Medium Shading 2 Accent 4" w:uiPriority="64"/>
-    <w:lsdException w:name="Medium List 1 Accent 4" w:uiPriority="65"/>
-    <w:lsdException w:name="Medium List 2 Accent 4" w:uiPriority="66"/>
-    <w:lsdException w:name="Medium Grid 1 Accent 4" w:uiPriority="67"/>
-    <w:lsdException w:name="Medium Grid 2 Accent 4" w:uiPriority="68"/>
-    <w:lsdException w:name="Medium Grid 3 Accent 4" w:uiPriority="69"/>
-    <w:lsdException w:name="Dark List Accent 4" w:uiPriority="70"/>
-    <w:lsdException w:name="Colorful Shading Accent 4" w:uiPriority="71"/>
-    <w:lsdException w:name="Colorful List Accent 4" w:uiPriority="72"/>
-    <w:lsdException w:name="Colorful Grid Accent 4" w:uiPriority="73"/>
-    <w:lsdException w:name="Light Shading Accent 5" w:uiPriority="60"/>
-    <w:lsdException w:name="Light List Accent 5" w:uiPriority="61"/>
-    <w:lsdException w:name="Light Grid Accent 5" w:uiPriority="62"/>
-    <w:lsdException w:name="Medium Shading 1 Accent 5" w:uiPriority="63"/>
-    <w:lsdException w:name="Medium Shading 2 Accent 5" w:uiPriority="64"/>
-    <w:lsdException w:name="Medium List 1 Accent 5" w:uiPriority="65"/>
-    <w:lsdException w:name="Medium List 2 Accent 5" w:uiPriority="66"/>
-    <w:lsdException w:name="Medium Grid 1 Accent 5" w:uiPriority="67"/>
-    <w:lsdException w:name="Medium Grid 2 Accent 5" w:uiPriority="68"/>
-    <w:lsdException w:name="Medium Grid 3 Accent 5" w:uiPriority="69"/>
-    <w:lsdException w:name="Dark List Accent 5" w:uiPriority="70"/>
-    <w:lsdException w:name="Colorful Shading Accent 5" w:uiPriority="71"/>
-    <w:lsdException w:name="Colorful List Accent 5" w:uiPriority="72"/>
-    <w:lsdException w:name="Colorful Grid Accent 5" w:uiPriority="73"/>
-    <w:lsdException w:name="Light Shading Accent 6" w:uiPriority="60"/>
-    <w:lsdException w:name="Light List Accent 6" w:uiPriority="61"/>
-    <w:lsdException w:name="Light Grid Accent 6" w:uiPriority="62"/>
-    <w:lsdException w:name="Medium Shading 1 Accent 6" w:uiPriority="63"/>
-    <w:lsdException w:name="Medium Shading 2 Accent 6" w:uiPriority="64"/>
-    <w:lsdException w:name="Medium List 1 Accent 6" w:uiPriority="65"/>
-    <w:lsdException w:name="Medium List 2 Accent 6" w:uiPriority="66"/>
-    <w:lsdException w:name="Medium Grid 1 Accent 6" w:uiPriority="67"/>
-    <w:lsdException w:name="Medium Grid 2 Accent 6" w:uiPriority="68"/>
-    <w:lsdException w:name="Medium Grid 3 Accent 6" w:uiPriority="69"/>
-    <w:lsdException w:name="Dark List Accent 6" w:uiPriority="70"/>
-    <w:lsdException w:name="Colorful Shading Accent 6" w:uiPriority="71"/>
-    <w:lsdException w:name="Colorful List Accent 6" w:uiPriority="72"/>
-    <w:lsdException w:name="Colorful Grid Accent 6" w:uiPriority="73"/>
-    <w:lsdException w:name="Subtle Emphasis" w:uiPriority="19" w:qFormat="1"/>
-    <w:lsdException w:name="Intense Emphasis" w:uiPriority="21" w:qFormat="1"/>
-    <w:lsdException w:name="Subtle Reference" w:uiPriority="31" w:qFormat="1"/>
-    <w:lsdException w:name="Intense Reference" w:uiPriority="32" w:qFormat="1"/>
-    <w:lsdException w:name="Book Title" w:uiPriority="33" w:qFormat="1"/>
-    <w:lsdException w:name="Bibliography" w:semiHidden="1" w:uiPriority="37" w:unhideWhenUsed="1"/>
-    <w:lsdException w:name="TOC Heading" w:semiHidden="1" w:uiPriority="39" w:unhideWhenUsed="1" w:qFormat="1"/>
-    <w:lsdException w:name="Plain Table 1" w:uiPriority="41"/>
-    <w:lsdException w:name="Plain Table 2" w:uiPriority="42"/>
-    <w:lsdException w:name="Plain Table 3" w:uiPriority="43"/>
-    <w:lsdException w:name="Plain Table 4" w:uiPriority="44"/>
-    <w:lsdException w:name="Plain Table 5" w:uiPriority="45"/>
-    <w:lsdException w:name="Grid Table Light" w:uiPriority="40"/>
-    <w:lsdException w:name="Grid Table 1 Light" w:uiPriority="46"/>
-    <w:lsdException w:name="Grid Table 2" w:uiPriority="47"/>
-    <w:lsdException w:name="Grid Table 3" w:uiPriority="48"/>
-    <w:lsdException w:name="Grid Table 4" w:uiPriority="49"/>
-    <w:lsdException w:name="Grid Table 5 Dark" w:uiPriority="50"/>
-    <w:lsdException w:name="Grid Table 6 Colorful" w:uiPriority="51"/>
-    <w:lsdException w:name="Grid Table 7 Colorful" w:uiPriority="52"/>
-    <w:lsdException w:name="Grid Table 1 Light Accent 1" w:uiPriority="46"/>
-    <w:lsdException w:name="Grid Table 2 Accent 1" w:uiPriority="47"/>
-    <w:lsdException w:name="Grid Table 3 Accent 1" w:uiPriority="48"/>
-    <w:lsdException w:name="Grid Table 4 Accent 1" w:uiPriority="49"/>
-    <w:lsdException w:name="Grid Table 5 Dark Accent 1" w:uiPriority="50"/>
-    <w:lsdException w:name="Grid Table 6 Colorful Accent 1" w:uiPriority="51"/>
-    <w:lsdException w:name="Grid Table 7 Colorful Accent 1" w:uiPriority="52"/>
-    <w:lsdException w:name="Grid Table 1 Light Accent 2" w:uiPriority="46"/>
-    <w:lsdException w:name="Grid Table 2 Accent 2" w:uiPriority="47"/>
-    <w:lsdException w:name="Grid Table 3 Accent 2" w:uiPriority="48"/>
-    <w:lsdException w:name="Grid Table 4 Accent 2" w:uiPriority="49"/>
-    <w:lsdException w:name="Grid Table 5 Dark Accent 2" w:uiPriority="50"/>
-    <w:lsdException w:name="Grid Table 6 Colorful Accent 2" w:uiPriority="51"/>
-    <w:lsdException w:name="Grid Table 7 Colorful Accent 2" w:uiPriority="52"/>
-    <w:lsdException w:name="Grid Table 1 Light Accent 3" w:uiPriority="46"/>
-    <w:lsdException w:name="Grid Table 2 Accent 3" w:uiPriority="47"/>
-    <w:lsdException w:name="Grid Table 3 Accent 3" w:uiPriority="48"/>
-    <w:lsdException w:name="Grid Table 4 Accent 3" w:uiPriority="49"/>
-    <w:lsdException w:name="Grid Table 5 Dark Accent 3" w:uiPriority="50"/>
-    <w:lsdException w:name="Grid Table 6 Colorful Accent 3" w:uiPriority="51"/>
-    <w:lsdException w:name="Grid Table 7 Colorful Accent 3" w:uiPriority="52"/>
-    <w:lsdException w:name="Grid Table 1 Light Accent 4" w:uiPriority="46"/>
-    <w:lsdException w:name="Grid Table 2 Accent 4" w:uiPriority="47"/>
-    <w:lsdException w:name="Grid Table 3 Accent 4" w:uiPriority="48"/>
-    <w:lsdException w:name="Grid Table 4 Accent 4" w:uiPriority="49"/>
-    <w:lsdException w:name="Grid Table 5 Dark Accent 4" w:uiPriority="50"/>
-    <w:lsdException w:name="Grid Table 6 Colorful Accent 4" w:uiPriority="51"/>
-    <w:lsdException w:name="Grid Table 7 Colorful Accent 4" w:uiPriority="52"/>
-    <w:lsdException w:name="Grid Table 1 Light Accent 5" w:uiPriority="46"/>
-    <w:lsdException w:name="Grid Table 2 Accent 5" w:uiPriority="47"/>
-    <w:lsdException w:name="Grid Table 3 Accent 5" w:uiPriority="48"/>
-    <w:lsdException w:name="Grid Table 4 Accent 5" w:uiPriority="49"/>
-    <w:lsdException w:name="Grid Table 5 Dark Accent 5" w:uiPriority="50"/>
-    <w:lsdException w:name="Grid Table 6 Colorful Accent 5" w:uiPriority="51"/>
-    <w:lsdException w:name="Grid Table 7 Colorful Accent 5" w:uiPriority="52"/>
-    <w:lsdException w:name="Grid Table 1 Light Accent 6" w:uiPriority="46"/>
-    <w:lsdException w:name="Grid Table 2 Accent 6" w:uiPriority="47"/>
-    <w:lsdException w:name="Grid Table 3 Accent 6" w:uiPriority="48"/>
-    <w:lsdException w:name="Grid Table 4 Accent 6" w:uiPriority="49"/>
-    <w:lsdException w:name="Grid Table 5 Dark Accent 6" w:uiPriority="50"/>
-    <w:lsdException w:name="Grid Table 6 Colorful Accent 6" w:uiPriority="51"/>
-    <w:lsdException w:name="Grid Table 7 Colorful Accent 6" w:uiPriority="52"/>
-    <w:lsdException w:name="List Table 1 Light" w:uiPriority="46"/>
-    <w:lsdException w:name="List Table 2" w:uiPriority="47"/>
-    <w:lsdException w:name="List Table 3" w:uiPriority="48"/>
-    <w:lsdException w:name="List Table 4" w:uiPriority="49"/>
-    <w:lsdException w:name="List Table 5 Dark" w:uiPriority="50"/>
-    <w:lsdException w:name="List Table 6 Colorful" w:uiPriority="51"/>
-    <w:lsdException w:name="List Table 7 Colorful" w:uiPriority="52"/>
-    <w:lsdException w:name="List Table 1 Light Accent 1" w:uiPriority="46"/>
-    <w:lsdException w:name="List Table 2 Accent 1" w:uiPriority="47"/>
-    <w:lsdException w:name="List Table 3 Accent 1" w:uiPriority="48"/>
-    <w:lsdException w:name="List Table 4 Accent 1" w:uiPriority="49"/>
-    <w:lsdException w:name="List Table 5 Dark Accent 1" w:uiPriority="50"/>
-    <w:lsdException w:name="List Table 6 Colorful Accent 1" w:uiPriority="51"/>
-    <w:lsdException w:name="List Table 7 Colorful Accent 1" w:uiPriority="52"/>
-    <w:lsdException w:name="List Table 1 Light Accent 2" w:uiPriority="46"/>
-    <w:lsdException w:name="List Table 2 Accent 2" w:uiPriority="47"/>
-    <w:lsdException w:name="List Table 3 Accent 2" w:uiPriority="48"/>
-    <w:lsdException w:name="List Table 4 Accent 2" w:uiPriority="49"/>
-    <w:lsdException w:name="List Table 5 Dark Accent 2" w:uiPriority="50"/>
-    <w:lsdException w:name="List Table 6 Colorful Accent 2" w:uiPriority="51"/>
-    <w:lsdException w:name="List Table 7 Colorful Accent 2" w:uiPriority="52"/>
-    <w:lsdException w:name="List Table 1 Light Accent 3" w:uiPriority="46"/>
-    <w:lsdException w:name="List Table 2 Accent 3" w:uiPriority="47"/>
-    <w:lsdException w:name="List Table 3 Accent 3" w:uiPriority="48"/>
-    <w:lsdException w:name="List Table 4 Accent 3" w:uiPriority="49"/>
-    <w:lsdException w:name="List Table 5 Dark Accent 3" w:uiPriority="50"/>
-    <w:lsdException w:name="List Table 6 Colorful Accent 3" w:uiPriority="51"/>
-    <w:lsdException w:name="List Table 7 Colorful Accent 3" w:uiPriority="52"/>
-    <w:lsdException w:name="List Table 1 Light Accent 4" w:uiPriority="46"/>
-    <w:lsdException w:name="List Table 2 Accent 4" w:uiPriority="47"/>
-    <w:lsdException w:name="List Table 3 Accent 4" w:uiPriority="48"/>
-    <w:lsdException w:name="List Table 4 Accent 4" w:uiPriority="49"/>
-    <w:lsdException w:name="List Table 5 Dark Accent 4" w:uiPriority="50"/>
-    <w:lsdException w:name="List Table 6 Colorful Accent 4" w:uiPriority="51"/>
-    <w:lsdException w:name="List Table 7 Colorful Accent 4" w:uiPriority="52"/>
-    <w:lsdException w:name="List Table 1 Light Accent 5" w:uiPriority="46"/>
-    <w:lsdException w:name="List Table 2 Accent 5" w:uiPriority="47"/>
-    <w:lsdException w:name="List Table 3 Accent 5" w:uiPriority="48"/>
-    <w:lsdException w:name="List Table 4 Accent 5" w:uiPriority="49"/>
-    <w:lsdException w:name="List Table 5 Dark Accent 5" w:uiPriority="50"/>
-    <w:lsdException w:name="List Table 6 Colorful Accent 5" w:uiPriority="51"/>
-    <w:lsdException w:name="List Table 7 Colorful Accent 5" w:uiPriority="52"/>
-    <w:lsdException w:name="List Table 1 Light Accent 6" w:uiPriority="46"/>
-    <w:lsdException w:name="List Table 2 Accent 6" w:uiPriority="47"/>
-    <w:lsdException w:name="List Table 3 Accent 6" w:uiPriority="48"/>
-    <w:lsdException w:name="List Table 4 Accent 6" w:uiPriority="49"/>
-    <w:lsdException w:name="List Table 5 Dark Accent 6" w:uiPriority="50"/>
-    <w:lsdException w:name="List Table 6 Colorful Accent 6" w:uiPriority="51"/>
-    <w:lsdException w:name="List Table 7 Colorful Accent 6" w:uiPriority="52"/>
-  </w:latentStyles>
-  <w:style w:type="paragraph" w:default="1" w:styleId="a">
-    <w:name w:val="Normal"/>
-    <w:qFormat/>
-  </w:style>
-  <w:style w:type="character" w:default="1" w:styleId="a0">
-    <w:name w:val="Default Paragraph Font"/>
-    <w:uiPriority w:val="1"/>
-    <w:semiHidden/>
-    <w:unhideWhenUsed/>
-  </w:style>
-  <w:style w:type="table" w:default="1" w:styleId="a1">
-    <w:name w:val="Normal Table"/>
+  <w:style w:type="character" w:styleId="ae">
+    <w:name w:val="line number"/>
+    <w:basedOn w:val="a0"/>
     <w:uiPriority w:val="99"/>
     <w:semiHidden/>
     <w:unhideWhenUsed/>
-    <w:tblPr>
-      <w:tblInd w:w="0" w:type="dxa"/>
-      <w:tblCellMar>
-        <w:top w:w="0" w:type="dxa"/>
-        <w:left w:w="108" w:type="dxa"/>
-        <w:bottom w:w="0" w:type="dxa"/>
-        <w:right w:w="108" w:type="dxa"/>
-      </w:tblCellMar>
-    </w:tblPr>
-  </w:style>
-  <w:style w:type="numbering" w:default="1" w:styleId="a2">
-    <w:name w:val="No List"/>
-    <w:uiPriority w:val="99"/>
-    <w:semiHidden/>
-    <w:unhideWhenUsed/>
-  </w:style>
-  <w:style w:type="paragraph" w:customStyle="1" w:styleId="A6738324484945BC99F56C4BC5B1BAEE">
-    <w:name w:val="A6738324484945BC99F56C4BC5B1BAEE"/>
-    <w:rsid w:val="009F0E62"/>
-  </w:style>
-  <w:style w:type="paragraph" w:customStyle="1" w:styleId="BA764B6A9C974A7DA885764D7C497056">
-    <w:name w:val="BA764B6A9C974A7DA885764D7C497056"/>
-    <w:rsid w:val="009F0E62"/>
-  </w:style>
-  <w:style w:type="paragraph" w:customStyle="1" w:styleId="84BC3CEC9B5E4F149DA4A59468726F74">
-    <w:name w:val="84BC3CEC9B5E4F149DA4A59468726F74"/>
-    <w:rsid w:val="009F0E62"/>
-  </w:style>
-  <w:style w:type="paragraph" w:customStyle="1" w:styleId="245778D7C87B4F1CADC9B8BA886483A6">
-    <w:name w:val="245778D7C87B4F1CADC9B8BA886483A6"/>
-    <w:rsid w:val="009F0E62"/>
-  </w:style>
-  <w:style w:type="paragraph" w:customStyle="1" w:styleId="0527E92BC33248BFA2E9DCF29F075BF0">
-    <w:name w:val="0527E92BC33248BFA2E9DCF29F075BF0"/>
-    <w:rsid w:val="009F0E62"/>
-  </w:style>
-  <w:style w:type="paragraph" w:customStyle="1" w:styleId="E5B7893D2B3C441BB714FB0EAA28806C">
-    <w:name w:val="E5B7893D2B3C441BB714FB0EAA28806C"/>
-    <w:rsid w:val="009F0E62"/>
-  </w:style>
-  <w:style w:type="paragraph" w:customStyle="1" w:styleId="EEFC7A1A831B46C28FE52F94825290DD">
-    <w:name w:val="EEFC7A1A831B46C28FE52F94825290DD"/>
-    <w:rsid w:val="009F0E62"/>
-  </w:style>
-  <w:style w:type="paragraph" w:customStyle="1" w:styleId="498A8DDD07314393AD4F1A88EF125E81">
-    <w:name w:val="498A8DDD07314393AD4F1A88EF125E81"/>
-    <w:rsid w:val="009F0E62"/>
-  </w:style>
-  <w:style w:type="paragraph" w:customStyle="1" w:styleId="0985A39DF01049CFB9B814D2DF6DBC9A">
-    <w:name w:val="0985A39DF01049CFB9B814D2DF6DBC9A"/>
-    <w:rsid w:val="009F0E62"/>
-  </w:style>
-  <w:style w:type="paragraph" w:customStyle="1" w:styleId="A617DFF8EB854A6A8A5144458B496219">
-    <w:name w:val="A617DFF8EB854A6A8A5144458B496219"/>
-    <w:rsid w:val="009F0E62"/>
-  </w:style>
-  <w:style w:type="paragraph" w:customStyle="1" w:styleId="766FA9DE5B8A4A8BB81D08A5EC956769">
-    <w:name w:val="766FA9DE5B8A4A8BB81D08A5EC956769"/>
-    <w:rsid w:val="009F0E62"/>
-  </w:style>
-  <w:style w:type="paragraph" w:customStyle="1" w:styleId="1939A7F575D34A46BB8B6BECBCC04A40">
-    <w:name w:val="1939A7F575D34A46BB8B6BECBCC04A40"/>
-    <w:rsid w:val="009F0E62"/>
+    <w:rsid w:val="007565F8"/>
   </w:style>
 </w:styles>
-</file>
-
-<file path=word/glossary/webSettings.xml><?xml version="1.0" encoding="utf-8"?>
-<w:webSettings xmlns:mc="http://schemas.openxmlformats.org/markup-compatibility/2006" xmlns:r="http://schemas.openxmlformats.org/officeDocument/2006/relationships" xmlns:w="http://schemas.openxmlformats.org/wordprocessingml/2006/main" xmlns:w14="http://schemas.microsoft.com/office/word/2010/wordml" xmlns:w15="http://schemas.microsoft.com/office/word/2012/wordml" xmlns:w16se="http://schemas.microsoft.com/office/word/2015/wordml/symex" mc:Ignorable="w14 w15 w16se">
-  <w:optimizeForBrowser/>
-  <w:allowPNG/>
-</w:webSettings>
 </file>
 
 <file path=word/theme/theme1.xml><?xml version="1.0" encoding="utf-8"?>
@@ -12370,7 +11986,7 @@
 </file>
 
 <file path=customXml/itemProps1.xml><?xml version="1.0" encoding="utf-8"?>
-<ds:datastoreItem xmlns:ds="http://schemas.openxmlformats.org/officeDocument/2006/customXml" ds:itemID="{6245C82E-2547-48C0-A28D-AF5203000278}">
+<ds:datastoreItem xmlns:ds="http://schemas.openxmlformats.org/officeDocument/2006/customXml" ds:itemID="{E03D1DAF-6803-4A4A-9A74-D64E5163BE3C}">
   <ds:schemaRefs>
     <ds:schemaRef ds:uri="http://schemas.openxmlformats.org/officeDocument/2006/bibliography"/>
   </ds:schemaRefs>
